--- a/research_insights/PRI.docx
+++ b/research_insights/PRI.docx
@@ -264,10 +264,81 @@
       <w:pPr>
         <w:rPr>
           <w:rFonts w:ascii="Times New Roman" w:hAnsi="Times New Roman" w:cs="Times New Roman"/>
-          <w:i/>
-          <w:iCs/>
-        </w:rPr>
-      </w:pPr>
+        </w:rPr>
+      </w:pPr>
+      <w:r>
+        <w:rPr>
+          <w:rFonts w:ascii="Times New Roman" w:hAnsi="Times New Roman" w:cs="Times New Roman"/>
+        </w:rPr>
+        <w:t>META:</w:t>
+      </w:r>
+    </w:p>
+    <w:p>
+      <w:pPr>
+        <w:rPr>
+          <w:rFonts w:ascii="Times New Roman" w:hAnsi="Times New Roman" w:cs="Times New Roman"/>
+        </w:rPr>
+      </w:pPr>
+    </w:p>
+    <w:p>
+      <w:pPr>
+        <w:pStyle w:val="ListParagraph"/>
+        <w:numPr>
+          <w:ilvl w:val="0"/>
+          <w:numId w:val="4"/>
+        </w:numPr>
+        <w:rPr>
+          <w:rFonts w:ascii="Times New Roman" w:hAnsi="Times New Roman" w:cs="Times New Roman"/>
+        </w:rPr>
+      </w:pPr>
+      <w:r>
+        <w:rPr>
+          <w:rFonts w:ascii="Times New Roman" w:hAnsi="Times New Roman" w:cs="Times New Roman"/>
+        </w:rPr>
+        <w:t>Energy and emissions seem to be the worse losers after Maria. Methane/CO2 up</w:t>
+      </w:r>
+      <w:r>
+        <w:rPr>
+          <w:rFonts w:ascii="Times New Roman" w:hAnsi="Times New Roman" w:cs="Times New Roman"/>
+        </w:rPr>
+        <w:t xml:space="preserve"> permanently. </w:t>
+      </w:r>
+    </w:p>
+    <w:p>
+      <w:pPr>
+        <w:pStyle w:val="ListParagraph"/>
+        <w:numPr>
+          <w:ilvl w:val="0"/>
+          <w:numId w:val="4"/>
+        </w:numPr>
+        <w:rPr>
+          <w:rFonts w:ascii="Times New Roman" w:hAnsi="Times New Roman" w:cs="Times New Roman"/>
+        </w:rPr>
+      </w:pPr>
+      <w:r>
+        <w:rPr>
+          <w:rFonts w:ascii="Times New Roman" w:hAnsi="Times New Roman" w:cs="Times New Roman"/>
+        </w:rPr>
+        <w:t xml:space="preserve">Food and Livestock production down. </w:t>
+      </w:r>
+    </w:p>
+    <w:p>
+      <w:pPr>
+        <w:pStyle w:val="ListParagraph"/>
+        <w:numPr>
+          <w:ilvl w:val="0"/>
+          <w:numId w:val="4"/>
+        </w:numPr>
+        <w:rPr>
+          <w:rFonts w:ascii="Times New Roman" w:hAnsi="Times New Roman" w:cs="Times New Roman"/>
+        </w:rPr>
+      </w:pPr>
+      <w:r>
+        <w:rPr>
+          <w:rFonts w:ascii="Times New Roman" w:hAnsi="Times New Roman" w:cs="Times New Roman"/>
+        </w:rPr>
+        <w:t xml:space="preserve">Corruption is a fun metric. Dips into negative perceptions post-Maria. </w:t>
+      </w:r>
     </w:p>
     <w:p>
       <w:pPr>
@@ -1237,6 +1308,1132 @@
           <w:iCs/>
         </w:rPr>
       </w:pPr>
+      <w:r>
+        <w:rPr>
+          <w:rFonts w:ascii="Times New Roman" w:hAnsi="Times New Roman" w:cs="Times New Roman"/>
+          <w:i/>
+          <w:iCs/>
+          <w:noProof/>
+        </w:rPr>
+        <w:lastRenderedPageBreak/>
+        <w:drawing>
+          <wp:inline distT="0" distB="0" distL="0" distR="0" wp14:anchorId="6933293C" wp14:editId="4989A75B">
+            <wp:extent cx="5943600" cy="7237095"/>
+            <wp:effectExtent l="0" t="0" r="0" b="1905"/>
+            <wp:docPr id="522780003" name="Picture 1"/>
+            <wp:cNvGraphicFramePr>
+              <a:graphicFrameLocks xmlns:a="http://schemas.openxmlformats.org/drawingml/2006/main" noChangeAspect="1"/>
+            </wp:cNvGraphicFramePr>
+            <a:graphic xmlns:a="http://schemas.openxmlformats.org/drawingml/2006/main">
+              <a:graphicData uri="http://schemas.openxmlformats.org/drawingml/2006/picture">
+                <pic:pic xmlns:pic="http://schemas.openxmlformats.org/drawingml/2006/picture">
+                  <pic:nvPicPr>
+                    <pic:cNvPr id="522780003" name="Picture 522780003"/>
+                    <pic:cNvPicPr/>
+                  </pic:nvPicPr>
+                  <pic:blipFill>
+                    <a:blip r:embed="rId14">
+                      <a:extLst>
+                        <a:ext uri="{28A0092B-C50C-407E-A947-70E740481C1C}">
+                          <a14:useLocalDpi xmlns:a14="http://schemas.microsoft.com/office/drawing/2010/main" val="0"/>
+                        </a:ext>
+                      </a:extLst>
+                    </a:blip>
+                    <a:stretch>
+                      <a:fillRect/>
+                    </a:stretch>
+                  </pic:blipFill>
+                  <pic:spPr>
+                    <a:xfrm>
+                      <a:off x="0" y="0"/>
+                      <a:ext cx="5943600" cy="7237095"/>
+                    </a:xfrm>
+                    <a:prstGeom prst="rect">
+                      <a:avLst/>
+                    </a:prstGeom>
+                  </pic:spPr>
+                </pic:pic>
+              </a:graphicData>
+            </a:graphic>
+          </wp:inline>
+        </w:drawing>
+      </w:r>
+    </w:p>
+    <w:p>
+      <w:pPr>
+        <w:rPr>
+          <w:rFonts w:ascii="Times New Roman" w:hAnsi="Times New Roman" w:cs="Times New Roman"/>
+        </w:rPr>
+      </w:pPr>
+      <w:r>
+        <w:rPr>
+          <w:rFonts w:ascii="Times New Roman" w:hAnsi="Times New Roman" w:cs="Times New Roman"/>
+        </w:rPr>
+        <w:t xml:space="preserve">ALEXANDER: Now here’s some juice. Greenhouse emissions went up after Maria and they haven’t really come back down to pre-Maria levels. People were using gas-powered plants to light their homes since many places were out of power for months. </w:t>
+      </w:r>
+    </w:p>
+    <w:p>
+      <w:pPr>
+        <w:rPr>
+          <w:rFonts w:ascii="Times New Roman" w:hAnsi="Times New Roman" w:cs="Times New Roman"/>
+        </w:rPr>
+      </w:pPr>
+    </w:p>
+    <w:p>
+      <w:pPr>
+        <w:rPr>
+          <w:rFonts w:ascii="Times New Roman" w:hAnsi="Times New Roman" w:cs="Times New Roman"/>
+        </w:rPr>
+      </w:pPr>
+    </w:p>
+    <w:p>
+      <w:pPr>
+        <w:rPr>
+          <w:rFonts w:ascii="Times New Roman" w:hAnsi="Times New Roman" w:cs="Times New Roman"/>
+        </w:rPr>
+      </w:pPr>
+      <w:r>
+        <w:rPr>
+          <w:rFonts w:ascii="Times New Roman" w:hAnsi="Times New Roman" w:cs="Times New Roman"/>
+          <w:noProof/>
+        </w:rPr>
+        <w:lastRenderedPageBreak/>
+        <w:drawing>
+          <wp:inline distT="0" distB="0" distL="0" distR="0" wp14:anchorId="2DF1EB39" wp14:editId="65DEEE57">
+            <wp:extent cx="5943600" cy="3594100"/>
+            <wp:effectExtent l="0" t="0" r="0" b="0"/>
+            <wp:docPr id="549434223" name="Picture 2" descr="A graph with a line and a line&#10;&#10;Description automatically generated"/>
+            <wp:cNvGraphicFramePr>
+              <a:graphicFrameLocks xmlns:a="http://schemas.openxmlformats.org/drawingml/2006/main" noChangeAspect="1"/>
+            </wp:cNvGraphicFramePr>
+            <a:graphic xmlns:a="http://schemas.openxmlformats.org/drawingml/2006/main">
+              <a:graphicData uri="http://schemas.openxmlformats.org/drawingml/2006/picture">
+                <pic:pic xmlns:pic="http://schemas.openxmlformats.org/drawingml/2006/picture">
+                  <pic:nvPicPr>
+                    <pic:cNvPr id="549434223" name="Picture 2" descr="A graph with a line and a line&#10;&#10;Description automatically generated"/>
+                    <pic:cNvPicPr/>
+                  </pic:nvPicPr>
+                  <pic:blipFill>
+                    <a:blip r:embed="rId15">
+                      <a:extLst>
+                        <a:ext uri="{28A0092B-C50C-407E-A947-70E740481C1C}">
+                          <a14:useLocalDpi xmlns:a14="http://schemas.microsoft.com/office/drawing/2010/main" val="0"/>
+                        </a:ext>
+                      </a:extLst>
+                    </a:blip>
+                    <a:stretch>
+                      <a:fillRect/>
+                    </a:stretch>
+                  </pic:blipFill>
+                  <pic:spPr>
+                    <a:xfrm>
+                      <a:off x="0" y="0"/>
+                      <a:ext cx="5943600" cy="3594100"/>
+                    </a:xfrm>
+                    <a:prstGeom prst="rect">
+                      <a:avLst/>
+                    </a:prstGeom>
+                  </pic:spPr>
+                </pic:pic>
+              </a:graphicData>
+            </a:graphic>
+          </wp:inline>
+        </w:drawing>
+      </w:r>
+    </w:p>
+    <w:p>
+      <w:pPr>
+        <w:rPr>
+          <w:rFonts w:ascii="Times New Roman" w:hAnsi="Times New Roman" w:cs="Times New Roman"/>
+        </w:rPr>
+      </w:pPr>
+    </w:p>
+    <w:p>
+      <w:pPr>
+        <w:rPr>
+          <w:rFonts w:ascii="Times New Roman" w:hAnsi="Times New Roman" w:cs="Times New Roman"/>
+        </w:rPr>
+      </w:pPr>
+      <w:r>
+        <w:rPr>
+          <w:rFonts w:ascii="Times New Roman" w:hAnsi="Times New Roman" w:cs="Times New Roman"/>
+        </w:rPr>
+        <w:t xml:space="preserve">ALEXANDER: Maybe there’s some correlation with renewable energy consumption? It did go down after Maria, but then normalizes into the upwards trend it’s been on for a while. Green house emissions don’t follow an inverse correlation, yet they still go up. </w:t>
+      </w:r>
+    </w:p>
+    <w:p>
+      <w:pPr>
+        <w:rPr>
+          <w:rFonts w:ascii="Times New Roman" w:hAnsi="Times New Roman" w:cs="Times New Roman"/>
+        </w:rPr>
+      </w:pPr>
+    </w:p>
+    <w:p>
+      <w:pPr>
+        <w:rPr>
+          <w:rFonts w:ascii="Times New Roman" w:hAnsi="Times New Roman" w:cs="Times New Roman"/>
+        </w:rPr>
+      </w:pPr>
+    </w:p>
+    <w:p>
+      <w:pPr>
+        <w:rPr>
+          <w:rFonts w:ascii="Times New Roman" w:hAnsi="Times New Roman" w:cs="Times New Roman"/>
+        </w:rPr>
+      </w:pPr>
+    </w:p>
+    <w:p>
+      <w:pPr>
+        <w:rPr>
+          <w:rFonts w:ascii="Times New Roman" w:hAnsi="Times New Roman" w:cs="Times New Roman"/>
+        </w:rPr>
+      </w:pPr>
+    </w:p>
+    <w:p>
+      <w:pPr>
+        <w:rPr>
+          <w:rFonts w:ascii="Times New Roman" w:hAnsi="Times New Roman" w:cs="Times New Roman"/>
+        </w:rPr>
+      </w:pPr>
+      <w:r>
+        <w:rPr>
+          <w:rFonts w:ascii="Times New Roman" w:hAnsi="Times New Roman" w:cs="Times New Roman"/>
+          <w:noProof/>
+        </w:rPr>
+        <w:lastRenderedPageBreak/>
+        <w:drawing>
+          <wp:inline distT="0" distB="0" distL="0" distR="0" wp14:anchorId="163A1932" wp14:editId="7D031E9B">
+            <wp:extent cx="5943600" cy="3558540"/>
+            <wp:effectExtent l="0" t="0" r="0" b="0"/>
+            <wp:docPr id="163018465" name="Picture 3"/>
+            <wp:cNvGraphicFramePr>
+              <a:graphicFrameLocks xmlns:a="http://schemas.openxmlformats.org/drawingml/2006/main" noChangeAspect="1"/>
+            </wp:cNvGraphicFramePr>
+            <a:graphic xmlns:a="http://schemas.openxmlformats.org/drawingml/2006/main">
+              <a:graphicData uri="http://schemas.openxmlformats.org/drawingml/2006/picture">
+                <pic:pic xmlns:pic="http://schemas.openxmlformats.org/drawingml/2006/picture">
+                  <pic:nvPicPr>
+                    <pic:cNvPr id="163018465" name="Picture 163018465"/>
+                    <pic:cNvPicPr/>
+                  </pic:nvPicPr>
+                  <pic:blipFill>
+                    <a:blip r:embed="rId16">
+                      <a:extLst>
+                        <a:ext uri="{28A0092B-C50C-407E-A947-70E740481C1C}">
+                          <a14:useLocalDpi xmlns:a14="http://schemas.microsoft.com/office/drawing/2010/main" val="0"/>
+                        </a:ext>
+                      </a:extLst>
+                    </a:blip>
+                    <a:stretch>
+                      <a:fillRect/>
+                    </a:stretch>
+                  </pic:blipFill>
+                  <pic:spPr>
+                    <a:xfrm>
+                      <a:off x="0" y="0"/>
+                      <a:ext cx="5943600" cy="3558540"/>
+                    </a:xfrm>
+                    <a:prstGeom prst="rect">
+                      <a:avLst/>
+                    </a:prstGeom>
+                  </pic:spPr>
+                </pic:pic>
+              </a:graphicData>
+            </a:graphic>
+          </wp:inline>
+        </w:drawing>
+      </w:r>
+    </w:p>
+    <w:p>
+      <w:pPr>
+        <w:rPr>
+          <w:rFonts w:ascii="Times New Roman" w:hAnsi="Times New Roman" w:cs="Times New Roman"/>
+        </w:rPr>
+      </w:pPr>
+      <w:r>
+        <w:rPr>
+          <w:rFonts w:ascii="Times New Roman" w:hAnsi="Times New Roman" w:cs="Times New Roman"/>
+          <w:noProof/>
+        </w:rPr>
+        <w:drawing>
+          <wp:inline distT="0" distB="0" distL="0" distR="0" wp14:anchorId="6677B1CB" wp14:editId="74D953F4">
+            <wp:extent cx="5943600" cy="3580765"/>
+            <wp:effectExtent l="0" t="0" r="0" b="635"/>
+            <wp:docPr id="1085919630" name="Picture 4"/>
+            <wp:cNvGraphicFramePr>
+              <a:graphicFrameLocks xmlns:a="http://schemas.openxmlformats.org/drawingml/2006/main" noChangeAspect="1"/>
+            </wp:cNvGraphicFramePr>
+            <a:graphic xmlns:a="http://schemas.openxmlformats.org/drawingml/2006/main">
+              <a:graphicData uri="http://schemas.openxmlformats.org/drawingml/2006/picture">
+                <pic:pic xmlns:pic="http://schemas.openxmlformats.org/drawingml/2006/picture">
+                  <pic:nvPicPr>
+                    <pic:cNvPr id="1085919630" name="Picture 1085919630"/>
+                    <pic:cNvPicPr/>
+                  </pic:nvPicPr>
+                  <pic:blipFill>
+                    <a:blip r:embed="rId17" cstate="print">
+                      <a:extLst>
+                        <a:ext uri="{28A0092B-C50C-407E-A947-70E740481C1C}">
+                          <a14:useLocalDpi xmlns:a14="http://schemas.microsoft.com/office/drawing/2010/main" val="0"/>
+                        </a:ext>
+                      </a:extLst>
+                    </a:blip>
+                    <a:stretch>
+                      <a:fillRect/>
+                    </a:stretch>
+                  </pic:blipFill>
+                  <pic:spPr>
+                    <a:xfrm>
+                      <a:off x="0" y="0"/>
+                      <a:ext cx="5943600" cy="3580765"/>
+                    </a:xfrm>
+                    <a:prstGeom prst="rect">
+                      <a:avLst/>
+                    </a:prstGeom>
+                  </pic:spPr>
+                </pic:pic>
+              </a:graphicData>
+            </a:graphic>
+          </wp:inline>
+        </w:drawing>
+      </w:r>
+    </w:p>
+    <w:p>
+      <w:pPr>
+        <w:rPr>
+          <w:rFonts w:ascii="Times New Roman" w:hAnsi="Times New Roman" w:cs="Times New Roman"/>
+        </w:rPr>
+      </w:pPr>
+    </w:p>
+    <w:p>
+      <w:pPr>
+        <w:rPr>
+          <w:rFonts w:ascii="Times New Roman" w:hAnsi="Times New Roman" w:cs="Times New Roman"/>
+        </w:rPr>
+      </w:pPr>
+      <w:r>
+        <w:rPr>
+          <w:rFonts w:ascii="Times New Roman" w:hAnsi="Times New Roman" w:cs="Times New Roman"/>
+        </w:rPr>
+        <w:t xml:space="preserve">ALEXANDER: Methane emissions have struggled to go back to pre-Maria levels. There was a sharp downwards trend between 2014 and 2016, and then a spike post-Maria, and now a very, very slow descent back down to 2016 levels. </w:t>
+      </w:r>
+    </w:p>
+    <w:p>
+      <w:pPr>
+        <w:rPr>
+          <w:rFonts w:ascii="Times New Roman" w:hAnsi="Times New Roman" w:cs="Times New Roman"/>
+        </w:rPr>
+      </w:pPr>
+    </w:p>
+    <w:p>
+      <w:pPr>
+        <w:rPr>
+          <w:rFonts w:ascii="Times New Roman" w:hAnsi="Times New Roman" w:cs="Times New Roman"/>
+        </w:rPr>
+      </w:pPr>
+    </w:p>
+    <w:p>
+      <w:pPr>
+        <w:rPr>
+          <w:rFonts w:ascii="Times New Roman" w:hAnsi="Times New Roman" w:cs="Times New Roman"/>
+        </w:rPr>
+      </w:pPr>
+      <w:r>
+        <w:rPr>
+          <w:rFonts w:ascii="Times New Roman" w:hAnsi="Times New Roman" w:cs="Times New Roman"/>
+          <w:noProof/>
+        </w:rPr>
+        <w:lastRenderedPageBreak/>
+        <w:drawing>
+          <wp:inline distT="0" distB="0" distL="0" distR="0" wp14:anchorId="46B1BB50" wp14:editId="758522F4">
+            <wp:extent cx="5943600" cy="7148830"/>
+            <wp:effectExtent l="0" t="0" r="0" b="1270"/>
+            <wp:docPr id="1223461113" name="Picture 6"/>
+            <wp:cNvGraphicFramePr>
+              <a:graphicFrameLocks xmlns:a="http://schemas.openxmlformats.org/drawingml/2006/main" noChangeAspect="1"/>
+            </wp:cNvGraphicFramePr>
+            <a:graphic xmlns:a="http://schemas.openxmlformats.org/drawingml/2006/main">
+              <a:graphicData uri="http://schemas.openxmlformats.org/drawingml/2006/picture">
+                <pic:pic xmlns:pic="http://schemas.openxmlformats.org/drawingml/2006/picture">
+                  <pic:nvPicPr>
+                    <pic:cNvPr id="1223461113" name="Picture 1223461113"/>
+                    <pic:cNvPicPr/>
+                  </pic:nvPicPr>
+                  <pic:blipFill>
+                    <a:blip r:embed="rId18">
+                      <a:extLst>
+                        <a:ext uri="{28A0092B-C50C-407E-A947-70E740481C1C}">
+                          <a14:useLocalDpi xmlns:a14="http://schemas.microsoft.com/office/drawing/2010/main" val="0"/>
+                        </a:ext>
+                      </a:extLst>
+                    </a:blip>
+                    <a:stretch>
+                      <a:fillRect/>
+                    </a:stretch>
+                  </pic:blipFill>
+                  <pic:spPr>
+                    <a:xfrm>
+                      <a:off x="0" y="0"/>
+                      <a:ext cx="5943600" cy="7148830"/>
+                    </a:xfrm>
+                    <a:prstGeom prst="rect">
+                      <a:avLst/>
+                    </a:prstGeom>
+                  </pic:spPr>
+                </pic:pic>
+              </a:graphicData>
+            </a:graphic>
+          </wp:inline>
+        </w:drawing>
+      </w:r>
+    </w:p>
+    <w:p>
+      <w:pPr>
+        <w:rPr>
+          <w:rFonts w:ascii="Times New Roman" w:hAnsi="Times New Roman" w:cs="Times New Roman"/>
+        </w:rPr>
+      </w:pPr>
+      <w:r>
+        <w:rPr>
+          <w:rFonts w:ascii="Times New Roman" w:hAnsi="Times New Roman" w:cs="Times New Roman"/>
+        </w:rPr>
+        <w:t xml:space="preserve">ALEXANDER: Suggests methane emissions from reconstruction. Things haven’t been the same since Maria. There was some pre-Maria normalization because of COVID, but things went back to post-Maria normal afterwards. </w:t>
+      </w:r>
+    </w:p>
+    <w:p>
+      <w:pPr>
+        <w:rPr>
+          <w:rFonts w:ascii="Times New Roman" w:hAnsi="Times New Roman" w:cs="Times New Roman"/>
+        </w:rPr>
+      </w:pPr>
+    </w:p>
+    <w:p>
+      <w:pPr>
+        <w:rPr>
+          <w:rFonts w:ascii="Times New Roman" w:hAnsi="Times New Roman" w:cs="Times New Roman"/>
+        </w:rPr>
+      </w:pPr>
+      <w:r>
+        <w:rPr>
+          <w:rFonts w:ascii="Times New Roman" w:hAnsi="Times New Roman" w:cs="Times New Roman"/>
+          <w:noProof/>
+        </w:rPr>
+        <w:lastRenderedPageBreak/>
+        <w:drawing>
+          <wp:inline distT="0" distB="0" distL="0" distR="0" wp14:anchorId="4003C69B" wp14:editId="2E2C7C9B">
+            <wp:extent cx="5943600" cy="7198995"/>
+            <wp:effectExtent l="0" t="0" r="0" b="1905"/>
+            <wp:docPr id="2108217422" name="Picture 5" descr="A graph of a graph with blue lines&#10;&#10;Description automatically generated"/>
+            <wp:cNvGraphicFramePr>
+              <a:graphicFrameLocks xmlns:a="http://schemas.openxmlformats.org/drawingml/2006/main" noChangeAspect="1"/>
+            </wp:cNvGraphicFramePr>
+            <a:graphic xmlns:a="http://schemas.openxmlformats.org/drawingml/2006/main">
+              <a:graphicData uri="http://schemas.openxmlformats.org/drawingml/2006/picture">
+                <pic:pic xmlns:pic="http://schemas.openxmlformats.org/drawingml/2006/picture">
+                  <pic:nvPicPr>
+                    <pic:cNvPr id="2108217422" name="Picture 5" descr="A graph of a graph with blue lines&#10;&#10;Description automatically generated"/>
+                    <pic:cNvPicPr/>
+                  </pic:nvPicPr>
+                  <pic:blipFill>
+                    <a:blip r:embed="rId19">
+                      <a:extLst>
+                        <a:ext uri="{28A0092B-C50C-407E-A947-70E740481C1C}">
+                          <a14:useLocalDpi xmlns:a14="http://schemas.microsoft.com/office/drawing/2010/main" val="0"/>
+                        </a:ext>
+                      </a:extLst>
+                    </a:blip>
+                    <a:stretch>
+                      <a:fillRect/>
+                    </a:stretch>
+                  </pic:blipFill>
+                  <pic:spPr>
+                    <a:xfrm>
+                      <a:off x="0" y="0"/>
+                      <a:ext cx="5943600" cy="7198995"/>
+                    </a:xfrm>
+                    <a:prstGeom prst="rect">
+                      <a:avLst/>
+                    </a:prstGeom>
+                  </pic:spPr>
+                </pic:pic>
+              </a:graphicData>
+            </a:graphic>
+          </wp:inline>
+        </w:drawing>
+      </w:r>
+    </w:p>
+    <w:p>
+      <w:pPr>
+        <w:rPr>
+          <w:rFonts w:ascii="Times New Roman" w:hAnsi="Times New Roman" w:cs="Times New Roman"/>
+        </w:rPr>
+      </w:pPr>
+    </w:p>
+    <w:p>
+      <w:pPr>
+        <w:rPr>
+          <w:rFonts w:ascii="Times New Roman" w:hAnsi="Times New Roman" w:cs="Times New Roman"/>
+        </w:rPr>
+      </w:pPr>
+      <w:r>
+        <w:rPr>
+          <w:rFonts w:ascii="Times New Roman" w:hAnsi="Times New Roman" w:cs="Times New Roman"/>
+        </w:rPr>
+        <w:t xml:space="preserve">ALEXANDER: </w:t>
+      </w:r>
+      <w:r>
+        <w:rPr>
+          <w:rFonts w:ascii="Times New Roman" w:hAnsi="Times New Roman" w:cs="Times New Roman"/>
+        </w:rPr>
+        <w:t xml:space="preserve">Zoom-In. </w:t>
+      </w:r>
+    </w:p>
+    <w:p>
+      <w:pPr>
+        <w:rPr>
+          <w:rFonts w:ascii="Times New Roman" w:hAnsi="Times New Roman" w:cs="Times New Roman"/>
+        </w:rPr>
+      </w:pPr>
+    </w:p>
+    <w:p>
+      <w:pPr>
+        <w:rPr>
+          <w:rFonts w:ascii="Times New Roman" w:hAnsi="Times New Roman" w:cs="Times New Roman"/>
+        </w:rPr>
+      </w:pPr>
+    </w:p>
+    <w:p>
+      <w:pPr>
+        <w:rPr>
+          <w:rFonts w:ascii="Times New Roman" w:hAnsi="Times New Roman" w:cs="Times New Roman"/>
+        </w:rPr>
+      </w:pPr>
+    </w:p>
+    <w:p>
+      <w:pPr>
+        <w:rPr>
+          <w:rFonts w:ascii="Times New Roman" w:hAnsi="Times New Roman" w:cs="Times New Roman"/>
+        </w:rPr>
+      </w:pPr>
+      <w:r>
+        <w:rPr>
+          <w:rFonts w:ascii="Times New Roman" w:hAnsi="Times New Roman" w:cs="Times New Roman"/>
+          <w:noProof/>
+        </w:rPr>
+        <w:lastRenderedPageBreak/>
+        <w:drawing>
+          <wp:inline distT="0" distB="0" distL="0" distR="0" wp14:anchorId="1EE5AB66" wp14:editId="488D6FB2">
+            <wp:extent cx="5943600" cy="3620770"/>
+            <wp:effectExtent l="0" t="0" r="0" b="0"/>
+            <wp:docPr id="2120236511" name="Picture 7"/>
+            <wp:cNvGraphicFramePr>
+              <a:graphicFrameLocks xmlns:a="http://schemas.openxmlformats.org/drawingml/2006/main" noChangeAspect="1"/>
+            </wp:cNvGraphicFramePr>
+            <a:graphic xmlns:a="http://schemas.openxmlformats.org/drawingml/2006/main">
+              <a:graphicData uri="http://schemas.openxmlformats.org/drawingml/2006/picture">
+                <pic:pic xmlns:pic="http://schemas.openxmlformats.org/drawingml/2006/picture">
+                  <pic:nvPicPr>
+                    <pic:cNvPr id="2120236511" name="Picture 2120236511"/>
+                    <pic:cNvPicPr/>
+                  </pic:nvPicPr>
+                  <pic:blipFill>
+                    <a:blip r:embed="rId20">
+                      <a:extLst>
+                        <a:ext uri="{28A0092B-C50C-407E-A947-70E740481C1C}">
+                          <a14:useLocalDpi xmlns:a14="http://schemas.microsoft.com/office/drawing/2010/main" val="0"/>
+                        </a:ext>
+                      </a:extLst>
+                    </a:blip>
+                    <a:stretch>
+                      <a:fillRect/>
+                    </a:stretch>
+                  </pic:blipFill>
+                  <pic:spPr>
+                    <a:xfrm>
+                      <a:off x="0" y="0"/>
+                      <a:ext cx="5943600" cy="3620770"/>
+                    </a:xfrm>
+                    <a:prstGeom prst="rect">
+                      <a:avLst/>
+                    </a:prstGeom>
+                  </pic:spPr>
+                </pic:pic>
+              </a:graphicData>
+            </a:graphic>
+          </wp:inline>
+        </w:drawing>
+      </w:r>
+    </w:p>
+    <w:p>
+      <w:pPr>
+        <w:rPr>
+          <w:rFonts w:ascii="Times New Roman" w:hAnsi="Times New Roman" w:cs="Times New Roman"/>
+        </w:rPr>
+      </w:pPr>
+    </w:p>
+    <w:p>
+      <w:pPr>
+        <w:rPr>
+          <w:rFonts w:ascii="Times New Roman" w:hAnsi="Times New Roman" w:cs="Times New Roman"/>
+        </w:rPr>
+      </w:pPr>
+      <w:r>
+        <w:rPr>
+          <w:rFonts w:ascii="Times New Roman" w:hAnsi="Times New Roman" w:cs="Times New Roman"/>
+        </w:rPr>
+        <w:t xml:space="preserve">ALEXANDER: Did Maria kill some big industry? </w:t>
+      </w:r>
+    </w:p>
+    <w:p>
+      <w:pPr>
+        <w:rPr>
+          <w:rFonts w:ascii="Times New Roman" w:hAnsi="Times New Roman" w:cs="Times New Roman"/>
+        </w:rPr>
+      </w:pPr>
+    </w:p>
+    <w:p>
+      <w:pPr>
+        <w:rPr>
+          <w:rFonts w:ascii="Times New Roman" w:hAnsi="Times New Roman" w:cs="Times New Roman"/>
+        </w:rPr>
+      </w:pPr>
+    </w:p>
+    <w:p>
+      <w:pPr>
+        <w:rPr>
+          <w:rFonts w:ascii="Times New Roman" w:hAnsi="Times New Roman" w:cs="Times New Roman"/>
+        </w:rPr>
+      </w:pPr>
+    </w:p>
+    <w:p>
+      <w:pPr>
+        <w:rPr>
+          <w:rFonts w:ascii="Times New Roman" w:hAnsi="Times New Roman" w:cs="Times New Roman"/>
+        </w:rPr>
+      </w:pPr>
+    </w:p>
+    <w:p>
+      <w:pPr>
+        <w:rPr>
+          <w:rFonts w:ascii="Times New Roman" w:hAnsi="Times New Roman" w:cs="Times New Roman"/>
+        </w:rPr>
+      </w:pPr>
+      <w:r>
+        <w:rPr>
+          <w:rFonts w:ascii="Times New Roman" w:hAnsi="Times New Roman" w:cs="Times New Roman"/>
+          <w:noProof/>
+        </w:rPr>
+        <w:lastRenderedPageBreak/>
+        <w:drawing>
+          <wp:inline distT="0" distB="0" distL="0" distR="0" wp14:anchorId="1772FD5E" wp14:editId="69766E41">
+            <wp:extent cx="5943600" cy="3575685"/>
+            <wp:effectExtent l="0" t="0" r="0" b="5715"/>
+            <wp:docPr id="759342307" name="Picture 8"/>
+            <wp:cNvGraphicFramePr>
+              <a:graphicFrameLocks xmlns:a="http://schemas.openxmlformats.org/drawingml/2006/main" noChangeAspect="1"/>
+            </wp:cNvGraphicFramePr>
+            <a:graphic xmlns:a="http://schemas.openxmlformats.org/drawingml/2006/main">
+              <a:graphicData uri="http://schemas.openxmlformats.org/drawingml/2006/picture">
+                <pic:pic xmlns:pic="http://schemas.openxmlformats.org/drawingml/2006/picture">
+                  <pic:nvPicPr>
+                    <pic:cNvPr id="759342307" name="Picture 759342307"/>
+                    <pic:cNvPicPr/>
+                  </pic:nvPicPr>
+                  <pic:blipFill>
+                    <a:blip r:embed="rId21">
+                      <a:extLst>
+                        <a:ext uri="{28A0092B-C50C-407E-A947-70E740481C1C}">
+                          <a14:useLocalDpi xmlns:a14="http://schemas.microsoft.com/office/drawing/2010/main" val="0"/>
+                        </a:ext>
+                      </a:extLst>
+                    </a:blip>
+                    <a:stretch>
+                      <a:fillRect/>
+                    </a:stretch>
+                  </pic:blipFill>
+                  <pic:spPr>
+                    <a:xfrm>
+                      <a:off x="0" y="0"/>
+                      <a:ext cx="5943600" cy="3575685"/>
+                    </a:xfrm>
+                    <a:prstGeom prst="rect">
+                      <a:avLst/>
+                    </a:prstGeom>
+                  </pic:spPr>
+                </pic:pic>
+              </a:graphicData>
+            </a:graphic>
+          </wp:inline>
+        </w:drawing>
+      </w:r>
+    </w:p>
+    <w:p>
+      <w:pPr>
+        <w:rPr>
+          <w:rFonts w:ascii="Times New Roman" w:hAnsi="Times New Roman" w:cs="Times New Roman"/>
+        </w:rPr>
+      </w:pPr>
+    </w:p>
+    <w:p>
+      <w:pPr>
+        <w:rPr>
+          <w:rFonts w:ascii="Times New Roman" w:hAnsi="Times New Roman" w:cs="Times New Roman"/>
+        </w:rPr>
+      </w:pPr>
+    </w:p>
+    <w:p>
+      <w:pPr>
+        <w:rPr>
+          <w:rFonts w:ascii="Times New Roman" w:hAnsi="Times New Roman" w:cs="Times New Roman"/>
+          <w:color w:val="FF0000"/>
+        </w:rPr>
+      </w:pPr>
+      <w:r>
+        <w:rPr>
+          <w:rFonts w:ascii="Times New Roman" w:hAnsi="Times New Roman" w:cs="Times New Roman"/>
+        </w:rPr>
+        <w:t>ALEXANDER: Still a sharp downwards trend in total Methane emissions</w:t>
+      </w:r>
+      <w:r>
+        <w:rPr>
+          <w:rFonts w:ascii="Times New Roman" w:hAnsi="Times New Roman" w:cs="Times New Roman"/>
+          <w:color w:val="FF0000"/>
+        </w:rPr>
+        <w:t xml:space="preserve">. I should look into the proportions of methane emissions. </w:t>
+      </w:r>
+    </w:p>
+    <w:p>
+      <w:pPr>
+        <w:rPr>
+          <w:rFonts w:ascii="Times New Roman" w:hAnsi="Times New Roman" w:cs="Times New Roman"/>
+          <w:color w:val="FF0000"/>
+        </w:rPr>
+      </w:pPr>
+    </w:p>
+    <w:p>
+      <w:pPr>
+        <w:rPr>
+          <w:rFonts w:ascii="Times New Roman" w:hAnsi="Times New Roman" w:cs="Times New Roman"/>
+          <w:color w:val="FF0000"/>
+        </w:rPr>
+      </w:pPr>
+    </w:p>
+    <w:p>
+      <w:pPr>
+        <w:rPr>
+          <w:rFonts w:ascii="Times New Roman" w:hAnsi="Times New Roman" w:cs="Times New Roman"/>
+          <w:color w:val="FF0000"/>
+        </w:rPr>
+      </w:pPr>
+    </w:p>
+    <w:p>
+      <w:pPr>
+        <w:rPr>
+          <w:rFonts w:ascii="Times New Roman" w:hAnsi="Times New Roman" w:cs="Times New Roman"/>
+        </w:rPr>
+      </w:pPr>
+      <w:r>
+        <w:rPr>
+          <w:rFonts w:ascii="Times New Roman" w:hAnsi="Times New Roman" w:cs="Times New Roman"/>
+          <w:noProof/>
+        </w:rPr>
+        <w:lastRenderedPageBreak/>
+        <w:drawing>
+          <wp:inline distT="0" distB="0" distL="0" distR="0" wp14:anchorId="332B2002" wp14:editId="2F3EFB08">
+            <wp:extent cx="5943600" cy="3564255"/>
+            <wp:effectExtent l="0" t="0" r="0" b="4445"/>
+            <wp:docPr id="388261466" name="Picture 9"/>
+            <wp:cNvGraphicFramePr>
+              <a:graphicFrameLocks xmlns:a="http://schemas.openxmlformats.org/drawingml/2006/main" noChangeAspect="1"/>
+            </wp:cNvGraphicFramePr>
+            <a:graphic xmlns:a="http://schemas.openxmlformats.org/drawingml/2006/main">
+              <a:graphicData uri="http://schemas.openxmlformats.org/drawingml/2006/picture">
+                <pic:pic xmlns:pic="http://schemas.openxmlformats.org/drawingml/2006/picture">
+                  <pic:nvPicPr>
+                    <pic:cNvPr id="388261466" name="Picture 388261466"/>
+                    <pic:cNvPicPr/>
+                  </pic:nvPicPr>
+                  <pic:blipFill>
+                    <a:blip r:embed="rId22">
+                      <a:extLst>
+                        <a:ext uri="{28A0092B-C50C-407E-A947-70E740481C1C}">
+                          <a14:useLocalDpi xmlns:a14="http://schemas.microsoft.com/office/drawing/2010/main" val="0"/>
+                        </a:ext>
+                      </a:extLst>
+                    </a:blip>
+                    <a:stretch>
+                      <a:fillRect/>
+                    </a:stretch>
+                  </pic:blipFill>
+                  <pic:spPr>
+                    <a:xfrm>
+                      <a:off x="0" y="0"/>
+                      <a:ext cx="5943600" cy="3564255"/>
+                    </a:xfrm>
+                    <a:prstGeom prst="rect">
+                      <a:avLst/>
+                    </a:prstGeom>
+                  </pic:spPr>
+                </pic:pic>
+              </a:graphicData>
+            </a:graphic>
+          </wp:inline>
+        </w:drawing>
+      </w:r>
+    </w:p>
+    <w:p>
+      <w:pPr>
+        <w:rPr>
+          <w:rFonts w:ascii="Times New Roman" w:hAnsi="Times New Roman" w:cs="Times New Roman"/>
+        </w:rPr>
+      </w:pPr>
+    </w:p>
+    <w:p>
+      <w:pPr>
+        <w:rPr>
+          <w:rFonts w:ascii="Times New Roman" w:hAnsi="Times New Roman" w:cs="Times New Roman"/>
+        </w:rPr>
+      </w:pPr>
+      <w:r>
+        <w:rPr>
+          <w:rFonts w:ascii="Times New Roman" w:hAnsi="Times New Roman" w:cs="Times New Roman"/>
+        </w:rPr>
+        <w:t xml:space="preserve">ALEXANDER: Maria made the power grid less green. </w:t>
+      </w:r>
+    </w:p>
+    <w:p>
+      <w:pPr>
+        <w:rPr>
+          <w:rFonts w:ascii="Times New Roman" w:hAnsi="Times New Roman" w:cs="Times New Roman"/>
+        </w:rPr>
+      </w:pPr>
+    </w:p>
+    <w:p>
+      <w:pPr>
+        <w:rPr>
+          <w:rFonts w:ascii="Times New Roman" w:hAnsi="Times New Roman" w:cs="Times New Roman"/>
+        </w:rPr>
+      </w:pPr>
+    </w:p>
+    <w:p>
+      <w:pPr>
+        <w:rPr>
+          <w:rFonts w:ascii="Times New Roman" w:hAnsi="Times New Roman" w:cs="Times New Roman"/>
+        </w:rPr>
+      </w:pPr>
+      <w:r>
+        <w:rPr>
+          <w:rFonts w:ascii="Times New Roman" w:hAnsi="Times New Roman" w:cs="Times New Roman"/>
+          <w:noProof/>
+        </w:rPr>
+        <w:drawing>
+          <wp:inline distT="0" distB="0" distL="0" distR="0" wp14:anchorId="347303FA" wp14:editId="7544D621">
+            <wp:extent cx="5943600" cy="3560445"/>
+            <wp:effectExtent l="0" t="0" r="0" b="0"/>
+            <wp:docPr id="1110888857" name="Picture 11"/>
+            <wp:cNvGraphicFramePr>
+              <a:graphicFrameLocks xmlns:a="http://schemas.openxmlformats.org/drawingml/2006/main" noChangeAspect="1"/>
+            </wp:cNvGraphicFramePr>
+            <a:graphic xmlns:a="http://schemas.openxmlformats.org/drawingml/2006/main">
+              <a:graphicData uri="http://schemas.openxmlformats.org/drawingml/2006/picture">
+                <pic:pic xmlns:pic="http://schemas.openxmlformats.org/drawingml/2006/picture">
+                  <pic:nvPicPr>
+                    <pic:cNvPr id="1110888857" name="Picture 1110888857"/>
+                    <pic:cNvPicPr/>
+                  </pic:nvPicPr>
+                  <pic:blipFill>
+                    <a:blip r:embed="rId23">
+                      <a:extLst>
+                        <a:ext uri="{28A0092B-C50C-407E-A947-70E740481C1C}">
+                          <a14:useLocalDpi xmlns:a14="http://schemas.microsoft.com/office/drawing/2010/main" val="0"/>
+                        </a:ext>
+                      </a:extLst>
+                    </a:blip>
+                    <a:stretch>
+                      <a:fillRect/>
+                    </a:stretch>
+                  </pic:blipFill>
+                  <pic:spPr>
+                    <a:xfrm>
+                      <a:off x="0" y="0"/>
+                      <a:ext cx="5943600" cy="3560445"/>
+                    </a:xfrm>
+                    <a:prstGeom prst="rect">
+                      <a:avLst/>
+                    </a:prstGeom>
+                  </pic:spPr>
+                </pic:pic>
+              </a:graphicData>
+            </a:graphic>
+          </wp:inline>
+        </w:drawing>
+      </w:r>
+    </w:p>
+    <w:p>
+      <w:pPr>
+        <w:rPr>
+          <w:rFonts w:ascii="Times New Roman" w:hAnsi="Times New Roman" w:cs="Times New Roman"/>
+        </w:rPr>
+      </w:pPr>
+      <w:r>
+        <w:rPr>
+          <w:rFonts w:ascii="Times New Roman" w:hAnsi="Times New Roman" w:cs="Times New Roman"/>
+        </w:rPr>
+        <w:t xml:space="preserve">ALEXANDER: CO2 follows the methane trend. Reconstruction makes the country less green. </w:t>
+      </w:r>
+    </w:p>
+    <w:p>
+      <w:pPr>
+        <w:rPr>
+          <w:rFonts w:ascii="Times New Roman" w:hAnsi="Times New Roman" w:cs="Times New Roman"/>
+        </w:rPr>
+      </w:pPr>
+    </w:p>
+    <w:p>
+      <w:pPr>
+        <w:rPr>
+          <w:rFonts w:ascii="Times New Roman" w:hAnsi="Times New Roman" w:cs="Times New Roman"/>
+        </w:rPr>
+      </w:pPr>
+      <w:r>
+        <w:rPr>
+          <w:rFonts w:ascii="Times New Roman" w:hAnsi="Times New Roman" w:cs="Times New Roman"/>
+          <w:noProof/>
+        </w:rPr>
+        <w:lastRenderedPageBreak/>
+        <w:drawing>
+          <wp:inline distT="0" distB="0" distL="0" distR="0" wp14:anchorId="0F116D1E" wp14:editId="677800FA">
+            <wp:extent cx="5943600" cy="7201535"/>
+            <wp:effectExtent l="0" t="0" r="0" b="0"/>
+            <wp:docPr id="424954268" name="Picture 12" descr="A graph of a graph of a graph&#10;&#10;Description automatically generated with medium confidence"/>
+            <wp:cNvGraphicFramePr>
+              <a:graphicFrameLocks xmlns:a="http://schemas.openxmlformats.org/drawingml/2006/main" noChangeAspect="1"/>
+            </wp:cNvGraphicFramePr>
+            <a:graphic xmlns:a="http://schemas.openxmlformats.org/drawingml/2006/main">
+              <a:graphicData uri="http://schemas.openxmlformats.org/drawingml/2006/picture">
+                <pic:pic xmlns:pic="http://schemas.openxmlformats.org/drawingml/2006/picture">
+                  <pic:nvPicPr>
+                    <pic:cNvPr id="424954268" name="Picture 12" descr="A graph of a graph of a graph&#10;&#10;Description automatically generated with medium confidence"/>
+                    <pic:cNvPicPr/>
+                  </pic:nvPicPr>
+                  <pic:blipFill>
+                    <a:blip r:embed="rId24">
+                      <a:extLst>
+                        <a:ext uri="{28A0092B-C50C-407E-A947-70E740481C1C}">
+                          <a14:useLocalDpi xmlns:a14="http://schemas.microsoft.com/office/drawing/2010/main" val="0"/>
+                        </a:ext>
+                      </a:extLst>
+                    </a:blip>
+                    <a:stretch>
+                      <a:fillRect/>
+                    </a:stretch>
+                  </pic:blipFill>
+                  <pic:spPr>
+                    <a:xfrm>
+                      <a:off x="0" y="0"/>
+                      <a:ext cx="5943600" cy="7201535"/>
+                    </a:xfrm>
+                    <a:prstGeom prst="rect">
+                      <a:avLst/>
+                    </a:prstGeom>
+                  </pic:spPr>
+                </pic:pic>
+              </a:graphicData>
+            </a:graphic>
+          </wp:inline>
+        </w:drawing>
+      </w:r>
+    </w:p>
+    <w:p>
+      <w:pPr>
+        <w:rPr>
+          <w:rFonts w:ascii="Times New Roman" w:hAnsi="Times New Roman" w:cs="Times New Roman"/>
+        </w:rPr>
+      </w:pPr>
+    </w:p>
+    <w:p>
+      <w:pPr>
+        <w:rPr>
+          <w:rFonts w:ascii="Times New Roman" w:hAnsi="Times New Roman" w:cs="Times New Roman"/>
+        </w:rPr>
+      </w:pPr>
+      <w:r>
+        <w:rPr>
+          <w:rFonts w:ascii="Times New Roman" w:hAnsi="Times New Roman" w:cs="Times New Roman"/>
+        </w:rPr>
+        <w:t xml:space="preserve">ALEXANDER: Fugitive emissions up, industry down. </w:t>
+      </w:r>
+    </w:p>
+    <w:p>
+      <w:pPr>
+        <w:rPr>
+          <w:rFonts w:ascii="Times New Roman" w:hAnsi="Times New Roman" w:cs="Times New Roman"/>
+        </w:rPr>
+      </w:pPr>
+    </w:p>
+    <w:p>
+      <w:pPr>
+        <w:rPr>
+          <w:rFonts w:ascii="Times New Roman" w:hAnsi="Times New Roman" w:cs="Times New Roman"/>
+        </w:rPr>
+      </w:pPr>
+      <w:r>
+        <w:rPr>
+          <w:rFonts w:ascii="Times New Roman" w:hAnsi="Times New Roman" w:cs="Times New Roman"/>
+          <w:noProof/>
+        </w:rPr>
+        <w:lastRenderedPageBreak/>
+        <w:drawing>
+          <wp:inline distT="0" distB="0" distL="0" distR="0" wp14:anchorId="2093B0A8" wp14:editId="6DD7365D">
+            <wp:extent cx="5943600" cy="7197090"/>
+            <wp:effectExtent l="0" t="0" r="0" b="3810"/>
+            <wp:docPr id="398787070" name="Picture 13" descr="A graph of carbon dioxide&#10;&#10;Description automatically generated"/>
+            <wp:cNvGraphicFramePr>
+              <a:graphicFrameLocks xmlns:a="http://schemas.openxmlformats.org/drawingml/2006/main" noChangeAspect="1"/>
+            </wp:cNvGraphicFramePr>
+            <a:graphic xmlns:a="http://schemas.openxmlformats.org/drawingml/2006/main">
+              <a:graphicData uri="http://schemas.openxmlformats.org/drawingml/2006/picture">
+                <pic:pic xmlns:pic="http://schemas.openxmlformats.org/drawingml/2006/picture">
+                  <pic:nvPicPr>
+                    <pic:cNvPr id="398787070" name="Picture 13" descr="A graph of carbon dioxide&#10;&#10;Description automatically generated"/>
+                    <pic:cNvPicPr/>
+                  </pic:nvPicPr>
+                  <pic:blipFill>
+                    <a:blip r:embed="rId25">
+                      <a:extLst>
+                        <a:ext uri="{28A0092B-C50C-407E-A947-70E740481C1C}">
+                          <a14:useLocalDpi xmlns:a14="http://schemas.microsoft.com/office/drawing/2010/main" val="0"/>
+                        </a:ext>
+                      </a:extLst>
+                    </a:blip>
+                    <a:stretch>
+                      <a:fillRect/>
+                    </a:stretch>
+                  </pic:blipFill>
+                  <pic:spPr>
+                    <a:xfrm>
+                      <a:off x="0" y="0"/>
+                      <a:ext cx="5943600" cy="7197090"/>
+                    </a:xfrm>
+                    <a:prstGeom prst="rect">
+                      <a:avLst/>
+                    </a:prstGeom>
+                  </pic:spPr>
+                </pic:pic>
+              </a:graphicData>
+            </a:graphic>
+          </wp:inline>
+        </w:drawing>
+      </w:r>
+    </w:p>
+    <w:p>
+      <w:pPr>
+        <w:rPr>
+          <w:rFonts w:ascii="Times New Roman" w:hAnsi="Times New Roman" w:cs="Times New Roman"/>
+        </w:rPr>
+      </w:pPr>
+      <w:r>
+        <w:rPr>
+          <w:rFonts w:ascii="Times New Roman" w:hAnsi="Times New Roman" w:cs="Times New Roman"/>
+        </w:rPr>
+        <w:t xml:space="preserve">ALEXANDER: CO2 up after Maria, hasn’t come back down. </w:t>
+      </w:r>
+    </w:p>
+    <w:p>
+      <w:pPr>
+        <w:rPr>
+          <w:rFonts w:ascii="Times New Roman" w:hAnsi="Times New Roman" w:cs="Times New Roman"/>
+        </w:rPr>
+      </w:pPr>
+    </w:p>
+    <w:p>
+      <w:pPr>
+        <w:rPr>
+          <w:rFonts w:ascii="Times New Roman" w:hAnsi="Times New Roman" w:cs="Times New Roman"/>
+        </w:rPr>
+      </w:pPr>
+    </w:p>
+    <w:p>
+      <w:pPr>
+        <w:rPr>
+          <w:rFonts w:ascii="Times New Roman" w:hAnsi="Times New Roman" w:cs="Times New Roman"/>
+        </w:rPr>
+      </w:pPr>
+    </w:p>
+    <w:p>
+      <w:pPr>
+        <w:rPr>
+          <w:rFonts w:ascii="Times New Roman" w:hAnsi="Times New Roman" w:cs="Times New Roman"/>
+        </w:rPr>
+      </w:pPr>
+    </w:p>
+    <w:p>
+      <w:pPr>
+        <w:rPr>
+          <w:rFonts w:ascii="Times New Roman" w:hAnsi="Times New Roman" w:cs="Times New Roman"/>
+        </w:rPr>
+      </w:pPr>
+      <w:r>
+        <w:rPr>
+          <w:rFonts w:ascii="Times New Roman" w:hAnsi="Times New Roman" w:cs="Times New Roman"/>
+          <w:noProof/>
+        </w:rPr>
+        <w:lastRenderedPageBreak/>
+        <w:drawing>
+          <wp:inline distT="0" distB="0" distL="0" distR="0" wp14:anchorId="41DEEFAD" wp14:editId="58A55775">
+            <wp:extent cx="5943600" cy="3601085"/>
+            <wp:effectExtent l="0" t="0" r="0" b="5715"/>
+            <wp:docPr id="2098107673" name="Picture 14" descr="A graph with a line and a blue line&#10;&#10;Description automatically generated"/>
+            <wp:cNvGraphicFramePr>
+              <a:graphicFrameLocks xmlns:a="http://schemas.openxmlformats.org/drawingml/2006/main" noChangeAspect="1"/>
+            </wp:cNvGraphicFramePr>
+            <a:graphic xmlns:a="http://schemas.openxmlformats.org/drawingml/2006/main">
+              <a:graphicData uri="http://schemas.openxmlformats.org/drawingml/2006/picture">
+                <pic:pic xmlns:pic="http://schemas.openxmlformats.org/drawingml/2006/picture">
+                  <pic:nvPicPr>
+                    <pic:cNvPr id="2098107673" name="Picture 14" descr="A graph with a line and a blue line&#10;&#10;Description automatically generated"/>
+                    <pic:cNvPicPr/>
+                  </pic:nvPicPr>
+                  <pic:blipFill>
+                    <a:blip r:embed="rId26">
+                      <a:extLst>
+                        <a:ext uri="{28A0092B-C50C-407E-A947-70E740481C1C}">
+                          <a14:useLocalDpi xmlns:a14="http://schemas.microsoft.com/office/drawing/2010/main" val="0"/>
+                        </a:ext>
+                      </a:extLst>
+                    </a:blip>
+                    <a:stretch>
+                      <a:fillRect/>
+                    </a:stretch>
+                  </pic:blipFill>
+                  <pic:spPr>
+                    <a:xfrm>
+                      <a:off x="0" y="0"/>
+                      <a:ext cx="5943600" cy="3601085"/>
+                    </a:xfrm>
+                    <a:prstGeom prst="rect">
+                      <a:avLst/>
+                    </a:prstGeom>
+                  </pic:spPr>
+                </pic:pic>
+              </a:graphicData>
+            </a:graphic>
+          </wp:inline>
+        </w:drawing>
+      </w:r>
+    </w:p>
+    <w:p>
+      <w:pPr>
+        <w:rPr>
+          <w:rFonts w:ascii="Times New Roman" w:hAnsi="Times New Roman" w:cs="Times New Roman"/>
+        </w:rPr>
+      </w:pPr>
+      <w:r>
+        <w:rPr>
+          <w:rFonts w:ascii="Times New Roman" w:hAnsi="Times New Roman" w:cs="Times New Roman"/>
+        </w:rPr>
+        <w:t xml:space="preserve">ALEXANDER: Yep, power industry is less green now. </w:t>
+      </w:r>
     </w:p>
     <w:sectPr>
       <w:pgSz w:w="12240" w:h="15840"/>
@@ -1589,6 +2786,95 @@
       </w:rPr>
     </w:lvl>
   </w:abstractNum>
+  <w:abstractNum w:abstractNumId="3" w15:restartNumberingAfterBreak="0">
+    <w:nsid w:val="5FF760F2"/>
+    <w:multiLevelType w:val="hybridMultilevel"/>
+    <w:tmpl w:val="69CE8012"/>
+    <w:lvl w:ilvl="0" w:tplc="0409000F">
+      <w:start w:val="1"/>
+      <w:numFmt w:val="decimal"/>
+      <w:lvlText w:val="%1."/>
+      <w:lvlJc w:val="left"/>
+      <w:pPr>
+        <w:ind w:left="720" w:hanging="360"/>
+      </w:pPr>
+      <w:rPr>
+        <w:rFonts w:hint="default"/>
+      </w:rPr>
+    </w:lvl>
+    <w:lvl w:ilvl="1" w:tplc="04090019" w:tentative="1">
+      <w:start w:val="1"/>
+      <w:numFmt w:val="lowerLetter"/>
+      <w:lvlText w:val="%2."/>
+      <w:lvlJc w:val="left"/>
+      <w:pPr>
+        <w:ind w:left="1440" w:hanging="360"/>
+      </w:pPr>
+    </w:lvl>
+    <w:lvl w:ilvl="2" w:tplc="0409001B" w:tentative="1">
+      <w:start w:val="1"/>
+      <w:numFmt w:val="lowerRoman"/>
+      <w:lvlText w:val="%3."/>
+      <w:lvlJc w:val="right"/>
+      <w:pPr>
+        <w:ind w:left="2160" w:hanging="180"/>
+      </w:pPr>
+    </w:lvl>
+    <w:lvl w:ilvl="3" w:tplc="0409000F" w:tentative="1">
+      <w:start w:val="1"/>
+      <w:numFmt w:val="decimal"/>
+      <w:lvlText w:val="%4."/>
+      <w:lvlJc w:val="left"/>
+      <w:pPr>
+        <w:ind w:left="2880" w:hanging="360"/>
+      </w:pPr>
+    </w:lvl>
+    <w:lvl w:ilvl="4" w:tplc="04090019" w:tentative="1">
+      <w:start w:val="1"/>
+      <w:numFmt w:val="lowerLetter"/>
+      <w:lvlText w:val="%5."/>
+      <w:lvlJc w:val="left"/>
+      <w:pPr>
+        <w:ind w:left="3600" w:hanging="360"/>
+      </w:pPr>
+    </w:lvl>
+    <w:lvl w:ilvl="5" w:tplc="0409001B" w:tentative="1">
+      <w:start w:val="1"/>
+      <w:numFmt w:val="lowerRoman"/>
+      <w:lvlText w:val="%6."/>
+      <w:lvlJc w:val="right"/>
+      <w:pPr>
+        <w:ind w:left="4320" w:hanging="180"/>
+      </w:pPr>
+    </w:lvl>
+    <w:lvl w:ilvl="6" w:tplc="0409000F" w:tentative="1">
+      <w:start w:val="1"/>
+      <w:numFmt w:val="decimal"/>
+      <w:lvlText w:val="%7."/>
+      <w:lvlJc w:val="left"/>
+      <w:pPr>
+        <w:ind w:left="5040" w:hanging="360"/>
+      </w:pPr>
+    </w:lvl>
+    <w:lvl w:ilvl="7" w:tplc="04090019" w:tentative="1">
+      <w:start w:val="1"/>
+      <w:numFmt w:val="lowerLetter"/>
+      <w:lvlText w:val="%8."/>
+      <w:lvlJc w:val="left"/>
+      <w:pPr>
+        <w:ind w:left="5760" w:hanging="360"/>
+      </w:pPr>
+    </w:lvl>
+    <w:lvl w:ilvl="8" w:tplc="0409001B" w:tentative="1">
+      <w:start w:val="1"/>
+      <w:numFmt w:val="lowerRoman"/>
+      <w:lvlText w:val="%9."/>
+      <w:lvlJc w:val="right"/>
+      <w:pPr>
+        <w:ind w:left="6480" w:hanging="180"/>
+      </w:pPr>
+    </w:lvl>
+  </w:abstractNum>
   <w:num w:numId="1" w16cid:durableId="1361710094">
     <w:abstractNumId w:val="1"/>
   </w:num>
@@ -1597,6 +2883,9 @@
   </w:num>
   <w:num w:numId="3" w16cid:durableId="1092313703">
     <w:abstractNumId w:val="2"/>
+  </w:num>
+  <w:num w:numId="4" w16cid:durableId="231505759">
+    <w:abstractNumId w:val="3"/>
   </w:num>
 </w:numbering>
 </file>
@@ -2198,6 +3487,7 @@
   <w:style w:type="character" w:default="1" w:styleId="DefaultParagraphFont">
     <w:name w:val="Default Paragraph Font"/>
     <w:uiPriority w:val="1"/>
+    <w:semiHidden/>
     <w:unhideWhenUsed/>
   </w:style>
   <w:style w:type="table" w:default="1" w:styleId="TableNormal">

--- a/research_insights/PRI.docx
+++ b/research_insights/PRI.docx
@@ -33,16 +33,24 @@
           <w:b/>
           <w:bCs/>
         </w:rPr>
-        <w:t>Alexander X. Gonzalez-Torres</w:t>
-      </w:r>
-    </w:p>
-    <w:p>
-      <w:pPr>
+        <w:t xml:space="preserve">Author(s): </w:t>
+      </w:r>
+      <w:r>
         <w:rPr>
           <w:rFonts w:ascii="Times New Roman" w:hAnsi="Times New Roman" w:cs="Times New Roman"/>
           <w:b/>
           <w:bCs/>
         </w:rPr>
+        <w:t>Alexander X. Gonzalez-Torres</w:t>
+      </w:r>
+    </w:p>
+    <w:p>
+      <w:pPr>
+        <w:rPr>
+          <w:rFonts w:ascii="Times New Roman" w:hAnsi="Times New Roman" w:cs="Times New Roman"/>
+          <w:b/>
+          <w:bCs/>
+        </w:rPr>
       </w:pPr>
     </w:p>
     <w:p>
@@ -237,6 +245,40 @@
           <w:iCs/>
         </w:rPr>
         <w:t>2020: COVID-19</w:t>
+      </w:r>
+    </w:p>
+    <w:p>
+      <w:pPr>
+        <w:rPr>
+          <w:rFonts w:ascii="Times New Roman" w:hAnsi="Times New Roman" w:cs="Times New Roman"/>
+          <w:i/>
+          <w:iCs/>
+        </w:rPr>
+      </w:pPr>
+      <w:r>
+        <w:rPr>
+          <w:rFonts w:ascii="Times New Roman" w:hAnsi="Times New Roman" w:cs="Times New Roman"/>
+          <w:i/>
+          <w:iCs/>
+        </w:rPr>
+        <w:t xml:space="preserve">2021: LUMA takes over energy transmission and distribution. </w:t>
+      </w:r>
+    </w:p>
+    <w:p>
+      <w:pPr>
+        <w:rPr>
+          <w:rFonts w:ascii="Times New Roman" w:hAnsi="Times New Roman" w:cs="Times New Roman"/>
+          <w:i/>
+          <w:iCs/>
+        </w:rPr>
+      </w:pPr>
+      <w:r>
+        <w:rPr>
+          <w:rFonts w:ascii="Times New Roman" w:hAnsi="Times New Roman" w:cs="Times New Roman"/>
+          <w:i/>
+          <w:iCs/>
+        </w:rPr>
+        <w:t xml:space="preserve">2023” Genera PR takes over power plants. </w:t>
       </w:r>
     </w:p>
     <w:p>
@@ -295,13 +337,7 @@
         <w:rPr>
           <w:rFonts w:ascii="Times New Roman" w:hAnsi="Times New Roman" w:cs="Times New Roman"/>
         </w:rPr>
-        <w:t>Energy and emissions seem to be the worse losers after Maria. Methane/CO2 up</w:t>
-      </w:r>
-      <w:r>
-        <w:rPr>
-          <w:rFonts w:ascii="Times New Roman" w:hAnsi="Times New Roman" w:cs="Times New Roman"/>
-        </w:rPr>
-        <w:t xml:space="preserve"> permanently. </w:t>
+        <w:t xml:space="preserve">Hurricane Maria has affected Food and Livestock production long-term. </w:t>
       </w:r>
     </w:p>
     <w:p>
@@ -319,7 +355,7 @@
         <w:rPr>
           <w:rFonts w:ascii="Times New Roman" w:hAnsi="Times New Roman" w:cs="Times New Roman"/>
         </w:rPr>
-        <w:t xml:space="preserve">Food and Livestock production down. </w:t>
+        <w:t xml:space="preserve">People’s perceptions of government corruption and effectiveness went down following Hurricane Maria. Perceptions of effectiveness never improved. </w:t>
       </w:r>
     </w:p>
     <w:p>
@@ -337,7 +373,13 @@
         <w:rPr>
           <w:rFonts w:ascii="Times New Roman" w:hAnsi="Times New Roman" w:cs="Times New Roman"/>
         </w:rPr>
-        <w:t xml:space="preserve">Corruption is a fun metric. Dips into negative perceptions post-Maria. </w:t>
+        <w:t xml:space="preserve">Emissions are up across a number of sectors—Methane, CO2, N20—providing credence to the fact that Hurricane Maria permanently affected Puerto Rico’s power grid, increasing its reliance on fossil fuels; both at the government and household levels. </w:t>
+      </w:r>
+      <w:r>
+        <w:rPr>
+          <w:rFonts w:ascii="Times New Roman" w:hAnsi="Times New Roman" w:cs="Times New Roman"/>
+        </w:rPr>
+        <w:t xml:space="preserve">Reconstruction after Maria probably affects these too. </w:t>
       </w:r>
     </w:p>
     <w:p>
@@ -353,23 +395,220 @@
       <w:pPr>
         <w:rPr>
           <w:rFonts w:ascii="Times New Roman" w:hAnsi="Times New Roman" w:cs="Times New Roman"/>
-          <w:i/>
-          <w:iCs/>
-        </w:rPr>
-      </w:pPr>
-      <w:r>
-        <w:rPr>
-          <w:rFonts w:ascii="Times New Roman" w:hAnsi="Times New Roman" w:cs="Times New Roman"/>
-          <w:i/>
-          <w:iCs/>
+        </w:rPr>
+      </w:pPr>
+    </w:p>
+    <w:p>
+      <w:pPr>
+        <w:rPr>
+          <w:rFonts w:ascii="Times New Roman" w:hAnsi="Times New Roman" w:cs="Times New Roman"/>
+        </w:rPr>
+      </w:pPr>
+    </w:p>
+    <w:p>
+      <w:pPr>
+        <w:rPr>
+          <w:rFonts w:ascii="Times New Roman" w:hAnsi="Times New Roman" w:cs="Times New Roman"/>
+        </w:rPr>
+      </w:pPr>
+    </w:p>
+    <w:p>
+      <w:pPr>
+        <w:rPr>
+          <w:rFonts w:ascii="Times New Roman" w:hAnsi="Times New Roman" w:cs="Times New Roman"/>
+        </w:rPr>
+      </w:pPr>
+    </w:p>
+    <w:p>
+      <w:pPr>
+        <w:rPr>
+          <w:rFonts w:ascii="Times New Roman" w:hAnsi="Times New Roman" w:cs="Times New Roman"/>
+        </w:rPr>
+      </w:pPr>
+    </w:p>
+    <w:p>
+      <w:pPr>
+        <w:rPr>
+          <w:rFonts w:ascii="Times New Roman" w:hAnsi="Times New Roman" w:cs="Times New Roman"/>
+        </w:rPr>
+      </w:pPr>
+    </w:p>
+    <w:p>
+      <w:pPr>
+        <w:rPr>
+          <w:rFonts w:ascii="Times New Roman" w:hAnsi="Times New Roman" w:cs="Times New Roman"/>
+        </w:rPr>
+      </w:pPr>
+    </w:p>
+    <w:p>
+      <w:pPr>
+        <w:rPr>
+          <w:rFonts w:ascii="Times New Roman" w:hAnsi="Times New Roman" w:cs="Times New Roman"/>
+        </w:rPr>
+      </w:pPr>
+    </w:p>
+    <w:p>
+      <w:pPr>
+        <w:rPr>
+          <w:rFonts w:ascii="Times New Roman" w:hAnsi="Times New Roman" w:cs="Times New Roman"/>
+        </w:rPr>
+      </w:pPr>
+    </w:p>
+    <w:p>
+      <w:pPr>
+        <w:rPr>
+          <w:rFonts w:ascii="Times New Roman" w:hAnsi="Times New Roman" w:cs="Times New Roman"/>
+        </w:rPr>
+      </w:pPr>
+    </w:p>
+    <w:p>
+      <w:pPr>
+        <w:rPr>
+          <w:rFonts w:ascii="Times New Roman" w:hAnsi="Times New Roman" w:cs="Times New Roman"/>
+        </w:rPr>
+      </w:pPr>
+    </w:p>
+    <w:p>
+      <w:pPr>
+        <w:rPr>
+          <w:rFonts w:ascii="Times New Roman" w:hAnsi="Times New Roman" w:cs="Times New Roman"/>
+        </w:rPr>
+      </w:pPr>
+    </w:p>
+    <w:p>
+      <w:pPr>
+        <w:rPr>
+          <w:rFonts w:ascii="Times New Roman" w:hAnsi="Times New Roman" w:cs="Times New Roman"/>
+        </w:rPr>
+      </w:pPr>
+    </w:p>
+    <w:p>
+      <w:pPr>
+        <w:rPr>
+          <w:rFonts w:ascii="Times New Roman" w:hAnsi="Times New Roman" w:cs="Times New Roman"/>
+        </w:rPr>
+      </w:pPr>
+    </w:p>
+    <w:p>
+      <w:pPr>
+        <w:rPr>
+          <w:rFonts w:ascii="Times New Roman" w:hAnsi="Times New Roman" w:cs="Times New Roman"/>
+        </w:rPr>
+      </w:pPr>
+    </w:p>
+    <w:p>
+      <w:pPr>
+        <w:rPr>
+          <w:rFonts w:ascii="Times New Roman" w:hAnsi="Times New Roman" w:cs="Times New Roman"/>
+        </w:rPr>
+      </w:pPr>
+    </w:p>
+    <w:p>
+      <w:pPr>
+        <w:rPr>
+          <w:rFonts w:ascii="Times New Roman" w:hAnsi="Times New Roman" w:cs="Times New Roman"/>
+        </w:rPr>
+      </w:pPr>
+    </w:p>
+    <w:p>
+      <w:pPr>
+        <w:rPr>
+          <w:rFonts w:ascii="Times New Roman" w:hAnsi="Times New Roman" w:cs="Times New Roman"/>
+        </w:rPr>
+      </w:pPr>
+    </w:p>
+    <w:p>
+      <w:pPr>
+        <w:rPr>
+          <w:rFonts w:ascii="Times New Roman" w:hAnsi="Times New Roman" w:cs="Times New Roman"/>
+        </w:rPr>
+      </w:pPr>
+    </w:p>
+    <w:p>
+      <w:pPr>
+        <w:jc w:val="both"/>
+        <w:rPr>
+          <w:rFonts w:ascii="Times New Roman" w:hAnsi="Times New Roman" w:cs="Times New Roman"/>
+        </w:rPr>
+      </w:pPr>
+      <w:r>
+        <w:rPr>
+          <w:rFonts w:ascii="Times New Roman" w:hAnsi="Times New Roman" w:cs="Times New Roman"/>
+          <w:highlight w:val="yellow"/>
+        </w:rPr>
+        <w:t xml:space="preserve">PRI: Arable land (hectares per person) </w:t>
+      </w:r>
+      <w:r>
+        <w:rPr>
+          <w:rFonts w:ascii="Times New Roman" w:hAnsi="Times New Roman" w:cs="Times New Roman"/>
+          <w:highlight w:val="yellow"/>
+        </w:rPr>
+        <w:t xml:space="preserve">and </w:t>
+      </w:r>
+      <w:r>
+        <w:rPr>
+          <w:rFonts w:ascii="Times New Roman" w:hAnsi="Times New Roman" w:cs="Times New Roman"/>
+          <w:highlight w:val="yellow"/>
+        </w:rPr>
+        <w:t>PRI: Arable land (hectares)</w:t>
+      </w:r>
+      <w:r>
+        <w:rPr>
+          <w:rFonts w:ascii="Times New Roman" w:hAnsi="Times New Roman" w:cs="Times New Roman"/>
+        </w:rPr>
+        <w:t xml:space="preserve">, </w:t>
+      </w:r>
+      <w:r>
+        <w:rPr>
+          <w:rFonts w:ascii="Times New Roman" w:hAnsi="Times New Roman" w:cs="Times New Roman"/>
+        </w:rPr>
+        <w:t>in conjunction</w:t>
+      </w:r>
+      <w:r>
+        <w:rPr>
+          <w:rFonts w:ascii="Times New Roman" w:hAnsi="Times New Roman" w:cs="Times New Roman"/>
+        </w:rPr>
+        <w:t xml:space="preserve">, demonstrate that Hurricane Maria lowered the population of Puerto Rico. Over 4000 people died, and many left for the mainland U.S. </w:t>
+      </w:r>
+    </w:p>
+    <w:p>
+      <w:pPr>
+        <w:rPr>
+          <w:rFonts w:ascii="Times New Roman" w:hAnsi="Times New Roman" w:cs="Times New Roman"/>
+        </w:rPr>
+      </w:pPr>
+    </w:p>
+    <w:p>
+      <w:pPr>
+        <w:rPr>
+          <w:rFonts w:ascii="Times New Roman" w:hAnsi="Times New Roman" w:cs="Times New Roman"/>
+        </w:rPr>
+      </w:pPr>
+    </w:p>
+    <w:p>
+      <w:pPr>
+        <w:rPr>
+          <w:rFonts w:ascii="Times New Roman" w:hAnsi="Times New Roman" w:cs="Times New Roman"/>
+        </w:rPr>
+      </w:pPr>
+    </w:p>
+    <w:p>
+      <w:pPr>
+        <w:jc w:val="center"/>
+        <w:rPr>
+          <w:rFonts w:ascii="Times New Roman" w:hAnsi="Times New Roman" w:cs="Times New Roman"/>
+        </w:rPr>
+      </w:pPr>
+      <w:r>
+        <w:rPr>
+          <w:rFonts w:ascii="Times New Roman" w:hAnsi="Times New Roman" w:cs="Times New Roman"/>
           <w:noProof/>
         </w:rPr>
-        <w:lastRenderedPageBreak/>
         <w:drawing>
-          <wp:inline distT="0" distB="0" distL="0" distR="0" wp14:anchorId="737DDA32" wp14:editId="51D0FBF9">
-            <wp:extent cx="5943600" cy="7120890"/>
-            <wp:effectExtent l="0" t="0" r="0" b="3810"/>
-            <wp:docPr id="1387079855" name="Picture 7"/>
+          <wp:inline distT="0" distB="0" distL="0" distR="0" wp14:anchorId="6A009C7F" wp14:editId="7B60A5ED">
+            <wp:extent cx="5570376" cy="6798715"/>
+            <wp:effectExtent l="0" t="0" r="5080" b="0"/>
+            <wp:docPr id="100596398" name="Picture 22" descr="A graph of a line and a line graph&#10;&#10;Description automatically generated with medium confidence"/>
             <wp:cNvGraphicFramePr>
               <a:graphicFrameLocks xmlns:a="http://schemas.openxmlformats.org/drawingml/2006/main" noChangeAspect="1"/>
             </wp:cNvGraphicFramePr>
@@ -377,7 +616,7 @@
               <a:graphicData uri="http://schemas.openxmlformats.org/drawingml/2006/picture">
                 <pic:pic xmlns:pic="http://schemas.openxmlformats.org/drawingml/2006/picture">
                   <pic:nvPicPr>
-                    <pic:cNvPr id="1387079855" name="Picture 1387079855"/>
+                    <pic:cNvPr id="100596398" name="Picture 22" descr="A graph of a line and a line graph&#10;&#10;Description automatically generated with medium confidence"/>
                     <pic:cNvPicPr/>
                   </pic:nvPicPr>
                   <pic:blipFill>
@@ -395,7 +634,7 @@
                   <pic:spPr>
                     <a:xfrm>
                       <a:off x="0" y="0"/>
-                      <a:ext cx="5943600" cy="7120890"/>
+                      <a:ext cx="5577339" cy="6807214"/>
                     </a:xfrm>
                     <a:prstGeom prst="rect">
                       <a:avLst/>
@@ -410,46 +649,56 @@
     </w:p>
     <w:p>
       <w:pPr>
-        <w:rPr>
-          <w:rFonts w:ascii="Times New Roman" w:hAnsi="Times New Roman" w:cs="Times New Roman"/>
-          <w:i/>
-          <w:iCs/>
-        </w:rPr>
-      </w:pPr>
-    </w:p>
-    <w:p>
-      <w:pPr>
-        <w:rPr>
-          <w:rFonts w:ascii="Times New Roman" w:hAnsi="Times New Roman" w:cs="Times New Roman"/>
-        </w:rPr>
-      </w:pPr>
-    </w:p>
-    <w:p>
-      <w:pPr>
-        <w:rPr>
-          <w:rFonts w:ascii="Times New Roman" w:hAnsi="Times New Roman" w:cs="Times New Roman"/>
-        </w:rPr>
-      </w:pPr>
-      <w:r>
-        <w:rPr>
-          <w:rFonts w:ascii="Times New Roman" w:hAnsi="Times New Roman" w:cs="Times New Roman"/>
-        </w:rPr>
-        <w:t xml:space="preserve">ALEXANDER: Suggests population drop post-Maria. </w:t>
-      </w:r>
-    </w:p>
-    <w:p>
-      <w:pPr>
-        <w:rPr>
-          <w:rFonts w:ascii="Times New Roman" w:hAnsi="Times New Roman" w:cs="Times New Roman"/>
-        </w:rPr>
-      </w:pPr>
-    </w:p>
-    <w:p>
-      <w:pPr>
-        <w:rPr>
-          <w:rFonts w:ascii="Times New Roman" w:hAnsi="Times New Roman" w:cs="Times New Roman"/>
-        </w:rPr>
-      </w:pPr>
+        <w:jc w:val="center"/>
+        <w:rPr>
+          <w:rFonts w:ascii="Times New Roman" w:hAnsi="Times New Roman" w:cs="Times New Roman"/>
+        </w:rPr>
+      </w:pPr>
+    </w:p>
+    <w:p>
+      <w:pPr>
+        <w:jc w:val="center"/>
+        <w:rPr>
+          <w:rFonts w:ascii="Times New Roman" w:hAnsi="Times New Roman" w:cs="Times New Roman"/>
+        </w:rPr>
+      </w:pPr>
+    </w:p>
+    <w:p>
+      <w:pPr>
+        <w:rPr>
+          <w:rFonts w:ascii="Times New Roman" w:hAnsi="Times New Roman" w:cs="Times New Roman"/>
+        </w:rPr>
+      </w:pPr>
+      <w:r>
+        <w:rPr>
+          <w:rFonts w:ascii="Times New Roman" w:hAnsi="Times New Roman" w:cs="Times New Roman"/>
+        </w:rPr>
+        <w:t xml:space="preserve">PRI: Food production index (2014-2016 = 100) </w:t>
+      </w:r>
+      <w:r>
+        <w:rPr>
+          <w:rFonts w:ascii="Times New Roman" w:hAnsi="Times New Roman" w:cs="Times New Roman"/>
+        </w:rPr>
+        <w:t xml:space="preserve"> and  </w:t>
+      </w:r>
+      <w:r>
+        <w:rPr>
+          <w:rFonts w:ascii="Times New Roman" w:hAnsi="Times New Roman" w:cs="Times New Roman"/>
+        </w:rPr>
+        <w:t>PRI: Livestock production index (2014-2016 = 100)</w:t>
+      </w:r>
+      <w:r>
+        <w:rPr>
+          <w:rFonts w:ascii="Times New Roman" w:hAnsi="Times New Roman" w:cs="Times New Roman"/>
+        </w:rPr>
+        <w:t xml:space="preserve">. </w:t>
+      </w:r>
+      <w:r>
+        <w:rPr>
+          <w:rFonts w:ascii="Times New Roman" w:hAnsi="Times New Roman" w:cs="Times New Roman"/>
+        </w:rPr>
+        <w:t xml:space="preserve">These indexes are pegged to production between 2014-2016. Values above 100 suggest growing production, below 2017 falling production. 2016 to 2017 was relatively stable, and a big drop off happens after 2017. Suggests diminished production after Maria. </w:t>
+      </w:r>
     </w:p>
     <w:p>
       <w:pPr>
@@ -471,10 +720,10 @@
         </w:rPr>
         <w:lastRenderedPageBreak/>
         <w:drawing>
-          <wp:inline distT="0" distB="0" distL="0" distR="0" wp14:anchorId="5D28E5E8" wp14:editId="7A1F9E0F">
-            <wp:extent cx="5943600" cy="7074535"/>
-            <wp:effectExtent l="0" t="0" r="0" b="0"/>
-            <wp:docPr id="1970826127" name="Picture 8" descr="A graph of a graph with a line&#10;&#10;Description automatically generated with medium confidence"/>
+          <wp:inline distT="0" distB="0" distL="0" distR="0" wp14:anchorId="47107C4F" wp14:editId="04A1C919">
+            <wp:extent cx="5943600" cy="7249160"/>
+            <wp:effectExtent l="0" t="0" r="0" b="2540"/>
+            <wp:docPr id="1591784621" name="Picture 23" descr="A graph of a graph with a line&#10;&#10;Description automatically generated with medium confidence"/>
             <wp:cNvGraphicFramePr>
               <a:graphicFrameLocks xmlns:a="http://schemas.openxmlformats.org/drawingml/2006/main" noChangeAspect="1"/>
             </wp:cNvGraphicFramePr>
@@ -482,7 +731,7 @@
               <a:graphicData uri="http://schemas.openxmlformats.org/drawingml/2006/picture">
                 <pic:pic xmlns:pic="http://schemas.openxmlformats.org/drawingml/2006/picture">
                   <pic:nvPicPr>
-                    <pic:cNvPr id="1970826127" name="Picture 8" descr="A graph of a graph with a line&#10;&#10;Description automatically generated with medium confidence"/>
+                    <pic:cNvPr id="1591784621" name="Picture 23" descr="A graph of a graph with a line&#10;&#10;Description automatically generated with medium confidence"/>
                     <pic:cNvPicPr/>
                   </pic:nvPicPr>
                   <pic:blipFill>
@@ -500,7 +749,7 @@
                   <pic:spPr>
                     <a:xfrm>
                       <a:off x="0" y="0"/>
-                      <a:ext cx="5943600" cy="7074535"/>
+                      <a:ext cx="5943600" cy="7249160"/>
                     </a:xfrm>
                     <a:prstGeom prst="rect">
                       <a:avLst/>
@@ -519,26 +768,19 @@
           <w:rFonts w:ascii="Times New Roman" w:hAnsi="Times New Roman" w:cs="Times New Roman"/>
         </w:rPr>
       </w:pPr>
-    </w:p>
-    <w:p>
-      <w:pPr>
-        <w:rPr>
-          <w:rFonts w:ascii="Times New Roman" w:hAnsi="Times New Roman" w:cs="Times New Roman"/>
-        </w:rPr>
-      </w:pPr>
-      <w:r>
-        <w:rPr>
-          <w:rFonts w:ascii="Times New Roman" w:hAnsi="Times New Roman" w:cs="Times New Roman"/>
-        </w:rPr>
-        <w:t xml:space="preserve">ALEXANDER: These indexes are pegged to production between 2014-2016. Values above 100 suggest growing production, below 2017 falling production. 2016 to 2017 was relatively stable, and a big drop off happens after 2017. Suggests diminished production after Maria. </w:t>
-      </w:r>
-    </w:p>
-    <w:p>
-      <w:pPr>
-        <w:rPr>
-          <w:rFonts w:ascii="Times New Roman" w:hAnsi="Times New Roman" w:cs="Times New Roman"/>
-        </w:rPr>
-      </w:pPr>
+      <w:r>
+        <w:rPr>
+          <w:rFonts w:ascii="Times New Roman" w:hAnsi="Times New Roman" w:cs="Times New Roman"/>
+          <w:highlight w:val="yellow"/>
+        </w:rPr>
+        <w:t>PRI: Control of Corruption: Estimate</w:t>
+      </w:r>
+      <w:r>
+        <w:rPr>
+          <w:rFonts w:ascii="Times New Roman" w:hAnsi="Times New Roman" w:cs="Times New Roman"/>
+        </w:rPr>
+        <w:t xml:space="preserve"> </w:t>
+      </w:r>
     </w:p>
     <w:p>
       <w:pPr>
@@ -560,10 +802,10 @@
         </w:rPr>
         <w:lastRenderedPageBreak/>
         <w:drawing>
-          <wp:inline distT="0" distB="0" distL="0" distR="0" wp14:anchorId="789920D9" wp14:editId="53E478BD">
-            <wp:extent cx="5943600" cy="7190740"/>
-            <wp:effectExtent l="0" t="0" r="0" b="0"/>
-            <wp:docPr id="1266313668" name="Picture 11" descr="A graph of a graph with blue lines&#10;&#10;Description automatically generated with medium confidence"/>
+          <wp:inline distT="0" distB="0" distL="0" distR="0" wp14:anchorId="375D628D" wp14:editId="591E5B16">
+            <wp:extent cx="5943600" cy="3592195"/>
+            <wp:effectExtent l="0" t="0" r="0" b="1905"/>
+            <wp:docPr id="1749783940" name="Picture 24" descr="A graph with a line and a blue line&#10;&#10;Description automatically generated"/>
             <wp:cNvGraphicFramePr>
               <a:graphicFrameLocks xmlns:a="http://schemas.openxmlformats.org/drawingml/2006/main" noChangeAspect="1"/>
             </wp:cNvGraphicFramePr>
@@ -571,7 +813,7 @@
               <a:graphicData uri="http://schemas.openxmlformats.org/drawingml/2006/picture">
                 <pic:pic xmlns:pic="http://schemas.openxmlformats.org/drawingml/2006/picture">
                   <pic:nvPicPr>
-                    <pic:cNvPr id="1266313668" name="Picture 11" descr="A graph of a graph with blue lines&#10;&#10;Description automatically generated with medium confidence"/>
+                    <pic:cNvPr id="1749783940" name="Picture 24" descr="A graph with a line and a blue line&#10;&#10;Description automatically generated"/>
                     <pic:cNvPicPr/>
                   </pic:nvPicPr>
                   <pic:blipFill>
@@ -589,7 +831,7 @@
                   <pic:spPr>
                     <a:xfrm>
                       <a:off x="0" y="0"/>
-                      <a:ext cx="5943600" cy="7190740"/>
+                      <a:ext cx="5943600" cy="3592195"/>
                     </a:xfrm>
                     <a:prstGeom prst="rect">
                       <a:avLst/>
@@ -615,30 +857,434 @@
           <w:rFonts w:ascii="Times New Roman" w:hAnsi="Times New Roman" w:cs="Times New Roman"/>
         </w:rPr>
       </w:pPr>
-      <w:r>
-        <w:rPr>
-          <w:rFonts w:ascii="Times New Roman" w:hAnsi="Times New Roman" w:cs="Times New Roman"/>
-        </w:rPr>
-        <w:t xml:space="preserve">ALEXANDER: Zoom-In of Food and Livestock production indexes. </w:t>
-      </w:r>
-    </w:p>
-    <w:p>
-      <w:pPr>
-        <w:rPr>
-          <w:rFonts w:ascii="Times New Roman" w:hAnsi="Times New Roman" w:cs="Times New Roman"/>
-        </w:rPr>
-      </w:pPr>
-      <w:r>
-        <w:rPr>
-          <w:rFonts w:ascii="Times New Roman" w:hAnsi="Times New Roman" w:cs="Times New Roman"/>
+    </w:p>
+    <w:p>
+      <w:pPr>
+        <w:rPr>
+          <w:rFonts w:ascii="Times New Roman" w:hAnsi="Times New Roman" w:cs="Times New Roman"/>
+        </w:rPr>
+      </w:pPr>
+      <w:r>
+        <w:rPr>
+          <w:rFonts w:ascii="Times New Roman" w:hAnsi="Times New Roman" w:cs="Times New Roman"/>
+        </w:rPr>
+        <w:t>This index measures perceptions of corruption in public power. A higher value suggests better control of corruption, while a lower value indicates weaker control or higher corruption perceptions. Values range approximately between -2.5 (poor control) and 2.5 (strong control).</w:t>
+      </w:r>
+    </w:p>
+    <w:p>
+      <w:pPr>
+        <w:rPr>
+          <w:rFonts w:ascii="Times New Roman" w:hAnsi="Times New Roman" w:cs="Times New Roman"/>
+        </w:rPr>
+      </w:pPr>
+    </w:p>
+    <w:p>
+      <w:pPr>
+        <w:rPr>
+          <w:rFonts w:ascii="Times New Roman" w:hAnsi="Times New Roman" w:cs="Times New Roman"/>
+        </w:rPr>
+      </w:pPr>
+      <w:r>
+        <w:rPr>
+          <w:rFonts w:ascii="Times New Roman" w:hAnsi="Times New Roman" w:cs="Times New Roman"/>
+        </w:rPr>
+        <w:t xml:space="preserve">The are upward spikes around 2017 (Maria) and 2021 (COVID), which coincide with ‘rally around the flag’ phenomena following national tragedy (George W Bush was incredibly popular after 9/11, for example). </w:t>
+      </w:r>
+    </w:p>
+    <w:p>
+      <w:pPr>
+        <w:rPr>
+          <w:rFonts w:ascii="Times New Roman" w:hAnsi="Times New Roman" w:cs="Times New Roman"/>
+        </w:rPr>
+      </w:pPr>
+    </w:p>
+    <w:p>
+      <w:pPr>
+        <w:rPr>
+          <w:rFonts w:ascii="Times New Roman" w:hAnsi="Times New Roman" w:cs="Times New Roman"/>
+        </w:rPr>
+      </w:pPr>
+      <w:r>
+        <w:rPr>
+          <w:rFonts w:ascii="Times New Roman" w:hAnsi="Times New Roman" w:cs="Times New Roman"/>
+        </w:rPr>
+        <w:t xml:space="preserve">Notice a dip into negative territory in the years following Hurricane Maria, which coincides with the negative public sentiment that led to the Summer of 2019 protests that brought down the Rosselló, Jr. administration. Among other things, perceptions of mismanaging the response to Maria led to these protests.  </w:t>
+      </w:r>
+    </w:p>
+    <w:p>
+      <w:pPr>
+        <w:rPr>
+          <w:rFonts w:ascii="Times New Roman" w:hAnsi="Times New Roman" w:cs="Times New Roman"/>
+        </w:rPr>
+      </w:pPr>
+    </w:p>
+    <w:p>
+      <w:pPr>
+        <w:rPr>
+          <w:rFonts w:ascii="Times New Roman" w:hAnsi="Times New Roman" w:cs="Times New Roman"/>
+        </w:rPr>
+      </w:pPr>
+      <w:r>
+        <w:rPr>
+          <w:rFonts w:ascii="Times New Roman" w:hAnsi="Times New Roman" w:cs="Times New Roman"/>
+        </w:rPr>
+        <w:t>There is an uptick after his resignation (2020)</w:t>
+      </w:r>
+      <w:r>
+        <w:rPr>
+          <w:rFonts w:ascii="Times New Roman" w:hAnsi="Times New Roman" w:cs="Times New Roman"/>
+        </w:rPr>
+        <w:t xml:space="preserve">, but plummets once more, below levels seen after Hurricane Maria. It suggests the public’s perception of government corruption has not recovered to pre-Maria levels, rally round the flag effects aside. </w:t>
+      </w:r>
+    </w:p>
+    <w:p>
+      <w:pPr>
+        <w:rPr>
+          <w:rFonts w:ascii="Times New Roman" w:hAnsi="Times New Roman" w:cs="Times New Roman"/>
+        </w:rPr>
+      </w:pPr>
+    </w:p>
+    <w:p>
+      <w:pPr>
+        <w:rPr>
+          <w:rFonts w:ascii="Times New Roman" w:hAnsi="Times New Roman" w:cs="Times New Roman"/>
+        </w:rPr>
+      </w:pPr>
+    </w:p>
+    <w:p>
+      <w:pPr>
+        <w:rPr>
+          <w:rFonts w:ascii="Times New Roman" w:hAnsi="Times New Roman" w:cs="Times New Roman"/>
+        </w:rPr>
+      </w:pPr>
+    </w:p>
+    <w:p>
+      <w:pPr>
+        <w:rPr>
+          <w:rFonts w:ascii="Times New Roman" w:hAnsi="Times New Roman" w:cs="Times New Roman"/>
+        </w:rPr>
+      </w:pPr>
+    </w:p>
+    <w:p>
+      <w:pPr>
+        <w:rPr>
+          <w:rFonts w:ascii="Times New Roman" w:hAnsi="Times New Roman" w:cs="Times New Roman"/>
+        </w:rPr>
+      </w:pPr>
+    </w:p>
+    <w:p>
+      <w:pPr>
+        <w:rPr>
+          <w:rFonts w:ascii="Times New Roman" w:hAnsi="Times New Roman" w:cs="Times New Roman"/>
+        </w:rPr>
+      </w:pPr>
+    </w:p>
+    <w:p>
+      <w:pPr>
+        <w:rPr>
+          <w:rFonts w:ascii="Times New Roman" w:hAnsi="Times New Roman" w:cs="Times New Roman"/>
+          <w:sz w:val="20"/>
+          <w:szCs w:val="20"/>
+        </w:rPr>
+      </w:pPr>
+      <w:r>
+        <w:rPr>
+          <w:rFonts w:ascii="Times New Roman" w:hAnsi="Times New Roman" w:cs="Times New Roman"/>
+          <w:sz w:val="20"/>
+          <w:szCs w:val="20"/>
+          <w:highlight w:val="yellow"/>
+        </w:rPr>
+        <w:lastRenderedPageBreak/>
+        <w:t>PRI: Energy intensity level of primary energy (MJ/$2017 PPP GDP)</w:t>
+      </w:r>
+      <w:r>
+        <w:rPr>
+          <w:rFonts w:ascii="Times New Roman" w:hAnsi="Times New Roman" w:cs="Times New Roman"/>
+          <w:sz w:val="20"/>
+          <w:szCs w:val="20"/>
+        </w:rPr>
+        <w:t xml:space="preserve">. </w:t>
+      </w:r>
+      <w:r>
+        <w:rPr>
+          <w:rFonts w:ascii="Times New Roman" w:hAnsi="Times New Roman" w:cs="Times New Roman"/>
+          <w:sz w:val="20"/>
+          <w:szCs w:val="20"/>
+        </w:rPr>
+        <w:t>The metric “Energy intensity level of primary energy (MJ/$2017 PPP GDP)” measures the amount of primary energy (in megajoules, MJ) required to generate one unit of economic output, expressed in terms of purchasing power parity (PPP) GDP at constant 2017 US dollars.</w:t>
+      </w:r>
+    </w:p>
+    <w:p>
+      <w:pPr>
+        <w:rPr>
+          <w:rFonts w:ascii="Times New Roman" w:hAnsi="Times New Roman" w:cs="Times New Roman"/>
+          <w:sz w:val="20"/>
+          <w:szCs w:val="20"/>
+        </w:rPr>
+      </w:pPr>
+    </w:p>
+    <w:p>
+      <w:pPr>
+        <w:pStyle w:val="p1"/>
+        <w:rPr>
+          <w:rFonts w:ascii="Times New Roman" w:hAnsi="Times New Roman"/>
+          <w:sz w:val="20"/>
+          <w:szCs w:val="20"/>
+        </w:rPr>
+      </w:pPr>
+      <w:r>
+        <w:rPr>
+          <w:rFonts w:ascii="Times New Roman" w:hAnsi="Times New Roman"/>
+          <w:b/>
+          <w:bCs/>
+          <w:sz w:val="20"/>
+          <w:szCs w:val="20"/>
+        </w:rPr>
+        <w:t>Primary Energy</w:t>
+      </w:r>
+      <w:r>
+        <w:rPr>
+          <w:rFonts w:ascii="Times New Roman" w:hAnsi="Times New Roman"/>
+          <w:sz w:val="20"/>
+          <w:szCs w:val="20"/>
+        </w:rPr>
+        <w:t>:</w:t>
+      </w:r>
+    </w:p>
+    <w:p>
+      <w:pPr>
+        <w:pStyle w:val="p2"/>
+        <w:ind w:left="720" w:firstLine="0"/>
+        <w:rPr>
+          <w:rFonts w:ascii="Times New Roman" w:hAnsi="Times New Roman"/>
+          <w:sz w:val="20"/>
+          <w:szCs w:val="20"/>
+        </w:rPr>
+      </w:pPr>
+      <w:r>
+        <w:rPr>
+          <w:rFonts w:ascii="Times New Roman" w:hAnsi="Times New Roman"/>
+          <w:sz w:val="20"/>
+          <w:szCs w:val="20"/>
+        </w:rPr>
+        <w:t>Refers to energy sources in their natural state (e.g., crude oil, coal, natural gas, solar energy) before being converted into usable energy like electricity or heat.</w:t>
+      </w:r>
+    </w:p>
+    <w:p>
+      <w:pPr>
+        <w:pStyle w:val="p2"/>
+        <w:ind w:left="720" w:firstLine="0"/>
+        <w:rPr>
+          <w:rFonts w:ascii="Times New Roman" w:hAnsi="Times New Roman"/>
+          <w:sz w:val="20"/>
+          <w:szCs w:val="20"/>
+        </w:rPr>
+      </w:pPr>
+      <w:r>
+        <w:rPr>
+          <w:rFonts w:ascii="Times New Roman" w:hAnsi="Times New Roman"/>
+          <w:sz w:val="20"/>
+          <w:szCs w:val="20"/>
+        </w:rPr>
+        <w:t>This metric tracks how much energy is consumed across all sectors, including transportation, industry, and household</w:t>
+      </w:r>
+    </w:p>
+    <w:p>
+      <w:pPr>
+        <w:pStyle w:val="p2"/>
+        <w:rPr>
+          <w:rFonts w:ascii="Times New Roman" w:hAnsi="Times New Roman"/>
+          <w:b/>
+          <w:bCs/>
+          <w:sz w:val="20"/>
+          <w:szCs w:val="20"/>
+        </w:rPr>
+      </w:pPr>
+      <w:r>
+        <w:rPr>
+          <w:rFonts w:ascii="Times New Roman" w:hAnsi="Times New Roman"/>
+          <w:b/>
+          <w:bCs/>
+          <w:sz w:val="20"/>
+          <w:szCs w:val="20"/>
+        </w:rPr>
+        <w:t>P</w:t>
+      </w:r>
+      <w:r>
+        <w:rPr>
+          <w:rFonts w:ascii="Times New Roman" w:hAnsi="Times New Roman"/>
+          <w:b/>
+          <w:bCs/>
+          <w:sz w:val="20"/>
+          <w:szCs w:val="20"/>
+        </w:rPr>
+        <w:t>PP GDP:</w:t>
+      </w:r>
+    </w:p>
+    <w:p>
+      <w:pPr>
+        <w:pStyle w:val="p2"/>
+        <w:ind w:firstLine="0"/>
+        <w:rPr>
+          <w:rFonts w:ascii="Times New Roman" w:hAnsi="Times New Roman"/>
+          <w:sz w:val="20"/>
+          <w:szCs w:val="20"/>
+        </w:rPr>
+      </w:pPr>
+      <w:r>
+        <w:rPr>
+          <w:rFonts w:ascii="Times New Roman" w:hAnsi="Times New Roman"/>
+          <w:sz w:val="20"/>
+          <w:szCs w:val="20"/>
+        </w:rPr>
+        <w:t>Adjusts GDP for differences in the cost of living between countries, providing a more accurate</w:t>
+      </w:r>
+      <w:r>
+        <w:rPr>
+          <w:rFonts w:ascii="Times New Roman" w:hAnsi="Times New Roman"/>
+          <w:sz w:val="20"/>
+          <w:szCs w:val="20"/>
+        </w:rPr>
+        <w:t xml:space="preserve"> </w:t>
+      </w:r>
+      <w:r>
+        <w:rPr>
+          <w:rFonts w:ascii="Times New Roman" w:hAnsi="Times New Roman"/>
+          <w:sz w:val="20"/>
+          <w:szCs w:val="20"/>
+        </w:rPr>
+        <w:t>comparison of economic output.</w:t>
+      </w:r>
+    </w:p>
+    <w:p>
+      <w:pPr>
+        <w:pStyle w:val="p2"/>
+        <w:rPr>
+          <w:rFonts w:ascii="Times New Roman" w:hAnsi="Times New Roman"/>
+          <w:sz w:val="20"/>
+          <w:szCs w:val="20"/>
+        </w:rPr>
+      </w:pPr>
+      <w:r>
+        <w:rPr>
+          <w:rFonts w:ascii="Times New Roman" w:hAnsi="Times New Roman"/>
+          <w:b/>
+          <w:bCs/>
+          <w:sz w:val="20"/>
+          <w:szCs w:val="20"/>
+        </w:rPr>
+        <w:t>Energy Intensity</w:t>
+      </w:r>
+      <w:r>
+        <w:rPr>
+          <w:rFonts w:ascii="Times New Roman" w:hAnsi="Times New Roman"/>
+          <w:sz w:val="20"/>
+          <w:szCs w:val="20"/>
+        </w:rPr>
+        <w:t>:</w:t>
+      </w:r>
+    </w:p>
+    <w:p>
+      <w:pPr>
+        <w:pStyle w:val="p2"/>
+        <w:ind w:firstLine="0"/>
+        <w:rPr>
+          <w:rFonts w:ascii="Times New Roman" w:hAnsi="Times New Roman"/>
+          <w:sz w:val="20"/>
+          <w:szCs w:val="20"/>
+        </w:rPr>
+      </w:pPr>
+      <w:r>
+        <w:rPr>
+          <w:rFonts w:ascii="Times New Roman" w:hAnsi="Times New Roman"/>
+          <w:sz w:val="20"/>
+          <w:szCs w:val="20"/>
+        </w:rPr>
+        <w:t>A higher value means more energy is required to produce economic output, indicating inefficiency.</w:t>
+      </w:r>
+    </w:p>
+    <w:p>
+      <w:pPr>
+        <w:pStyle w:val="p2"/>
+        <w:rPr>
+          <w:rFonts w:ascii="Times New Roman" w:hAnsi="Times New Roman"/>
+          <w:sz w:val="20"/>
+          <w:szCs w:val="20"/>
+        </w:rPr>
+      </w:pPr>
+      <w:r>
+        <w:rPr>
+          <w:rFonts w:ascii="Times New Roman" w:hAnsi="Times New Roman"/>
+          <w:sz w:val="20"/>
+          <w:szCs w:val="20"/>
+        </w:rPr>
+        <w:tab/>
+        <w:t>A lower value means less energy is required, indicating greater efficiency or a transition to cleaner, more efficient energy systems.</w:t>
+      </w:r>
+    </w:p>
+    <w:p>
+      <w:pPr>
+        <w:pStyle w:val="p2"/>
+        <w:rPr>
+          <w:rFonts w:ascii="Times New Roman" w:hAnsi="Times New Roman"/>
+          <w:sz w:val="20"/>
+          <w:szCs w:val="20"/>
+        </w:rPr>
+      </w:pPr>
+    </w:p>
+    <w:p>
+      <w:pPr>
+        <w:pStyle w:val="p2"/>
+        <w:ind w:firstLine="0"/>
+        <w:rPr>
+          <w:rFonts w:ascii="Times New Roman" w:hAnsi="Times New Roman"/>
+          <w:sz w:val="20"/>
+          <w:szCs w:val="20"/>
+        </w:rPr>
+      </w:pPr>
+      <w:r>
+        <w:rPr>
+          <w:rFonts w:ascii="Times New Roman" w:hAnsi="Times New Roman"/>
+          <w:sz w:val="20"/>
+          <w:szCs w:val="20"/>
+        </w:rPr>
+        <w:t xml:space="preserve">Puerto Rico is very unproductive following Hurricane Maria. Maybe it’s relying on gas, and those went up? Or maybe the grid is just that bad. </w:t>
+      </w:r>
+    </w:p>
+    <w:p>
+      <w:pPr>
+        <w:pStyle w:val="p2"/>
+        <w:ind w:firstLine="0"/>
+        <w:rPr>
+          <w:rFonts w:ascii="Times New Roman" w:hAnsi="Times New Roman"/>
+          <w:sz w:val="20"/>
+          <w:szCs w:val="20"/>
+        </w:rPr>
+      </w:pPr>
+    </w:p>
+    <w:p>
+      <w:pPr>
+        <w:pStyle w:val="p2"/>
+        <w:ind w:firstLine="0"/>
+        <w:rPr>
+          <w:rFonts w:ascii="Times New Roman" w:hAnsi="Times New Roman"/>
+          <w:sz w:val="20"/>
+          <w:szCs w:val="20"/>
+        </w:rPr>
+      </w:pPr>
+      <w:r>
+        <w:rPr>
+          <w:rFonts w:ascii="Times New Roman" w:hAnsi="Times New Roman"/>
           <w:noProof/>
-        </w:rPr>
-        <w:lastRenderedPageBreak/>
+          <w:sz w:val="20"/>
+          <w:szCs w:val="20"/>
+          <w14:ligatures w14:val="standardContextual"/>
+        </w:rPr>
         <w:drawing>
-          <wp:inline distT="0" distB="0" distL="0" distR="0" wp14:anchorId="55B52506" wp14:editId="65A85406">
-            <wp:extent cx="5943600" cy="3579495"/>
+          <wp:inline distT="0" distB="0" distL="0" distR="0" wp14:anchorId="50E89BD3" wp14:editId="23528959">
+            <wp:extent cx="5943600" cy="3528695"/>
             <wp:effectExtent l="0" t="0" r="0" b="1905"/>
-            <wp:docPr id="1920803517" name="Picture 12" descr="A graph with a line and a line&#10;&#10;Description automatically generated"/>
+            <wp:docPr id="68163739" name="Picture 25" descr="A graph with a line and a line&#10;&#10;Description automatically generated"/>
             <wp:cNvGraphicFramePr>
               <a:graphicFrameLocks xmlns:a="http://schemas.openxmlformats.org/drawingml/2006/main" noChangeAspect="1"/>
             </wp:cNvGraphicFramePr>
@@ -646,7 +1292,7 @@
               <a:graphicData uri="http://schemas.openxmlformats.org/drawingml/2006/picture">
                 <pic:pic xmlns:pic="http://schemas.openxmlformats.org/drawingml/2006/picture">
                   <pic:nvPicPr>
-                    <pic:cNvPr id="1920803517" name="Picture 12" descr="A graph with a line and a line&#10;&#10;Description automatically generated"/>
+                    <pic:cNvPr id="68163739" name="Picture 25" descr="A graph with a line and a line&#10;&#10;Description automatically generated"/>
                     <pic:cNvPicPr/>
                   </pic:nvPicPr>
                   <pic:blipFill>
@@ -664,7 +1310,7 @@
                   <pic:spPr>
                     <a:xfrm>
                       <a:off x="0" y="0"/>
-                      <a:ext cx="5943600" cy="3579495"/>
+                      <a:ext cx="5943600" cy="3528695"/>
                     </a:xfrm>
                     <a:prstGeom prst="rect">
                       <a:avLst/>
@@ -679,106 +1325,53 @@
     </w:p>
     <w:p>
       <w:pPr>
-        <w:rPr>
-          <w:rFonts w:ascii="Times New Roman" w:hAnsi="Times New Roman" w:cs="Times New Roman"/>
-        </w:rPr>
-      </w:pPr>
-    </w:p>
-    <w:p>
-      <w:pPr>
-        <w:rPr>
-          <w:rFonts w:ascii="Times New Roman" w:hAnsi="Times New Roman" w:cs="Times New Roman"/>
-        </w:rPr>
-      </w:pPr>
-      <w:r>
-        <w:rPr>
-          <w:rFonts w:ascii="Times New Roman" w:hAnsi="Times New Roman" w:cs="Times New Roman"/>
-        </w:rPr>
-        <w:t xml:space="preserve">ALEXANDER: </w:t>
-      </w:r>
-    </w:p>
-    <w:p>
-      <w:pPr>
-        <w:rPr>
-          <w:rFonts w:ascii="Times New Roman" w:hAnsi="Times New Roman" w:cs="Times New Roman"/>
-        </w:rPr>
-      </w:pPr>
-    </w:p>
-    <w:p>
-      <w:pPr>
-        <w:rPr>
-          <w:rFonts w:ascii="Times New Roman" w:hAnsi="Times New Roman" w:cs="Times New Roman"/>
-        </w:rPr>
-      </w:pPr>
-      <w:r>
-        <w:rPr>
-          <w:rFonts w:ascii="Times New Roman" w:hAnsi="Times New Roman" w:cs="Times New Roman"/>
-        </w:rPr>
-        <w:t>This index measures perceptions of corruption in public power. A higher value suggests better control of corruption, while a lower value indicates weaker control or higher corruption perceptions. Values range approximately between -2.5 (poor control) and 2.5 (strong control).</w:t>
-      </w:r>
-    </w:p>
-    <w:p>
-      <w:pPr>
-        <w:rPr>
-          <w:rFonts w:ascii="Times New Roman" w:hAnsi="Times New Roman" w:cs="Times New Roman"/>
-        </w:rPr>
-      </w:pPr>
-    </w:p>
-    <w:p>
-      <w:pPr>
-        <w:rPr>
-          <w:rFonts w:ascii="Times New Roman" w:hAnsi="Times New Roman" w:cs="Times New Roman"/>
-        </w:rPr>
-      </w:pPr>
-      <w:r>
-        <w:rPr>
-          <w:rFonts w:ascii="Times New Roman" w:hAnsi="Times New Roman" w:cs="Times New Roman"/>
-        </w:rPr>
-        <w:t xml:space="preserve">The are upward spikes around 2017 (Maria) and 2021 (COVID), which coincide with ‘rally around the flag’ phenomena following national tragedy (George W Bush was incredibly popular after 9/11, for example). </w:t>
-      </w:r>
-    </w:p>
-    <w:p>
-      <w:pPr>
-        <w:rPr>
-          <w:rFonts w:ascii="Times New Roman" w:hAnsi="Times New Roman" w:cs="Times New Roman"/>
-        </w:rPr>
-      </w:pPr>
-    </w:p>
-    <w:p>
-      <w:pPr>
-        <w:rPr>
-          <w:rFonts w:ascii="Times New Roman" w:hAnsi="Times New Roman" w:cs="Times New Roman"/>
-        </w:rPr>
-      </w:pPr>
-      <w:r>
-        <w:rPr>
-          <w:rFonts w:ascii="Times New Roman" w:hAnsi="Times New Roman" w:cs="Times New Roman"/>
-        </w:rPr>
-        <w:t xml:space="preserve">Notice a dip into negative territory in the years following Hurricane Maria, which coincides with the negative public sentiment that led to the Summer of 2019 protests that brought down the Rosselló, Jr. administration. Among other things, perceptions of mismanaging the response to Maria led to these protests.  </w:t>
-      </w:r>
-    </w:p>
-    <w:p>
-      <w:pPr>
-        <w:rPr>
-          <w:rFonts w:ascii="Times New Roman" w:hAnsi="Times New Roman" w:cs="Times New Roman"/>
-        </w:rPr>
-      </w:pPr>
-    </w:p>
-    <w:p>
-      <w:pPr>
-        <w:rPr>
-          <w:rFonts w:ascii="Times New Roman" w:hAnsi="Times New Roman" w:cs="Times New Roman"/>
-        </w:rPr>
-      </w:pPr>
-      <w:r>
-        <w:rPr>
-          <w:rFonts w:ascii="Times New Roman" w:hAnsi="Times New Roman" w:cs="Times New Roman"/>
-        </w:rPr>
-        <w:t xml:space="preserve">There is an uptick after his resignation (2020). </w:t>
-      </w:r>
-    </w:p>
-    <w:p>
-      <w:pPr>
+        <w:pStyle w:val="p2"/>
+      </w:pPr>
+    </w:p>
+    <w:p>
+      <w:pPr>
+        <w:rPr>
+          <w:rFonts w:ascii="Times New Roman" w:hAnsi="Times New Roman" w:cs="Times New Roman"/>
+        </w:rPr>
+      </w:pPr>
+      <w:r>
+        <w:rPr>
+          <w:rFonts w:ascii="Times New Roman" w:hAnsi="Times New Roman" w:cs="Times New Roman"/>
+          <w:highlight w:val="yellow"/>
+        </w:rPr>
+        <w:lastRenderedPageBreak/>
+        <w:t>PRI: PM2.5 air pollution, mean annual exposure (micrograms per cubic meter)</w:t>
+      </w:r>
+      <w:r>
+        <w:rPr>
+          <w:rFonts w:ascii="Times New Roman" w:hAnsi="Times New Roman" w:cs="Times New Roman"/>
+        </w:rPr>
+        <w:t xml:space="preserve">. Could suggest that the electric grid, at the household and commonwealth level, did rely on fossil fuels for a second. </w:t>
+      </w:r>
+    </w:p>
+    <w:p>
+      <w:pPr>
+        <w:rPr>
+          <w:rFonts w:ascii="Times New Roman" w:hAnsi="Times New Roman" w:cs="Times New Roman"/>
+        </w:rPr>
+      </w:pPr>
+    </w:p>
+    <w:p>
+      <w:pPr>
+        <w:rPr>
+          <w:rFonts w:ascii="Times New Roman" w:hAnsi="Times New Roman" w:cs="Times New Roman"/>
+        </w:rPr>
+      </w:pPr>
+      <w:r>
+        <w:rPr>
+          <w:rFonts w:ascii="Times New Roman" w:hAnsi="Times New Roman" w:cs="Times New Roman"/>
+        </w:rPr>
+        <w:t xml:space="preserve">It could also be related to reconstruction emissions. But it did normalize after a while, which complicates our ability to make easy conclusions based on the previous metric. </w:t>
+      </w:r>
+    </w:p>
+    <w:p>
+      <w:pPr>
+        <w:pStyle w:val="ListParagraph"/>
         <w:rPr>
           <w:rFonts w:ascii="Times New Roman" w:hAnsi="Times New Roman" w:cs="Times New Roman"/>
         </w:rPr>
@@ -809,12 +1402,11 @@
           <w:rFonts w:ascii="Times New Roman" w:hAnsi="Times New Roman" w:cs="Times New Roman"/>
           <w:noProof/>
         </w:rPr>
-        <w:lastRenderedPageBreak/>
         <w:drawing>
-          <wp:inline distT="0" distB="0" distL="0" distR="0" wp14:anchorId="2F78010F" wp14:editId="1068D1EA">
-            <wp:extent cx="5943600" cy="3571240"/>
-            <wp:effectExtent l="0" t="0" r="0" b="0"/>
-            <wp:docPr id="770669816" name="Picture 13" descr="A graph with a line and a line&#10;&#10;Description automatically generated"/>
+          <wp:inline distT="0" distB="0" distL="0" distR="0" wp14:anchorId="5A326EC9" wp14:editId="30A60927">
+            <wp:extent cx="5943600" cy="3577590"/>
+            <wp:effectExtent l="0" t="0" r="0" b="3810"/>
+            <wp:docPr id="1990210211" name="Picture 26" descr="A graph with blue lines and numbers&#10;&#10;Description automatically generated"/>
             <wp:cNvGraphicFramePr>
               <a:graphicFrameLocks xmlns:a="http://schemas.openxmlformats.org/drawingml/2006/main" noChangeAspect="1"/>
             </wp:cNvGraphicFramePr>
@@ -822,11 +1414,11 @@
               <a:graphicData uri="http://schemas.openxmlformats.org/drawingml/2006/picture">
                 <pic:pic xmlns:pic="http://schemas.openxmlformats.org/drawingml/2006/picture">
                   <pic:nvPicPr>
-                    <pic:cNvPr id="770669816" name="Picture 13" descr="A graph with a line and a line&#10;&#10;Description automatically generated"/>
+                    <pic:cNvPr id="1990210211" name="Picture 26" descr="A graph with blue lines and numbers&#10;&#10;Description automatically generated"/>
                     <pic:cNvPicPr/>
                   </pic:nvPicPr>
                   <pic:blipFill>
-                    <a:blip r:embed="rId9" cstate="print">
+                    <a:blip r:embed="rId9">
                       <a:extLst>
                         <a:ext uri="{28A0092B-C50C-407E-A947-70E740481C1C}">
                           <a14:useLocalDpi xmlns:a14="http://schemas.microsoft.com/office/drawing/2010/main" val="0"/>
@@ -840,7 +1432,7 @@
                   <pic:spPr>
                     <a:xfrm>
                       <a:off x="0" y="0"/>
-                      <a:ext cx="5943600" cy="3571240"/>
+                      <a:ext cx="5943600" cy="3577590"/>
                     </a:xfrm>
                     <a:prstGeom prst="rect">
                       <a:avLst/>
@@ -866,12 +1458,20 @@
           <w:rFonts w:ascii="Times New Roman" w:hAnsi="Times New Roman" w:cs="Times New Roman"/>
         </w:rPr>
       </w:pPr>
-      <w:r>
-        <w:rPr>
-          <w:rFonts w:ascii="Times New Roman" w:hAnsi="Times New Roman" w:cs="Times New Roman"/>
-        </w:rPr>
-        <w:t xml:space="preserve">ALEXANDER: Corruption Zoom-In. </w:t>
-      </w:r>
+    </w:p>
+    <w:p>
+      <w:pPr>
+        <w:rPr>
+          <w:rFonts w:ascii="Times New Roman" w:hAnsi="Times New Roman" w:cs="Times New Roman"/>
+        </w:rPr>
+      </w:pPr>
+    </w:p>
+    <w:p>
+      <w:pPr>
+        <w:rPr>
+          <w:rFonts w:ascii="Times New Roman" w:hAnsi="Times New Roman" w:cs="Times New Roman"/>
+        </w:rPr>
+      </w:pPr>
     </w:p>
     <w:p>
       <w:pPr>
@@ -895,18 +1495,138 @@
           <w:iCs/>
         </w:rPr>
       </w:pPr>
-      <w:r>
+    </w:p>
+    <w:p>
+      <w:pPr>
+        <w:rPr>
+          <w:rFonts w:ascii="Times New Roman" w:hAnsi="Times New Roman" w:cs="Times New Roman"/>
+          <w:color w:val="000000" w:themeColor="text1"/>
+        </w:rPr>
+      </w:pPr>
+    </w:p>
+    <w:p>
+      <w:pPr>
+        <w:rPr>
+          <w:rFonts w:ascii="Times New Roman" w:hAnsi="Times New Roman" w:cs="Times New Roman"/>
+          <w:color w:val="000000" w:themeColor="text1"/>
+        </w:rPr>
+      </w:pPr>
+    </w:p>
+    <w:p>
+      <w:pPr>
+        <w:rPr>
+          <w:rFonts w:ascii="Times New Roman" w:hAnsi="Times New Roman" w:cs="Times New Roman"/>
+          <w:color w:val="000000" w:themeColor="text1"/>
+        </w:rPr>
+      </w:pPr>
+    </w:p>
+    <w:p>
+      <w:pPr>
+        <w:rPr>
+          <w:rFonts w:ascii="Times New Roman" w:hAnsi="Times New Roman" w:cs="Times New Roman"/>
+          <w:color w:val="000000" w:themeColor="text1"/>
+        </w:rPr>
+      </w:pPr>
+    </w:p>
+    <w:p>
+      <w:pPr>
+        <w:rPr>
+          <w:rFonts w:ascii="Times New Roman" w:hAnsi="Times New Roman" w:cs="Times New Roman"/>
+          <w:color w:val="000000" w:themeColor="text1"/>
+        </w:rPr>
+      </w:pPr>
+    </w:p>
+    <w:p>
+      <w:pPr>
+        <w:rPr>
+          <w:rFonts w:ascii="Times New Roman" w:hAnsi="Times New Roman" w:cs="Times New Roman"/>
+          <w:color w:val="000000" w:themeColor="text1"/>
+        </w:rPr>
+      </w:pPr>
+    </w:p>
+    <w:p>
+      <w:pPr>
+        <w:rPr>
+          <w:rFonts w:ascii="Times New Roman" w:hAnsi="Times New Roman" w:cs="Times New Roman"/>
+          <w:color w:val="000000" w:themeColor="text1"/>
+        </w:rPr>
+      </w:pPr>
+    </w:p>
+    <w:p>
+      <w:pPr>
+        <w:rPr>
+          <w:rFonts w:ascii="Times New Roman" w:hAnsi="Times New Roman" w:cs="Times New Roman"/>
+          <w:color w:val="000000" w:themeColor="text1"/>
+        </w:rPr>
+      </w:pPr>
+    </w:p>
+    <w:p>
+      <w:pPr>
+        <w:rPr>
+          <w:rFonts w:ascii="Times New Roman" w:hAnsi="Times New Roman" w:cs="Times New Roman"/>
+          <w:color w:val="000000" w:themeColor="text1"/>
+        </w:rPr>
+      </w:pPr>
+    </w:p>
+    <w:p>
+      <w:pPr>
+        <w:rPr>
+          <w:rFonts w:ascii="Times New Roman" w:hAnsi="Times New Roman" w:cs="Times New Roman"/>
+          <w:color w:val="000000" w:themeColor="text1"/>
+        </w:rPr>
+      </w:pPr>
+      <w:r>
+        <w:rPr>
+          <w:rFonts w:ascii="Times New Roman" w:hAnsi="Times New Roman" w:cs="Times New Roman"/>
+          <w:color w:val="000000" w:themeColor="text1"/>
+          <w:highlight w:val="yellow"/>
+        </w:rPr>
+        <w:lastRenderedPageBreak/>
+        <w:t>PRI: Total greenhouse gas emissions excluding LULUCF (Mt CO2e)</w:t>
+      </w:r>
+      <w:r>
+        <w:rPr>
+          <w:rFonts w:ascii="Times New Roman" w:hAnsi="Times New Roman" w:cs="Times New Roman"/>
+          <w:color w:val="000000" w:themeColor="text1"/>
+        </w:rPr>
+        <w:t xml:space="preserve">. CO2 emissions went up, in aggregate, following H.M. and have not recovered. </w:t>
+      </w:r>
+    </w:p>
+    <w:p>
+      <w:pPr>
+        <w:rPr>
+          <w:rFonts w:ascii="Times New Roman" w:hAnsi="Times New Roman" w:cs="Times New Roman"/>
+          <w:color w:val="000000" w:themeColor="text1"/>
+        </w:rPr>
+      </w:pPr>
+    </w:p>
+    <w:p>
+      <w:pPr>
         <w:rPr>
           <w:rFonts w:ascii="Times New Roman" w:hAnsi="Times New Roman" w:cs="Times New Roman"/>
           <w:i/>
           <w:iCs/>
+        </w:rPr>
+      </w:pPr>
+    </w:p>
+    <w:p>
+      <w:pPr>
+        <w:rPr>
+          <w:rFonts w:ascii="Times New Roman" w:hAnsi="Times New Roman" w:cs="Times New Roman"/>
+          <w:color w:val="000000" w:themeColor="text1"/>
+        </w:rPr>
+      </w:pPr>
+      <w:r>
+        <w:rPr>
+          <w:rFonts w:ascii="Times New Roman" w:hAnsi="Times New Roman" w:cs="Times New Roman"/>
           <w:noProof/>
+          <w:color w:val="000000" w:themeColor="text1"/>
         </w:rPr>
         <w:drawing>
-          <wp:inline distT="0" distB="0" distL="0" distR="0" wp14:anchorId="3BE0A468" wp14:editId="7D21C9AF">
-            <wp:extent cx="5943600" cy="3566160"/>
-            <wp:effectExtent l="0" t="0" r="0" b="2540"/>
-            <wp:docPr id="1059705251" name="Picture 14"/>
+          <wp:inline distT="0" distB="0" distL="0" distR="0" wp14:anchorId="232854AB" wp14:editId="364DAFE0">
+            <wp:extent cx="5943600" cy="3647440"/>
+            <wp:effectExtent l="0" t="0" r="0" b="0"/>
+            <wp:docPr id="222712032" name="Picture 27" descr="A graph with a line and a line&#10;&#10;Description automatically generated"/>
             <wp:cNvGraphicFramePr>
               <a:graphicFrameLocks xmlns:a="http://schemas.openxmlformats.org/drawingml/2006/main" noChangeAspect="1"/>
             </wp:cNvGraphicFramePr>
@@ -914,7 +1634,7 @@
               <a:graphicData uri="http://schemas.openxmlformats.org/drawingml/2006/picture">
                 <pic:pic xmlns:pic="http://schemas.openxmlformats.org/drawingml/2006/picture">
                   <pic:nvPicPr>
-                    <pic:cNvPr id="1059705251" name="Picture 1059705251"/>
+                    <pic:cNvPr id="222712032" name="Picture 27" descr="A graph with a line and a line&#10;&#10;Description automatically generated"/>
                     <pic:cNvPicPr/>
                   </pic:nvPicPr>
                   <pic:blipFill>
@@ -932,7 +1652,7 @@
                   <pic:spPr>
                     <a:xfrm>
                       <a:off x="0" y="0"/>
-                      <a:ext cx="5943600" cy="3566160"/>
+                      <a:ext cx="5943600" cy="3647440"/>
                     </a:xfrm>
                     <a:prstGeom prst="rect">
                       <a:avLst/>
@@ -944,58 +1664,298 @@
           </wp:inline>
         </w:drawing>
       </w:r>
-    </w:p>
-    <w:p>
-      <w:pPr>
-        <w:rPr>
-          <w:rFonts w:ascii="Times New Roman" w:hAnsi="Times New Roman" w:cs="Times New Roman"/>
-          <w:i/>
-          <w:iCs/>
-        </w:rPr>
-      </w:pPr>
-    </w:p>
-    <w:p>
-      <w:pPr>
-        <w:rPr>
-          <w:rFonts w:ascii="Times New Roman" w:hAnsi="Times New Roman" w:cs="Times New Roman"/>
-          <w:color w:val="FF0000"/>
-        </w:rPr>
-      </w:pPr>
-      <w:r>
-        <w:rPr>
-          <w:rFonts w:ascii="Times New Roman" w:hAnsi="Times New Roman" w:cs="Times New Roman"/>
-          <w:color w:val="FF0000"/>
+      <w:r>
+        <w:rPr>
+          <w:rFonts w:ascii="Times New Roman" w:hAnsi="Times New Roman" w:cs="Times New Roman"/>
+          <w:color w:val="000000" w:themeColor="text1"/>
+        </w:rPr>
+        <w:t xml:space="preserve"> </w:t>
+      </w:r>
+    </w:p>
+    <w:p>
+      <w:pPr>
+        <w:rPr>
+          <w:rFonts w:ascii="Times New Roman" w:hAnsi="Times New Roman" w:cs="Times New Roman"/>
+          <w:color w:val="000000" w:themeColor="text1"/>
+        </w:rPr>
+      </w:pPr>
+    </w:p>
+    <w:p>
+      <w:pPr>
+        <w:rPr>
+          <w:rFonts w:ascii="Times New Roman" w:hAnsi="Times New Roman" w:cs="Times New Roman"/>
+          <w:color w:val="000000" w:themeColor="text1"/>
           <w:highlight w:val="yellow"/>
         </w:rPr>
-        <w:t>ALEXANDER: Supposedly .2-.3 is normal SE for governance metrics? Look into this.</w:t>
-      </w:r>
-      <w:r>
-        <w:rPr>
-          <w:rFonts w:ascii="Times New Roman" w:hAnsi="Times New Roman" w:cs="Times New Roman"/>
-          <w:color w:val="FF0000"/>
-        </w:rPr>
-        <w:t xml:space="preserve"> </w:t>
-      </w:r>
-    </w:p>
-    <w:p>
-      <w:pPr>
-        <w:rPr>
-          <w:rFonts w:ascii="Times New Roman" w:hAnsi="Times New Roman" w:cs="Times New Roman"/>
-          <w:color w:val="FF0000"/>
+      </w:pPr>
+    </w:p>
+    <w:p>
+      <w:pPr>
+        <w:rPr>
+          <w:rFonts w:ascii="Times New Roman" w:hAnsi="Times New Roman" w:cs="Times New Roman"/>
+          <w:color w:val="000000" w:themeColor="text1"/>
+          <w:highlight w:val="yellow"/>
+        </w:rPr>
+      </w:pPr>
+    </w:p>
+    <w:p>
+      <w:pPr>
+        <w:rPr>
+          <w:rFonts w:ascii="Times New Roman" w:hAnsi="Times New Roman" w:cs="Times New Roman"/>
+          <w:color w:val="000000" w:themeColor="text1"/>
+          <w:highlight w:val="yellow"/>
+        </w:rPr>
+      </w:pPr>
+    </w:p>
+    <w:p>
+      <w:pPr>
+        <w:rPr>
+          <w:rFonts w:ascii="Times New Roman" w:hAnsi="Times New Roman" w:cs="Times New Roman"/>
+          <w:color w:val="000000" w:themeColor="text1"/>
+          <w:highlight w:val="yellow"/>
+        </w:rPr>
+      </w:pPr>
+    </w:p>
+    <w:p>
+      <w:pPr>
+        <w:rPr>
+          <w:rFonts w:ascii="Times New Roman" w:hAnsi="Times New Roman" w:cs="Times New Roman"/>
+          <w:color w:val="000000" w:themeColor="text1"/>
+          <w:highlight w:val="yellow"/>
+        </w:rPr>
+      </w:pPr>
+    </w:p>
+    <w:p>
+      <w:pPr>
+        <w:rPr>
+          <w:rFonts w:ascii="Times New Roman" w:hAnsi="Times New Roman" w:cs="Times New Roman"/>
+          <w:color w:val="000000" w:themeColor="text1"/>
+          <w:highlight w:val="yellow"/>
+        </w:rPr>
+      </w:pPr>
+    </w:p>
+    <w:p>
+      <w:pPr>
+        <w:rPr>
+          <w:rFonts w:ascii="Times New Roman" w:hAnsi="Times New Roman" w:cs="Times New Roman"/>
+          <w:color w:val="000000" w:themeColor="text1"/>
+          <w:highlight w:val="yellow"/>
+        </w:rPr>
+      </w:pPr>
+    </w:p>
+    <w:p>
+      <w:pPr>
+        <w:rPr>
+          <w:rFonts w:ascii="Times New Roman" w:hAnsi="Times New Roman" w:cs="Times New Roman"/>
+          <w:color w:val="000000" w:themeColor="text1"/>
+          <w:highlight w:val="yellow"/>
+        </w:rPr>
+      </w:pPr>
+    </w:p>
+    <w:p>
+      <w:pPr>
+        <w:rPr>
+          <w:rFonts w:ascii="Times New Roman" w:hAnsi="Times New Roman" w:cs="Times New Roman"/>
+          <w:color w:val="000000" w:themeColor="text1"/>
+          <w:highlight w:val="yellow"/>
+        </w:rPr>
+      </w:pPr>
+    </w:p>
+    <w:p>
+      <w:pPr>
+        <w:rPr>
+          <w:rFonts w:ascii="Times New Roman" w:hAnsi="Times New Roman" w:cs="Times New Roman"/>
+          <w:color w:val="000000" w:themeColor="text1"/>
+          <w:highlight w:val="yellow"/>
+        </w:rPr>
+      </w:pPr>
+    </w:p>
+    <w:p>
+      <w:pPr>
+        <w:rPr>
+          <w:rFonts w:ascii="Times New Roman" w:hAnsi="Times New Roman" w:cs="Times New Roman"/>
+          <w:color w:val="000000" w:themeColor="text1"/>
+          <w:highlight w:val="yellow"/>
+        </w:rPr>
+      </w:pPr>
+    </w:p>
+    <w:p>
+      <w:pPr>
+        <w:rPr>
+          <w:rFonts w:ascii="Times New Roman" w:hAnsi="Times New Roman" w:cs="Times New Roman"/>
+          <w:color w:val="000000" w:themeColor="text1"/>
+          <w:highlight w:val="yellow"/>
+        </w:rPr>
+      </w:pPr>
+    </w:p>
+    <w:p>
+      <w:pPr>
+        <w:rPr>
+          <w:rFonts w:ascii="Times New Roman" w:hAnsi="Times New Roman" w:cs="Times New Roman"/>
+          <w:color w:val="000000" w:themeColor="text1"/>
+          <w:highlight w:val="yellow"/>
+        </w:rPr>
+      </w:pPr>
+    </w:p>
+    <w:p>
+      <w:pPr>
+        <w:rPr>
+          <w:rFonts w:ascii="Times New Roman" w:hAnsi="Times New Roman" w:cs="Times New Roman"/>
+          <w:color w:val="000000" w:themeColor="text1"/>
+          <w:highlight w:val="yellow"/>
+        </w:rPr>
+      </w:pPr>
+    </w:p>
+    <w:p>
+      <w:pPr>
+        <w:rPr>
+          <w:rFonts w:ascii="Times New Roman" w:hAnsi="Times New Roman" w:cs="Times New Roman"/>
+          <w:color w:val="000000" w:themeColor="text1"/>
+          <w:highlight w:val="yellow"/>
+        </w:rPr>
+      </w:pPr>
+    </w:p>
+    <w:p>
+      <w:pPr>
+        <w:rPr>
+          <w:rFonts w:ascii="Times New Roman" w:hAnsi="Times New Roman" w:cs="Times New Roman"/>
+          <w:color w:val="000000" w:themeColor="text1"/>
+          <w:highlight w:val="yellow"/>
+        </w:rPr>
+      </w:pPr>
+    </w:p>
+    <w:p>
+      <w:pPr>
+        <w:rPr>
+          <w:rFonts w:ascii="Times New Roman" w:hAnsi="Times New Roman" w:cs="Times New Roman"/>
+          <w:color w:val="000000" w:themeColor="text1"/>
+          <w:highlight w:val="yellow"/>
+        </w:rPr>
+      </w:pPr>
+    </w:p>
+    <w:p>
+      <w:pPr>
+        <w:rPr>
+          <w:rFonts w:ascii="Times New Roman" w:hAnsi="Times New Roman" w:cs="Times New Roman"/>
+          <w:color w:val="000000" w:themeColor="text1"/>
+          <w:highlight w:val="yellow"/>
+        </w:rPr>
+      </w:pPr>
+    </w:p>
+    <w:p>
+      <w:pPr>
+        <w:rPr>
+          <w:rFonts w:ascii="Times New Roman" w:hAnsi="Times New Roman" w:cs="Times New Roman"/>
+          <w:color w:val="000000" w:themeColor="text1"/>
+          <w:highlight w:val="yellow"/>
+        </w:rPr>
+      </w:pPr>
+    </w:p>
+    <w:p>
+      <w:pPr>
+        <w:rPr>
+          <w:rFonts w:ascii="Times New Roman" w:hAnsi="Times New Roman" w:cs="Times New Roman"/>
+          <w:color w:val="000000" w:themeColor="text1"/>
+          <w:highlight w:val="yellow"/>
+        </w:rPr>
+      </w:pPr>
+    </w:p>
+    <w:p>
+      <w:pPr>
+        <w:rPr>
+          <w:rFonts w:ascii="Times New Roman" w:hAnsi="Times New Roman" w:cs="Times New Roman"/>
+          <w:color w:val="000000" w:themeColor="text1"/>
+        </w:rPr>
+      </w:pPr>
+      <w:r>
+        <w:rPr>
+          <w:rFonts w:ascii="Times New Roman" w:hAnsi="Times New Roman" w:cs="Times New Roman"/>
+          <w:color w:val="000000" w:themeColor="text1"/>
+          <w:highlight w:val="yellow"/>
+        </w:rPr>
+        <w:lastRenderedPageBreak/>
+        <w:t>PRI: Renewable energy consumption (% of total final energy consumption)</w:t>
+      </w:r>
+      <w:r>
+        <w:rPr>
+          <w:rFonts w:ascii="Times New Roman" w:hAnsi="Times New Roman" w:cs="Times New Roman"/>
+          <w:color w:val="000000" w:themeColor="text1"/>
+        </w:rPr>
+        <w:t xml:space="preserve">. The small blip after Hurricane Maria here, and a prompt recovery, suggests that CO2 emissions going up doesn’t have to do with a fall in use in renewable resources. The grid is just using more fossil fuels, and using them less efficiently, it seems like. </w:t>
+      </w:r>
+    </w:p>
+    <w:p>
+      <w:pPr>
+        <w:rPr>
+          <w:rFonts w:ascii="Times New Roman" w:hAnsi="Times New Roman" w:cs="Times New Roman"/>
+        </w:rPr>
+      </w:pPr>
+    </w:p>
+    <w:p>
+      <w:pPr>
+        <w:rPr>
+          <w:rFonts w:ascii="Times New Roman" w:hAnsi="Times New Roman" w:cs="Times New Roman"/>
+        </w:rPr>
+      </w:pPr>
+    </w:p>
+    <w:p>
+      <w:pPr>
+        <w:rPr>
+          <w:rFonts w:ascii="Times New Roman" w:hAnsi="Times New Roman" w:cs="Times New Roman"/>
+        </w:rPr>
+      </w:pPr>
+      <w:r>
+        <w:rPr>
+          <w:rFonts w:ascii="Times New Roman" w:hAnsi="Times New Roman" w:cs="Times New Roman"/>
+        </w:rPr>
+        <w:t xml:space="preserve">Maybe there’s some correlation with renewable energy consumption? It did go down after Maria, but then normalizes into the upwards trend it’s been on for a while. Green house emissions don’t follow an inverse correlation, yet they still go up. </w:t>
+      </w:r>
+    </w:p>
+    <w:p>
+      <w:pPr>
+        <w:rPr>
+          <w:rFonts w:ascii="Times New Roman" w:hAnsi="Times New Roman" w:cs="Times New Roman"/>
+        </w:rPr>
+      </w:pPr>
+    </w:p>
+    <w:p>
+      <w:pPr>
+        <w:rPr>
+          <w:rFonts w:ascii="Times New Roman" w:hAnsi="Times New Roman" w:cs="Times New Roman"/>
+        </w:rPr>
+      </w:pPr>
+    </w:p>
+    <w:p>
+      <w:pPr>
+        <w:rPr>
+          <w:rFonts w:ascii="Times New Roman" w:hAnsi="Times New Roman" w:cs="Times New Roman"/>
+        </w:rPr>
+      </w:pPr>
+    </w:p>
+    <w:p>
+      <w:pPr>
+        <w:rPr>
+          <w:rFonts w:ascii="Times New Roman" w:hAnsi="Times New Roman" w:cs="Times New Roman"/>
+        </w:rPr>
+      </w:pPr>
+    </w:p>
+    <w:p>
+      <w:pPr>
+        <w:jc w:val="center"/>
+        <w:rPr>
+          <w:rFonts w:ascii="Times New Roman" w:hAnsi="Times New Roman" w:cs="Times New Roman"/>
         </w:rPr>
       </w:pPr>
       <w:r>
         <w:rPr>
           <w:rFonts w:ascii="Times New Roman" w:hAnsi="Times New Roman" w:cs="Times New Roman"/>
           <w:noProof/>
-          <w:color w:val="FF0000"/>
-        </w:rPr>
-        <w:lastRenderedPageBreak/>
+        </w:rPr>
         <w:drawing>
-          <wp:inline distT="0" distB="0" distL="0" distR="0" wp14:anchorId="0C8B81D5" wp14:editId="650132C1">
-            <wp:extent cx="5943600" cy="3596005"/>
+          <wp:inline distT="0" distB="0" distL="0" distR="0" wp14:anchorId="792AB5F3" wp14:editId="47026B0C">
+            <wp:extent cx="5308600" cy="3200400"/>
             <wp:effectExtent l="0" t="0" r="0" b="0"/>
-            <wp:docPr id="556502629" name="Picture 15" descr="A graph with blue lines and red dots&#10;&#10;Description automatically generated"/>
+            <wp:docPr id="1068370896" name="Picture 30" descr="A graph with a line and a line&#10;&#10;Description automatically generated"/>
             <wp:cNvGraphicFramePr>
               <a:graphicFrameLocks xmlns:a="http://schemas.openxmlformats.org/drawingml/2006/main" noChangeAspect="1"/>
             </wp:cNvGraphicFramePr>
@@ -1003,7 +1963,7 @@
               <a:graphicData uri="http://schemas.openxmlformats.org/drawingml/2006/picture">
                 <pic:pic xmlns:pic="http://schemas.openxmlformats.org/drawingml/2006/picture">
                   <pic:nvPicPr>
-                    <pic:cNvPr id="556502629" name="Picture 15" descr="A graph with blue lines and red dots&#10;&#10;Description automatically generated"/>
+                    <pic:cNvPr id="1068370896" name="Picture 30" descr="A graph with a line and a line&#10;&#10;Description automatically generated"/>
                     <pic:cNvPicPr/>
                   </pic:nvPicPr>
                   <pic:blipFill>
@@ -1021,7 +1981,7 @@
                   <pic:spPr>
                     <a:xfrm>
                       <a:off x="0" y="0"/>
-                      <a:ext cx="5943600" cy="3596005"/>
+                      <a:ext cx="5308600" cy="3200400"/>
                     </a:xfrm>
                     <a:prstGeom prst="rect">
                       <a:avLst/>
@@ -1038,99 +1998,220 @@
       <w:pPr>
         <w:rPr>
           <w:rFonts w:ascii="Times New Roman" w:hAnsi="Times New Roman" w:cs="Times New Roman"/>
-          <w:color w:val="FF0000"/>
-        </w:rPr>
-      </w:pPr>
-    </w:p>
-    <w:p>
-      <w:pPr>
-        <w:rPr>
-          <w:rFonts w:ascii="Times New Roman" w:hAnsi="Times New Roman" w:cs="Times New Roman"/>
-          <w:color w:val="000000" w:themeColor="text1"/>
-        </w:rPr>
-      </w:pPr>
-      <w:r>
-        <w:rPr>
-          <w:rFonts w:ascii="Times New Roman" w:hAnsi="Times New Roman" w:cs="Times New Roman"/>
-          <w:color w:val="000000" w:themeColor="text1"/>
-        </w:rPr>
-        <w:t xml:space="preserve">ALEXANDER: Interestingly, Maria had more of an effect on air pollution than COVID did. </w:t>
-      </w:r>
-    </w:p>
-    <w:p>
-      <w:pPr>
-        <w:rPr>
-          <w:rFonts w:ascii="Times New Roman" w:hAnsi="Times New Roman" w:cs="Times New Roman"/>
-          <w:color w:val="FF0000"/>
-        </w:rPr>
-      </w:pPr>
-      <w:r>
-        <w:rPr>
-          <w:rFonts w:ascii="Times New Roman" w:hAnsi="Times New Roman" w:cs="Times New Roman"/>
-          <w:color w:val="FF0000"/>
+        </w:rPr>
+      </w:pPr>
+    </w:p>
+    <w:p>
+      <w:pPr>
+        <w:rPr>
+          <w:rFonts w:ascii="Times New Roman" w:hAnsi="Times New Roman" w:cs="Times New Roman"/>
+        </w:rPr>
+      </w:pPr>
+    </w:p>
+    <w:p>
+      <w:pPr>
+        <w:rPr>
+          <w:rFonts w:ascii="Times New Roman" w:hAnsi="Times New Roman" w:cs="Times New Roman"/>
+        </w:rPr>
+      </w:pPr>
+    </w:p>
+    <w:p>
+      <w:pPr>
+        <w:rPr>
+          <w:rFonts w:ascii="Times New Roman" w:hAnsi="Times New Roman" w:cs="Times New Roman"/>
+        </w:rPr>
+      </w:pPr>
+    </w:p>
+    <w:p>
+      <w:pPr>
+        <w:rPr>
+          <w:rFonts w:ascii="Times New Roman" w:hAnsi="Times New Roman" w:cs="Times New Roman"/>
+        </w:rPr>
+      </w:pPr>
+    </w:p>
+    <w:p>
+      <w:pPr>
+        <w:rPr>
+          <w:rFonts w:ascii="Times New Roman" w:hAnsi="Times New Roman" w:cs="Times New Roman"/>
+        </w:rPr>
+      </w:pPr>
+    </w:p>
+    <w:p>
+      <w:pPr>
+        <w:rPr>
+          <w:rFonts w:ascii="Times New Roman" w:hAnsi="Times New Roman" w:cs="Times New Roman"/>
+        </w:rPr>
+      </w:pPr>
+    </w:p>
+    <w:p>
+      <w:pPr>
+        <w:rPr>
+          <w:rFonts w:ascii="Times New Roman" w:hAnsi="Times New Roman" w:cs="Times New Roman"/>
+        </w:rPr>
+      </w:pPr>
+    </w:p>
+    <w:p>
+      <w:pPr>
+        <w:rPr>
+          <w:rFonts w:ascii="Times New Roman" w:hAnsi="Times New Roman" w:cs="Times New Roman"/>
+        </w:rPr>
+      </w:pPr>
+    </w:p>
+    <w:p>
+      <w:pPr>
+        <w:rPr>
+          <w:rFonts w:ascii="Times New Roman" w:hAnsi="Times New Roman" w:cs="Times New Roman"/>
+        </w:rPr>
+      </w:pPr>
+    </w:p>
+    <w:p>
+      <w:pPr>
+        <w:rPr>
+          <w:rFonts w:ascii="Times New Roman" w:hAnsi="Times New Roman" w:cs="Times New Roman"/>
+        </w:rPr>
+      </w:pPr>
+    </w:p>
+    <w:p>
+      <w:pPr>
+        <w:rPr>
+          <w:rFonts w:ascii="Times New Roman" w:hAnsi="Times New Roman" w:cs="Times New Roman"/>
+        </w:rPr>
+      </w:pPr>
+    </w:p>
+    <w:p>
+      <w:pPr>
+        <w:rPr>
+          <w:rFonts w:ascii="Times New Roman" w:hAnsi="Times New Roman" w:cs="Times New Roman"/>
+        </w:rPr>
+      </w:pPr>
+    </w:p>
+    <w:p>
+      <w:pPr>
+        <w:rPr>
+          <w:rFonts w:ascii="Times New Roman" w:hAnsi="Times New Roman" w:cs="Times New Roman"/>
+        </w:rPr>
+      </w:pPr>
+    </w:p>
+    <w:p>
+      <w:pPr>
+        <w:rPr>
+          <w:rFonts w:ascii="Times New Roman" w:hAnsi="Times New Roman" w:cs="Times New Roman"/>
+        </w:rPr>
+      </w:pPr>
+    </w:p>
+    <w:p>
+      <w:pPr>
+        <w:rPr>
+          <w:rFonts w:ascii="Times New Roman" w:hAnsi="Times New Roman" w:cs="Times New Roman"/>
+          <w:b/>
+          <w:bCs/>
+          <w:u w:val="single"/>
+        </w:rPr>
+      </w:pPr>
+      <w:r>
+        <w:rPr>
+          <w:rFonts w:ascii="Times New Roman" w:hAnsi="Times New Roman" w:cs="Times New Roman"/>
+          <w:b/>
+          <w:bCs/>
+          <w:u w:val="single"/>
+        </w:rPr>
+        <w:lastRenderedPageBreak/>
+        <w:t>METHANE</w:t>
+      </w:r>
+    </w:p>
+    <w:p>
+      <w:pPr>
+        <w:rPr>
+          <w:rFonts w:ascii="Times New Roman" w:hAnsi="Times New Roman" w:cs="Times New Roman"/>
+          <w:b/>
+          <w:bCs/>
+          <w:u w:val="single"/>
+        </w:rPr>
+      </w:pPr>
+    </w:p>
+    <w:p>
+      <w:pPr>
+        <w:rPr>
+          <w:rFonts w:ascii="Times New Roman" w:hAnsi="Times New Roman" w:cs="Times New Roman"/>
+        </w:rPr>
+      </w:pPr>
+      <w:r>
+        <w:rPr>
+          <w:rFonts w:ascii="Times New Roman" w:hAnsi="Times New Roman" w:cs="Times New Roman"/>
           <w:highlight w:val="yellow"/>
         </w:rPr>
-        <w:t>Look for safety thresholds?</w:t>
-      </w:r>
-      <w:r>
-        <w:rPr>
-          <w:rFonts w:ascii="Times New Roman" w:hAnsi="Times New Roman" w:cs="Times New Roman"/>
-          <w:color w:val="FF0000"/>
-        </w:rPr>
-        <w:t xml:space="preserve"> </w:t>
-      </w:r>
-    </w:p>
-    <w:p>
-      <w:pPr>
-        <w:rPr>
-          <w:rFonts w:ascii="Times New Roman" w:hAnsi="Times New Roman" w:cs="Times New Roman"/>
-          <w:color w:val="000000" w:themeColor="text1"/>
-        </w:rPr>
-      </w:pPr>
-    </w:p>
-    <w:p>
-      <w:pPr>
-        <w:rPr>
-          <w:rFonts w:ascii="Times New Roman" w:hAnsi="Times New Roman" w:cs="Times New Roman"/>
-          <w:color w:val="000000" w:themeColor="text1"/>
-        </w:rPr>
-      </w:pPr>
-    </w:p>
-    <w:p>
-      <w:pPr>
-        <w:rPr>
-          <w:rFonts w:ascii="Times New Roman" w:hAnsi="Times New Roman" w:cs="Times New Roman"/>
-          <w:color w:val="000000" w:themeColor="text1"/>
-        </w:rPr>
-      </w:pPr>
-    </w:p>
-    <w:p>
-      <w:pPr>
-        <w:rPr>
-          <w:rFonts w:ascii="Times New Roman" w:hAnsi="Times New Roman" w:cs="Times New Roman"/>
-          <w:color w:val="000000" w:themeColor="text1"/>
-        </w:rPr>
-      </w:pPr>
-    </w:p>
-    <w:p>
-      <w:pPr>
-        <w:rPr>
-          <w:rFonts w:ascii="Times New Roman" w:hAnsi="Times New Roman" w:cs="Times New Roman"/>
-          <w:color w:val="000000" w:themeColor="text1"/>
+        <w:t>PRI: Methane (CH4) emissions from Agriculture (Mt CO2e)</w:t>
+      </w:r>
+      <w:r>
+        <w:rPr>
+          <w:rFonts w:ascii="Times New Roman" w:hAnsi="Times New Roman" w:cs="Times New Roman"/>
+        </w:rPr>
+        <w:t xml:space="preserve">. Up, slowly recovering. The figure isn’t terribly significant, though. </w:t>
+      </w:r>
+    </w:p>
+    <w:p>
+      <w:pPr>
+        <w:rPr>
+          <w:rFonts w:ascii="Times New Roman" w:hAnsi="Times New Roman" w:cs="Times New Roman"/>
+        </w:rPr>
+      </w:pPr>
+    </w:p>
+    <w:p>
+      <w:pPr>
+        <w:rPr>
+          <w:rFonts w:ascii="Times New Roman" w:hAnsi="Times New Roman" w:cs="Times New Roman"/>
+        </w:rPr>
+      </w:pPr>
+      <w:r>
+        <w:rPr>
+          <w:rFonts w:ascii="Times New Roman" w:hAnsi="Times New Roman" w:cs="Times New Roman"/>
+          <w:highlight w:val="yellow"/>
+        </w:rPr>
+        <w:t>PRI: Methane (CH4) emissions from Building (Energy) (Mt CO2e)</w:t>
+      </w:r>
+      <w:r>
+        <w:rPr>
+          <w:rFonts w:ascii="Times New Roman" w:hAnsi="Times New Roman" w:cs="Times New Roman"/>
+        </w:rPr>
+        <w:t xml:space="preserve">. </w:t>
+      </w:r>
+      <w:r>
+        <w:rPr>
+          <w:rFonts w:ascii="Times New Roman" w:hAnsi="Times New Roman" w:cs="Times New Roman"/>
+        </w:rPr>
+        <w:t>Energy consumed within residential, commercial, and industrial buildings. It sharply went up after Maria (gas power plants?) and has stayed that way (bad grid?).</w:t>
+      </w:r>
+    </w:p>
+    <w:p>
+      <w:pPr>
+        <w:rPr>
+          <w:rFonts w:ascii="Times New Roman" w:hAnsi="Times New Roman" w:cs="Times New Roman"/>
+        </w:rPr>
+      </w:pPr>
+    </w:p>
+    <w:p>
+      <w:pPr>
+        <w:rPr>
+          <w:rFonts w:ascii="Times New Roman" w:hAnsi="Times New Roman" w:cs="Times New Roman"/>
+        </w:rPr>
+      </w:pPr>
+    </w:p>
+    <w:p>
+      <w:pPr>
+        <w:rPr>
+          <w:rFonts w:ascii="Times New Roman" w:hAnsi="Times New Roman" w:cs="Times New Roman"/>
         </w:rPr>
       </w:pPr>
       <w:r>
         <w:rPr>
           <w:rFonts w:ascii="Times New Roman" w:hAnsi="Times New Roman" w:cs="Times New Roman"/>
           <w:noProof/>
-          <w:color w:val="000000" w:themeColor="text1"/>
-        </w:rPr>
-        <w:lastRenderedPageBreak/>
+        </w:rPr>
         <w:drawing>
-          <wp:inline distT="0" distB="0" distL="0" distR="0" wp14:anchorId="03C9CB80" wp14:editId="02EB56B2">
-            <wp:extent cx="4225159" cy="7717838"/>
-            <wp:effectExtent l="0" t="0" r="4445" b="3810"/>
-            <wp:docPr id="212958733" name="Picture 17" descr="A graph of a number of people&#10;&#10;Description automatically generated with medium confidence"/>
+          <wp:inline distT="0" distB="0" distL="0" distR="0" wp14:anchorId="5477304B" wp14:editId="018604C3">
+            <wp:extent cx="5270500" cy="6477000"/>
+            <wp:effectExtent l="0" t="0" r="0" b="0"/>
+            <wp:docPr id="1364332792" name="Picture 31" descr="A graph of a graph with a line&#10;&#10;Description automatically generated with medium confidence"/>
             <wp:cNvGraphicFramePr>
               <a:graphicFrameLocks xmlns:a="http://schemas.openxmlformats.org/drawingml/2006/main" noChangeAspect="1"/>
             </wp:cNvGraphicFramePr>
@@ -1138,7 +2219,7 @@
               <a:graphicData uri="http://schemas.openxmlformats.org/drawingml/2006/picture">
                 <pic:pic xmlns:pic="http://schemas.openxmlformats.org/drawingml/2006/picture">
                   <pic:nvPicPr>
-                    <pic:cNvPr id="212958733" name="Picture 17" descr="A graph of a number of people&#10;&#10;Description automatically generated with medium confidence"/>
+                    <pic:cNvPr id="1364332792" name="Picture 31" descr="A graph of a graph with a line&#10;&#10;Description automatically generated with medium confidence"/>
                     <pic:cNvPicPr/>
                   </pic:nvPicPr>
                   <pic:blipFill>
@@ -1156,7 +2237,7 @@
                   <pic:spPr>
                     <a:xfrm>
                       <a:off x="0" y="0"/>
-                      <a:ext cx="4232743" cy="7731691"/>
+                      <a:ext cx="5270500" cy="6477000"/>
                     </a:xfrm>
                     <a:prstGeom prst="rect">
                       <a:avLst/>
@@ -1173,46 +2254,510 @@
       <w:pPr>
         <w:rPr>
           <w:rFonts w:ascii="Times New Roman" w:hAnsi="Times New Roman" w:cs="Times New Roman"/>
-          <w:color w:val="FF0000"/>
-        </w:rPr>
-      </w:pPr>
-      <w:r>
-        <w:rPr>
-          <w:rFonts w:ascii="Times New Roman" w:hAnsi="Times New Roman" w:cs="Times New Roman"/>
-          <w:color w:val="FF0000"/>
+        </w:rPr>
+      </w:pPr>
+      <w:r>
+        <w:rPr>
+          <w:rFonts w:ascii="Times New Roman" w:hAnsi="Times New Roman" w:cs="Times New Roman"/>
           <w:highlight w:val="yellow"/>
         </w:rPr>
-        <w:t>ALEXANDER: Ah, nevermind.</w:t>
-      </w:r>
-      <w:r>
-        <w:rPr>
-          <w:rFonts w:ascii="Times New Roman" w:hAnsi="Times New Roman" w:cs="Times New Roman"/>
-          <w:color w:val="FF0000"/>
-        </w:rPr>
-        <w:t xml:space="preserve"> </w:t>
-      </w:r>
-    </w:p>
-    <w:p>
-      <w:pPr>
-        <w:rPr>
-          <w:rFonts w:ascii="Times New Roman" w:hAnsi="Times New Roman" w:cs="Times New Roman"/>
-          <w:i/>
-          <w:iCs/>
-        </w:rPr>
-      </w:pPr>
-      <w:r>
-        <w:rPr>
-          <w:rFonts w:ascii="Times New Roman" w:hAnsi="Times New Roman" w:cs="Times New Roman"/>
-          <w:i/>
-          <w:iCs/>
+        <w:lastRenderedPageBreak/>
+        <w:t>PRI: Methane (CH4) emissions from Fugitive Emissions (Energy) (Mt CO2e)</w:t>
+      </w:r>
+      <w:r>
+        <w:rPr>
+          <w:rFonts w:ascii="Times New Roman" w:hAnsi="Times New Roman" w:cs="Times New Roman"/>
+        </w:rPr>
+        <w:t xml:space="preserve">. </w:t>
+      </w:r>
+    </w:p>
+    <w:p>
+      <w:pPr>
+        <w:rPr>
+          <w:rFonts w:ascii="Times New Roman" w:hAnsi="Times New Roman" w:cs="Times New Roman"/>
+        </w:rPr>
+      </w:pPr>
+      <w:r>
+        <w:rPr>
+          <w:rFonts w:ascii="Times New Roman" w:hAnsi="Times New Roman" w:cs="Times New Roman"/>
+        </w:rPr>
+        <w:t>Fugitive emissions refer to the unintentional release of greenhouse gases (GHGs) or other pollutants into the atmosphere during the production, processing, storage, transmission, or distribution of fuels and industrial processes.</w:t>
+      </w:r>
+    </w:p>
+    <w:p>
+      <w:pPr>
+        <w:rPr>
+          <w:rFonts w:ascii="Times New Roman" w:hAnsi="Times New Roman" w:cs="Times New Roman"/>
+        </w:rPr>
+      </w:pPr>
+    </w:p>
+    <w:p>
+      <w:pPr>
+        <w:rPr>
+          <w:rFonts w:ascii="Times New Roman" w:hAnsi="Times New Roman" w:cs="Times New Roman"/>
+        </w:rPr>
+      </w:pPr>
+      <w:r>
+        <w:rPr>
+          <w:rFonts w:ascii="Times New Roman" w:hAnsi="Times New Roman" w:cs="Times New Roman"/>
+        </w:rPr>
+        <w:t>Sources of Fugitive Emissions</w:t>
+      </w:r>
+    </w:p>
+    <w:p>
+      <w:pPr>
+        <w:rPr>
+          <w:rFonts w:ascii="Times New Roman" w:hAnsi="Times New Roman" w:cs="Times New Roman"/>
+        </w:rPr>
+      </w:pPr>
+    </w:p>
+    <w:p>
+      <w:pPr>
+        <w:rPr>
+          <w:rFonts w:ascii="Times New Roman" w:hAnsi="Times New Roman" w:cs="Times New Roman"/>
+        </w:rPr>
+      </w:pPr>
+      <w:r>
+        <w:rPr>
+          <w:rFonts w:ascii="Times New Roman" w:hAnsi="Times New Roman" w:cs="Times New Roman"/>
+        </w:rPr>
+        <w:t>1. Energy Sector</w:t>
+      </w:r>
+    </w:p>
+    <w:p>
+      <w:pPr>
+        <w:rPr>
+          <w:rFonts w:ascii="Times New Roman" w:hAnsi="Times New Roman" w:cs="Times New Roman"/>
+        </w:rPr>
+      </w:pPr>
+    </w:p>
+    <w:p>
+      <w:pPr>
+        <w:rPr>
+          <w:rFonts w:ascii="Times New Roman" w:hAnsi="Times New Roman" w:cs="Times New Roman"/>
+        </w:rPr>
+      </w:pPr>
+      <w:r>
+        <w:rPr>
+          <w:rFonts w:ascii="Times New Roman" w:hAnsi="Times New Roman" w:cs="Times New Roman"/>
+        </w:rPr>
+        <w:tab/>
+        <w:t>•</w:t>
+      </w:r>
+      <w:r>
+        <w:rPr>
+          <w:rFonts w:ascii="Times New Roman" w:hAnsi="Times New Roman" w:cs="Times New Roman"/>
+        </w:rPr>
+        <w:tab/>
+        <w:t>Oil and Gas Operations:</w:t>
+      </w:r>
+    </w:p>
+    <w:p>
+      <w:pPr>
+        <w:rPr>
+          <w:rFonts w:ascii="Times New Roman" w:hAnsi="Times New Roman" w:cs="Times New Roman"/>
+        </w:rPr>
+      </w:pPr>
+      <w:r>
+        <w:rPr>
+          <w:rFonts w:ascii="Times New Roman" w:hAnsi="Times New Roman" w:cs="Times New Roman"/>
+        </w:rPr>
+        <w:tab/>
+        <w:t>•</w:t>
+      </w:r>
+      <w:r>
+        <w:rPr>
+          <w:rFonts w:ascii="Times New Roman" w:hAnsi="Times New Roman" w:cs="Times New Roman"/>
+        </w:rPr>
+        <w:tab/>
+        <w:t>Leaks from pipelines, storage tanks, and equipment during oil and natural gas extraction, processing, and transport.</w:t>
+      </w:r>
+    </w:p>
+    <w:p>
+      <w:pPr>
+        <w:rPr>
+          <w:rFonts w:ascii="Times New Roman" w:hAnsi="Times New Roman" w:cs="Times New Roman"/>
+        </w:rPr>
+      </w:pPr>
+      <w:r>
+        <w:rPr>
+          <w:rFonts w:ascii="Times New Roman" w:hAnsi="Times New Roman" w:cs="Times New Roman"/>
+        </w:rPr>
+        <w:tab/>
+        <w:t>•</w:t>
+      </w:r>
+      <w:r>
+        <w:rPr>
+          <w:rFonts w:ascii="Times New Roman" w:hAnsi="Times New Roman" w:cs="Times New Roman"/>
+        </w:rPr>
+        <w:tab/>
+        <w:t>Release of methane (CH₄) during fracking or venting.</w:t>
+      </w:r>
+    </w:p>
+    <w:p>
+      <w:pPr>
+        <w:rPr>
+          <w:rFonts w:ascii="Times New Roman" w:hAnsi="Times New Roman" w:cs="Times New Roman"/>
+        </w:rPr>
+      </w:pPr>
+      <w:r>
+        <w:rPr>
+          <w:rFonts w:ascii="Times New Roman" w:hAnsi="Times New Roman" w:cs="Times New Roman"/>
+        </w:rPr>
+        <w:tab/>
+        <w:t>•</w:t>
+      </w:r>
+      <w:r>
+        <w:rPr>
+          <w:rFonts w:ascii="Times New Roman" w:hAnsi="Times New Roman" w:cs="Times New Roman"/>
+        </w:rPr>
+        <w:tab/>
+        <w:t>Coal Mining:</w:t>
+      </w:r>
+    </w:p>
+    <w:p>
+      <w:pPr>
+        <w:rPr>
+          <w:rFonts w:ascii="Times New Roman" w:hAnsi="Times New Roman" w:cs="Times New Roman"/>
+        </w:rPr>
+      </w:pPr>
+      <w:r>
+        <w:rPr>
+          <w:rFonts w:ascii="Times New Roman" w:hAnsi="Times New Roman" w:cs="Times New Roman"/>
+        </w:rPr>
+        <w:tab/>
+        <w:t>•</w:t>
+      </w:r>
+      <w:r>
+        <w:rPr>
+          <w:rFonts w:ascii="Times New Roman" w:hAnsi="Times New Roman" w:cs="Times New Roman"/>
+        </w:rPr>
+        <w:tab/>
+        <w:t>Methane release from coal seams during underground or surface mining operations.</w:t>
+      </w:r>
+    </w:p>
+    <w:p>
+      <w:pPr>
+        <w:rPr>
+          <w:rFonts w:ascii="Times New Roman" w:hAnsi="Times New Roman" w:cs="Times New Roman"/>
+        </w:rPr>
+      </w:pPr>
+    </w:p>
+    <w:p>
+      <w:pPr>
+        <w:rPr>
+          <w:rFonts w:ascii="Times New Roman" w:hAnsi="Times New Roman" w:cs="Times New Roman"/>
+        </w:rPr>
+      </w:pPr>
+      <w:r>
+        <w:rPr>
+          <w:rFonts w:ascii="Times New Roman" w:hAnsi="Times New Roman" w:cs="Times New Roman"/>
+        </w:rPr>
+        <w:t>2. Industrial Processes</w:t>
+      </w:r>
+    </w:p>
+    <w:p>
+      <w:pPr>
+        <w:rPr>
+          <w:rFonts w:ascii="Times New Roman" w:hAnsi="Times New Roman" w:cs="Times New Roman"/>
+        </w:rPr>
+      </w:pPr>
+    </w:p>
+    <w:p>
+      <w:pPr>
+        <w:rPr>
+          <w:rFonts w:ascii="Times New Roman" w:hAnsi="Times New Roman" w:cs="Times New Roman"/>
+        </w:rPr>
+      </w:pPr>
+      <w:r>
+        <w:rPr>
+          <w:rFonts w:ascii="Times New Roman" w:hAnsi="Times New Roman" w:cs="Times New Roman"/>
+        </w:rPr>
+        <w:tab/>
+        <w:t>•</w:t>
+      </w:r>
+      <w:r>
+        <w:rPr>
+          <w:rFonts w:ascii="Times New Roman" w:hAnsi="Times New Roman" w:cs="Times New Roman"/>
+        </w:rPr>
+        <w:tab/>
+        <w:t>Chemical Manufacturing:</w:t>
+      </w:r>
+    </w:p>
+    <w:p>
+      <w:pPr>
+        <w:rPr>
+          <w:rFonts w:ascii="Times New Roman" w:hAnsi="Times New Roman" w:cs="Times New Roman"/>
+        </w:rPr>
+      </w:pPr>
+      <w:r>
+        <w:rPr>
+          <w:rFonts w:ascii="Times New Roman" w:hAnsi="Times New Roman" w:cs="Times New Roman"/>
+        </w:rPr>
+        <w:tab/>
+        <w:t>•</w:t>
+      </w:r>
+      <w:r>
+        <w:rPr>
+          <w:rFonts w:ascii="Times New Roman" w:hAnsi="Times New Roman" w:cs="Times New Roman"/>
+        </w:rPr>
+        <w:tab/>
+        <w:t>GHG leaks (e.g., fluorinated gases like HFCs) from refrigeration, air conditioning, or industrial cooling systems.</w:t>
+      </w:r>
+    </w:p>
+    <w:p>
+      <w:pPr>
+        <w:rPr>
+          <w:rFonts w:ascii="Times New Roman" w:hAnsi="Times New Roman" w:cs="Times New Roman"/>
+        </w:rPr>
+      </w:pPr>
+      <w:r>
+        <w:rPr>
+          <w:rFonts w:ascii="Times New Roman" w:hAnsi="Times New Roman" w:cs="Times New Roman"/>
+        </w:rPr>
+        <w:tab/>
+        <w:t>•</w:t>
+      </w:r>
+      <w:r>
+        <w:rPr>
+          <w:rFonts w:ascii="Times New Roman" w:hAnsi="Times New Roman" w:cs="Times New Roman"/>
+        </w:rPr>
+        <w:tab/>
+        <w:t>Cement and Aluminum Production:</w:t>
+      </w:r>
+    </w:p>
+    <w:p>
+      <w:pPr>
+        <w:rPr>
+          <w:rFonts w:ascii="Times New Roman" w:hAnsi="Times New Roman" w:cs="Times New Roman"/>
+        </w:rPr>
+      </w:pPr>
+      <w:r>
+        <w:rPr>
+          <w:rFonts w:ascii="Times New Roman" w:hAnsi="Times New Roman" w:cs="Times New Roman"/>
+        </w:rPr>
+        <w:tab/>
+        <w:t>•</w:t>
+      </w:r>
+      <w:r>
+        <w:rPr>
+          <w:rFonts w:ascii="Times New Roman" w:hAnsi="Times New Roman" w:cs="Times New Roman"/>
+        </w:rPr>
+        <w:tab/>
+        <w:t>Process emissions from chemical reactions in the manufacturing process (e.g., CO₂ from lime in cement).</w:t>
+      </w:r>
+    </w:p>
+    <w:p>
+      <w:pPr>
+        <w:rPr>
+          <w:rFonts w:ascii="Times New Roman" w:hAnsi="Times New Roman" w:cs="Times New Roman"/>
+        </w:rPr>
+      </w:pPr>
+    </w:p>
+    <w:p>
+      <w:pPr>
+        <w:rPr>
+          <w:rFonts w:ascii="Times New Roman" w:hAnsi="Times New Roman" w:cs="Times New Roman"/>
+        </w:rPr>
+      </w:pPr>
+      <w:r>
+        <w:rPr>
+          <w:rFonts w:ascii="Times New Roman" w:hAnsi="Times New Roman" w:cs="Times New Roman"/>
+        </w:rPr>
+        <w:t>3. Agriculture and Waste</w:t>
+      </w:r>
+    </w:p>
+    <w:p>
+      <w:pPr>
+        <w:rPr>
+          <w:rFonts w:ascii="Times New Roman" w:hAnsi="Times New Roman" w:cs="Times New Roman"/>
+        </w:rPr>
+      </w:pPr>
+    </w:p>
+    <w:p>
+      <w:pPr>
+        <w:rPr>
+          <w:rFonts w:ascii="Times New Roman" w:hAnsi="Times New Roman" w:cs="Times New Roman"/>
+        </w:rPr>
+      </w:pPr>
+      <w:r>
+        <w:rPr>
+          <w:rFonts w:ascii="Times New Roman" w:hAnsi="Times New Roman" w:cs="Times New Roman"/>
+        </w:rPr>
+        <w:tab/>
+        <w:t>•</w:t>
+      </w:r>
+      <w:r>
+        <w:rPr>
+          <w:rFonts w:ascii="Times New Roman" w:hAnsi="Times New Roman" w:cs="Times New Roman"/>
+        </w:rPr>
+        <w:tab/>
+        <w:t>Landfills:</w:t>
+      </w:r>
+    </w:p>
+    <w:p>
+      <w:pPr>
+        <w:rPr>
+          <w:rFonts w:ascii="Times New Roman" w:hAnsi="Times New Roman" w:cs="Times New Roman"/>
+        </w:rPr>
+      </w:pPr>
+      <w:r>
+        <w:rPr>
+          <w:rFonts w:ascii="Times New Roman" w:hAnsi="Times New Roman" w:cs="Times New Roman"/>
+        </w:rPr>
+        <w:tab/>
+        <w:t>•</w:t>
+      </w:r>
+      <w:r>
+        <w:rPr>
+          <w:rFonts w:ascii="Times New Roman" w:hAnsi="Times New Roman" w:cs="Times New Roman"/>
+        </w:rPr>
+        <w:tab/>
+        <w:t>Release of methane from decomposing organic waste in landfills.</w:t>
+      </w:r>
+    </w:p>
+    <w:p>
+      <w:pPr>
+        <w:rPr>
+          <w:rFonts w:ascii="Times New Roman" w:hAnsi="Times New Roman" w:cs="Times New Roman"/>
+        </w:rPr>
+      </w:pPr>
+      <w:r>
+        <w:rPr>
+          <w:rFonts w:ascii="Times New Roman" w:hAnsi="Times New Roman" w:cs="Times New Roman"/>
+        </w:rPr>
+        <w:tab/>
+        <w:t>•</w:t>
+      </w:r>
+      <w:r>
+        <w:rPr>
+          <w:rFonts w:ascii="Times New Roman" w:hAnsi="Times New Roman" w:cs="Times New Roman"/>
+        </w:rPr>
+        <w:tab/>
+        <w:t>Wastewater Treatment:</w:t>
+      </w:r>
+    </w:p>
+    <w:p>
+      <w:pPr>
+        <w:rPr>
+          <w:rFonts w:ascii="Times New Roman" w:hAnsi="Times New Roman" w:cs="Times New Roman"/>
+        </w:rPr>
+      </w:pPr>
+      <w:r>
+        <w:rPr>
+          <w:rFonts w:ascii="Times New Roman" w:hAnsi="Times New Roman" w:cs="Times New Roman"/>
+        </w:rPr>
+        <w:tab/>
+        <w:t>•</w:t>
+      </w:r>
+      <w:r>
+        <w:rPr>
+          <w:rFonts w:ascii="Times New Roman" w:hAnsi="Times New Roman" w:cs="Times New Roman"/>
+        </w:rPr>
+        <w:tab/>
+        <w:t>Fugitive methane and nitrous oxide (N₂O) from organic matter decomposition in treatment facilities.</w:t>
+      </w:r>
+    </w:p>
+    <w:p>
+      <w:pPr>
+        <w:rPr>
+          <w:rFonts w:ascii="Times New Roman" w:hAnsi="Times New Roman" w:cs="Times New Roman"/>
+        </w:rPr>
+      </w:pPr>
+    </w:p>
+    <w:p>
+      <w:pPr>
+        <w:rPr>
+          <w:rFonts w:ascii="Times New Roman" w:hAnsi="Times New Roman" w:cs="Times New Roman"/>
+        </w:rPr>
+      </w:pPr>
+      <w:r>
+        <w:rPr>
+          <w:rFonts w:ascii="Times New Roman" w:hAnsi="Times New Roman" w:cs="Times New Roman"/>
+        </w:rPr>
+        <w:t xml:space="preserve">Puerto Rico had some recovery during COVID. I suspect Industrial Processes since people were at home. Things promptly went back up to post-Maria levels. The grid is likely to blame. Perhaps wastewater treatment too. </w:t>
+      </w:r>
+    </w:p>
+    <w:p>
+      <w:pPr>
+        <w:rPr>
+          <w:rFonts w:ascii="Times New Roman" w:hAnsi="Times New Roman" w:cs="Times New Roman"/>
+        </w:rPr>
+      </w:pPr>
+    </w:p>
+    <w:p>
+      <w:pPr>
+        <w:rPr>
+          <w:rFonts w:ascii="Times New Roman" w:hAnsi="Times New Roman" w:cs="Times New Roman"/>
+        </w:rPr>
+      </w:pPr>
+    </w:p>
+    <w:p>
+      <w:pPr>
+        <w:rPr>
+          <w:rFonts w:ascii="Times New Roman" w:hAnsi="Times New Roman" w:cs="Times New Roman"/>
+        </w:rPr>
+      </w:pPr>
+    </w:p>
+    <w:p>
+      <w:pPr>
+        <w:rPr>
+          <w:rFonts w:ascii="Times New Roman" w:hAnsi="Times New Roman" w:cs="Times New Roman"/>
+        </w:rPr>
+      </w:pPr>
+    </w:p>
+    <w:p>
+      <w:pPr>
+        <w:rPr>
+          <w:rFonts w:ascii="Times New Roman" w:hAnsi="Times New Roman" w:cs="Times New Roman"/>
+        </w:rPr>
+      </w:pPr>
+    </w:p>
+    <w:p>
+      <w:pPr>
+        <w:rPr>
+          <w:rFonts w:ascii="Times New Roman" w:hAnsi="Times New Roman" w:cs="Times New Roman"/>
+        </w:rPr>
+      </w:pPr>
+    </w:p>
+    <w:p>
+      <w:pPr>
+        <w:rPr>
+          <w:rFonts w:ascii="Times New Roman" w:hAnsi="Times New Roman" w:cs="Times New Roman"/>
+        </w:rPr>
+      </w:pPr>
+    </w:p>
+    <w:p>
+      <w:pPr>
+        <w:rPr>
+          <w:rFonts w:ascii="Times New Roman" w:hAnsi="Times New Roman" w:cs="Times New Roman"/>
+        </w:rPr>
+      </w:pPr>
+    </w:p>
+    <w:p>
+      <w:pPr>
+        <w:rPr>
+          <w:rFonts w:ascii="Times New Roman" w:hAnsi="Times New Roman" w:cs="Times New Roman"/>
+        </w:rPr>
+      </w:pPr>
+    </w:p>
+    <w:p>
+      <w:pPr>
+        <w:rPr>
+          <w:rFonts w:ascii="Times New Roman" w:hAnsi="Times New Roman" w:cs="Times New Roman"/>
+        </w:rPr>
+      </w:pPr>
+      <w:r>
+        <w:rPr>
+          <w:rFonts w:ascii="Times New Roman" w:hAnsi="Times New Roman" w:cs="Times New Roman"/>
           <w:noProof/>
         </w:rPr>
         <w:lastRenderedPageBreak/>
         <w:drawing>
-          <wp:inline distT="0" distB="0" distL="0" distR="0" wp14:anchorId="18BA9335" wp14:editId="2A06787A">
-            <wp:extent cx="5818909" cy="3528024"/>
-            <wp:effectExtent l="0" t="0" r="0" b="3175"/>
-            <wp:docPr id="440050668" name="Picture 16"/>
+          <wp:inline distT="0" distB="0" distL="0" distR="0" wp14:anchorId="6A66927A" wp14:editId="62137368">
+            <wp:extent cx="5943600" cy="3575685"/>
+            <wp:effectExtent l="0" t="0" r="0" b="5715"/>
+            <wp:docPr id="385245845" name="Picture 32" descr="A graph with a line going up&#10;&#10;Description automatically generated"/>
             <wp:cNvGraphicFramePr>
               <a:graphicFrameLocks xmlns:a="http://schemas.openxmlformats.org/drawingml/2006/main" noChangeAspect="1"/>
             </wp:cNvGraphicFramePr>
@@ -1220,727 +2765,11 @@
               <a:graphicData uri="http://schemas.openxmlformats.org/drawingml/2006/picture">
                 <pic:pic xmlns:pic="http://schemas.openxmlformats.org/drawingml/2006/picture">
                   <pic:nvPicPr>
-                    <pic:cNvPr id="440050668" name="Picture 440050668"/>
+                    <pic:cNvPr id="385245845" name="Picture 32" descr="A graph with a line going up&#10;&#10;Description automatically generated"/>
                     <pic:cNvPicPr/>
                   </pic:nvPicPr>
                   <pic:blipFill>
                     <a:blip r:embed="rId13">
-                      <a:extLst>
-                        <a:ext uri="{28A0092B-C50C-407E-A947-70E740481C1C}">
-                          <a14:useLocalDpi xmlns:a14="http://schemas.microsoft.com/office/drawing/2010/main" val="0"/>
-                        </a:ext>
-                      </a:extLst>
-                    </a:blip>
-                    <a:stretch>
-                      <a:fillRect/>
-                    </a:stretch>
-                  </pic:blipFill>
-                  <pic:spPr>
-                    <a:xfrm>
-                      <a:off x="0" y="0"/>
-                      <a:ext cx="5852644" cy="3548477"/>
-                    </a:xfrm>
-                    <a:prstGeom prst="rect">
-                      <a:avLst/>
-                    </a:prstGeom>
-                  </pic:spPr>
-                </pic:pic>
-              </a:graphicData>
-            </a:graphic>
-          </wp:inline>
-        </w:drawing>
-      </w:r>
-    </w:p>
-    <w:p>
-      <w:pPr>
-        <w:rPr>
-          <w:rFonts w:ascii="Times New Roman" w:hAnsi="Times New Roman" w:cs="Times New Roman"/>
-          <w:color w:val="000000" w:themeColor="text1"/>
-        </w:rPr>
-      </w:pPr>
-      <w:r>
-        <w:rPr>
-          <w:rFonts w:ascii="Times New Roman" w:hAnsi="Times New Roman" w:cs="Times New Roman"/>
-          <w:color w:val="000000" w:themeColor="text1"/>
-        </w:rPr>
-        <w:t>ALEXANDER: Nothing interesting here, but the figure calls to me for whatever reason. M/C were just blips</w:t>
-      </w:r>
-      <w:r>
-        <w:rPr>
-          <w:rFonts w:ascii="Times New Roman" w:hAnsi="Times New Roman" w:cs="Times New Roman"/>
-          <w:color w:val="000000" w:themeColor="text1"/>
-        </w:rPr>
-        <w:t xml:space="preserve">. </w:t>
-      </w:r>
-    </w:p>
-    <w:p>
-      <w:pPr>
-        <w:rPr>
-          <w:rFonts w:ascii="Times New Roman" w:hAnsi="Times New Roman" w:cs="Times New Roman"/>
-          <w:i/>
-          <w:iCs/>
-        </w:rPr>
-      </w:pPr>
-    </w:p>
-    <w:p>
-      <w:pPr>
-        <w:rPr>
-          <w:rFonts w:ascii="Times New Roman" w:hAnsi="Times New Roman" w:cs="Times New Roman"/>
-          <w:i/>
-          <w:iCs/>
-        </w:rPr>
-      </w:pPr>
-    </w:p>
-    <w:p>
-      <w:pPr>
-        <w:rPr>
-          <w:rFonts w:ascii="Times New Roman" w:hAnsi="Times New Roman" w:cs="Times New Roman"/>
-          <w:i/>
-          <w:iCs/>
-        </w:rPr>
-      </w:pPr>
-    </w:p>
-    <w:p>
-      <w:pPr>
-        <w:rPr>
-          <w:rFonts w:ascii="Times New Roman" w:hAnsi="Times New Roman" w:cs="Times New Roman"/>
-          <w:i/>
-          <w:iCs/>
-        </w:rPr>
-      </w:pPr>
-      <w:r>
-        <w:rPr>
-          <w:rFonts w:ascii="Times New Roman" w:hAnsi="Times New Roman" w:cs="Times New Roman"/>
-          <w:i/>
-          <w:iCs/>
-          <w:noProof/>
-        </w:rPr>
-        <w:lastRenderedPageBreak/>
-        <w:drawing>
-          <wp:inline distT="0" distB="0" distL="0" distR="0" wp14:anchorId="6933293C" wp14:editId="4989A75B">
-            <wp:extent cx="5943600" cy="7237095"/>
-            <wp:effectExtent l="0" t="0" r="0" b="1905"/>
-            <wp:docPr id="522780003" name="Picture 1"/>
-            <wp:cNvGraphicFramePr>
-              <a:graphicFrameLocks xmlns:a="http://schemas.openxmlformats.org/drawingml/2006/main" noChangeAspect="1"/>
-            </wp:cNvGraphicFramePr>
-            <a:graphic xmlns:a="http://schemas.openxmlformats.org/drawingml/2006/main">
-              <a:graphicData uri="http://schemas.openxmlformats.org/drawingml/2006/picture">
-                <pic:pic xmlns:pic="http://schemas.openxmlformats.org/drawingml/2006/picture">
-                  <pic:nvPicPr>
-                    <pic:cNvPr id="522780003" name="Picture 522780003"/>
-                    <pic:cNvPicPr/>
-                  </pic:nvPicPr>
-                  <pic:blipFill>
-                    <a:blip r:embed="rId14">
-                      <a:extLst>
-                        <a:ext uri="{28A0092B-C50C-407E-A947-70E740481C1C}">
-                          <a14:useLocalDpi xmlns:a14="http://schemas.microsoft.com/office/drawing/2010/main" val="0"/>
-                        </a:ext>
-                      </a:extLst>
-                    </a:blip>
-                    <a:stretch>
-                      <a:fillRect/>
-                    </a:stretch>
-                  </pic:blipFill>
-                  <pic:spPr>
-                    <a:xfrm>
-                      <a:off x="0" y="0"/>
-                      <a:ext cx="5943600" cy="7237095"/>
-                    </a:xfrm>
-                    <a:prstGeom prst="rect">
-                      <a:avLst/>
-                    </a:prstGeom>
-                  </pic:spPr>
-                </pic:pic>
-              </a:graphicData>
-            </a:graphic>
-          </wp:inline>
-        </w:drawing>
-      </w:r>
-    </w:p>
-    <w:p>
-      <w:pPr>
-        <w:rPr>
-          <w:rFonts w:ascii="Times New Roman" w:hAnsi="Times New Roman" w:cs="Times New Roman"/>
-        </w:rPr>
-      </w:pPr>
-      <w:r>
-        <w:rPr>
-          <w:rFonts w:ascii="Times New Roman" w:hAnsi="Times New Roman" w:cs="Times New Roman"/>
-        </w:rPr>
-        <w:t xml:space="preserve">ALEXANDER: Now here’s some juice. Greenhouse emissions went up after Maria and they haven’t really come back down to pre-Maria levels. People were using gas-powered plants to light their homes since many places were out of power for months. </w:t>
-      </w:r>
-    </w:p>
-    <w:p>
-      <w:pPr>
-        <w:rPr>
-          <w:rFonts w:ascii="Times New Roman" w:hAnsi="Times New Roman" w:cs="Times New Roman"/>
-        </w:rPr>
-      </w:pPr>
-    </w:p>
-    <w:p>
-      <w:pPr>
-        <w:rPr>
-          <w:rFonts w:ascii="Times New Roman" w:hAnsi="Times New Roman" w:cs="Times New Roman"/>
-        </w:rPr>
-      </w:pPr>
-    </w:p>
-    <w:p>
-      <w:pPr>
-        <w:rPr>
-          <w:rFonts w:ascii="Times New Roman" w:hAnsi="Times New Roman" w:cs="Times New Roman"/>
-        </w:rPr>
-      </w:pPr>
-      <w:r>
-        <w:rPr>
-          <w:rFonts w:ascii="Times New Roman" w:hAnsi="Times New Roman" w:cs="Times New Roman"/>
-          <w:noProof/>
-        </w:rPr>
-        <w:lastRenderedPageBreak/>
-        <w:drawing>
-          <wp:inline distT="0" distB="0" distL="0" distR="0" wp14:anchorId="2DF1EB39" wp14:editId="65DEEE57">
-            <wp:extent cx="5943600" cy="3594100"/>
-            <wp:effectExtent l="0" t="0" r="0" b="0"/>
-            <wp:docPr id="549434223" name="Picture 2" descr="A graph with a line and a line&#10;&#10;Description automatically generated"/>
-            <wp:cNvGraphicFramePr>
-              <a:graphicFrameLocks xmlns:a="http://schemas.openxmlformats.org/drawingml/2006/main" noChangeAspect="1"/>
-            </wp:cNvGraphicFramePr>
-            <a:graphic xmlns:a="http://schemas.openxmlformats.org/drawingml/2006/main">
-              <a:graphicData uri="http://schemas.openxmlformats.org/drawingml/2006/picture">
-                <pic:pic xmlns:pic="http://schemas.openxmlformats.org/drawingml/2006/picture">
-                  <pic:nvPicPr>
-                    <pic:cNvPr id="549434223" name="Picture 2" descr="A graph with a line and a line&#10;&#10;Description automatically generated"/>
-                    <pic:cNvPicPr/>
-                  </pic:nvPicPr>
-                  <pic:blipFill>
-                    <a:blip r:embed="rId15">
-                      <a:extLst>
-                        <a:ext uri="{28A0092B-C50C-407E-A947-70E740481C1C}">
-                          <a14:useLocalDpi xmlns:a14="http://schemas.microsoft.com/office/drawing/2010/main" val="0"/>
-                        </a:ext>
-                      </a:extLst>
-                    </a:blip>
-                    <a:stretch>
-                      <a:fillRect/>
-                    </a:stretch>
-                  </pic:blipFill>
-                  <pic:spPr>
-                    <a:xfrm>
-                      <a:off x="0" y="0"/>
-                      <a:ext cx="5943600" cy="3594100"/>
-                    </a:xfrm>
-                    <a:prstGeom prst="rect">
-                      <a:avLst/>
-                    </a:prstGeom>
-                  </pic:spPr>
-                </pic:pic>
-              </a:graphicData>
-            </a:graphic>
-          </wp:inline>
-        </w:drawing>
-      </w:r>
-    </w:p>
-    <w:p>
-      <w:pPr>
-        <w:rPr>
-          <w:rFonts w:ascii="Times New Roman" w:hAnsi="Times New Roman" w:cs="Times New Roman"/>
-        </w:rPr>
-      </w:pPr>
-    </w:p>
-    <w:p>
-      <w:pPr>
-        <w:rPr>
-          <w:rFonts w:ascii="Times New Roman" w:hAnsi="Times New Roman" w:cs="Times New Roman"/>
-        </w:rPr>
-      </w:pPr>
-      <w:r>
-        <w:rPr>
-          <w:rFonts w:ascii="Times New Roman" w:hAnsi="Times New Roman" w:cs="Times New Roman"/>
-        </w:rPr>
-        <w:t xml:space="preserve">ALEXANDER: Maybe there’s some correlation with renewable energy consumption? It did go down after Maria, but then normalizes into the upwards trend it’s been on for a while. Green house emissions don’t follow an inverse correlation, yet they still go up. </w:t>
-      </w:r>
-    </w:p>
-    <w:p>
-      <w:pPr>
-        <w:rPr>
-          <w:rFonts w:ascii="Times New Roman" w:hAnsi="Times New Roman" w:cs="Times New Roman"/>
-        </w:rPr>
-      </w:pPr>
-    </w:p>
-    <w:p>
-      <w:pPr>
-        <w:rPr>
-          <w:rFonts w:ascii="Times New Roman" w:hAnsi="Times New Roman" w:cs="Times New Roman"/>
-        </w:rPr>
-      </w:pPr>
-    </w:p>
-    <w:p>
-      <w:pPr>
-        <w:rPr>
-          <w:rFonts w:ascii="Times New Roman" w:hAnsi="Times New Roman" w:cs="Times New Roman"/>
-        </w:rPr>
-      </w:pPr>
-    </w:p>
-    <w:p>
-      <w:pPr>
-        <w:rPr>
-          <w:rFonts w:ascii="Times New Roman" w:hAnsi="Times New Roman" w:cs="Times New Roman"/>
-        </w:rPr>
-      </w:pPr>
-    </w:p>
-    <w:p>
-      <w:pPr>
-        <w:rPr>
-          <w:rFonts w:ascii="Times New Roman" w:hAnsi="Times New Roman" w:cs="Times New Roman"/>
-        </w:rPr>
-      </w:pPr>
-      <w:r>
-        <w:rPr>
-          <w:rFonts w:ascii="Times New Roman" w:hAnsi="Times New Roman" w:cs="Times New Roman"/>
-          <w:noProof/>
-        </w:rPr>
-        <w:lastRenderedPageBreak/>
-        <w:drawing>
-          <wp:inline distT="0" distB="0" distL="0" distR="0" wp14:anchorId="163A1932" wp14:editId="7D031E9B">
-            <wp:extent cx="5943600" cy="3558540"/>
-            <wp:effectExtent l="0" t="0" r="0" b="0"/>
-            <wp:docPr id="163018465" name="Picture 3"/>
-            <wp:cNvGraphicFramePr>
-              <a:graphicFrameLocks xmlns:a="http://schemas.openxmlformats.org/drawingml/2006/main" noChangeAspect="1"/>
-            </wp:cNvGraphicFramePr>
-            <a:graphic xmlns:a="http://schemas.openxmlformats.org/drawingml/2006/main">
-              <a:graphicData uri="http://schemas.openxmlformats.org/drawingml/2006/picture">
-                <pic:pic xmlns:pic="http://schemas.openxmlformats.org/drawingml/2006/picture">
-                  <pic:nvPicPr>
-                    <pic:cNvPr id="163018465" name="Picture 163018465"/>
-                    <pic:cNvPicPr/>
-                  </pic:nvPicPr>
-                  <pic:blipFill>
-                    <a:blip r:embed="rId16">
-                      <a:extLst>
-                        <a:ext uri="{28A0092B-C50C-407E-A947-70E740481C1C}">
-                          <a14:useLocalDpi xmlns:a14="http://schemas.microsoft.com/office/drawing/2010/main" val="0"/>
-                        </a:ext>
-                      </a:extLst>
-                    </a:blip>
-                    <a:stretch>
-                      <a:fillRect/>
-                    </a:stretch>
-                  </pic:blipFill>
-                  <pic:spPr>
-                    <a:xfrm>
-                      <a:off x="0" y="0"/>
-                      <a:ext cx="5943600" cy="3558540"/>
-                    </a:xfrm>
-                    <a:prstGeom prst="rect">
-                      <a:avLst/>
-                    </a:prstGeom>
-                  </pic:spPr>
-                </pic:pic>
-              </a:graphicData>
-            </a:graphic>
-          </wp:inline>
-        </w:drawing>
-      </w:r>
-    </w:p>
-    <w:p>
-      <w:pPr>
-        <w:rPr>
-          <w:rFonts w:ascii="Times New Roman" w:hAnsi="Times New Roman" w:cs="Times New Roman"/>
-        </w:rPr>
-      </w:pPr>
-      <w:r>
-        <w:rPr>
-          <w:rFonts w:ascii="Times New Roman" w:hAnsi="Times New Roman" w:cs="Times New Roman"/>
-          <w:noProof/>
-        </w:rPr>
-        <w:drawing>
-          <wp:inline distT="0" distB="0" distL="0" distR="0" wp14:anchorId="6677B1CB" wp14:editId="74D953F4">
-            <wp:extent cx="5943600" cy="3580765"/>
-            <wp:effectExtent l="0" t="0" r="0" b="635"/>
-            <wp:docPr id="1085919630" name="Picture 4"/>
-            <wp:cNvGraphicFramePr>
-              <a:graphicFrameLocks xmlns:a="http://schemas.openxmlformats.org/drawingml/2006/main" noChangeAspect="1"/>
-            </wp:cNvGraphicFramePr>
-            <a:graphic xmlns:a="http://schemas.openxmlformats.org/drawingml/2006/main">
-              <a:graphicData uri="http://schemas.openxmlformats.org/drawingml/2006/picture">
-                <pic:pic xmlns:pic="http://schemas.openxmlformats.org/drawingml/2006/picture">
-                  <pic:nvPicPr>
-                    <pic:cNvPr id="1085919630" name="Picture 1085919630"/>
-                    <pic:cNvPicPr/>
-                  </pic:nvPicPr>
-                  <pic:blipFill>
-                    <a:blip r:embed="rId17" cstate="print">
-                      <a:extLst>
-                        <a:ext uri="{28A0092B-C50C-407E-A947-70E740481C1C}">
-                          <a14:useLocalDpi xmlns:a14="http://schemas.microsoft.com/office/drawing/2010/main" val="0"/>
-                        </a:ext>
-                      </a:extLst>
-                    </a:blip>
-                    <a:stretch>
-                      <a:fillRect/>
-                    </a:stretch>
-                  </pic:blipFill>
-                  <pic:spPr>
-                    <a:xfrm>
-                      <a:off x="0" y="0"/>
-                      <a:ext cx="5943600" cy="3580765"/>
-                    </a:xfrm>
-                    <a:prstGeom prst="rect">
-                      <a:avLst/>
-                    </a:prstGeom>
-                  </pic:spPr>
-                </pic:pic>
-              </a:graphicData>
-            </a:graphic>
-          </wp:inline>
-        </w:drawing>
-      </w:r>
-    </w:p>
-    <w:p>
-      <w:pPr>
-        <w:rPr>
-          <w:rFonts w:ascii="Times New Roman" w:hAnsi="Times New Roman" w:cs="Times New Roman"/>
-        </w:rPr>
-      </w:pPr>
-    </w:p>
-    <w:p>
-      <w:pPr>
-        <w:rPr>
-          <w:rFonts w:ascii="Times New Roman" w:hAnsi="Times New Roman" w:cs="Times New Roman"/>
-        </w:rPr>
-      </w:pPr>
-      <w:r>
-        <w:rPr>
-          <w:rFonts w:ascii="Times New Roman" w:hAnsi="Times New Roman" w:cs="Times New Roman"/>
-        </w:rPr>
-        <w:t xml:space="preserve">ALEXANDER: Methane emissions have struggled to go back to pre-Maria levels. There was a sharp downwards trend between 2014 and 2016, and then a spike post-Maria, and now a very, very slow descent back down to 2016 levels. </w:t>
-      </w:r>
-    </w:p>
-    <w:p>
-      <w:pPr>
-        <w:rPr>
-          <w:rFonts w:ascii="Times New Roman" w:hAnsi="Times New Roman" w:cs="Times New Roman"/>
-        </w:rPr>
-      </w:pPr>
-    </w:p>
-    <w:p>
-      <w:pPr>
-        <w:rPr>
-          <w:rFonts w:ascii="Times New Roman" w:hAnsi="Times New Roman" w:cs="Times New Roman"/>
-        </w:rPr>
-      </w:pPr>
-    </w:p>
-    <w:p>
-      <w:pPr>
-        <w:rPr>
-          <w:rFonts w:ascii="Times New Roman" w:hAnsi="Times New Roman" w:cs="Times New Roman"/>
-        </w:rPr>
-      </w:pPr>
-      <w:r>
-        <w:rPr>
-          <w:rFonts w:ascii="Times New Roman" w:hAnsi="Times New Roman" w:cs="Times New Roman"/>
-          <w:noProof/>
-        </w:rPr>
-        <w:lastRenderedPageBreak/>
-        <w:drawing>
-          <wp:inline distT="0" distB="0" distL="0" distR="0" wp14:anchorId="46B1BB50" wp14:editId="758522F4">
-            <wp:extent cx="5943600" cy="7148830"/>
-            <wp:effectExtent l="0" t="0" r="0" b="1270"/>
-            <wp:docPr id="1223461113" name="Picture 6"/>
-            <wp:cNvGraphicFramePr>
-              <a:graphicFrameLocks xmlns:a="http://schemas.openxmlformats.org/drawingml/2006/main" noChangeAspect="1"/>
-            </wp:cNvGraphicFramePr>
-            <a:graphic xmlns:a="http://schemas.openxmlformats.org/drawingml/2006/main">
-              <a:graphicData uri="http://schemas.openxmlformats.org/drawingml/2006/picture">
-                <pic:pic xmlns:pic="http://schemas.openxmlformats.org/drawingml/2006/picture">
-                  <pic:nvPicPr>
-                    <pic:cNvPr id="1223461113" name="Picture 1223461113"/>
-                    <pic:cNvPicPr/>
-                  </pic:nvPicPr>
-                  <pic:blipFill>
-                    <a:blip r:embed="rId18">
-                      <a:extLst>
-                        <a:ext uri="{28A0092B-C50C-407E-A947-70E740481C1C}">
-                          <a14:useLocalDpi xmlns:a14="http://schemas.microsoft.com/office/drawing/2010/main" val="0"/>
-                        </a:ext>
-                      </a:extLst>
-                    </a:blip>
-                    <a:stretch>
-                      <a:fillRect/>
-                    </a:stretch>
-                  </pic:blipFill>
-                  <pic:spPr>
-                    <a:xfrm>
-                      <a:off x="0" y="0"/>
-                      <a:ext cx="5943600" cy="7148830"/>
-                    </a:xfrm>
-                    <a:prstGeom prst="rect">
-                      <a:avLst/>
-                    </a:prstGeom>
-                  </pic:spPr>
-                </pic:pic>
-              </a:graphicData>
-            </a:graphic>
-          </wp:inline>
-        </w:drawing>
-      </w:r>
-    </w:p>
-    <w:p>
-      <w:pPr>
-        <w:rPr>
-          <w:rFonts w:ascii="Times New Roman" w:hAnsi="Times New Roman" w:cs="Times New Roman"/>
-        </w:rPr>
-      </w:pPr>
-      <w:r>
-        <w:rPr>
-          <w:rFonts w:ascii="Times New Roman" w:hAnsi="Times New Roman" w:cs="Times New Roman"/>
-        </w:rPr>
-        <w:t xml:space="preserve">ALEXANDER: Suggests methane emissions from reconstruction. Things haven’t been the same since Maria. There was some pre-Maria normalization because of COVID, but things went back to post-Maria normal afterwards. </w:t>
-      </w:r>
-    </w:p>
-    <w:p>
-      <w:pPr>
-        <w:rPr>
-          <w:rFonts w:ascii="Times New Roman" w:hAnsi="Times New Roman" w:cs="Times New Roman"/>
-        </w:rPr>
-      </w:pPr>
-    </w:p>
-    <w:p>
-      <w:pPr>
-        <w:rPr>
-          <w:rFonts w:ascii="Times New Roman" w:hAnsi="Times New Roman" w:cs="Times New Roman"/>
-        </w:rPr>
-      </w:pPr>
-      <w:r>
-        <w:rPr>
-          <w:rFonts w:ascii="Times New Roman" w:hAnsi="Times New Roman" w:cs="Times New Roman"/>
-          <w:noProof/>
-        </w:rPr>
-        <w:lastRenderedPageBreak/>
-        <w:drawing>
-          <wp:inline distT="0" distB="0" distL="0" distR="0" wp14:anchorId="4003C69B" wp14:editId="2E2C7C9B">
-            <wp:extent cx="5943600" cy="7198995"/>
-            <wp:effectExtent l="0" t="0" r="0" b="1905"/>
-            <wp:docPr id="2108217422" name="Picture 5" descr="A graph of a graph with blue lines&#10;&#10;Description automatically generated"/>
-            <wp:cNvGraphicFramePr>
-              <a:graphicFrameLocks xmlns:a="http://schemas.openxmlformats.org/drawingml/2006/main" noChangeAspect="1"/>
-            </wp:cNvGraphicFramePr>
-            <a:graphic xmlns:a="http://schemas.openxmlformats.org/drawingml/2006/main">
-              <a:graphicData uri="http://schemas.openxmlformats.org/drawingml/2006/picture">
-                <pic:pic xmlns:pic="http://schemas.openxmlformats.org/drawingml/2006/picture">
-                  <pic:nvPicPr>
-                    <pic:cNvPr id="2108217422" name="Picture 5" descr="A graph of a graph with blue lines&#10;&#10;Description automatically generated"/>
-                    <pic:cNvPicPr/>
-                  </pic:nvPicPr>
-                  <pic:blipFill>
-                    <a:blip r:embed="rId19">
-                      <a:extLst>
-                        <a:ext uri="{28A0092B-C50C-407E-A947-70E740481C1C}">
-                          <a14:useLocalDpi xmlns:a14="http://schemas.microsoft.com/office/drawing/2010/main" val="0"/>
-                        </a:ext>
-                      </a:extLst>
-                    </a:blip>
-                    <a:stretch>
-                      <a:fillRect/>
-                    </a:stretch>
-                  </pic:blipFill>
-                  <pic:spPr>
-                    <a:xfrm>
-                      <a:off x="0" y="0"/>
-                      <a:ext cx="5943600" cy="7198995"/>
-                    </a:xfrm>
-                    <a:prstGeom prst="rect">
-                      <a:avLst/>
-                    </a:prstGeom>
-                  </pic:spPr>
-                </pic:pic>
-              </a:graphicData>
-            </a:graphic>
-          </wp:inline>
-        </w:drawing>
-      </w:r>
-    </w:p>
-    <w:p>
-      <w:pPr>
-        <w:rPr>
-          <w:rFonts w:ascii="Times New Roman" w:hAnsi="Times New Roman" w:cs="Times New Roman"/>
-        </w:rPr>
-      </w:pPr>
-    </w:p>
-    <w:p>
-      <w:pPr>
-        <w:rPr>
-          <w:rFonts w:ascii="Times New Roman" w:hAnsi="Times New Roman" w:cs="Times New Roman"/>
-        </w:rPr>
-      </w:pPr>
-      <w:r>
-        <w:rPr>
-          <w:rFonts w:ascii="Times New Roman" w:hAnsi="Times New Roman" w:cs="Times New Roman"/>
-        </w:rPr>
-        <w:t xml:space="preserve">ALEXANDER: </w:t>
-      </w:r>
-      <w:r>
-        <w:rPr>
-          <w:rFonts w:ascii="Times New Roman" w:hAnsi="Times New Roman" w:cs="Times New Roman"/>
-        </w:rPr>
-        <w:t xml:space="preserve">Zoom-In. </w:t>
-      </w:r>
-    </w:p>
-    <w:p>
-      <w:pPr>
-        <w:rPr>
-          <w:rFonts w:ascii="Times New Roman" w:hAnsi="Times New Roman" w:cs="Times New Roman"/>
-        </w:rPr>
-      </w:pPr>
-    </w:p>
-    <w:p>
-      <w:pPr>
-        <w:rPr>
-          <w:rFonts w:ascii="Times New Roman" w:hAnsi="Times New Roman" w:cs="Times New Roman"/>
-        </w:rPr>
-      </w:pPr>
-    </w:p>
-    <w:p>
-      <w:pPr>
-        <w:rPr>
-          <w:rFonts w:ascii="Times New Roman" w:hAnsi="Times New Roman" w:cs="Times New Roman"/>
-        </w:rPr>
-      </w:pPr>
-    </w:p>
-    <w:p>
-      <w:pPr>
-        <w:rPr>
-          <w:rFonts w:ascii="Times New Roman" w:hAnsi="Times New Roman" w:cs="Times New Roman"/>
-        </w:rPr>
-      </w:pPr>
-      <w:r>
-        <w:rPr>
-          <w:rFonts w:ascii="Times New Roman" w:hAnsi="Times New Roman" w:cs="Times New Roman"/>
-          <w:noProof/>
-        </w:rPr>
-        <w:lastRenderedPageBreak/>
-        <w:drawing>
-          <wp:inline distT="0" distB="0" distL="0" distR="0" wp14:anchorId="1EE5AB66" wp14:editId="488D6FB2">
-            <wp:extent cx="5943600" cy="3620770"/>
-            <wp:effectExtent l="0" t="0" r="0" b="0"/>
-            <wp:docPr id="2120236511" name="Picture 7"/>
-            <wp:cNvGraphicFramePr>
-              <a:graphicFrameLocks xmlns:a="http://schemas.openxmlformats.org/drawingml/2006/main" noChangeAspect="1"/>
-            </wp:cNvGraphicFramePr>
-            <a:graphic xmlns:a="http://schemas.openxmlformats.org/drawingml/2006/main">
-              <a:graphicData uri="http://schemas.openxmlformats.org/drawingml/2006/picture">
-                <pic:pic xmlns:pic="http://schemas.openxmlformats.org/drawingml/2006/picture">
-                  <pic:nvPicPr>
-                    <pic:cNvPr id="2120236511" name="Picture 2120236511"/>
-                    <pic:cNvPicPr/>
-                  </pic:nvPicPr>
-                  <pic:blipFill>
-                    <a:blip r:embed="rId20">
-                      <a:extLst>
-                        <a:ext uri="{28A0092B-C50C-407E-A947-70E740481C1C}">
-                          <a14:useLocalDpi xmlns:a14="http://schemas.microsoft.com/office/drawing/2010/main" val="0"/>
-                        </a:ext>
-                      </a:extLst>
-                    </a:blip>
-                    <a:stretch>
-                      <a:fillRect/>
-                    </a:stretch>
-                  </pic:blipFill>
-                  <pic:spPr>
-                    <a:xfrm>
-                      <a:off x="0" y="0"/>
-                      <a:ext cx="5943600" cy="3620770"/>
-                    </a:xfrm>
-                    <a:prstGeom prst="rect">
-                      <a:avLst/>
-                    </a:prstGeom>
-                  </pic:spPr>
-                </pic:pic>
-              </a:graphicData>
-            </a:graphic>
-          </wp:inline>
-        </w:drawing>
-      </w:r>
-    </w:p>
-    <w:p>
-      <w:pPr>
-        <w:rPr>
-          <w:rFonts w:ascii="Times New Roman" w:hAnsi="Times New Roman" w:cs="Times New Roman"/>
-        </w:rPr>
-      </w:pPr>
-    </w:p>
-    <w:p>
-      <w:pPr>
-        <w:rPr>
-          <w:rFonts w:ascii="Times New Roman" w:hAnsi="Times New Roman" w:cs="Times New Roman"/>
-        </w:rPr>
-      </w:pPr>
-      <w:r>
-        <w:rPr>
-          <w:rFonts w:ascii="Times New Roman" w:hAnsi="Times New Roman" w:cs="Times New Roman"/>
-        </w:rPr>
-        <w:t xml:space="preserve">ALEXANDER: Did Maria kill some big industry? </w:t>
-      </w:r>
-    </w:p>
-    <w:p>
-      <w:pPr>
-        <w:rPr>
-          <w:rFonts w:ascii="Times New Roman" w:hAnsi="Times New Roman" w:cs="Times New Roman"/>
-        </w:rPr>
-      </w:pPr>
-    </w:p>
-    <w:p>
-      <w:pPr>
-        <w:rPr>
-          <w:rFonts w:ascii="Times New Roman" w:hAnsi="Times New Roman" w:cs="Times New Roman"/>
-        </w:rPr>
-      </w:pPr>
-    </w:p>
-    <w:p>
-      <w:pPr>
-        <w:rPr>
-          <w:rFonts w:ascii="Times New Roman" w:hAnsi="Times New Roman" w:cs="Times New Roman"/>
-        </w:rPr>
-      </w:pPr>
-    </w:p>
-    <w:p>
-      <w:pPr>
-        <w:rPr>
-          <w:rFonts w:ascii="Times New Roman" w:hAnsi="Times New Roman" w:cs="Times New Roman"/>
-        </w:rPr>
-      </w:pPr>
-    </w:p>
-    <w:p>
-      <w:pPr>
-        <w:rPr>
-          <w:rFonts w:ascii="Times New Roman" w:hAnsi="Times New Roman" w:cs="Times New Roman"/>
-        </w:rPr>
-      </w:pPr>
-      <w:r>
-        <w:rPr>
-          <w:rFonts w:ascii="Times New Roman" w:hAnsi="Times New Roman" w:cs="Times New Roman"/>
-          <w:noProof/>
-        </w:rPr>
-        <w:lastRenderedPageBreak/>
-        <w:drawing>
-          <wp:inline distT="0" distB="0" distL="0" distR="0" wp14:anchorId="1772FD5E" wp14:editId="69766E41">
-            <wp:extent cx="5943600" cy="3575685"/>
-            <wp:effectExtent l="0" t="0" r="0" b="5715"/>
-            <wp:docPr id="759342307" name="Picture 8"/>
-            <wp:cNvGraphicFramePr>
-              <a:graphicFrameLocks xmlns:a="http://schemas.openxmlformats.org/drawingml/2006/main" noChangeAspect="1"/>
-            </wp:cNvGraphicFramePr>
-            <a:graphic xmlns:a="http://schemas.openxmlformats.org/drawingml/2006/main">
-              <a:graphicData uri="http://schemas.openxmlformats.org/drawingml/2006/picture">
-                <pic:pic xmlns:pic="http://schemas.openxmlformats.org/drawingml/2006/picture">
-                  <pic:nvPicPr>
-                    <pic:cNvPr id="759342307" name="Picture 759342307"/>
-                    <pic:cNvPicPr/>
-                  </pic:nvPicPr>
-                  <pic:blipFill>
-                    <a:blip r:embed="rId21">
                       <a:extLst>
                         <a:ext uri="{28A0092B-C50C-407E-A947-70E740481C1C}">
                           <a14:useLocalDpi xmlns:a14="http://schemas.microsoft.com/office/drawing/2010/main" val="0"/>
@@ -1985,44 +2814,245 @@
       <w:pPr>
         <w:rPr>
           <w:rFonts w:ascii="Times New Roman" w:hAnsi="Times New Roman" w:cs="Times New Roman"/>
-          <w:color w:val="FF0000"/>
-        </w:rPr>
-      </w:pPr>
-      <w:r>
-        <w:rPr>
-          <w:rFonts w:ascii="Times New Roman" w:hAnsi="Times New Roman" w:cs="Times New Roman"/>
-        </w:rPr>
-        <w:t>ALEXANDER: Still a sharp downwards trend in total Methane emissions</w:t>
-      </w:r>
-      <w:r>
-        <w:rPr>
-          <w:rFonts w:ascii="Times New Roman" w:hAnsi="Times New Roman" w:cs="Times New Roman"/>
-          <w:color w:val="FF0000"/>
-        </w:rPr>
-        <w:t xml:space="preserve">. I should look into the proportions of methane emissions. </w:t>
-      </w:r>
-    </w:p>
-    <w:p>
-      <w:pPr>
-        <w:rPr>
-          <w:rFonts w:ascii="Times New Roman" w:hAnsi="Times New Roman" w:cs="Times New Roman"/>
-          <w:color w:val="FF0000"/>
-        </w:rPr>
-      </w:pPr>
-    </w:p>
-    <w:p>
-      <w:pPr>
-        <w:rPr>
-          <w:rFonts w:ascii="Times New Roman" w:hAnsi="Times New Roman" w:cs="Times New Roman"/>
-          <w:color w:val="FF0000"/>
-        </w:rPr>
-      </w:pPr>
-    </w:p>
-    <w:p>
-      <w:pPr>
-        <w:rPr>
-          <w:rFonts w:ascii="Times New Roman" w:hAnsi="Times New Roman" w:cs="Times New Roman"/>
-          <w:color w:val="FF0000"/>
+          <w:highlight w:val="yellow"/>
+        </w:rPr>
+      </w:pPr>
+    </w:p>
+    <w:p>
+      <w:pPr>
+        <w:rPr>
+          <w:rFonts w:ascii="Times New Roman" w:hAnsi="Times New Roman" w:cs="Times New Roman"/>
+          <w:highlight w:val="yellow"/>
+        </w:rPr>
+      </w:pPr>
+    </w:p>
+    <w:p>
+      <w:pPr>
+        <w:rPr>
+          <w:rFonts w:ascii="Times New Roman" w:hAnsi="Times New Roman" w:cs="Times New Roman"/>
+          <w:highlight w:val="yellow"/>
+        </w:rPr>
+      </w:pPr>
+    </w:p>
+    <w:p>
+      <w:pPr>
+        <w:rPr>
+          <w:rFonts w:ascii="Times New Roman" w:hAnsi="Times New Roman" w:cs="Times New Roman"/>
+          <w:highlight w:val="yellow"/>
+        </w:rPr>
+      </w:pPr>
+    </w:p>
+    <w:p>
+      <w:pPr>
+        <w:rPr>
+          <w:rFonts w:ascii="Times New Roman" w:hAnsi="Times New Roman" w:cs="Times New Roman"/>
+          <w:highlight w:val="yellow"/>
+        </w:rPr>
+      </w:pPr>
+    </w:p>
+    <w:p>
+      <w:pPr>
+        <w:rPr>
+          <w:rFonts w:ascii="Times New Roman" w:hAnsi="Times New Roman" w:cs="Times New Roman"/>
+          <w:highlight w:val="yellow"/>
+        </w:rPr>
+      </w:pPr>
+    </w:p>
+    <w:p>
+      <w:pPr>
+        <w:rPr>
+          <w:rFonts w:ascii="Times New Roman" w:hAnsi="Times New Roman" w:cs="Times New Roman"/>
+          <w:highlight w:val="yellow"/>
+        </w:rPr>
+      </w:pPr>
+    </w:p>
+    <w:p>
+      <w:pPr>
+        <w:rPr>
+          <w:rFonts w:ascii="Times New Roman" w:hAnsi="Times New Roman" w:cs="Times New Roman"/>
+          <w:highlight w:val="yellow"/>
+        </w:rPr>
+      </w:pPr>
+    </w:p>
+    <w:p>
+      <w:pPr>
+        <w:rPr>
+          <w:rFonts w:ascii="Times New Roman" w:hAnsi="Times New Roman" w:cs="Times New Roman"/>
+          <w:highlight w:val="yellow"/>
+        </w:rPr>
+      </w:pPr>
+    </w:p>
+    <w:p>
+      <w:pPr>
+        <w:rPr>
+          <w:rFonts w:ascii="Times New Roman" w:hAnsi="Times New Roman" w:cs="Times New Roman"/>
+          <w:highlight w:val="yellow"/>
+        </w:rPr>
+      </w:pPr>
+    </w:p>
+    <w:p>
+      <w:pPr>
+        <w:rPr>
+          <w:rFonts w:ascii="Times New Roman" w:hAnsi="Times New Roman" w:cs="Times New Roman"/>
+          <w:highlight w:val="yellow"/>
+        </w:rPr>
+      </w:pPr>
+    </w:p>
+    <w:p>
+      <w:pPr>
+        <w:rPr>
+          <w:rFonts w:ascii="Times New Roman" w:hAnsi="Times New Roman" w:cs="Times New Roman"/>
+          <w:highlight w:val="yellow"/>
+        </w:rPr>
+      </w:pPr>
+    </w:p>
+    <w:p>
+      <w:pPr>
+        <w:rPr>
+          <w:rFonts w:ascii="Times New Roman" w:hAnsi="Times New Roman" w:cs="Times New Roman"/>
+          <w:highlight w:val="yellow"/>
+        </w:rPr>
+      </w:pPr>
+    </w:p>
+    <w:p>
+      <w:pPr>
+        <w:rPr>
+          <w:rFonts w:ascii="Times New Roman" w:hAnsi="Times New Roman" w:cs="Times New Roman"/>
+          <w:highlight w:val="yellow"/>
+        </w:rPr>
+      </w:pPr>
+    </w:p>
+    <w:p>
+      <w:pPr>
+        <w:rPr>
+          <w:rFonts w:ascii="Times New Roman" w:hAnsi="Times New Roman" w:cs="Times New Roman"/>
+          <w:highlight w:val="yellow"/>
+        </w:rPr>
+      </w:pPr>
+    </w:p>
+    <w:p>
+      <w:pPr>
+        <w:rPr>
+          <w:rFonts w:ascii="Times New Roman" w:hAnsi="Times New Roman" w:cs="Times New Roman"/>
+          <w:highlight w:val="yellow"/>
+        </w:rPr>
+      </w:pPr>
+    </w:p>
+    <w:p>
+      <w:pPr>
+        <w:rPr>
+          <w:rFonts w:ascii="Times New Roman" w:hAnsi="Times New Roman" w:cs="Times New Roman"/>
+          <w:highlight w:val="yellow"/>
+        </w:rPr>
+      </w:pPr>
+    </w:p>
+    <w:p>
+      <w:pPr>
+        <w:rPr>
+          <w:rFonts w:ascii="Times New Roman" w:hAnsi="Times New Roman" w:cs="Times New Roman"/>
+          <w:highlight w:val="yellow"/>
+        </w:rPr>
+      </w:pPr>
+    </w:p>
+    <w:p>
+      <w:pPr>
+        <w:rPr>
+          <w:rFonts w:ascii="Times New Roman" w:hAnsi="Times New Roman" w:cs="Times New Roman"/>
+          <w:highlight w:val="yellow"/>
+        </w:rPr>
+      </w:pPr>
+    </w:p>
+    <w:p>
+      <w:pPr>
+        <w:rPr>
+          <w:rFonts w:ascii="Times New Roman" w:hAnsi="Times New Roman" w:cs="Times New Roman"/>
+          <w:highlight w:val="yellow"/>
+        </w:rPr>
+      </w:pPr>
+    </w:p>
+    <w:p>
+      <w:pPr>
+        <w:rPr>
+          <w:rFonts w:ascii="Times New Roman" w:hAnsi="Times New Roman" w:cs="Times New Roman"/>
+          <w:highlight w:val="yellow"/>
+        </w:rPr>
+      </w:pPr>
+    </w:p>
+    <w:p>
+      <w:pPr>
+        <w:rPr>
+          <w:rFonts w:ascii="Times New Roman" w:hAnsi="Times New Roman" w:cs="Times New Roman"/>
+          <w:highlight w:val="yellow"/>
+        </w:rPr>
+      </w:pPr>
+    </w:p>
+    <w:p>
+      <w:pPr>
+        <w:rPr>
+          <w:rFonts w:ascii="Times New Roman" w:hAnsi="Times New Roman" w:cs="Times New Roman"/>
+          <w:highlight w:val="yellow"/>
+        </w:rPr>
+      </w:pPr>
+    </w:p>
+    <w:p>
+      <w:pPr>
+        <w:rPr>
+          <w:rFonts w:ascii="Times New Roman" w:hAnsi="Times New Roman" w:cs="Times New Roman"/>
+          <w:highlight w:val="yellow"/>
+        </w:rPr>
+      </w:pPr>
+    </w:p>
+    <w:p>
+      <w:pPr>
+        <w:rPr>
+          <w:rFonts w:ascii="Times New Roman" w:hAnsi="Times New Roman" w:cs="Times New Roman"/>
+        </w:rPr>
+      </w:pPr>
+      <w:r>
+        <w:rPr>
+          <w:rFonts w:ascii="Times New Roman" w:hAnsi="Times New Roman" w:cs="Times New Roman"/>
+          <w:highlight w:val="yellow"/>
+        </w:rPr>
+        <w:lastRenderedPageBreak/>
+        <w:t>PRI: Methane (CH4) emissions from Industrial Combustion (Energy) (Mt CO2e)</w:t>
+      </w:r>
+      <w:r>
+        <w:rPr>
+          <w:rFonts w:ascii="Times New Roman" w:hAnsi="Times New Roman" w:cs="Times New Roman"/>
+        </w:rPr>
+        <w:t xml:space="preserve">. </w:t>
+      </w:r>
+      <w:r>
+        <w:rPr>
+          <w:rFonts w:ascii="Times New Roman" w:hAnsi="Times New Roman" w:cs="Times New Roman"/>
+        </w:rPr>
+        <w:t>Industrial combustion refers to the burning of fuels in industrial processes to generate energy, typically in the form of heat or power, for a wide variety of applications. This energy is essential for running equipment, heating materials, and producing goods in industries such as manufacturing, power generation, chemical production, and more.</w:t>
+      </w:r>
+    </w:p>
+    <w:p>
+      <w:pPr>
+        <w:rPr>
+          <w:rFonts w:ascii="Times New Roman" w:hAnsi="Times New Roman" w:cs="Times New Roman"/>
+        </w:rPr>
+      </w:pPr>
+    </w:p>
+    <w:p>
+      <w:pPr>
+        <w:rPr>
+          <w:rFonts w:ascii="Times New Roman" w:hAnsi="Times New Roman" w:cs="Times New Roman"/>
+        </w:rPr>
+      </w:pPr>
+      <w:r>
+        <w:rPr>
+          <w:rFonts w:ascii="Times New Roman" w:hAnsi="Times New Roman" w:cs="Times New Roman"/>
+        </w:rPr>
+        <w:t xml:space="preserve">Seems like Maria killed some industrial institutions. Maybe we see effects on the economy. </w:t>
+      </w:r>
+    </w:p>
+    <w:p>
+      <w:pPr>
+        <w:rPr>
+          <w:rFonts w:ascii="Times New Roman" w:hAnsi="Times New Roman" w:cs="Times New Roman"/>
         </w:rPr>
       </w:pPr>
     </w:p>
@@ -2037,12 +3067,11 @@
           <w:rFonts w:ascii="Times New Roman" w:hAnsi="Times New Roman" w:cs="Times New Roman"/>
           <w:noProof/>
         </w:rPr>
-        <w:lastRenderedPageBreak/>
         <w:drawing>
-          <wp:inline distT="0" distB="0" distL="0" distR="0" wp14:anchorId="332B2002" wp14:editId="2F3EFB08">
-            <wp:extent cx="5943600" cy="3564255"/>
-            <wp:effectExtent l="0" t="0" r="0" b="4445"/>
-            <wp:docPr id="388261466" name="Picture 9"/>
+          <wp:inline distT="0" distB="0" distL="0" distR="0" wp14:anchorId="6EFB65D1" wp14:editId="515E01D9">
+            <wp:extent cx="5805714" cy="3498314"/>
+            <wp:effectExtent l="0" t="0" r="0" b="0"/>
+            <wp:docPr id="562909271" name="Picture 33" descr="A graph with a line going up&#10;&#10;Description automatically generated"/>
             <wp:cNvGraphicFramePr>
               <a:graphicFrameLocks xmlns:a="http://schemas.openxmlformats.org/drawingml/2006/main" noChangeAspect="1"/>
             </wp:cNvGraphicFramePr>
@@ -2050,7 +3079,1172 @@
               <a:graphicData uri="http://schemas.openxmlformats.org/drawingml/2006/picture">
                 <pic:pic xmlns:pic="http://schemas.openxmlformats.org/drawingml/2006/picture">
                   <pic:nvPicPr>
-                    <pic:cNvPr id="388261466" name="Picture 388261466"/>
+                    <pic:cNvPr id="562909271" name="Picture 33" descr="A graph with a line going up&#10;&#10;Description automatically generated"/>
+                    <pic:cNvPicPr/>
+                  </pic:nvPicPr>
+                  <pic:blipFill>
+                    <a:blip r:embed="rId14">
+                      <a:extLst>
+                        <a:ext uri="{28A0092B-C50C-407E-A947-70E740481C1C}">
+                          <a14:useLocalDpi xmlns:a14="http://schemas.microsoft.com/office/drawing/2010/main" val="0"/>
+                        </a:ext>
+                      </a:extLst>
+                    </a:blip>
+                    <a:stretch>
+                      <a:fillRect/>
+                    </a:stretch>
+                  </pic:blipFill>
+                  <pic:spPr>
+                    <a:xfrm>
+                      <a:off x="0" y="0"/>
+                      <a:ext cx="5850720" cy="3525433"/>
+                    </a:xfrm>
+                    <a:prstGeom prst="rect">
+                      <a:avLst/>
+                    </a:prstGeom>
+                  </pic:spPr>
+                </pic:pic>
+              </a:graphicData>
+            </a:graphic>
+          </wp:inline>
+        </w:drawing>
+      </w:r>
+    </w:p>
+    <w:p>
+      <w:pPr>
+        <w:rPr>
+          <w:rFonts w:ascii="Times New Roman" w:hAnsi="Times New Roman" w:cs="Times New Roman"/>
+        </w:rPr>
+      </w:pPr>
+    </w:p>
+    <w:p>
+      <w:pPr>
+        <w:rPr>
+          <w:rFonts w:ascii="Times New Roman" w:hAnsi="Times New Roman" w:cs="Times New Roman"/>
+        </w:rPr>
+      </w:pPr>
+    </w:p>
+    <w:p>
+      <w:pPr>
+        <w:rPr>
+          <w:rFonts w:ascii="Times New Roman" w:hAnsi="Times New Roman" w:cs="Times New Roman"/>
+        </w:rPr>
+      </w:pPr>
+    </w:p>
+    <w:p>
+      <w:pPr>
+        <w:rPr>
+          <w:rFonts w:ascii="Times New Roman" w:hAnsi="Times New Roman" w:cs="Times New Roman"/>
+        </w:rPr>
+      </w:pPr>
+    </w:p>
+    <w:p>
+      <w:pPr>
+        <w:rPr>
+          <w:rFonts w:ascii="Times New Roman" w:hAnsi="Times New Roman" w:cs="Times New Roman"/>
+        </w:rPr>
+      </w:pPr>
+    </w:p>
+    <w:p>
+      <w:pPr>
+        <w:rPr>
+          <w:rFonts w:ascii="Times New Roman" w:hAnsi="Times New Roman" w:cs="Times New Roman"/>
+        </w:rPr>
+      </w:pPr>
+    </w:p>
+    <w:p>
+      <w:pPr>
+        <w:rPr>
+          <w:rFonts w:ascii="Times New Roman" w:hAnsi="Times New Roman" w:cs="Times New Roman"/>
+        </w:rPr>
+      </w:pPr>
+    </w:p>
+    <w:p>
+      <w:pPr>
+        <w:rPr>
+          <w:rFonts w:ascii="Times New Roman" w:hAnsi="Times New Roman" w:cs="Times New Roman"/>
+        </w:rPr>
+      </w:pPr>
+    </w:p>
+    <w:p>
+      <w:pPr>
+        <w:rPr>
+          <w:rFonts w:ascii="Times New Roman" w:hAnsi="Times New Roman" w:cs="Times New Roman"/>
+        </w:rPr>
+      </w:pPr>
+    </w:p>
+    <w:p>
+      <w:pPr>
+        <w:rPr>
+          <w:rFonts w:ascii="Times New Roman" w:hAnsi="Times New Roman" w:cs="Times New Roman"/>
+        </w:rPr>
+      </w:pPr>
+    </w:p>
+    <w:p>
+      <w:pPr>
+        <w:rPr>
+          <w:rFonts w:ascii="Times New Roman" w:hAnsi="Times New Roman" w:cs="Times New Roman"/>
+        </w:rPr>
+      </w:pPr>
+    </w:p>
+    <w:p>
+      <w:pPr>
+        <w:rPr>
+          <w:rFonts w:ascii="Times New Roman" w:hAnsi="Times New Roman" w:cs="Times New Roman"/>
+        </w:rPr>
+      </w:pPr>
+    </w:p>
+    <w:p>
+      <w:pPr>
+        <w:rPr>
+          <w:rFonts w:ascii="Times New Roman" w:hAnsi="Times New Roman" w:cs="Times New Roman"/>
+        </w:rPr>
+      </w:pPr>
+    </w:p>
+    <w:p>
+      <w:pPr>
+        <w:rPr>
+          <w:rFonts w:ascii="Times New Roman" w:hAnsi="Times New Roman" w:cs="Times New Roman"/>
+        </w:rPr>
+      </w:pPr>
+    </w:p>
+    <w:p>
+      <w:pPr>
+        <w:rPr>
+          <w:rFonts w:ascii="Times New Roman" w:hAnsi="Times New Roman" w:cs="Times New Roman"/>
+        </w:rPr>
+      </w:pPr>
+    </w:p>
+    <w:p>
+      <w:pPr>
+        <w:rPr>
+          <w:rFonts w:ascii="Times New Roman" w:hAnsi="Times New Roman" w:cs="Times New Roman"/>
+        </w:rPr>
+      </w:pPr>
+    </w:p>
+    <w:p>
+      <w:pPr>
+        <w:rPr>
+          <w:rFonts w:ascii="Times New Roman" w:hAnsi="Times New Roman" w:cs="Times New Roman"/>
+        </w:rPr>
+      </w:pPr>
+    </w:p>
+    <w:p>
+      <w:pPr>
+        <w:rPr>
+          <w:rFonts w:ascii="Times New Roman" w:hAnsi="Times New Roman" w:cs="Times New Roman"/>
+        </w:rPr>
+      </w:pPr>
+    </w:p>
+    <w:p>
+      <w:pPr>
+        <w:rPr>
+          <w:rFonts w:ascii="Times New Roman" w:hAnsi="Times New Roman" w:cs="Times New Roman"/>
+        </w:rPr>
+      </w:pPr>
+      <w:r>
+        <w:rPr>
+          <w:rFonts w:ascii="Times New Roman" w:hAnsi="Times New Roman" w:cs="Times New Roman"/>
+          <w:highlight w:val="yellow"/>
+        </w:rPr>
+        <w:lastRenderedPageBreak/>
+        <w:t>PRI: Methane (CH4) emissions (total) excluding LULUCF (Mt CO2e)</w:t>
+      </w:r>
+      <w:r>
+        <w:rPr>
+          <w:rFonts w:ascii="Times New Roman" w:hAnsi="Times New Roman" w:cs="Times New Roman"/>
+        </w:rPr>
+        <w:t xml:space="preserve">. Total Methane emissions are following a downwards trend, though. Maybe it’s because Puerto Rico’s livestock industry and agriculture has been going downwards. CO2 and N20 are up in aggregate, though. So those 2 come from different sources, at least the bulk of it. </w:t>
+      </w:r>
+    </w:p>
+    <w:p>
+      <w:pPr>
+        <w:rPr>
+          <w:rFonts w:ascii="Times New Roman" w:hAnsi="Times New Roman" w:cs="Times New Roman"/>
+        </w:rPr>
+      </w:pPr>
+    </w:p>
+    <w:p>
+      <w:pPr>
+        <w:rPr>
+          <w:rFonts w:ascii="Times New Roman" w:hAnsi="Times New Roman" w:cs="Times New Roman"/>
+        </w:rPr>
+      </w:pPr>
+    </w:p>
+    <w:p>
+      <w:pPr>
+        <w:rPr>
+          <w:rFonts w:ascii="Times New Roman" w:hAnsi="Times New Roman" w:cs="Times New Roman"/>
+        </w:rPr>
+      </w:pPr>
+      <w:r>
+        <w:rPr>
+          <w:rFonts w:ascii="Times New Roman" w:hAnsi="Times New Roman" w:cs="Times New Roman"/>
+          <w:noProof/>
+        </w:rPr>
+        <w:drawing>
+          <wp:inline distT="0" distB="0" distL="0" distR="0" wp14:anchorId="00F169A6" wp14:editId="1F7B26F3">
+            <wp:extent cx="5943600" cy="3573780"/>
+            <wp:effectExtent l="0" t="0" r="0" b="0"/>
+            <wp:docPr id="1646931499" name="Picture 34" descr="A graph with a line going up&#10;&#10;Description automatically generated"/>
+            <wp:cNvGraphicFramePr>
+              <a:graphicFrameLocks xmlns:a="http://schemas.openxmlformats.org/drawingml/2006/main" noChangeAspect="1"/>
+            </wp:cNvGraphicFramePr>
+            <a:graphic xmlns:a="http://schemas.openxmlformats.org/drawingml/2006/main">
+              <a:graphicData uri="http://schemas.openxmlformats.org/drawingml/2006/picture">
+                <pic:pic xmlns:pic="http://schemas.openxmlformats.org/drawingml/2006/picture">
+                  <pic:nvPicPr>
+                    <pic:cNvPr id="1646931499" name="Picture 34" descr="A graph with a line going up&#10;&#10;Description automatically generated"/>
+                    <pic:cNvPicPr/>
+                  </pic:nvPicPr>
+                  <pic:blipFill>
+                    <a:blip r:embed="rId15">
+                      <a:extLst>
+                        <a:ext uri="{28A0092B-C50C-407E-A947-70E740481C1C}">
+                          <a14:useLocalDpi xmlns:a14="http://schemas.microsoft.com/office/drawing/2010/main" val="0"/>
+                        </a:ext>
+                      </a:extLst>
+                    </a:blip>
+                    <a:stretch>
+                      <a:fillRect/>
+                    </a:stretch>
+                  </pic:blipFill>
+                  <pic:spPr>
+                    <a:xfrm>
+                      <a:off x="0" y="0"/>
+                      <a:ext cx="5943600" cy="3573780"/>
+                    </a:xfrm>
+                    <a:prstGeom prst="rect">
+                      <a:avLst/>
+                    </a:prstGeom>
+                  </pic:spPr>
+                </pic:pic>
+              </a:graphicData>
+            </a:graphic>
+          </wp:inline>
+        </w:drawing>
+      </w:r>
+    </w:p>
+    <w:p>
+      <w:pPr>
+        <w:rPr>
+          <w:rFonts w:ascii="Times New Roman" w:hAnsi="Times New Roman" w:cs="Times New Roman"/>
+        </w:rPr>
+      </w:pPr>
+    </w:p>
+    <w:p>
+      <w:pPr>
+        <w:rPr>
+          <w:rFonts w:ascii="Times New Roman" w:hAnsi="Times New Roman" w:cs="Times New Roman"/>
+        </w:rPr>
+      </w:pPr>
+    </w:p>
+    <w:p>
+      <w:pPr>
+        <w:rPr>
+          <w:rFonts w:ascii="Times New Roman" w:hAnsi="Times New Roman" w:cs="Times New Roman"/>
+        </w:rPr>
+      </w:pPr>
+    </w:p>
+    <w:p>
+      <w:pPr>
+        <w:rPr>
+          <w:rFonts w:ascii="Times New Roman" w:hAnsi="Times New Roman" w:cs="Times New Roman"/>
+        </w:rPr>
+      </w:pPr>
+    </w:p>
+    <w:p>
+      <w:pPr>
+        <w:rPr>
+          <w:rFonts w:ascii="Times New Roman" w:hAnsi="Times New Roman" w:cs="Times New Roman"/>
+        </w:rPr>
+      </w:pPr>
+    </w:p>
+    <w:p>
+      <w:pPr>
+        <w:rPr>
+          <w:rFonts w:ascii="Times New Roman" w:hAnsi="Times New Roman" w:cs="Times New Roman"/>
+        </w:rPr>
+      </w:pPr>
+    </w:p>
+    <w:p>
+      <w:pPr>
+        <w:rPr>
+          <w:rFonts w:ascii="Times New Roman" w:hAnsi="Times New Roman" w:cs="Times New Roman"/>
+        </w:rPr>
+      </w:pPr>
+    </w:p>
+    <w:p>
+      <w:pPr>
+        <w:rPr>
+          <w:rFonts w:ascii="Times New Roman" w:hAnsi="Times New Roman" w:cs="Times New Roman"/>
+        </w:rPr>
+      </w:pPr>
+    </w:p>
+    <w:p>
+      <w:pPr>
+        <w:rPr>
+          <w:rFonts w:ascii="Times New Roman" w:hAnsi="Times New Roman" w:cs="Times New Roman"/>
+        </w:rPr>
+      </w:pPr>
+    </w:p>
+    <w:p>
+      <w:pPr>
+        <w:rPr>
+          <w:rFonts w:ascii="Times New Roman" w:hAnsi="Times New Roman" w:cs="Times New Roman"/>
+        </w:rPr>
+      </w:pPr>
+    </w:p>
+    <w:p>
+      <w:pPr>
+        <w:rPr>
+          <w:rFonts w:ascii="Times New Roman" w:hAnsi="Times New Roman" w:cs="Times New Roman"/>
+        </w:rPr>
+      </w:pPr>
+    </w:p>
+    <w:p>
+      <w:pPr>
+        <w:rPr>
+          <w:rFonts w:ascii="Times New Roman" w:hAnsi="Times New Roman" w:cs="Times New Roman"/>
+        </w:rPr>
+      </w:pPr>
+    </w:p>
+    <w:p>
+      <w:pPr>
+        <w:rPr>
+          <w:rFonts w:ascii="Times New Roman" w:hAnsi="Times New Roman" w:cs="Times New Roman"/>
+        </w:rPr>
+      </w:pPr>
+    </w:p>
+    <w:p>
+      <w:pPr>
+        <w:rPr>
+          <w:rFonts w:ascii="Times New Roman" w:hAnsi="Times New Roman" w:cs="Times New Roman"/>
+        </w:rPr>
+      </w:pPr>
+    </w:p>
+    <w:p>
+      <w:pPr>
+        <w:rPr>
+          <w:rFonts w:ascii="Times New Roman" w:hAnsi="Times New Roman" w:cs="Times New Roman"/>
+        </w:rPr>
+      </w:pPr>
+    </w:p>
+    <w:p>
+      <w:pPr>
+        <w:rPr>
+          <w:rFonts w:ascii="Times New Roman" w:hAnsi="Times New Roman" w:cs="Times New Roman"/>
+        </w:rPr>
+      </w:pPr>
+    </w:p>
+    <w:p>
+      <w:pPr>
+        <w:rPr>
+          <w:rFonts w:ascii="Times New Roman" w:hAnsi="Times New Roman" w:cs="Times New Roman"/>
+        </w:rPr>
+      </w:pPr>
+    </w:p>
+    <w:p>
+      <w:pPr>
+        <w:rPr>
+          <w:rFonts w:ascii="Times New Roman" w:hAnsi="Times New Roman" w:cs="Times New Roman"/>
+        </w:rPr>
+      </w:pPr>
+    </w:p>
+    <w:p>
+      <w:pPr>
+        <w:rPr>
+          <w:rFonts w:ascii="Times New Roman" w:hAnsi="Times New Roman" w:cs="Times New Roman"/>
+        </w:rPr>
+      </w:pPr>
+    </w:p>
+    <w:p>
+      <w:pPr>
+        <w:rPr>
+          <w:rFonts w:ascii="Times New Roman" w:hAnsi="Times New Roman" w:cs="Times New Roman"/>
+        </w:rPr>
+      </w:pPr>
+    </w:p>
+    <w:p>
+      <w:pPr>
+        <w:rPr>
+          <w:rFonts w:ascii="Times New Roman" w:hAnsi="Times New Roman" w:cs="Times New Roman"/>
+        </w:rPr>
+      </w:pPr>
+      <w:r>
+        <w:rPr>
+          <w:rFonts w:ascii="Times New Roman" w:hAnsi="Times New Roman" w:cs="Times New Roman"/>
+          <w:highlight w:val="yellow"/>
+        </w:rPr>
+        <w:lastRenderedPageBreak/>
+        <w:t>PRI: Methane (CH4) emissions from Power Industry (Energy) (Mt CO2e)</w:t>
+      </w:r>
+      <w:r>
+        <w:rPr>
+          <w:rFonts w:ascii="Times New Roman" w:hAnsi="Times New Roman" w:cs="Times New Roman"/>
+        </w:rPr>
+        <w:t xml:space="preserve">. Yeah. </w:t>
+      </w:r>
+      <w:r>
+        <w:rPr>
+          <w:rFonts w:ascii="Times New Roman" w:hAnsi="Times New Roman" w:cs="Times New Roman"/>
+          <w:b/>
+          <w:bCs/>
+        </w:rPr>
+        <w:t xml:space="preserve">It really does seem like the grid is to blame. </w:t>
+      </w:r>
+      <w:r>
+        <w:rPr>
+          <w:rFonts w:ascii="Times New Roman" w:hAnsi="Times New Roman" w:cs="Times New Roman"/>
+        </w:rPr>
+        <w:t xml:space="preserve">It’s less efficient and less green in aggregate now. </w:t>
+      </w:r>
+    </w:p>
+    <w:p>
+      <w:pPr>
+        <w:rPr>
+          <w:rFonts w:ascii="Times New Roman" w:hAnsi="Times New Roman" w:cs="Times New Roman"/>
+        </w:rPr>
+      </w:pPr>
+    </w:p>
+    <w:p>
+      <w:pPr>
+        <w:rPr>
+          <w:rFonts w:ascii="Times New Roman" w:hAnsi="Times New Roman" w:cs="Times New Roman"/>
+          <w:color w:val="FF0000"/>
+        </w:rPr>
+      </w:pPr>
+      <w:r>
+        <w:rPr>
+          <w:rFonts w:ascii="Times New Roman" w:hAnsi="Times New Roman" w:cs="Times New Roman"/>
+          <w:noProof/>
+          <w:color w:val="FF0000"/>
+        </w:rPr>
+        <w:drawing>
+          <wp:inline distT="0" distB="0" distL="0" distR="0" wp14:anchorId="1D37731C" wp14:editId="0EF0FFDC">
+            <wp:extent cx="5943600" cy="3573780"/>
+            <wp:effectExtent l="0" t="0" r="0" b="0"/>
+            <wp:docPr id="434949382" name="Picture 35" descr="A graph with a line going up&#10;&#10;Description automatically generated"/>
+            <wp:cNvGraphicFramePr>
+              <a:graphicFrameLocks xmlns:a="http://schemas.openxmlformats.org/drawingml/2006/main" noChangeAspect="1"/>
+            </wp:cNvGraphicFramePr>
+            <a:graphic xmlns:a="http://schemas.openxmlformats.org/drawingml/2006/main">
+              <a:graphicData uri="http://schemas.openxmlformats.org/drawingml/2006/picture">
+                <pic:pic xmlns:pic="http://schemas.openxmlformats.org/drawingml/2006/picture">
+                  <pic:nvPicPr>
+                    <pic:cNvPr id="434949382" name="Picture 35" descr="A graph with a line going up&#10;&#10;Description automatically generated"/>
+                    <pic:cNvPicPr/>
+                  </pic:nvPicPr>
+                  <pic:blipFill>
+                    <a:blip r:embed="rId16">
+                      <a:extLst>
+                        <a:ext uri="{28A0092B-C50C-407E-A947-70E740481C1C}">
+                          <a14:useLocalDpi xmlns:a14="http://schemas.microsoft.com/office/drawing/2010/main" val="0"/>
+                        </a:ext>
+                      </a:extLst>
+                    </a:blip>
+                    <a:stretch>
+                      <a:fillRect/>
+                    </a:stretch>
+                  </pic:blipFill>
+                  <pic:spPr>
+                    <a:xfrm>
+                      <a:off x="0" y="0"/>
+                      <a:ext cx="5943600" cy="3573780"/>
+                    </a:xfrm>
+                    <a:prstGeom prst="rect">
+                      <a:avLst/>
+                    </a:prstGeom>
+                  </pic:spPr>
+                </pic:pic>
+              </a:graphicData>
+            </a:graphic>
+          </wp:inline>
+        </w:drawing>
+      </w:r>
+    </w:p>
+    <w:p>
+      <w:pPr>
+        <w:rPr>
+          <w:rFonts w:ascii="Times New Roman" w:hAnsi="Times New Roman" w:cs="Times New Roman"/>
+          <w:color w:val="FF0000"/>
+        </w:rPr>
+      </w:pPr>
+    </w:p>
+    <w:p>
+      <w:pPr>
+        <w:rPr>
+          <w:rFonts w:ascii="Times New Roman" w:hAnsi="Times New Roman" w:cs="Times New Roman"/>
+          <w:color w:val="FF0000"/>
+        </w:rPr>
+      </w:pPr>
+    </w:p>
+    <w:p>
+      <w:pPr>
+        <w:rPr>
+          <w:rFonts w:ascii="Times New Roman" w:hAnsi="Times New Roman" w:cs="Times New Roman"/>
+        </w:rPr>
+      </w:pPr>
+    </w:p>
+    <w:p>
+      <w:pPr>
+        <w:rPr>
+          <w:rFonts w:ascii="Times New Roman" w:hAnsi="Times New Roman" w:cs="Times New Roman"/>
+        </w:rPr>
+      </w:pPr>
+    </w:p>
+    <w:p>
+      <w:pPr>
+        <w:rPr>
+          <w:rFonts w:ascii="Times New Roman" w:hAnsi="Times New Roman" w:cs="Times New Roman"/>
+        </w:rPr>
+      </w:pPr>
+    </w:p>
+    <w:p>
+      <w:pPr>
+        <w:rPr>
+          <w:rFonts w:ascii="Times New Roman" w:hAnsi="Times New Roman" w:cs="Times New Roman"/>
+        </w:rPr>
+      </w:pPr>
+    </w:p>
+    <w:p>
+      <w:pPr>
+        <w:rPr>
+          <w:rFonts w:ascii="Times New Roman" w:hAnsi="Times New Roman" w:cs="Times New Roman"/>
+        </w:rPr>
+      </w:pPr>
+    </w:p>
+    <w:p>
+      <w:pPr>
+        <w:rPr>
+          <w:rFonts w:ascii="Times New Roman" w:hAnsi="Times New Roman" w:cs="Times New Roman"/>
+        </w:rPr>
+      </w:pPr>
+    </w:p>
+    <w:p>
+      <w:pPr>
+        <w:rPr>
+          <w:rFonts w:ascii="Times New Roman" w:hAnsi="Times New Roman" w:cs="Times New Roman"/>
+        </w:rPr>
+      </w:pPr>
+    </w:p>
+    <w:p>
+      <w:pPr>
+        <w:rPr>
+          <w:rFonts w:ascii="Times New Roman" w:hAnsi="Times New Roman" w:cs="Times New Roman"/>
+        </w:rPr>
+      </w:pPr>
+    </w:p>
+    <w:p>
+      <w:pPr>
+        <w:rPr>
+          <w:rFonts w:ascii="Times New Roman" w:hAnsi="Times New Roman" w:cs="Times New Roman"/>
+          <w:highlight w:val="yellow"/>
+        </w:rPr>
+      </w:pPr>
+      <w:r>
+        <w:rPr>
+          <w:rFonts w:ascii="Times New Roman" w:hAnsi="Times New Roman" w:cs="Times New Roman"/>
+          <w:highlight w:val="yellow"/>
+        </w:rPr>
+        <w:t xml:space="preserve">PRI: Methane (CH4) emissions from Transport (Energy) (Mt CO2e) </w:t>
+      </w:r>
+    </w:p>
+    <w:p>
+      <w:pPr>
+        <w:rPr>
+          <w:rFonts w:ascii="Times New Roman" w:hAnsi="Times New Roman" w:cs="Times New Roman"/>
+        </w:rPr>
+      </w:pPr>
+      <w:r>
+        <w:rPr>
+          <w:rFonts w:ascii="Times New Roman" w:hAnsi="Times New Roman" w:cs="Times New Roman"/>
+          <w:highlight w:val="yellow"/>
+        </w:rPr>
+        <w:t>PRI: Methane (CH4) emissions from Waste (Mt CO2e)</w:t>
+      </w:r>
+      <w:r>
+        <w:rPr>
+          <w:rFonts w:ascii="Times New Roman" w:hAnsi="Times New Roman" w:cs="Times New Roman"/>
+        </w:rPr>
+        <w:t xml:space="preserve">. It’s neither of these two, which adds to my Grid Theory. </w:t>
+      </w:r>
+    </w:p>
+    <w:p>
+      <w:pPr>
+        <w:rPr>
+          <w:rFonts w:ascii="Times New Roman" w:hAnsi="Times New Roman" w:cs="Times New Roman"/>
+        </w:rPr>
+      </w:pPr>
+    </w:p>
+    <w:p>
+      <w:pPr>
+        <w:rPr>
+          <w:rFonts w:ascii="Times New Roman" w:hAnsi="Times New Roman" w:cs="Times New Roman"/>
+        </w:rPr>
+      </w:pPr>
+    </w:p>
+    <w:p>
+      <w:pPr>
+        <w:rPr>
+          <w:rFonts w:ascii="Times New Roman" w:hAnsi="Times New Roman" w:cs="Times New Roman"/>
+        </w:rPr>
+      </w:pPr>
+      <w:r>
+        <w:rPr>
+          <w:rFonts w:ascii="Times New Roman" w:hAnsi="Times New Roman" w:cs="Times New Roman"/>
+          <w:noProof/>
+        </w:rPr>
+        <w:lastRenderedPageBreak/>
+        <w:drawing>
+          <wp:inline distT="0" distB="0" distL="0" distR="0" wp14:anchorId="00E46D86" wp14:editId="00C23416">
+            <wp:extent cx="5943600" cy="7140575"/>
+            <wp:effectExtent l="0" t="0" r="0" b="0"/>
+            <wp:docPr id="377724995" name="Picture 36" descr="A graph of a graph of a graph of a graph of a graph of a graph of a graph of a graph of a graph of a graph of a graph of a graph of a graph of&#10;&#10;Description automatically generated"/>
+            <wp:cNvGraphicFramePr>
+              <a:graphicFrameLocks xmlns:a="http://schemas.openxmlformats.org/drawingml/2006/main" noChangeAspect="1"/>
+            </wp:cNvGraphicFramePr>
+            <a:graphic xmlns:a="http://schemas.openxmlformats.org/drawingml/2006/main">
+              <a:graphicData uri="http://schemas.openxmlformats.org/drawingml/2006/picture">
+                <pic:pic xmlns:pic="http://schemas.openxmlformats.org/drawingml/2006/picture">
+                  <pic:nvPicPr>
+                    <pic:cNvPr id="377724995" name="Picture 36" descr="A graph of a graph of a graph of a graph of a graph of a graph of a graph of a graph of a graph of a graph of a graph of a graph of a graph of&#10;&#10;Description automatically generated"/>
+                    <pic:cNvPicPr/>
+                  </pic:nvPicPr>
+                  <pic:blipFill>
+                    <a:blip r:embed="rId17">
+                      <a:extLst>
+                        <a:ext uri="{28A0092B-C50C-407E-A947-70E740481C1C}">
+                          <a14:useLocalDpi xmlns:a14="http://schemas.microsoft.com/office/drawing/2010/main" val="0"/>
+                        </a:ext>
+                      </a:extLst>
+                    </a:blip>
+                    <a:stretch>
+                      <a:fillRect/>
+                    </a:stretch>
+                  </pic:blipFill>
+                  <pic:spPr>
+                    <a:xfrm>
+                      <a:off x="0" y="0"/>
+                      <a:ext cx="5943600" cy="7140575"/>
+                    </a:xfrm>
+                    <a:prstGeom prst="rect">
+                      <a:avLst/>
+                    </a:prstGeom>
+                  </pic:spPr>
+                </pic:pic>
+              </a:graphicData>
+            </a:graphic>
+          </wp:inline>
+        </w:drawing>
+      </w:r>
+    </w:p>
+    <w:p>
+      <w:pPr>
+        <w:rPr>
+          <w:rFonts w:ascii="Times New Roman" w:hAnsi="Times New Roman" w:cs="Times New Roman"/>
+        </w:rPr>
+      </w:pPr>
+    </w:p>
+    <w:p>
+      <w:pPr>
+        <w:rPr>
+          <w:rFonts w:ascii="Times New Roman" w:hAnsi="Times New Roman" w:cs="Times New Roman"/>
+        </w:rPr>
+      </w:pPr>
+    </w:p>
+    <w:p>
+      <w:pPr>
+        <w:rPr>
+          <w:rFonts w:ascii="Times New Roman" w:hAnsi="Times New Roman" w:cs="Times New Roman"/>
+        </w:rPr>
+      </w:pPr>
+    </w:p>
+    <w:p>
+      <w:pPr>
+        <w:rPr>
+          <w:rFonts w:ascii="Times New Roman" w:hAnsi="Times New Roman" w:cs="Times New Roman"/>
+        </w:rPr>
+      </w:pPr>
+    </w:p>
+    <w:p>
+      <w:pPr>
+        <w:rPr>
+          <w:rFonts w:ascii="Times New Roman" w:hAnsi="Times New Roman" w:cs="Times New Roman"/>
+          <w:b/>
+          <w:bCs/>
+          <w:u w:val="single"/>
+        </w:rPr>
+      </w:pPr>
+    </w:p>
+    <w:p>
+      <w:pPr>
+        <w:rPr>
+          <w:rFonts w:ascii="Times New Roman" w:hAnsi="Times New Roman" w:cs="Times New Roman"/>
+          <w:b/>
+          <w:bCs/>
+          <w:u w:val="single"/>
+        </w:rPr>
+      </w:pPr>
+    </w:p>
+    <w:p>
+      <w:pPr>
+        <w:rPr>
+          <w:rFonts w:ascii="Times New Roman" w:hAnsi="Times New Roman" w:cs="Times New Roman"/>
+          <w:b/>
+          <w:bCs/>
+          <w:u w:val="single"/>
+        </w:rPr>
+      </w:pPr>
+      <w:r>
+        <w:rPr>
+          <w:rFonts w:ascii="Times New Roman" w:hAnsi="Times New Roman" w:cs="Times New Roman"/>
+          <w:b/>
+          <w:bCs/>
+          <w:u w:val="single"/>
+        </w:rPr>
+        <w:lastRenderedPageBreak/>
+        <w:t xml:space="preserve">CARBON DIOXIDE </w:t>
+      </w:r>
+    </w:p>
+    <w:p>
+      <w:pPr>
+        <w:rPr>
+          <w:rFonts w:ascii="Times New Roman" w:hAnsi="Times New Roman" w:cs="Times New Roman"/>
+          <w:b/>
+          <w:bCs/>
+          <w:u w:val="single"/>
+        </w:rPr>
+      </w:pPr>
+    </w:p>
+    <w:p>
+      <w:pPr>
+        <w:rPr>
+          <w:rFonts w:ascii="Times New Roman" w:hAnsi="Times New Roman" w:cs="Times New Roman"/>
+        </w:rPr>
+      </w:pPr>
+      <w:r>
+        <w:rPr>
+          <w:rFonts w:ascii="Times New Roman" w:hAnsi="Times New Roman" w:cs="Times New Roman"/>
+          <w:highlight w:val="yellow"/>
+        </w:rPr>
+        <w:t>PRI: Carbon dioxide (CO2) emissions from Building (Energy) (Mt CO2e)</w:t>
+      </w:r>
+      <w:r>
+        <w:rPr>
+          <w:rFonts w:ascii="Times New Roman" w:hAnsi="Times New Roman" w:cs="Times New Roman"/>
+        </w:rPr>
+        <w:t>. CO2 in building</w:t>
+      </w:r>
+      <w:r>
+        <w:rPr>
+          <w:rFonts w:ascii="Times New Roman" w:hAnsi="Times New Roman" w:cs="Times New Roman"/>
+        </w:rPr>
+        <w:t>s</w:t>
+      </w:r>
+      <w:r>
+        <w:rPr>
+          <w:rFonts w:ascii="Times New Roman" w:hAnsi="Times New Roman" w:cs="Times New Roman"/>
+        </w:rPr>
+        <w:t xml:space="preserve"> is up after COVID and stabilizes around 2020. </w:t>
+      </w:r>
+      <w:r>
+        <w:rPr>
+          <w:rFonts w:ascii="Times New Roman" w:hAnsi="Times New Roman" w:cs="Times New Roman"/>
+        </w:rPr>
+        <w:t xml:space="preserve">Follows the trend with Methane. </w:t>
+      </w:r>
+    </w:p>
+    <w:p>
+      <w:pPr>
+        <w:rPr>
+          <w:rFonts w:ascii="Times New Roman" w:hAnsi="Times New Roman" w:cs="Times New Roman"/>
+        </w:rPr>
+      </w:pPr>
+    </w:p>
+    <w:p>
+      <w:pPr>
+        <w:rPr>
+          <w:rFonts w:ascii="Times New Roman" w:hAnsi="Times New Roman" w:cs="Times New Roman"/>
+        </w:rPr>
+      </w:pPr>
+      <w:r>
+        <w:rPr>
+          <w:rFonts w:ascii="Times New Roman" w:hAnsi="Times New Roman" w:cs="Times New Roman"/>
+          <w:noProof/>
+        </w:rPr>
+        <w:drawing>
+          <wp:inline distT="0" distB="0" distL="0" distR="0" wp14:anchorId="6B0BCC2F" wp14:editId="76126BC3">
+            <wp:extent cx="5943600" cy="3556000"/>
+            <wp:effectExtent l="0" t="0" r="0" b="0"/>
+            <wp:docPr id="1192902652" name="Picture 37" descr="A graph with a line and a line graph&#10;&#10;Description automatically generated"/>
+            <wp:cNvGraphicFramePr>
+              <a:graphicFrameLocks xmlns:a="http://schemas.openxmlformats.org/drawingml/2006/main" noChangeAspect="1"/>
+            </wp:cNvGraphicFramePr>
+            <a:graphic xmlns:a="http://schemas.openxmlformats.org/drawingml/2006/main">
+              <a:graphicData uri="http://schemas.openxmlformats.org/drawingml/2006/picture">
+                <pic:pic xmlns:pic="http://schemas.openxmlformats.org/drawingml/2006/picture">
+                  <pic:nvPicPr>
+                    <pic:cNvPr id="1192902652" name="Picture 37" descr="A graph with a line and a line graph&#10;&#10;Description automatically generated"/>
+                    <pic:cNvPicPr/>
+                  </pic:nvPicPr>
+                  <pic:blipFill>
+                    <a:blip r:embed="rId18">
+                      <a:extLst>
+                        <a:ext uri="{28A0092B-C50C-407E-A947-70E740481C1C}">
+                          <a14:useLocalDpi xmlns:a14="http://schemas.microsoft.com/office/drawing/2010/main" val="0"/>
+                        </a:ext>
+                      </a:extLst>
+                    </a:blip>
+                    <a:stretch>
+                      <a:fillRect/>
+                    </a:stretch>
+                  </pic:blipFill>
+                  <pic:spPr>
+                    <a:xfrm>
+                      <a:off x="0" y="0"/>
+                      <a:ext cx="5943600" cy="3556000"/>
+                    </a:xfrm>
+                    <a:prstGeom prst="rect">
+                      <a:avLst/>
+                    </a:prstGeom>
+                  </pic:spPr>
+                </pic:pic>
+              </a:graphicData>
+            </a:graphic>
+          </wp:inline>
+        </w:drawing>
+      </w:r>
+    </w:p>
+    <w:p>
+      <w:pPr>
+        <w:rPr>
+          <w:rFonts w:ascii="Times New Roman" w:hAnsi="Times New Roman" w:cs="Times New Roman"/>
+        </w:rPr>
+      </w:pPr>
+      <w:r>
+        <w:rPr>
+          <w:rFonts w:ascii="Times New Roman" w:hAnsi="Times New Roman" w:cs="Times New Roman"/>
+          <w:highlight w:val="yellow"/>
+        </w:rPr>
+        <w:t>PRI: Carbon dioxide (CO2) emissions from Fugitive Emissions (Energy) (Mt CO2e)</w:t>
+      </w:r>
+      <w:r>
+        <w:rPr>
+          <w:rFonts w:ascii="Times New Roman" w:hAnsi="Times New Roman" w:cs="Times New Roman"/>
+        </w:rPr>
+        <w:t xml:space="preserve">. Slowly trending up after HM. </w:t>
+      </w:r>
+    </w:p>
+    <w:p>
+      <w:pPr>
+        <w:rPr>
+          <w:rFonts w:ascii="Times New Roman" w:hAnsi="Times New Roman" w:cs="Times New Roman"/>
+        </w:rPr>
+      </w:pPr>
+    </w:p>
+    <w:p>
+      <w:pPr>
+        <w:rPr>
+          <w:rFonts w:ascii="Times New Roman" w:hAnsi="Times New Roman" w:cs="Times New Roman"/>
+          <w:b/>
+          <w:bCs/>
+          <w:u w:val="single"/>
+        </w:rPr>
+      </w:pPr>
+      <w:r>
+        <w:rPr>
+          <w:rFonts w:ascii="Times New Roman" w:hAnsi="Times New Roman" w:cs="Times New Roman"/>
+          <w:b/>
+          <w:bCs/>
+          <w:noProof/>
+          <w:u w:val="single"/>
+        </w:rPr>
+        <w:drawing>
+          <wp:inline distT="0" distB="0" distL="0" distR="0" wp14:anchorId="0CCFCDDA" wp14:editId="7E44A56D">
+            <wp:extent cx="5943600" cy="3192378"/>
+            <wp:effectExtent l="0" t="0" r="0" b="0"/>
+            <wp:docPr id="5066815" name="Picture 38" descr="A graph with a line going up&#10;&#10;Description automatically generated"/>
+            <wp:cNvGraphicFramePr>
+              <a:graphicFrameLocks xmlns:a="http://schemas.openxmlformats.org/drawingml/2006/main" noChangeAspect="1"/>
+            </wp:cNvGraphicFramePr>
+            <a:graphic xmlns:a="http://schemas.openxmlformats.org/drawingml/2006/main">
+              <a:graphicData uri="http://schemas.openxmlformats.org/drawingml/2006/picture">
+                <pic:pic xmlns:pic="http://schemas.openxmlformats.org/drawingml/2006/picture">
+                  <pic:nvPicPr>
+                    <pic:cNvPr id="5066815" name="Picture 38" descr="A graph with a line going up&#10;&#10;Description automatically generated"/>
+                    <pic:cNvPicPr/>
+                  </pic:nvPicPr>
+                  <pic:blipFill>
+                    <a:blip r:embed="rId19">
+                      <a:extLst>
+                        <a:ext uri="{28A0092B-C50C-407E-A947-70E740481C1C}">
+                          <a14:useLocalDpi xmlns:a14="http://schemas.microsoft.com/office/drawing/2010/main" val="0"/>
+                        </a:ext>
+                      </a:extLst>
+                    </a:blip>
+                    <a:stretch>
+                      <a:fillRect/>
+                    </a:stretch>
+                  </pic:blipFill>
+                  <pic:spPr>
+                    <a:xfrm>
+                      <a:off x="0" y="0"/>
+                      <a:ext cx="5980377" cy="3212131"/>
+                    </a:xfrm>
+                    <a:prstGeom prst="rect">
+                      <a:avLst/>
+                    </a:prstGeom>
+                  </pic:spPr>
+                </pic:pic>
+              </a:graphicData>
+            </a:graphic>
+          </wp:inline>
+        </w:drawing>
+      </w:r>
+    </w:p>
+    <w:p>
+      <w:pPr>
+        <w:rPr>
+          <w:rFonts w:ascii="Times New Roman" w:hAnsi="Times New Roman" w:cs="Times New Roman"/>
+        </w:rPr>
+      </w:pPr>
+      <w:r>
+        <w:rPr>
+          <w:rFonts w:ascii="Times New Roman" w:hAnsi="Times New Roman" w:cs="Times New Roman"/>
+          <w:highlight w:val="yellow"/>
+        </w:rPr>
+        <w:lastRenderedPageBreak/>
+        <w:t>PRI: Carbon dioxide (CO2) emissions from Industrial Combustion (Energy) (Mt CO2e)</w:t>
+      </w:r>
+      <w:r>
+        <w:rPr>
+          <w:rFonts w:ascii="Times New Roman" w:hAnsi="Times New Roman" w:cs="Times New Roman"/>
+        </w:rPr>
+        <w:t xml:space="preserve">. Aligned with Methane. </w:t>
+      </w:r>
+    </w:p>
+    <w:p>
+      <w:pPr>
+        <w:rPr>
+          <w:rFonts w:ascii="Times New Roman" w:hAnsi="Times New Roman" w:cs="Times New Roman"/>
+        </w:rPr>
+      </w:pPr>
+      <w:r>
+        <w:rPr>
+          <w:rFonts w:ascii="Times New Roman" w:hAnsi="Times New Roman" w:cs="Times New Roman"/>
+          <w:highlight w:val="yellow"/>
+        </w:rPr>
+        <w:t>PRI: Carbon dioxide (CO2) emissions (total) excluding LULUCF (Mt CO2e)</w:t>
+      </w:r>
+      <w:r>
+        <w:rPr>
+          <w:rFonts w:ascii="Times New Roman" w:hAnsi="Times New Roman" w:cs="Times New Roman"/>
+          <w:highlight w:val="yellow"/>
+        </w:rPr>
+        <w:t xml:space="preserve">. </w:t>
+      </w:r>
+      <w:r>
+        <w:rPr>
+          <w:rFonts w:ascii="Times New Roman" w:hAnsi="Times New Roman" w:cs="Times New Roman"/>
+        </w:rPr>
+        <w:t>Up since HM, has not recovered. Stabilized high.</w:t>
+      </w:r>
+      <w:r>
+        <w:rPr>
+          <w:rFonts w:ascii="Times New Roman" w:hAnsi="Times New Roman" w:cs="Times New Roman"/>
+        </w:rPr>
+        <w:t xml:space="preserve"> </w:t>
+      </w:r>
+    </w:p>
+    <w:p>
+      <w:pPr>
+        <w:rPr>
+          <w:rFonts w:ascii="Times New Roman" w:hAnsi="Times New Roman" w:cs="Times New Roman"/>
+        </w:rPr>
+      </w:pPr>
+    </w:p>
+    <w:p>
+      <w:pPr>
+        <w:rPr>
+          <w:rFonts w:ascii="Times New Roman" w:hAnsi="Times New Roman" w:cs="Times New Roman"/>
+        </w:rPr>
+      </w:pPr>
+      <w:r>
+        <w:rPr>
+          <w:rFonts w:ascii="Times New Roman" w:hAnsi="Times New Roman" w:cs="Times New Roman"/>
+          <w:noProof/>
+        </w:rPr>
+        <w:drawing>
+          <wp:inline distT="0" distB="0" distL="0" distR="0" wp14:anchorId="4CB58CD3" wp14:editId="763B8D97">
+            <wp:extent cx="5943600" cy="3553460"/>
+            <wp:effectExtent l="0" t="0" r="0" b="2540"/>
+            <wp:docPr id="1121992891" name="Picture 40" descr="A graph with a line going up&#10;&#10;Description automatically generated"/>
+            <wp:cNvGraphicFramePr>
+              <a:graphicFrameLocks xmlns:a="http://schemas.openxmlformats.org/drawingml/2006/main" noChangeAspect="1"/>
+            </wp:cNvGraphicFramePr>
+            <a:graphic xmlns:a="http://schemas.openxmlformats.org/drawingml/2006/main">
+              <a:graphicData uri="http://schemas.openxmlformats.org/drawingml/2006/picture">
+                <pic:pic xmlns:pic="http://schemas.openxmlformats.org/drawingml/2006/picture">
+                  <pic:nvPicPr>
+                    <pic:cNvPr id="1121992891" name="Picture 40" descr="A graph with a line going up&#10;&#10;Description automatically generated"/>
+                    <pic:cNvPicPr/>
+                  </pic:nvPicPr>
+                  <pic:blipFill>
+                    <a:blip r:embed="rId20">
+                      <a:extLst>
+                        <a:ext uri="{28A0092B-C50C-407E-A947-70E740481C1C}">
+                          <a14:useLocalDpi xmlns:a14="http://schemas.microsoft.com/office/drawing/2010/main" val="0"/>
+                        </a:ext>
+                      </a:extLst>
+                    </a:blip>
+                    <a:stretch>
+                      <a:fillRect/>
+                    </a:stretch>
+                  </pic:blipFill>
+                  <pic:spPr>
+                    <a:xfrm>
+                      <a:off x="0" y="0"/>
+                      <a:ext cx="5943600" cy="3553460"/>
+                    </a:xfrm>
+                    <a:prstGeom prst="rect">
+                      <a:avLst/>
+                    </a:prstGeom>
+                  </pic:spPr>
+                </pic:pic>
+              </a:graphicData>
+            </a:graphic>
+          </wp:inline>
+        </w:drawing>
+      </w:r>
+    </w:p>
+    <w:p>
+      <w:pPr>
+        <w:rPr>
+          <w:rFonts w:ascii="Times New Roman" w:hAnsi="Times New Roman" w:cs="Times New Roman"/>
+        </w:rPr>
+      </w:pPr>
+    </w:p>
+    <w:p>
+      <w:pPr>
+        <w:rPr>
+          <w:rFonts w:ascii="Times New Roman" w:hAnsi="Times New Roman" w:cs="Times New Roman"/>
+        </w:rPr>
+      </w:pPr>
+      <w:r>
+        <w:rPr>
+          <w:rFonts w:ascii="Times New Roman" w:hAnsi="Times New Roman" w:cs="Times New Roman"/>
+          <w:noProof/>
+        </w:rPr>
+        <w:drawing>
+          <wp:inline distT="0" distB="0" distL="0" distR="0" wp14:anchorId="3F4494DE" wp14:editId="25EBAA62">
+            <wp:extent cx="5943600" cy="3551555"/>
+            <wp:effectExtent l="0" t="0" r="0" b="4445"/>
+            <wp:docPr id="1048320069" name="Picture 39" descr="A graph with a line and a blue line&#10;&#10;Description automatically generated"/>
+            <wp:cNvGraphicFramePr>
+              <a:graphicFrameLocks xmlns:a="http://schemas.openxmlformats.org/drawingml/2006/main" noChangeAspect="1"/>
+            </wp:cNvGraphicFramePr>
+            <a:graphic xmlns:a="http://schemas.openxmlformats.org/drawingml/2006/main">
+              <a:graphicData uri="http://schemas.openxmlformats.org/drawingml/2006/picture">
+                <pic:pic xmlns:pic="http://schemas.openxmlformats.org/drawingml/2006/picture">
+                  <pic:nvPicPr>
+                    <pic:cNvPr id="1048320069" name="Picture 39" descr="A graph with a line and a blue line&#10;&#10;Description automatically generated"/>
+                    <pic:cNvPicPr/>
+                  </pic:nvPicPr>
+                  <pic:blipFill>
+                    <a:blip r:embed="rId21">
+                      <a:extLst>
+                        <a:ext uri="{28A0092B-C50C-407E-A947-70E740481C1C}">
+                          <a14:useLocalDpi xmlns:a14="http://schemas.microsoft.com/office/drawing/2010/main" val="0"/>
+                        </a:ext>
+                      </a:extLst>
+                    </a:blip>
+                    <a:stretch>
+                      <a:fillRect/>
+                    </a:stretch>
+                  </pic:blipFill>
+                  <pic:spPr>
+                    <a:xfrm>
+                      <a:off x="0" y="0"/>
+                      <a:ext cx="5943600" cy="3551555"/>
+                    </a:xfrm>
+                    <a:prstGeom prst="rect">
+                      <a:avLst/>
+                    </a:prstGeom>
+                  </pic:spPr>
+                </pic:pic>
+              </a:graphicData>
+            </a:graphic>
+          </wp:inline>
+        </w:drawing>
+      </w:r>
+    </w:p>
+    <w:p>
+      <w:pPr>
+        <w:rPr>
+          <w:rFonts w:ascii="Times New Roman" w:hAnsi="Times New Roman" w:cs="Times New Roman"/>
+        </w:rPr>
+      </w:pPr>
+      <w:r>
+        <w:rPr>
+          <w:rFonts w:ascii="Times New Roman" w:hAnsi="Times New Roman" w:cs="Times New Roman"/>
+          <w:highlight w:val="yellow"/>
+        </w:rPr>
+        <w:lastRenderedPageBreak/>
+        <w:t>PRI: Carbon dioxide (CO2) emissions from Power Industry (Energy) (Mt CO2e)</w:t>
+      </w:r>
+      <w:r>
+        <w:rPr>
+          <w:rFonts w:ascii="Times New Roman" w:hAnsi="Times New Roman" w:cs="Times New Roman"/>
+        </w:rPr>
+        <w:t xml:space="preserve">. The grid is most definitely to blame for the uptick in CO2. The lines seem 1:1 correlated. Look at the shape. </w:t>
+      </w:r>
+    </w:p>
+    <w:p>
+      <w:pPr>
+        <w:rPr>
+          <w:rFonts w:ascii="Times New Roman" w:hAnsi="Times New Roman" w:cs="Times New Roman"/>
+        </w:rPr>
+      </w:pPr>
+    </w:p>
+    <w:p>
+      <w:pPr>
+        <w:rPr>
+          <w:rFonts w:ascii="Times New Roman" w:hAnsi="Times New Roman" w:cs="Times New Roman"/>
+        </w:rPr>
+      </w:pPr>
+    </w:p>
+    <w:p>
+      <w:pPr>
+        <w:rPr>
+          <w:rFonts w:ascii="Times New Roman" w:hAnsi="Times New Roman" w:cs="Times New Roman"/>
+        </w:rPr>
+      </w:pPr>
+    </w:p>
+    <w:p>
+      <w:pPr>
+        <w:rPr>
+          <w:rFonts w:ascii="Times New Roman" w:hAnsi="Times New Roman" w:cs="Times New Roman"/>
+        </w:rPr>
+      </w:pPr>
+      <w:r>
+        <w:rPr>
+          <w:rFonts w:ascii="Times New Roman" w:hAnsi="Times New Roman" w:cs="Times New Roman"/>
+          <w:noProof/>
+        </w:rPr>
+        <w:drawing>
+          <wp:inline distT="0" distB="0" distL="0" distR="0" wp14:anchorId="0296D437" wp14:editId="64742482">
+            <wp:extent cx="5943600" cy="3582670"/>
+            <wp:effectExtent l="0" t="0" r="0" b="0"/>
+            <wp:docPr id="1206017104" name="Picture 41" descr="A graph with a line and a blue line&#10;&#10;Description automatically generated"/>
+            <wp:cNvGraphicFramePr>
+              <a:graphicFrameLocks xmlns:a="http://schemas.openxmlformats.org/drawingml/2006/main" noChangeAspect="1"/>
+            </wp:cNvGraphicFramePr>
+            <a:graphic xmlns:a="http://schemas.openxmlformats.org/drawingml/2006/main">
+              <a:graphicData uri="http://schemas.openxmlformats.org/drawingml/2006/picture">
+                <pic:pic xmlns:pic="http://schemas.openxmlformats.org/drawingml/2006/picture">
+                  <pic:nvPicPr>
+                    <pic:cNvPr id="1206017104" name="Picture 41" descr="A graph with a line and a blue line&#10;&#10;Description automatically generated"/>
                     <pic:cNvPicPr/>
                   </pic:nvPicPr>
                   <pic:blipFill>
@@ -2068,7 +4262,7 @@
                   <pic:spPr>
                     <a:xfrm>
                       <a:off x="0" y="0"/>
-                      <a:ext cx="5943600" cy="3564255"/>
+                      <a:ext cx="5943600" cy="3582670"/>
                     </a:xfrm>
                     <a:prstGeom prst="rect">
                       <a:avLst/>
@@ -2094,12 +4288,584 @@
           <w:rFonts w:ascii="Times New Roman" w:hAnsi="Times New Roman" w:cs="Times New Roman"/>
         </w:rPr>
       </w:pPr>
-      <w:r>
-        <w:rPr>
-          <w:rFonts w:ascii="Times New Roman" w:hAnsi="Times New Roman" w:cs="Times New Roman"/>
-        </w:rPr>
-        <w:t xml:space="preserve">ALEXANDER: Maria made the power grid less green. </w:t>
-      </w:r>
+    </w:p>
+    <w:p>
+      <w:pPr>
+        <w:rPr>
+          <w:rFonts w:ascii="Times New Roman" w:hAnsi="Times New Roman" w:cs="Times New Roman"/>
+        </w:rPr>
+      </w:pPr>
+    </w:p>
+    <w:p>
+      <w:pPr>
+        <w:rPr>
+          <w:rFonts w:ascii="Times New Roman" w:hAnsi="Times New Roman" w:cs="Times New Roman"/>
+        </w:rPr>
+      </w:pPr>
+    </w:p>
+    <w:p>
+      <w:pPr>
+        <w:rPr>
+          <w:rFonts w:ascii="Times New Roman" w:hAnsi="Times New Roman" w:cs="Times New Roman"/>
+        </w:rPr>
+      </w:pPr>
+    </w:p>
+    <w:p>
+      <w:pPr>
+        <w:rPr>
+          <w:rFonts w:ascii="Times New Roman" w:hAnsi="Times New Roman" w:cs="Times New Roman"/>
+        </w:rPr>
+      </w:pPr>
+    </w:p>
+    <w:p>
+      <w:pPr>
+        <w:rPr>
+          <w:rFonts w:ascii="Times New Roman" w:hAnsi="Times New Roman" w:cs="Times New Roman"/>
+        </w:rPr>
+      </w:pPr>
+    </w:p>
+    <w:p>
+      <w:pPr>
+        <w:rPr>
+          <w:rFonts w:ascii="Times New Roman" w:hAnsi="Times New Roman" w:cs="Times New Roman"/>
+        </w:rPr>
+      </w:pPr>
+    </w:p>
+    <w:p>
+      <w:pPr>
+        <w:rPr>
+          <w:rFonts w:ascii="Times New Roman" w:hAnsi="Times New Roman" w:cs="Times New Roman"/>
+        </w:rPr>
+      </w:pPr>
+    </w:p>
+    <w:p>
+      <w:pPr>
+        <w:rPr>
+          <w:rFonts w:ascii="Times New Roman" w:hAnsi="Times New Roman" w:cs="Times New Roman"/>
+        </w:rPr>
+      </w:pPr>
+    </w:p>
+    <w:p>
+      <w:pPr>
+        <w:rPr>
+          <w:rFonts w:ascii="Times New Roman" w:hAnsi="Times New Roman" w:cs="Times New Roman"/>
+        </w:rPr>
+      </w:pPr>
+    </w:p>
+    <w:p>
+      <w:pPr>
+        <w:rPr>
+          <w:rFonts w:ascii="Times New Roman" w:hAnsi="Times New Roman" w:cs="Times New Roman"/>
+        </w:rPr>
+      </w:pPr>
+    </w:p>
+    <w:p>
+      <w:pPr>
+        <w:rPr>
+          <w:rFonts w:ascii="Times New Roman" w:hAnsi="Times New Roman" w:cs="Times New Roman"/>
+        </w:rPr>
+      </w:pPr>
+    </w:p>
+    <w:p>
+      <w:pPr>
+        <w:rPr>
+          <w:rFonts w:ascii="Times New Roman" w:hAnsi="Times New Roman" w:cs="Times New Roman"/>
+        </w:rPr>
+      </w:pPr>
+    </w:p>
+    <w:p>
+      <w:pPr>
+        <w:rPr>
+          <w:rFonts w:ascii="Times New Roman" w:hAnsi="Times New Roman" w:cs="Times New Roman"/>
+        </w:rPr>
+      </w:pPr>
+    </w:p>
+    <w:p>
+      <w:pPr>
+        <w:rPr>
+          <w:rFonts w:ascii="Times New Roman" w:hAnsi="Times New Roman" w:cs="Times New Roman"/>
+        </w:rPr>
+      </w:pPr>
+    </w:p>
+    <w:p>
+      <w:pPr>
+        <w:rPr>
+          <w:rFonts w:ascii="Times New Roman" w:hAnsi="Times New Roman" w:cs="Times New Roman"/>
+        </w:rPr>
+      </w:pPr>
+    </w:p>
+    <w:p>
+      <w:pPr>
+        <w:rPr>
+          <w:rFonts w:ascii="Times New Roman" w:hAnsi="Times New Roman" w:cs="Times New Roman"/>
+        </w:rPr>
+      </w:pPr>
+    </w:p>
+    <w:p>
+      <w:pPr>
+        <w:rPr>
+          <w:rFonts w:ascii="Times New Roman" w:hAnsi="Times New Roman" w:cs="Times New Roman"/>
+        </w:rPr>
+      </w:pPr>
+    </w:p>
+    <w:p>
+      <w:pPr>
+        <w:rPr>
+          <w:rFonts w:ascii="Times New Roman" w:hAnsi="Times New Roman" w:cs="Times New Roman"/>
+        </w:rPr>
+      </w:pPr>
+    </w:p>
+    <w:p>
+      <w:pPr>
+        <w:rPr>
+          <w:rFonts w:ascii="Times New Roman" w:hAnsi="Times New Roman" w:cs="Times New Roman"/>
+        </w:rPr>
+      </w:pPr>
+    </w:p>
+    <w:p>
+      <w:pPr>
+        <w:rPr>
+          <w:rFonts w:ascii="Times New Roman" w:hAnsi="Times New Roman" w:cs="Times New Roman"/>
+        </w:rPr>
+      </w:pPr>
+      <w:r>
+        <w:rPr>
+          <w:rFonts w:ascii="Times New Roman" w:hAnsi="Times New Roman" w:cs="Times New Roman"/>
+          <w:highlight w:val="yellow"/>
+        </w:rPr>
+        <w:lastRenderedPageBreak/>
+        <w:t>PRI: Carbon intensity of GDP (kg CO2e per constant 2015 US$ of GDP)</w:t>
+      </w:r>
+      <w:r>
+        <w:rPr>
+          <w:rFonts w:ascii="Times New Roman" w:hAnsi="Times New Roman" w:cs="Times New Roman"/>
+        </w:rPr>
+        <w:t xml:space="preserve">. </w:t>
+      </w:r>
+      <w:r>
+        <w:rPr>
+          <w:rFonts w:ascii="Times New Roman" w:hAnsi="Times New Roman" w:cs="Times New Roman"/>
+        </w:rPr>
+        <w:t xml:space="preserve">The metric “Carbon intensity of GDP (kg </w:t>
+      </w:r>
+      <w:proofErr w:type="spellStart"/>
+      <w:r>
+        <w:rPr>
+          <w:rFonts w:ascii="Times New Roman" w:hAnsi="Times New Roman" w:cs="Times New Roman"/>
+        </w:rPr>
+        <w:t>CO₂e</w:t>
+      </w:r>
+      <w:proofErr w:type="spellEnd"/>
+      <w:r>
+        <w:rPr>
+          <w:rFonts w:ascii="Times New Roman" w:hAnsi="Times New Roman" w:cs="Times New Roman"/>
+        </w:rPr>
+        <w:t xml:space="preserve"> per constant 2015 US$ of GDP)” measures the amount of carbon dioxide equivalent (</w:t>
+      </w:r>
+      <w:proofErr w:type="spellStart"/>
+      <w:r>
+        <w:rPr>
+          <w:rFonts w:ascii="Times New Roman" w:hAnsi="Times New Roman" w:cs="Times New Roman"/>
+        </w:rPr>
+        <w:t>CO₂e</w:t>
+      </w:r>
+      <w:proofErr w:type="spellEnd"/>
+      <w:r>
+        <w:rPr>
+          <w:rFonts w:ascii="Times New Roman" w:hAnsi="Times New Roman" w:cs="Times New Roman"/>
+        </w:rPr>
+        <w:t>) emissions generated for each unit of economic output, expressed in constant 2015 US dollars. It reflects the relationship between a country’s economic productivity and its greenhouse gas emissions.</w:t>
+      </w:r>
+    </w:p>
+    <w:p>
+      <w:pPr>
+        <w:rPr>
+          <w:rFonts w:ascii="Times New Roman" w:hAnsi="Times New Roman" w:cs="Times New Roman"/>
+        </w:rPr>
+      </w:pPr>
+    </w:p>
+    <w:p>
+      <w:pPr>
+        <w:rPr>
+          <w:rFonts w:ascii="Times New Roman" w:hAnsi="Times New Roman" w:cs="Times New Roman"/>
+        </w:rPr>
+      </w:pPr>
+      <w:r>
+        <w:rPr>
+          <w:rFonts w:ascii="Times New Roman" w:hAnsi="Times New Roman" w:cs="Times New Roman"/>
+        </w:rPr>
+        <w:t>What This Metric Tells Us</w:t>
+      </w:r>
+    </w:p>
+    <w:p>
+      <w:pPr>
+        <w:rPr>
+          <w:rFonts w:ascii="Times New Roman" w:hAnsi="Times New Roman" w:cs="Times New Roman"/>
+        </w:rPr>
+      </w:pPr>
+    </w:p>
+    <w:p>
+      <w:pPr>
+        <w:rPr>
+          <w:rFonts w:ascii="Times New Roman" w:hAnsi="Times New Roman" w:cs="Times New Roman"/>
+        </w:rPr>
+      </w:pPr>
+      <w:r>
+        <w:rPr>
+          <w:rFonts w:ascii="Times New Roman" w:hAnsi="Times New Roman" w:cs="Times New Roman"/>
+        </w:rPr>
+        <w:tab/>
+        <w:t>1.</w:t>
+      </w:r>
+      <w:r>
+        <w:rPr>
+          <w:rFonts w:ascii="Times New Roman" w:hAnsi="Times New Roman" w:cs="Times New Roman"/>
+        </w:rPr>
+        <w:tab/>
+        <w:t>Environmental Efficiency of the Economy:</w:t>
+      </w:r>
+    </w:p>
+    <w:p>
+      <w:pPr>
+        <w:rPr>
+          <w:rFonts w:ascii="Times New Roman" w:hAnsi="Times New Roman" w:cs="Times New Roman"/>
+        </w:rPr>
+      </w:pPr>
+      <w:r>
+        <w:rPr>
+          <w:rFonts w:ascii="Times New Roman" w:hAnsi="Times New Roman" w:cs="Times New Roman"/>
+        </w:rPr>
+        <w:tab/>
+        <w:t>•</w:t>
+      </w:r>
+      <w:r>
+        <w:rPr>
+          <w:rFonts w:ascii="Times New Roman" w:hAnsi="Times New Roman" w:cs="Times New Roman"/>
+        </w:rPr>
+        <w:tab/>
+        <w:t>Lower carbon intensity: Indicates greater energy efficiency or cleaner energy use, where the economy produces more output with fewer emissions.</w:t>
+      </w:r>
+    </w:p>
+    <w:p>
+      <w:pPr>
+        <w:rPr>
+          <w:rFonts w:ascii="Times New Roman" w:hAnsi="Times New Roman" w:cs="Times New Roman"/>
+        </w:rPr>
+      </w:pPr>
+      <w:r>
+        <w:rPr>
+          <w:rFonts w:ascii="Times New Roman" w:hAnsi="Times New Roman" w:cs="Times New Roman"/>
+        </w:rPr>
+        <w:tab/>
+        <w:t>•</w:t>
+      </w:r>
+      <w:r>
+        <w:rPr>
+          <w:rFonts w:ascii="Times New Roman" w:hAnsi="Times New Roman" w:cs="Times New Roman"/>
+        </w:rPr>
+        <w:tab/>
+        <w:t>Higher carbon intensity: Suggests greater reliance on carbon-intensive activities, such as fossil fuel combustion or energy-intensive industries.</w:t>
+      </w:r>
+    </w:p>
+    <w:p>
+      <w:pPr>
+        <w:rPr>
+          <w:rFonts w:ascii="Times New Roman" w:hAnsi="Times New Roman" w:cs="Times New Roman"/>
+        </w:rPr>
+      </w:pPr>
+      <w:r>
+        <w:rPr>
+          <w:rFonts w:ascii="Times New Roman" w:hAnsi="Times New Roman" w:cs="Times New Roman"/>
+        </w:rPr>
+        <w:tab/>
+        <w:t>2.</w:t>
+      </w:r>
+      <w:r>
+        <w:rPr>
+          <w:rFonts w:ascii="Times New Roman" w:hAnsi="Times New Roman" w:cs="Times New Roman"/>
+        </w:rPr>
+        <w:tab/>
+        <w:t>Progress Toward Decarbonization:</w:t>
+      </w:r>
+    </w:p>
+    <w:p>
+      <w:pPr>
+        <w:rPr>
+          <w:rFonts w:ascii="Times New Roman" w:hAnsi="Times New Roman" w:cs="Times New Roman"/>
+        </w:rPr>
+      </w:pPr>
+      <w:r>
+        <w:rPr>
+          <w:rFonts w:ascii="Times New Roman" w:hAnsi="Times New Roman" w:cs="Times New Roman"/>
+        </w:rPr>
+        <w:tab/>
+        <w:t>•</w:t>
+      </w:r>
+      <w:r>
+        <w:rPr>
+          <w:rFonts w:ascii="Times New Roman" w:hAnsi="Times New Roman" w:cs="Times New Roman"/>
+        </w:rPr>
+        <w:tab/>
+        <w:t>A declining trend in carbon intensity signals progress toward reducing greenhouse gas emissions while maintaining or growing the economy.</w:t>
+      </w:r>
+    </w:p>
+    <w:p>
+      <w:pPr>
+        <w:rPr>
+          <w:rFonts w:ascii="Times New Roman" w:hAnsi="Times New Roman" w:cs="Times New Roman"/>
+        </w:rPr>
+      </w:pPr>
+      <w:r>
+        <w:rPr>
+          <w:rFonts w:ascii="Times New Roman" w:hAnsi="Times New Roman" w:cs="Times New Roman"/>
+        </w:rPr>
+        <w:tab/>
+        <w:t>•</w:t>
+      </w:r>
+      <w:r>
+        <w:rPr>
+          <w:rFonts w:ascii="Times New Roman" w:hAnsi="Times New Roman" w:cs="Times New Roman"/>
+        </w:rPr>
+        <w:tab/>
+        <w:t>Stable or increasing carbon intensity may indicate stagnation in efforts to decarbonize.</w:t>
+      </w:r>
+    </w:p>
+    <w:p>
+      <w:pPr>
+        <w:rPr>
+          <w:rFonts w:ascii="Times New Roman" w:hAnsi="Times New Roman" w:cs="Times New Roman"/>
+        </w:rPr>
+      </w:pPr>
+      <w:r>
+        <w:rPr>
+          <w:rFonts w:ascii="Times New Roman" w:hAnsi="Times New Roman" w:cs="Times New Roman"/>
+        </w:rPr>
+        <w:tab/>
+        <w:t>3.</w:t>
+      </w:r>
+      <w:r>
+        <w:rPr>
+          <w:rFonts w:ascii="Times New Roman" w:hAnsi="Times New Roman" w:cs="Times New Roman"/>
+        </w:rPr>
+        <w:tab/>
+        <w:t>Economic Structure:</w:t>
+      </w:r>
+    </w:p>
+    <w:p>
+      <w:pPr>
+        <w:rPr>
+          <w:rFonts w:ascii="Times New Roman" w:hAnsi="Times New Roman" w:cs="Times New Roman"/>
+        </w:rPr>
+      </w:pPr>
+      <w:r>
+        <w:rPr>
+          <w:rFonts w:ascii="Times New Roman" w:hAnsi="Times New Roman" w:cs="Times New Roman"/>
+        </w:rPr>
+        <w:tab/>
+        <w:t>•</w:t>
+      </w:r>
+      <w:r>
+        <w:rPr>
+          <w:rFonts w:ascii="Times New Roman" w:hAnsi="Times New Roman" w:cs="Times New Roman"/>
+        </w:rPr>
+        <w:tab/>
+        <w:t>Economies reliant on heavy industry or fossil fuels tend to have higher carbon intensity.</w:t>
+      </w:r>
+    </w:p>
+    <w:p>
+      <w:pPr>
+        <w:rPr>
+          <w:rFonts w:ascii="Times New Roman" w:hAnsi="Times New Roman" w:cs="Times New Roman"/>
+        </w:rPr>
+      </w:pPr>
+      <w:r>
+        <w:rPr>
+          <w:rFonts w:ascii="Times New Roman" w:hAnsi="Times New Roman" w:cs="Times New Roman"/>
+        </w:rPr>
+        <w:tab/>
+        <w:t>•</w:t>
+      </w:r>
+      <w:r>
+        <w:rPr>
+          <w:rFonts w:ascii="Times New Roman" w:hAnsi="Times New Roman" w:cs="Times New Roman"/>
+        </w:rPr>
+        <w:tab/>
+        <w:t>Economies dominated by services or technology sectors typically exhibit lower carbon intensity.</w:t>
+      </w:r>
+    </w:p>
+    <w:p>
+      <w:pPr>
+        <w:rPr>
+          <w:rFonts w:ascii="Times New Roman" w:hAnsi="Times New Roman" w:cs="Times New Roman"/>
+        </w:rPr>
+      </w:pPr>
+    </w:p>
+    <w:p>
+      <w:pPr>
+        <w:rPr>
+          <w:rFonts w:ascii="Times New Roman" w:hAnsi="Times New Roman" w:cs="Times New Roman"/>
+        </w:rPr>
+      </w:pPr>
+      <w:r>
+        <w:rPr>
+          <w:rFonts w:ascii="Times New Roman" w:hAnsi="Times New Roman" w:cs="Times New Roman"/>
+        </w:rPr>
+        <w:t>What This Means for Puerto Rico (PRI)</w:t>
+      </w:r>
+    </w:p>
+    <w:p>
+      <w:pPr>
+        <w:rPr>
+          <w:rFonts w:ascii="Times New Roman" w:hAnsi="Times New Roman" w:cs="Times New Roman"/>
+        </w:rPr>
+      </w:pPr>
+    </w:p>
+    <w:p>
+      <w:pPr>
+        <w:rPr>
+          <w:rFonts w:ascii="Times New Roman" w:hAnsi="Times New Roman" w:cs="Times New Roman"/>
+        </w:rPr>
+      </w:pPr>
+      <w:r>
+        <w:rPr>
+          <w:rFonts w:ascii="Times New Roman" w:hAnsi="Times New Roman" w:cs="Times New Roman"/>
+        </w:rPr>
+        <w:tab/>
+        <w:t>1.</w:t>
+      </w:r>
+      <w:r>
+        <w:rPr>
+          <w:rFonts w:ascii="Times New Roman" w:hAnsi="Times New Roman" w:cs="Times New Roman"/>
+        </w:rPr>
+        <w:tab/>
+        <w:t>Challenges:</w:t>
+      </w:r>
+    </w:p>
+    <w:p>
+      <w:pPr>
+        <w:rPr>
+          <w:rFonts w:ascii="Times New Roman" w:hAnsi="Times New Roman" w:cs="Times New Roman"/>
+        </w:rPr>
+      </w:pPr>
+      <w:r>
+        <w:rPr>
+          <w:rFonts w:ascii="Times New Roman" w:hAnsi="Times New Roman" w:cs="Times New Roman"/>
+        </w:rPr>
+        <w:tab/>
+        <w:t>•</w:t>
+      </w:r>
+      <w:r>
+        <w:rPr>
+          <w:rFonts w:ascii="Times New Roman" w:hAnsi="Times New Roman" w:cs="Times New Roman"/>
+        </w:rPr>
+        <w:tab/>
+        <w:t>Fossil Fuel Dependency: Puerto Rico generates most of its electricity from imported fossil fuels (e.g., oil, coal, and natural gas), contributing to higher carbon emissions relative to GDP.</w:t>
+      </w:r>
+    </w:p>
+    <w:p>
+      <w:pPr>
+        <w:rPr>
+          <w:rFonts w:ascii="Times New Roman" w:hAnsi="Times New Roman" w:cs="Times New Roman"/>
+        </w:rPr>
+      </w:pPr>
+      <w:r>
+        <w:rPr>
+          <w:rFonts w:ascii="Times New Roman" w:hAnsi="Times New Roman" w:cs="Times New Roman"/>
+        </w:rPr>
+        <w:tab/>
+        <w:t>•</w:t>
+      </w:r>
+      <w:r>
+        <w:rPr>
+          <w:rFonts w:ascii="Times New Roman" w:hAnsi="Times New Roman" w:cs="Times New Roman"/>
+        </w:rPr>
+        <w:tab/>
+        <w:t>Energy-Intensive Recovery Efforts: Post-disaster rebuilding efforts, such as after Hurricane Maria in 2017, can temporarily increase emissions without a corresponding increase in economic output.</w:t>
+      </w:r>
+    </w:p>
+    <w:p>
+      <w:pPr>
+        <w:rPr>
+          <w:rFonts w:ascii="Times New Roman" w:hAnsi="Times New Roman" w:cs="Times New Roman"/>
+        </w:rPr>
+      </w:pPr>
+      <w:r>
+        <w:rPr>
+          <w:rFonts w:ascii="Times New Roman" w:hAnsi="Times New Roman" w:cs="Times New Roman"/>
+        </w:rPr>
+        <w:tab/>
+        <w:t>•</w:t>
+      </w:r>
+      <w:r>
+        <w:rPr>
+          <w:rFonts w:ascii="Times New Roman" w:hAnsi="Times New Roman" w:cs="Times New Roman"/>
+        </w:rPr>
+        <w:tab/>
+        <w:t>Economic Fragility: A weaker economy may cause higher carbon intensity if emissions remain constant or rise while GDP stagnates or declines.</w:t>
+      </w:r>
+    </w:p>
+    <w:p>
+      <w:pPr>
+        <w:rPr>
+          <w:rFonts w:ascii="Times New Roman" w:hAnsi="Times New Roman" w:cs="Times New Roman"/>
+        </w:rPr>
+      </w:pPr>
+    </w:p>
+    <w:p>
+      <w:pPr>
+        <w:rPr>
+          <w:rFonts w:ascii="Times New Roman" w:hAnsi="Times New Roman" w:cs="Times New Roman"/>
+        </w:rPr>
+      </w:pPr>
+    </w:p>
+    <w:p>
+      <w:pPr>
+        <w:rPr>
+          <w:rFonts w:ascii="Times New Roman" w:hAnsi="Times New Roman" w:cs="Times New Roman"/>
+        </w:rPr>
+      </w:pPr>
+    </w:p>
+    <w:p>
+      <w:pPr>
+        <w:rPr>
+          <w:rFonts w:ascii="Times New Roman" w:hAnsi="Times New Roman" w:cs="Times New Roman"/>
+        </w:rPr>
+      </w:pPr>
+    </w:p>
+    <w:p>
+      <w:pPr>
+        <w:rPr>
+          <w:rFonts w:ascii="Times New Roman" w:hAnsi="Times New Roman" w:cs="Times New Roman"/>
+        </w:rPr>
+      </w:pPr>
+    </w:p>
+    <w:p>
+      <w:pPr>
+        <w:rPr>
+          <w:rFonts w:ascii="Times New Roman" w:hAnsi="Times New Roman" w:cs="Times New Roman"/>
+        </w:rPr>
+      </w:pPr>
+    </w:p>
+    <w:p>
+      <w:pPr>
+        <w:rPr>
+          <w:rFonts w:ascii="Times New Roman" w:hAnsi="Times New Roman" w:cs="Times New Roman"/>
+        </w:rPr>
+      </w:pPr>
+    </w:p>
+    <w:p>
+      <w:pPr>
+        <w:rPr>
+          <w:rFonts w:ascii="Times New Roman" w:hAnsi="Times New Roman" w:cs="Times New Roman"/>
+        </w:rPr>
+      </w:pPr>
+    </w:p>
+    <w:p>
+      <w:pPr>
+        <w:rPr>
+          <w:rFonts w:ascii="Times New Roman" w:hAnsi="Times New Roman" w:cs="Times New Roman"/>
+        </w:rPr>
+      </w:pPr>
     </w:p>
     <w:p>
       <w:pPr>
@@ -2126,11 +4892,12 @@
           <w:rFonts w:ascii="Times New Roman" w:hAnsi="Times New Roman" w:cs="Times New Roman"/>
           <w:noProof/>
         </w:rPr>
+        <w:lastRenderedPageBreak/>
         <w:drawing>
-          <wp:inline distT="0" distB="0" distL="0" distR="0" wp14:anchorId="347303FA" wp14:editId="7544D621">
-            <wp:extent cx="5943600" cy="3560445"/>
+          <wp:inline distT="0" distB="0" distL="0" distR="0" wp14:anchorId="2BBFAC74" wp14:editId="72670A48">
+            <wp:extent cx="5943600" cy="3608070"/>
             <wp:effectExtent l="0" t="0" r="0" b="0"/>
-            <wp:docPr id="1110888857" name="Picture 11"/>
+            <wp:docPr id="132279390" name="Picture 42" descr="A graph with a line and a line&#10;&#10;Description automatically generated"/>
             <wp:cNvGraphicFramePr>
               <a:graphicFrameLocks xmlns:a="http://schemas.openxmlformats.org/drawingml/2006/main" noChangeAspect="1"/>
             </wp:cNvGraphicFramePr>
@@ -2138,7 +4905,7 @@
               <a:graphicData uri="http://schemas.openxmlformats.org/drawingml/2006/picture">
                 <pic:pic xmlns:pic="http://schemas.openxmlformats.org/drawingml/2006/picture">
                   <pic:nvPicPr>
-                    <pic:cNvPr id="1110888857" name="Picture 1110888857"/>
+                    <pic:cNvPr id="132279390" name="Picture 42" descr="A graph with a line and a line&#10;&#10;Description automatically generated"/>
                     <pic:cNvPicPr/>
                   </pic:nvPicPr>
                   <pic:blipFill>
@@ -2156,7 +4923,7 @@
                   <pic:spPr>
                     <a:xfrm>
                       <a:off x="0" y="0"/>
-                      <a:ext cx="5943600" cy="3560445"/>
+                      <a:ext cx="5943600" cy="3608070"/>
                     </a:xfrm>
                     <a:prstGeom prst="rect">
                       <a:avLst/>
@@ -2175,11 +4942,39 @@
           <w:rFonts w:ascii="Times New Roman" w:hAnsi="Times New Roman" w:cs="Times New Roman"/>
         </w:rPr>
       </w:pPr>
-      <w:r>
-        <w:rPr>
-          <w:rFonts w:ascii="Times New Roman" w:hAnsi="Times New Roman" w:cs="Times New Roman"/>
-        </w:rPr>
-        <w:t xml:space="preserve">ALEXANDER: CO2 follows the methane trend. Reconstruction makes the country less green. </w:t>
+    </w:p>
+    <w:p>
+      <w:pPr>
+        <w:rPr>
+          <w:rFonts w:ascii="Times New Roman" w:hAnsi="Times New Roman" w:cs="Times New Roman"/>
+        </w:rPr>
+      </w:pPr>
+    </w:p>
+    <w:p>
+      <w:pPr>
+        <w:rPr>
+          <w:rFonts w:ascii="Times New Roman" w:hAnsi="Times New Roman" w:cs="Times New Roman"/>
+        </w:rPr>
+      </w:pPr>
+      <w:r>
+        <w:rPr>
+          <w:rFonts w:ascii="Times New Roman" w:hAnsi="Times New Roman" w:cs="Times New Roman"/>
+          <w:highlight w:val="yellow"/>
+        </w:rPr>
+        <w:t>PRI: Carbon dioxide (CO2) emissions from Transport (Energy) (Mt CO2e)</w:t>
+      </w:r>
+      <w:r>
+        <w:rPr>
+          <w:rFonts w:ascii="Times New Roman" w:hAnsi="Times New Roman" w:cs="Times New Roman"/>
+          <w:highlight w:val="yellow"/>
+        </w:rPr>
+        <w:t>. Aligns with the trend in Methane.</w:t>
+      </w:r>
+      <w:r>
+        <w:rPr>
+          <w:rFonts w:ascii="Times New Roman" w:hAnsi="Times New Roman" w:cs="Times New Roman"/>
+        </w:rPr>
+        <w:t xml:space="preserve"> </w:t>
       </w:r>
     </w:p>
     <w:p>
@@ -2200,12 +4995,11 @@
           <w:rFonts w:ascii="Times New Roman" w:hAnsi="Times New Roman" w:cs="Times New Roman"/>
           <w:noProof/>
         </w:rPr>
-        <w:lastRenderedPageBreak/>
         <w:drawing>
-          <wp:inline distT="0" distB="0" distL="0" distR="0" wp14:anchorId="0F116D1E" wp14:editId="677800FA">
-            <wp:extent cx="5943600" cy="7201535"/>
+          <wp:inline distT="0" distB="0" distL="0" distR="0" wp14:anchorId="0F09D6B5" wp14:editId="45AB4138">
+            <wp:extent cx="5943600" cy="3585210"/>
             <wp:effectExtent l="0" t="0" r="0" b="0"/>
-            <wp:docPr id="424954268" name="Picture 12" descr="A graph of a graph of a graph&#10;&#10;Description automatically generated with medium confidence"/>
+            <wp:docPr id="1111404223" name="Picture 43" descr="A graph with a line going up&#10;&#10;Description automatically generated"/>
             <wp:cNvGraphicFramePr>
               <a:graphicFrameLocks xmlns:a="http://schemas.openxmlformats.org/drawingml/2006/main" noChangeAspect="1"/>
             </wp:cNvGraphicFramePr>
@@ -2213,7 +5007,7 @@
               <a:graphicData uri="http://schemas.openxmlformats.org/drawingml/2006/picture">
                 <pic:pic xmlns:pic="http://schemas.openxmlformats.org/drawingml/2006/picture">
                   <pic:nvPicPr>
-                    <pic:cNvPr id="424954268" name="Picture 12" descr="A graph of a graph of a graph&#10;&#10;Description automatically generated with medium confidence"/>
+                    <pic:cNvPr id="1111404223" name="Picture 43" descr="A graph with a line going up&#10;&#10;Description automatically generated"/>
                     <pic:cNvPicPr/>
                   </pic:nvPicPr>
                   <pic:blipFill>
@@ -2231,7 +5025,7 @@
                   <pic:spPr>
                     <a:xfrm>
                       <a:off x="0" y="0"/>
-                      <a:ext cx="5943600" cy="7201535"/>
+                      <a:ext cx="5943600" cy="3585210"/>
                     </a:xfrm>
                     <a:prstGeom prst="rect">
                       <a:avLst/>
@@ -2255,13 +5049,39 @@
       <w:pPr>
         <w:rPr>
           <w:rFonts w:ascii="Times New Roman" w:hAnsi="Times New Roman" w:cs="Times New Roman"/>
-        </w:rPr>
-      </w:pPr>
-      <w:r>
-        <w:rPr>
-          <w:rFonts w:ascii="Times New Roman" w:hAnsi="Times New Roman" w:cs="Times New Roman"/>
-        </w:rPr>
-        <w:t xml:space="preserve">ALEXANDER: Fugitive emissions up, industry down. </w:t>
+          <w:b/>
+          <w:bCs/>
+          <w:u w:val="single"/>
+        </w:rPr>
+      </w:pPr>
+      <w:r>
+        <w:rPr>
+          <w:rFonts w:ascii="Times New Roman" w:hAnsi="Times New Roman" w:cs="Times New Roman"/>
+          <w:b/>
+          <w:bCs/>
+          <w:u w:val="single"/>
+        </w:rPr>
+        <w:t>NITROUS OXIDE</w:t>
+      </w:r>
+    </w:p>
+    <w:p>
+      <w:pPr>
+        <w:rPr>
+          <w:rFonts w:ascii="Times New Roman" w:hAnsi="Times New Roman" w:cs="Times New Roman"/>
+        </w:rPr>
+      </w:pPr>
+    </w:p>
+    <w:p>
+      <w:pPr>
+        <w:rPr>
+          <w:rFonts w:ascii="Times New Roman" w:hAnsi="Times New Roman" w:cs="Times New Roman"/>
+        </w:rPr>
+      </w:pPr>
+      <w:r>
+        <w:rPr>
+          <w:rFonts w:ascii="Times New Roman" w:hAnsi="Times New Roman" w:cs="Times New Roman"/>
+        </w:rPr>
+        <w:t xml:space="preserve">LEFT OFF HERE… MAKE LIST OF THE ONES YOU SAW FOR C02 AND METHANE AND THEN LOOK THEM UP. </w:t>
       </w:r>
     </w:p>
     <w:p>
@@ -2284,10 +5104,10 @@
         </w:rPr>
         <w:lastRenderedPageBreak/>
         <w:drawing>
-          <wp:inline distT="0" distB="0" distL="0" distR="0" wp14:anchorId="2093B0A8" wp14:editId="6DD7365D">
-            <wp:extent cx="5943600" cy="7197090"/>
-            <wp:effectExtent l="0" t="0" r="0" b="3810"/>
-            <wp:docPr id="398787070" name="Picture 13" descr="A graph of carbon dioxide&#10;&#10;Description automatically generated"/>
+          <wp:inline distT="0" distB="0" distL="0" distR="0" wp14:anchorId="73F6D750" wp14:editId="51900AE9">
+            <wp:extent cx="5943600" cy="7191375"/>
+            <wp:effectExtent l="0" t="0" r="0" b="0"/>
+            <wp:docPr id="325666212" name="Picture 17" descr="A graph of a graph with blue lines&#10;&#10;Description automatically generated with medium confidence"/>
             <wp:cNvGraphicFramePr>
               <a:graphicFrameLocks xmlns:a="http://schemas.openxmlformats.org/drawingml/2006/main" noChangeAspect="1"/>
             </wp:cNvGraphicFramePr>
@@ -2295,7 +5115,7 @@
               <a:graphicData uri="http://schemas.openxmlformats.org/drawingml/2006/picture">
                 <pic:pic xmlns:pic="http://schemas.openxmlformats.org/drawingml/2006/picture">
                   <pic:nvPicPr>
-                    <pic:cNvPr id="398787070" name="Picture 13" descr="A graph of carbon dioxide&#10;&#10;Description automatically generated"/>
+                    <pic:cNvPr id="325666212" name="Picture 17" descr="A graph of a graph with blue lines&#10;&#10;Description automatically generated with medium confidence"/>
                     <pic:cNvPicPr/>
                   </pic:nvPicPr>
                   <pic:blipFill>
@@ -2313,7 +5133,7 @@
                   <pic:spPr>
                     <a:xfrm>
                       <a:off x="0" y="0"/>
-                      <a:ext cx="5943600" cy="7197090"/>
+                      <a:ext cx="5943600" cy="7191375"/>
                     </a:xfrm>
                     <a:prstGeom prst="rect">
                       <a:avLst/>
@@ -2332,26 +5152,19 @@
           <w:rFonts w:ascii="Times New Roman" w:hAnsi="Times New Roman" w:cs="Times New Roman"/>
         </w:rPr>
       </w:pPr>
-      <w:r>
-        <w:rPr>
-          <w:rFonts w:ascii="Times New Roman" w:hAnsi="Times New Roman" w:cs="Times New Roman"/>
-        </w:rPr>
-        <w:t xml:space="preserve">ALEXANDER: CO2 up after Maria, hasn’t come back down. </w:t>
-      </w:r>
-    </w:p>
-    <w:p>
-      <w:pPr>
-        <w:rPr>
-          <w:rFonts w:ascii="Times New Roman" w:hAnsi="Times New Roman" w:cs="Times New Roman"/>
-        </w:rPr>
-      </w:pPr>
-    </w:p>
-    <w:p>
-      <w:pPr>
-        <w:rPr>
-          <w:rFonts w:ascii="Times New Roman" w:hAnsi="Times New Roman" w:cs="Times New Roman"/>
-        </w:rPr>
-      </w:pPr>
+    </w:p>
+    <w:p>
+      <w:pPr>
+        <w:rPr>
+          <w:rFonts w:ascii="Times New Roman" w:hAnsi="Times New Roman" w:cs="Times New Roman"/>
+        </w:rPr>
+      </w:pPr>
+      <w:r>
+        <w:rPr>
+          <w:rFonts w:ascii="Times New Roman" w:hAnsi="Times New Roman" w:cs="Times New Roman"/>
+        </w:rPr>
+        <w:t xml:space="preserve">ALEXANDER: N20 seems to be different. It crashed after Maria, at least for Building and Industrial Combustion. </w:t>
+      </w:r>
     </w:p>
     <w:p>
       <w:pPr>
@@ -2380,10 +5193,10 @@
         </w:rPr>
         <w:lastRenderedPageBreak/>
         <w:drawing>
-          <wp:inline distT="0" distB="0" distL="0" distR="0" wp14:anchorId="41DEEFAD" wp14:editId="58A55775">
-            <wp:extent cx="5943600" cy="3601085"/>
-            <wp:effectExtent l="0" t="0" r="0" b="5715"/>
-            <wp:docPr id="2098107673" name="Picture 14" descr="A graph with a line and a blue line&#10;&#10;Description automatically generated"/>
+          <wp:inline distT="0" distB="0" distL="0" distR="0" wp14:anchorId="246F8B4E" wp14:editId="40D05254">
+            <wp:extent cx="5943600" cy="7138670"/>
+            <wp:effectExtent l="0" t="0" r="0" b="0"/>
+            <wp:docPr id="1881138814" name="Picture 18" descr="A graph with blue lines and numbers&#10;&#10;Description automatically generated"/>
             <wp:cNvGraphicFramePr>
               <a:graphicFrameLocks xmlns:a="http://schemas.openxmlformats.org/drawingml/2006/main" noChangeAspect="1"/>
             </wp:cNvGraphicFramePr>
@@ -2391,7 +5204,7 @@
               <a:graphicData uri="http://schemas.openxmlformats.org/drawingml/2006/picture">
                 <pic:pic xmlns:pic="http://schemas.openxmlformats.org/drawingml/2006/picture">
                   <pic:nvPicPr>
-                    <pic:cNvPr id="2098107673" name="Picture 14" descr="A graph with a line and a blue line&#10;&#10;Description automatically generated"/>
+                    <pic:cNvPr id="1881138814" name="Picture 18" descr="A graph with blue lines and numbers&#10;&#10;Description automatically generated"/>
                     <pic:cNvPicPr/>
                   </pic:nvPicPr>
                   <pic:blipFill>
@@ -2409,7 +5222,7 @@
                   <pic:spPr>
                     <a:xfrm>
                       <a:off x="0" y="0"/>
-                      <a:ext cx="5943600" cy="3601085"/>
+                      <a:ext cx="5943600" cy="7138670"/>
                     </a:xfrm>
                     <a:prstGeom prst="rect">
                       <a:avLst/>
@@ -2428,11 +5241,209 @@
           <w:rFonts w:ascii="Times New Roman" w:hAnsi="Times New Roman" w:cs="Times New Roman"/>
         </w:rPr>
       </w:pPr>
-      <w:r>
-        <w:rPr>
-          <w:rFonts w:ascii="Times New Roman" w:hAnsi="Times New Roman" w:cs="Times New Roman"/>
-        </w:rPr>
-        <w:t xml:space="preserve">ALEXANDER: Yep, power industry is less green now. </w:t>
+    </w:p>
+    <w:p>
+      <w:pPr>
+        <w:rPr>
+          <w:rFonts w:ascii="Times New Roman" w:hAnsi="Times New Roman" w:cs="Times New Roman"/>
+        </w:rPr>
+      </w:pPr>
+      <w:r>
+        <w:rPr>
+          <w:rFonts w:ascii="Times New Roman" w:hAnsi="Times New Roman" w:cs="Times New Roman"/>
+        </w:rPr>
+        <w:t>ALEXANDER: N20 up in general. Up for Industrial Processes. Reconstruction?</w:t>
+      </w:r>
+    </w:p>
+    <w:p>
+      <w:pPr>
+        <w:rPr>
+          <w:rFonts w:ascii="Times New Roman" w:hAnsi="Times New Roman" w:cs="Times New Roman"/>
+        </w:rPr>
+      </w:pPr>
+    </w:p>
+    <w:p>
+      <w:pPr>
+        <w:rPr>
+          <w:rFonts w:ascii="Times New Roman" w:hAnsi="Times New Roman" w:cs="Times New Roman"/>
+        </w:rPr>
+      </w:pPr>
+    </w:p>
+    <w:p>
+      <w:pPr>
+        <w:rPr>
+          <w:rFonts w:ascii="Times New Roman" w:hAnsi="Times New Roman" w:cs="Times New Roman"/>
+        </w:rPr>
+      </w:pPr>
+    </w:p>
+    <w:p>
+      <w:pPr>
+        <w:rPr>
+          <w:rFonts w:ascii="Times New Roman" w:hAnsi="Times New Roman" w:cs="Times New Roman"/>
+        </w:rPr>
+      </w:pPr>
+    </w:p>
+    <w:p>
+      <w:pPr>
+        <w:rPr>
+          <w:rFonts w:ascii="Times New Roman" w:hAnsi="Times New Roman" w:cs="Times New Roman"/>
+        </w:rPr>
+      </w:pPr>
+    </w:p>
+    <w:p>
+      <w:pPr>
+        <w:rPr>
+          <w:rFonts w:ascii="Times New Roman" w:hAnsi="Times New Roman" w:cs="Times New Roman"/>
+        </w:rPr>
+      </w:pPr>
+      <w:r>
+        <w:rPr>
+          <w:rFonts w:ascii="Times New Roman" w:hAnsi="Times New Roman" w:cs="Times New Roman"/>
+        </w:rPr>
+        <w:t xml:space="preserve"> </w:t>
+      </w:r>
+      <w:r>
+        <w:rPr>
+          <w:rFonts w:ascii="Times New Roman" w:hAnsi="Times New Roman" w:cs="Times New Roman"/>
+          <w:noProof/>
+        </w:rPr>
+        <w:drawing>
+          <wp:inline distT="0" distB="0" distL="0" distR="0" wp14:anchorId="05298D11" wp14:editId="2BF38F7E">
+            <wp:extent cx="5943600" cy="3609340"/>
+            <wp:effectExtent l="0" t="0" r="0" b="0"/>
+            <wp:docPr id="443426621" name="Picture 20" descr="A graph with a line going up&#10;&#10;Description automatically generated"/>
+            <wp:cNvGraphicFramePr>
+              <a:graphicFrameLocks xmlns:a="http://schemas.openxmlformats.org/drawingml/2006/main" noChangeAspect="1"/>
+            </wp:cNvGraphicFramePr>
+            <a:graphic xmlns:a="http://schemas.openxmlformats.org/drawingml/2006/main">
+              <a:graphicData uri="http://schemas.openxmlformats.org/drawingml/2006/picture">
+                <pic:pic xmlns:pic="http://schemas.openxmlformats.org/drawingml/2006/picture">
+                  <pic:nvPicPr>
+                    <pic:cNvPr id="443426621" name="Picture 20" descr="A graph with a line going up&#10;&#10;Description automatically generated"/>
+                    <pic:cNvPicPr/>
+                  </pic:nvPicPr>
+                  <pic:blipFill>
+                    <a:blip r:embed="rId27" cstate="print">
+                      <a:extLst>
+                        <a:ext uri="{28A0092B-C50C-407E-A947-70E740481C1C}">
+                          <a14:useLocalDpi xmlns:a14="http://schemas.microsoft.com/office/drawing/2010/main" val="0"/>
+                        </a:ext>
+                      </a:extLst>
+                    </a:blip>
+                    <a:stretch>
+                      <a:fillRect/>
+                    </a:stretch>
+                  </pic:blipFill>
+                  <pic:spPr>
+                    <a:xfrm>
+                      <a:off x="0" y="0"/>
+                      <a:ext cx="5943600" cy="3609340"/>
+                    </a:xfrm>
+                    <a:prstGeom prst="rect">
+                      <a:avLst/>
+                    </a:prstGeom>
+                  </pic:spPr>
+                </pic:pic>
+              </a:graphicData>
+            </a:graphic>
+          </wp:inline>
+        </w:drawing>
+      </w:r>
+    </w:p>
+    <w:p>
+      <w:pPr>
+        <w:rPr>
+          <w:rFonts w:ascii="Times New Roman" w:hAnsi="Times New Roman" w:cs="Times New Roman"/>
+        </w:rPr>
+      </w:pPr>
+    </w:p>
+    <w:p>
+      <w:pPr>
+        <w:rPr>
+          <w:rFonts w:ascii="Times New Roman" w:hAnsi="Times New Roman" w:cs="Times New Roman"/>
+        </w:rPr>
+      </w:pPr>
+    </w:p>
+    <w:p>
+      <w:pPr>
+        <w:jc w:val="center"/>
+        <w:rPr>
+          <w:rFonts w:ascii="Times New Roman" w:hAnsi="Times New Roman" w:cs="Times New Roman"/>
+        </w:rPr>
+      </w:pPr>
+      <w:r>
+        <w:rPr>
+          <w:rFonts w:ascii="Times New Roman" w:hAnsi="Times New Roman" w:cs="Times New Roman"/>
+          <w:noProof/>
+        </w:rPr>
+        <w:drawing>
+          <wp:inline distT="0" distB="0" distL="0" distR="0" wp14:anchorId="3261E901" wp14:editId="1E9087DE">
+            <wp:extent cx="5275385" cy="3173685"/>
+            <wp:effectExtent l="0" t="0" r="0" b="1905"/>
+            <wp:docPr id="2032271807" name="Picture 21" descr="A graph with a line going up&#10;&#10;Description automatically generated"/>
+            <wp:cNvGraphicFramePr>
+              <a:graphicFrameLocks xmlns:a="http://schemas.openxmlformats.org/drawingml/2006/main" noChangeAspect="1"/>
+            </wp:cNvGraphicFramePr>
+            <a:graphic xmlns:a="http://schemas.openxmlformats.org/drawingml/2006/main">
+              <a:graphicData uri="http://schemas.openxmlformats.org/drawingml/2006/picture">
+                <pic:pic xmlns:pic="http://schemas.openxmlformats.org/drawingml/2006/picture">
+                  <pic:nvPicPr>
+                    <pic:cNvPr id="2032271807" name="Picture 21" descr="A graph with a line going up&#10;&#10;Description automatically generated"/>
+                    <pic:cNvPicPr/>
+                  </pic:nvPicPr>
+                  <pic:blipFill>
+                    <a:blip r:embed="rId28">
+                      <a:extLst>
+                        <a:ext uri="{28A0092B-C50C-407E-A947-70E740481C1C}">
+                          <a14:useLocalDpi xmlns:a14="http://schemas.microsoft.com/office/drawing/2010/main" val="0"/>
+                        </a:ext>
+                      </a:extLst>
+                    </a:blip>
+                    <a:stretch>
+                      <a:fillRect/>
+                    </a:stretch>
+                  </pic:blipFill>
+                  <pic:spPr>
+                    <a:xfrm>
+                      <a:off x="0" y="0"/>
+                      <a:ext cx="5337429" cy="3211011"/>
+                    </a:xfrm>
+                    <a:prstGeom prst="rect">
+                      <a:avLst/>
+                    </a:prstGeom>
+                  </pic:spPr>
+                </pic:pic>
+              </a:graphicData>
+            </a:graphic>
+          </wp:inline>
+        </w:drawing>
+      </w:r>
+    </w:p>
+    <w:p>
+      <w:pPr>
+        <w:rPr>
+          <w:rFonts w:ascii="Times New Roman" w:hAnsi="Times New Roman" w:cs="Times New Roman"/>
+        </w:rPr>
+      </w:pPr>
+    </w:p>
+    <w:p>
+      <w:pPr>
+        <w:rPr>
+          <w:rFonts w:ascii="Times New Roman" w:hAnsi="Times New Roman" w:cs="Times New Roman"/>
+        </w:rPr>
+      </w:pPr>
+    </w:p>
+    <w:p>
+      <w:pPr>
+        <w:rPr>
+          <w:rFonts w:ascii="Times New Roman" w:hAnsi="Times New Roman" w:cs="Times New Roman"/>
+        </w:rPr>
+      </w:pPr>
+      <w:r>
+        <w:rPr>
+          <w:rFonts w:ascii="Times New Roman" w:hAnsi="Times New Roman" w:cs="Times New Roman"/>
+        </w:rPr>
+        <w:t xml:space="preserve">ALEXANDER: Same as corruption, people see government as less effective following H.M. Perception has never recovered. </w:t>
       </w:r>
     </w:p>
     <w:sectPr>
@@ -2674,6 +5685,95 @@
     </w:lvl>
   </w:abstractNum>
   <w:abstractNum w:abstractNumId="2" w15:restartNumberingAfterBreak="0">
+    <w:nsid w:val="1FDD1317"/>
+    <w:multiLevelType w:val="hybridMultilevel"/>
+    <w:tmpl w:val="A2F86BA6"/>
+    <w:lvl w:ilvl="0" w:tplc="0409000F">
+      <w:start w:val="1"/>
+      <w:numFmt w:val="decimal"/>
+      <w:lvlText w:val="%1."/>
+      <w:lvlJc w:val="left"/>
+      <w:pPr>
+        <w:ind w:left="720" w:hanging="360"/>
+      </w:pPr>
+      <w:rPr>
+        <w:rFonts w:hint="default"/>
+      </w:rPr>
+    </w:lvl>
+    <w:lvl w:ilvl="1" w:tplc="04090019" w:tentative="1">
+      <w:start w:val="1"/>
+      <w:numFmt w:val="lowerLetter"/>
+      <w:lvlText w:val="%2."/>
+      <w:lvlJc w:val="left"/>
+      <w:pPr>
+        <w:ind w:left="1440" w:hanging="360"/>
+      </w:pPr>
+    </w:lvl>
+    <w:lvl w:ilvl="2" w:tplc="0409001B" w:tentative="1">
+      <w:start w:val="1"/>
+      <w:numFmt w:val="lowerRoman"/>
+      <w:lvlText w:val="%3."/>
+      <w:lvlJc w:val="right"/>
+      <w:pPr>
+        <w:ind w:left="2160" w:hanging="180"/>
+      </w:pPr>
+    </w:lvl>
+    <w:lvl w:ilvl="3" w:tplc="0409000F" w:tentative="1">
+      <w:start w:val="1"/>
+      <w:numFmt w:val="decimal"/>
+      <w:lvlText w:val="%4."/>
+      <w:lvlJc w:val="left"/>
+      <w:pPr>
+        <w:ind w:left="2880" w:hanging="360"/>
+      </w:pPr>
+    </w:lvl>
+    <w:lvl w:ilvl="4" w:tplc="04090019" w:tentative="1">
+      <w:start w:val="1"/>
+      <w:numFmt w:val="lowerLetter"/>
+      <w:lvlText w:val="%5."/>
+      <w:lvlJc w:val="left"/>
+      <w:pPr>
+        <w:ind w:left="3600" w:hanging="360"/>
+      </w:pPr>
+    </w:lvl>
+    <w:lvl w:ilvl="5" w:tplc="0409001B" w:tentative="1">
+      <w:start w:val="1"/>
+      <w:numFmt w:val="lowerRoman"/>
+      <w:lvlText w:val="%6."/>
+      <w:lvlJc w:val="right"/>
+      <w:pPr>
+        <w:ind w:left="4320" w:hanging="180"/>
+      </w:pPr>
+    </w:lvl>
+    <w:lvl w:ilvl="6" w:tplc="0409000F" w:tentative="1">
+      <w:start w:val="1"/>
+      <w:numFmt w:val="decimal"/>
+      <w:lvlText w:val="%7."/>
+      <w:lvlJc w:val="left"/>
+      <w:pPr>
+        <w:ind w:left="5040" w:hanging="360"/>
+      </w:pPr>
+    </w:lvl>
+    <w:lvl w:ilvl="7" w:tplc="04090019" w:tentative="1">
+      <w:start w:val="1"/>
+      <w:numFmt w:val="lowerLetter"/>
+      <w:lvlText w:val="%8."/>
+      <w:lvlJc w:val="left"/>
+      <w:pPr>
+        <w:ind w:left="5760" w:hanging="360"/>
+      </w:pPr>
+    </w:lvl>
+    <w:lvl w:ilvl="8" w:tplc="0409001B" w:tentative="1">
+      <w:start w:val="1"/>
+      <w:numFmt w:val="lowerRoman"/>
+      <w:lvlText w:val="%9."/>
+      <w:lvlJc w:val="right"/>
+      <w:pPr>
+        <w:ind w:left="6480" w:hanging="180"/>
+      </w:pPr>
+    </w:lvl>
+  </w:abstractNum>
+  <w:abstractNum w:abstractNumId="3" w15:restartNumberingAfterBreak="0">
     <w:nsid w:val="47565FCD"/>
     <w:multiLevelType w:val="hybridMultilevel"/>
     <w:tmpl w:val="B964E112"/>
@@ -2786,7 +5886,7 @@
       </w:rPr>
     </w:lvl>
   </w:abstractNum>
-  <w:abstractNum w:abstractNumId="3" w15:restartNumberingAfterBreak="0">
+  <w:abstractNum w:abstractNumId="4" w15:restartNumberingAfterBreak="0">
     <w:nsid w:val="5FF760F2"/>
     <w:multiLevelType w:val="hybridMultilevel"/>
     <w:tmpl w:val="69CE8012"/>
@@ -2802,7 +5902,7 @@
         <w:rFonts w:hint="default"/>
       </w:rPr>
     </w:lvl>
-    <w:lvl w:ilvl="1" w:tplc="04090019" w:tentative="1">
+    <w:lvl w:ilvl="1" w:tplc="04090019">
       <w:start w:val="1"/>
       <w:numFmt w:val="lowerLetter"/>
       <w:lvlText w:val="%2."/>
@@ -2882,10 +5982,13 @@
     <w:abstractNumId w:val="0"/>
   </w:num>
   <w:num w:numId="3" w16cid:durableId="1092313703">
-    <w:abstractNumId w:val="2"/>
+    <w:abstractNumId w:val="3"/>
   </w:num>
   <w:num w:numId="4" w16cid:durableId="231505759">
-    <w:abstractNumId w:val="3"/>
+    <w:abstractNumId w:val="4"/>
+  </w:num>
+  <w:num w:numId="5" w16cid:durableId="1120228145">
+    <w:abstractNumId w:val="2"/>
   </w:num>
 </w:numbering>
 </file>
@@ -3487,7 +6590,6 @@
   <w:style w:type="character" w:default="1" w:styleId="DefaultParagraphFont">
     <w:name w:val="Default Paragraph Font"/>
     <w:uiPriority w:val="1"/>
-    <w:semiHidden/>
     <w:unhideWhenUsed/>
   </w:style>
   <w:style w:type="table" w:default="1" w:styleId="TableNormal">
@@ -3802,6 +6904,56 @@
       <w:spacing w:val="5"/>
     </w:rPr>
   </w:style>
+  <w:style w:type="paragraph" w:styleId="NormalWeb">
+    <w:name w:val="Normal (Web)"/>
+    <w:basedOn w:val="Normal"/>
+    <w:uiPriority w:val="99"/>
+    <w:semiHidden/>
+    <w:unhideWhenUsed/>
+    <w:rsid w:val="00096A7E"/>
+    <w:rPr>
+      <w:rFonts w:ascii="Times New Roman" w:hAnsi="Times New Roman" w:cs="Times New Roman"/>
+    </w:rPr>
+  </w:style>
+  <w:style w:type="paragraph" w:customStyle="1" w:styleId="p1">
+    <w:name w:val="p1"/>
+    <w:basedOn w:val="Normal"/>
+    <w:rsid w:val="009718E2"/>
+    <w:pPr>
+      <w:spacing w:before="180"/>
+      <w:ind w:left="315" w:hanging="315"/>
+    </w:pPr>
+    <w:rPr>
+      <w:rFonts w:ascii=".AppleSystemUIFont" w:eastAsia="Times New Roman" w:hAnsi=".AppleSystemUIFont" w:cs="Times New Roman"/>
+      <w:color w:val="0E0E0E"/>
+      <w:kern w:val="0"/>
+      <w:sz w:val="21"/>
+      <w:szCs w:val="21"/>
+      <w14:ligatures w14:val="none"/>
+    </w:rPr>
+  </w:style>
+  <w:style w:type="paragraph" w:customStyle="1" w:styleId="p2">
+    <w:name w:val="p2"/>
+    <w:basedOn w:val="Normal"/>
+    <w:rsid w:val="009718E2"/>
+    <w:pPr>
+      <w:spacing w:before="180"/>
+      <w:ind w:left="495" w:hanging="495"/>
+    </w:pPr>
+    <w:rPr>
+      <w:rFonts w:ascii=".AppleSystemUIFont" w:eastAsia="Times New Roman" w:hAnsi=".AppleSystemUIFont" w:cs="Times New Roman"/>
+      <w:color w:val="0E0E0E"/>
+      <w:kern w:val="0"/>
+      <w:sz w:val="21"/>
+      <w:szCs w:val="21"/>
+      <w14:ligatures w14:val="none"/>
+    </w:rPr>
+  </w:style>
+  <w:style w:type="character" w:customStyle="1" w:styleId="apple-tab-span">
+    <w:name w:val="apple-tab-span"/>
+    <w:basedOn w:val="DefaultParagraphFont"/>
+    <w:rsid w:val="009718E2"/>
+  </w:style>
 </w:styles>
 </file>
 

--- a/research_insights/PRI.docx
+++ b/research_insights/PRI.docx
@@ -245,6 +245,14 @@
           <w:iCs/>
         </w:rPr>
         <w:t>2020: COVID-19</w:t>
+      </w:r>
+      <w:r>
+        <w:rPr>
+          <w:rFonts w:ascii="Times New Roman" w:hAnsi="Times New Roman" w:cs="Times New Roman"/>
+          <w:i/>
+          <w:iCs/>
+        </w:rPr>
+        <w:t xml:space="preserve">/2020 earthquakes </w:t>
       </w:r>
     </w:p>
     <w:p>
@@ -373,13 +381,110 @@
         <w:rPr>
           <w:rFonts w:ascii="Times New Roman" w:hAnsi="Times New Roman" w:cs="Times New Roman"/>
         </w:rPr>
-        <w:t xml:space="preserve">Emissions are up across a number of sectors—Methane, CO2, N20—providing credence to the fact that Hurricane Maria permanently affected Puerto Rico’s power grid, increasing its reliance on fossil fuels; both at the government and household levels. </w:t>
-      </w:r>
+        <w:t>Emissions are up across a number of sectors—Methane, CO2, N20—providing credence to the fact that Hurricane Maria permanently affected Puerto Rico’s power grid, increasing its reliance on fossil fuels; both at the government and household levels.</w:t>
+      </w:r>
+    </w:p>
+    <w:p>
+      <w:pPr>
+        <w:pStyle w:val="ListParagraph"/>
+        <w:numPr>
+          <w:ilvl w:val="1"/>
+          <w:numId w:val="4"/>
+        </w:numPr>
+        <w:rPr>
+          <w:rFonts w:ascii="Times New Roman" w:hAnsi="Times New Roman" w:cs="Times New Roman"/>
+        </w:rPr>
+      </w:pPr>
+      <w:r>
+        <w:rPr>
+          <w:rFonts w:ascii="Times New Roman" w:hAnsi="Times New Roman" w:cs="Times New Roman"/>
+        </w:rPr>
+        <w:t xml:space="preserve">Total N20 emissions are down. Same as Methane. C20 is up in the same metric. Did the grid get worse? Is C20 worse? Maybe it’s a combination of that and Ag/Livestock/Industry being affected. </w:t>
+      </w:r>
+    </w:p>
+    <w:p>
+      <w:pPr>
+        <w:pStyle w:val="ListParagraph"/>
+        <w:numPr>
+          <w:ilvl w:val="0"/>
+          <w:numId w:val="4"/>
+        </w:numPr>
+        <w:rPr>
+          <w:rFonts w:ascii="Times New Roman" w:hAnsi="Times New Roman" w:cs="Times New Roman"/>
+        </w:rPr>
+      </w:pPr>
       <w:r>
         <w:rPr>
           <w:rFonts w:ascii="Times New Roman" w:hAnsi="Times New Roman" w:cs="Times New Roman"/>
         </w:rPr>
         <w:t xml:space="preserve">Reconstruction after Maria probably affects these too. </w:t>
+      </w:r>
+    </w:p>
+    <w:p>
+      <w:pPr>
+        <w:rPr>
+          <w:rFonts w:ascii="Times New Roman" w:hAnsi="Times New Roman" w:cs="Times New Roman"/>
+        </w:rPr>
+      </w:pPr>
+    </w:p>
+    <w:p>
+      <w:pPr>
+        <w:rPr>
+          <w:rFonts w:ascii="Times New Roman" w:hAnsi="Times New Roman" w:cs="Times New Roman"/>
+        </w:rPr>
+      </w:pPr>
+    </w:p>
+    <w:p>
+      <w:pPr>
+        <w:rPr>
+          <w:rFonts w:ascii="Times New Roman" w:hAnsi="Times New Roman" w:cs="Times New Roman"/>
+        </w:rPr>
+      </w:pPr>
+      <w:r>
+        <w:rPr>
+          <w:rFonts w:ascii="Times New Roman" w:hAnsi="Times New Roman" w:cs="Times New Roman"/>
+        </w:rPr>
+        <w:t xml:space="preserve">** There are plots missing from the shorter PRI report that are available in the longer one. Look into why that is. I bet it’s those with very long sharp lines. The transform step probably has to do with it. </w:t>
+      </w:r>
+    </w:p>
+    <w:p>
+      <w:pPr>
+        <w:rPr>
+          <w:rFonts w:ascii="Times New Roman" w:hAnsi="Times New Roman" w:cs="Times New Roman"/>
+        </w:rPr>
+      </w:pPr>
+    </w:p>
+    <w:p>
+      <w:pPr>
+        <w:rPr>
+          <w:rFonts w:ascii="Times New Roman" w:hAnsi="Times New Roman" w:cs="Times New Roman"/>
+        </w:rPr>
+      </w:pPr>
+      <w:r>
+        <w:rPr>
+          <w:rFonts w:ascii="Times New Roman" w:hAnsi="Times New Roman" w:cs="Times New Roman"/>
+        </w:rPr>
+        <w:t xml:space="preserve">** Look into standard error for perception (corruption, effectiveness) metrics. </w:t>
+      </w:r>
+    </w:p>
+    <w:p>
+      <w:pPr>
+        <w:rPr>
+          <w:rFonts w:ascii="Times New Roman" w:hAnsi="Times New Roman" w:cs="Times New Roman"/>
+        </w:rPr>
+      </w:pPr>
+    </w:p>
+    <w:p>
+      <w:pPr>
+        <w:rPr>
+          <w:rFonts w:ascii="Times New Roman" w:hAnsi="Times New Roman" w:cs="Times New Roman"/>
+        </w:rPr>
+      </w:pPr>
+      <w:r>
+        <w:rPr>
+          <w:rFonts w:ascii="Times New Roman" w:hAnsi="Times New Roman" w:cs="Times New Roman"/>
+        </w:rPr>
+        <w:t xml:space="preserve">** If you see very long horizontal lines, the data may be trash. Our transform step caused that. Check the ‘extracted’ CSV to confirm. Some long lines are the product of forward-filling NULL values. </w:t>
       </w:r>
     </w:p>
     <w:p>
@@ -536,21 +641,7 @@
           <w:rFonts w:ascii="Times New Roman" w:hAnsi="Times New Roman" w:cs="Times New Roman"/>
           <w:highlight w:val="yellow"/>
         </w:rPr>
-        <w:t xml:space="preserve">PRI: Arable land (hectares per person) </w:t>
-      </w:r>
-      <w:r>
-        <w:rPr>
-          <w:rFonts w:ascii="Times New Roman" w:hAnsi="Times New Roman" w:cs="Times New Roman"/>
-          <w:highlight w:val="yellow"/>
-        </w:rPr>
-        <w:t xml:space="preserve">and </w:t>
-      </w:r>
-      <w:r>
-        <w:rPr>
-          <w:rFonts w:ascii="Times New Roman" w:hAnsi="Times New Roman" w:cs="Times New Roman"/>
-          <w:highlight w:val="yellow"/>
-        </w:rPr>
-        <w:t>PRI: Arable land (hectares)</w:t>
+        <w:t>PRI: Arable land (hectares per person) and PRI: Arable land (hectares)</w:t>
       </w:r>
       <w:r>
         <w:rPr>
@@ -604,6 +695,7 @@
           <w:rFonts w:ascii="Times New Roman" w:hAnsi="Times New Roman" w:cs="Times New Roman"/>
           <w:noProof/>
         </w:rPr>
+        <w:lastRenderedPageBreak/>
         <w:drawing>
           <wp:inline distT="0" distB="0" distL="0" distR="0" wp14:anchorId="6A009C7F" wp14:editId="7B60A5ED">
             <wp:extent cx="5570376" cy="6798715"/>
@@ -672,32 +764,15 @@
       <w:r>
         <w:rPr>
           <w:rFonts w:ascii="Times New Roman" w:hAnsi="Times New Roman" w:cs="Times New Roman"/>
-        </w:rPr>
-        <w:t xml:space="preserve">PRI: Food production index (2014-2016 = 100) </w:t>
-      </w:r>
-      <w:r>
-        <w:rPr>
-          <w:rFonts w:ascii="Times New Roman" w:hAnsi="Times New Roman" w:cs="Times New Roman"/>
-        </w:rPr>
-        <w:t xml:space="preserve"> and  </w:t>
-      </w:r>
-      <w:r>
-        <w:rPr>
-          <w:rFonts w:ascii="Times New Roman" w:hAnsi="Times New Roman" w:cs="Times New Roman"/>
-        </w:rPr>
-        <w:t>PRI: Livestock production index (2014-2016 = 100)</w:t>
-      </w:r>
-      <w:r>
-        <w:rPr>
-          <w:rFonts w:ascii="Times New Roman" w:hAnsi="Times New Roman" w:cs="Times New Roman"/>
-        </w:rPr>
-        <w:t xml:space="preserve">. </w:t>
-      </w:r>
-      <w:r>
-        <w:rPr>
-          <w:rFonts w:ascii="Times New Roman" w:hAnsi="Times New Roman" w:cs="Times New Roman"/>
-        </w:rPr>
-        <w:t xml:space="preserve">These indexes are pegged to production between 2014-2016. Values above 100 suggest growing production, below 2017 falling production. 2016 to 2017 was relatively stable, and a big drop off happens after 2017. Suggests diminished production after Maria. </w:t>
+          <w:highlight w:val="yellow"/>
+        </w:rPr>
+        <w:t>PRI: Food production index (2014-2016 = 100)  and  PRI: Livestock production index (2014-2016 = 100).</w:t>
+      </w:r>
+      <w:r>
+        <w:rPr>
+          <w:rFonts w:ascii="Times New Roman" w:hAnsi="Times New Roman" w:cs="Times New Roman"/>
+        </w:rPr>
+        <w:t xml:space="preserve"> These indexes are pegged to production between 2014-2016. Values above 100 suggest growing production, below 2017 falling production. 2016 to 2017 was relatively stable, and a big drop off happens after 2017. Suggests diminished production after Maria. </w:t>
       </w:r>
     </w:p>
     <w:p>
@@ -768,11 +843,47 @@
           <w:rFonts w:ascii="Times New Roman" w:hAnsi="Times New Roman" w:cs="Times New Roman"/>
         </w:rPr>
       </w:pPr>
-      <w:r>
-        <w:rPr>
-          <w:rFonts w:ascii="Times New Roman" w:hAnsi="Times New Roman" w:cs="Times New Roman"/>
-          <w:highlight w:val="yellow"/>
-        </w:rPr>
+    </w:p>
+    <w:p>
+      <w:pPr>
+        <w:rPr>
+          <w:rFonts w:ascii="Times New Roman" w:hAnsi="Times New Roman" w:cs="Times New Roman"/>
+        </w:rPr>
+      </w:pPr>
+    </w:p>
+    <w:p>
+      <w:pPr>
+        <w:rPr>
+          <w:rFonts w:ascii="Times New Roman" w:hAnsi="Times New Roman" w:cs="Times New Roman"/>
+        </w:rPr>
+      </w:pPr>
+    </w:p>
+    <w:p>
+      <w:pPr>
+        <w:rPr>
+          <w:rFonts w:ascii="Times New Roman" w:hAnsi="Times New Roman" w:cs="Times New Roman"/>
+        </w:rPr>
+      </w:pPr>
+    </w:p>
+    <w:p>
+      <w:pPr>
+        <w:rPr>
+          <w:rFonts w:ascii="Times New Roman" w:hAnsi="Times New Roman" w:cs="Times New Roman"/>
+        </w:rPr>
+      </w:pPr>
+    </w:p>
+    <w:p>
+      <w:pPr>
+        <w:rPr>
+          <w:rFonts w:ascii="Times New Roman" w:hAnsi="Times New Roman" w:cs="Times New Roman"/>
+        </w:rPr>
+      </w:pPr>
+      <w:r>
+        <w:rPr>
+          <w:rFonts w:ascii="Times New Roman" w:hAnsi="Times New Roman" w:cs="Times New Roman"/>
+          <w:highlight w:val="yellow"/>
+        </w:rPr>
+        <w:lastRenderedPageBreak/>
         <w:t>PRI: Control of Corruption: Estimate</w:t>
       </w:r>
       <w:r>
@@ -800,7 +911,6 @@
           <w:rFonts w:ascii="Times New Roman" w:hAnsi="Times New Roman" w:cs="Times New Roman"/>
           <w:noProof/>
         </w:rPr>
-        <w:lastRenderedPageBreak/>
         <w:drawing>
           <wp:inline distT="0" distB="0" distL="0" distR="0" wp14:anchorId="375D628D" wp14:editId="591E5B16">
             <wp:extent cx="5943600" cy="3592195"/>
@@ -1003,15 +1113,7 @@
           <w:sz w:val="20"/>
           <w:szCs w:val="20"/>
         </w:rPr>
-        <w:t xml:space="preserve">. </w:t>
-      </w:r>
-      <w:r>
-        <w:rPr>
-          <w:rFonts w:ascii="Times New Roman" w:hAnsi="Times New Roman" w:cs="Times New Roman"/>
-          <w:sz w:val="20"/>
-          <w:szCs w:val="20"/>
-        </w:rPr>
-        <w:t>The metric “Energy intensity level of primary energy (MJ/$2017 PPP GDP)” measures the amount of primary energy (in megajoules, MJ) required to generate one unit of economic output, expressed in terms of purchasing power parity (PPP) GDP at constant 2017 US dollars.</w:t>
+        <w:t>. The metric “Energy intensity level of primary energy (MJ/$2017 PPP GDP)” measures the amount of primary energy (in megajoules, MJ) required to generate one unit of economic output, expressed in terms of purchasing power parity (PPP) GDP at constant 2017 US dollars.</w:t>
       </w:r>
     </w:p>
     <w:p>
@@ -1108,17 +1210,7 @@
           <w:sz w:val="20"/>
           <w:szCs w:val="20"/>
         </w:rPr>
-        <w:t>P</w:t>
-      </w:r>
-      <w:r>
-        <w:rPr>
-          <w:rFonts w:ascii="Times New Roman" w:hAnsi="Times New Roman"/>
-          <w:b/>
-          <w:bCs/>
-          <w:sz w:val="20"/>
-          <w:szCs w:val="20"/>
-        </w:rPr>
-        <w:t>PP GDP:</w:t>
+        <w:t>PPP GDP:</w:t>
       </w:r>
     </w:p>
     <w:p>
@@ -1137,23 +1229,7 @@
           <w:sz w:val="20"/>
           <w:szCs w:val="20"/>
         </w:rPr>
-        <w:t>Adjusts GDP for differences in the cost of living between countries, providing a more accurate</w:t>
-      </w:r>
-      <w:r>
-        <w:rPr>
-          <w:rFonts w:ascii="Times New Roman" w:hAnsi="Times New Roman"/>
-          <w:sz w:val="20"/>
-          <w:szCs w:val="20"/>
-        </w:rPr>
-        <w:t xml:space="preserve"> </w:t>
-      </w:r>
-      <w:r>
-        <w:rPr>
-          <w:rFonts w:ascii="Times New Roman" w:hAnsi="Times New Roman"/>
-          <w:sz w:val="20"/>
-          <w:szCs w:val="20"/>
-        </w:rPr>
-        <w:t>comparison of economic output.</w:t>
+        <w:t>Adjusts GDP for differences in the cost of living between countries, providing a more accurate comparison of economic output.</w:t>
       </w:r>
     </w:p>
     <w:p>
@@ -1952,7 +2028,7 @@
           <w:noProof/>
         </w:rPr>
         <w:drawing>
-          <wp:inline distT="0" distB="0" distL="0" distR="0" wp14:anchorId="792AB5F3" wp14:editId="47026B0C">
+          <wp:inline distT="0" distB="0" distL="0" distR="0" wp14:anchorId="792AB5F3" wp14:editId="70689B89">
             <wp:extent cx="5308600" cy="3200400"/>
             <wp:effectExtent l="0" t="0" r="0" b="0"/>
             <wp:docPr id="1068370896" name="Picture 30" descr="A graph with a line and a line&#10;&#10;Description automatically generated"/>
@@ -2033,36 +2109,87 @@
       <w:pPr>
         <w:rPr>
           <w:rFonts w:ascii="Times New Roman" w:hAnsi="Times New Roman" w:cs="Times New Roman"/>
-        </w:rPr>
-      </w:pPr>
-    </w:p>
-    <w:p>
-      <w:pPr>
-        <w:rPr>
-          <w:rFonts w:ascii="Times New Roman" w:hAnsi="Times New Roman" w:cs="Times New Roman"/>
-        </w:rPr>
-      </w:pPr>
-    </w:p>
-    <w:p>
-      <w:pPr>
-        <w:rPr>
-          <w:rFonts w:ascii="Times New Roman" w:hAnsi="Times New Roman" w:cs="Times New Roman"/>
-        </w:rPr>
-      </w:pPr>
-    </w:p>
-    <w:p>
-      <w:pPr>
-        <w:rPr>
-          <w:rFonts w:ascii="Times New Roman" w:hAnsi="Times New Roman" w:cs="Times New Roman"/>
-        </w:rPr>
-      </w:pPr>
-    </w:p>
-    <w:p>
-      <w:pPr>
-        <w:rPr>
-          <w:rFonts w:ascii="Times New Roman" w:hAnsi="Times New Roman" w:cs="Times New Roman"/>
-        </w:rPr>
-      </w:pPr>
+          <w:color w:val="FF0000"/>
+          <w:sz w:val="40"/>
+          <w:szCs w:val="40"/>
+        </w:rPr>
+      </w:pPr>
+      <w:r>
+        <w:rPr>
+          <w:rFonts w:ascii="Times New Roman" w:hAnsi="Times New Roman" w:cs="Times New Roman"/>
+        </w:rPr>
+        <w:tab/>
+      </w:r>
+      <w:r>
+        <w:rPr>
+          <w:rFonts w:ascii="Times New Roman" w:hAnsi="Times New Roman" w:cs="Times New Roman"/>
+        </w:rPr>
+        <w:tab/>
+      </w:r>
+      <w:r>
+        <w:rPr>
+          <w:rFonts w:ascii="Times New Roman" w:hAnsi="Times New Roman" w:cs="Times New Roman"/>
+        </w:rPr>
+        <w:tab/>
+        <w:t xml:space="preserve">            </w:t>
+      </w:r>
+      <w:r>
+        <w:rPr>
+          <w:rFonts w:ascii="Times New Roman" w:hAnsi="Times New Roman" w:cs="Times New Roman"/>
+          <w:color w:val="FF0000"/>
+          <w:sz w:val="40"/>
+          <w:szCs w:val="40"/>
+        </w:rPr>
+        <w:t>\\\\\\\\\\\\\\\\\\\\\\\\\\\\\\</w:t>
+      </w:r>
+    </w:p>
+    <w:p>
+      <w:pPr>
+        <w:jc w:val="center"/>
+        <w:rPr>
+          <w:rFonts w:ascii="Times New Roman" w:hAnsi="Times New Roman" w:cs="Times New Roman"/>
+          <w:b/>
+          <w:bCs/>
+          <w:color w:val="FF0000"/>
+          <w:sz w:val="40"/>
+          <w:szCs w:val="40"/>
+        </w:rPr>
+      </w:pPr>
+      <w:r>
+        <w:rPr>
+          <w:rFonts w:ascii="Times New Roman" w:hAnsi="Times New Roman" w:cs="Times New Roman"/>
+          <w:b/>
+          <w:bCs/>
+          <w:color w:val="FF0000"/>
+          <w:sz w:val="40"/>
+          <w:szCs w:val="40"/>
+        </w:rPr>
+        <w:t>\\\\\ ENERGY -&gt; \\\\\</w:t>
+      </w:r>
+    </w:p>
+    <w:p>
+      <w:pPr>
+        <w:jc w:val="center"/>
+        <w:rPr>
+          <w:rFonts w:ascii="Times New Roman" w:hAnsi="Times New Roman" w:cs="Times New Roman"/>
+          <w:b/>
+          <w:bCs/>
+          <w:color w:val="FF0000"/>
+          <w:sz w:val="40"/>
+          <w:szCs w:val="40"/>
+        </w:rPr>
+      </w:pPr>
+      <w:r>
+        <w:rPr>
+          <w:rFonts w:ascii="Times New Roman" w:hAnsi="Times New Roman" w:cs="Times New Roman"/>
+          <w:b/>
+          <w:bCs/>
+          <w:color w:val="FF0000"/>
+          <w:sz w:val="40"/>
+          <w:szCs w:val="40"/>
+        </w:rPr>
+        <w:t>\\\\\\\\\\\\\\\\\\\\\\\\\\\\\\\</w:t>
+      </w:r>
     </w:p>
     <w:p>
       <w:pPr>
@@ -3020,13 +3147,7 @@
         <w:rPr>
           <w:rFonts w:ascii="Times New Roman" w:hAnsi="Times New Roman" w:cs="Times New Roman"/>
         </w:rPr>
-        <w:t xml:space="preserve">. </w:t>
-      </w:r>
-      <w:r>
-        <w:rPr>
-          <w:rFonts w:ascii="Times New Roman" w:hAnsi="Times New Roman" w:cs="Times New Roman"/>
-        </w:rPr>
-        <w:t>Industrial combustion refers to the burning of fuels in industrial processes to generate energy, typically in the form of heat or power, for a wide variety of applications. This energy is essential for running equipment, heating materials, and producing goods in industries such as manufacturing, power generation, chemical production, and more.</w:t>
+        <w:t>. Industrial combustion refers to the burning of fuels in industrial processes to generate energy, typically in the form of heat or power, for a wide variety of applications. This energy is essential for running equipment, heating materials, and producing goods in industries such as manufacturing, power generation, chemical production, and more.</w:t>
       </w:r>
     </w:p>
     <w:p>
@@ -3639,14 +3760,106 @@
       <w:pPr>
         <w:rPr>
           <w:rFonts w:ascii="Times New Roman" w:hAnsi="Times New Roman" w:cs="Times New Roman"/>
-          <w:highlight w:val="yellow"/>
-        </w:rPr>
-      </w:pPr>
-      <w:r>
-        <w:rPr>
-          <w:rFonts w:ascii="Times New Roman" w:hAnsi="Times New Roman" w:cs="Times New Roman"/>
-          <w:highlight w:val="yellow"/>
-        </w:rPr>
+        </w:rPr>
+      </w:pPr>
+    </w:p>
+    <w:p>
+      <w:pPr>
+        <w:rPr>
+          <w:rFonts w:ascii="Times New Roman" w:hAnsi="Times New Roman" w:cs="Times New Roman"/>
+        </w:rPr>
+      </w:pPr>
+    </w:p>
+    <w:p>
+      <w:pPr>
+        <w:rPr>
+          <w:rFonts w:ascii="Times New Roman" w:hAnsi="Times New Roman" w:cs="Times New Roman"/>
+        </w:rPr>
+      </w:pPr>
+    </w:p>
+    <w:p>
+      <w:pPr>
+        <w:rPr>
+          <w:rFonts w:ascii="Times New Roman" w:hAnsi="Times New Roman" w:cs="Times New Roman"/>
+        </w:rPr>
+      </w:pPr>
+    </w:p>
+    <w:p>
+      <w:pPr>
+        <w:rPr>
+          <w:rFonts w:ascii="Times New Roman" w:hAnsi="Times New Roman" w:cs="Times New Roman"/>
+        </w:rPr>
+      </w:pPr>
+    </w:p>
+    <w:p>
+      <w:pPr>
+        <w:rPr>
+          <w:rFonts w:ascii="Times New Roman" w:hAnsi="Times New Roman" w:cs="Times New Roman"/>
+        </w:rPr>
+      </w:pPr>
+    </w:p>
+    <w:p>
+      <w:pPr>
+        <w:rPr>
+          <w:rFonts w:ascii="Times New Roman" w:hAnsi="Times New Roman" w:cs="Times New Roman"/>
+        </w:rPr>
+      </w:pPr>
+    </w:p>
+    <w:p>
+      <w:pPr>
+        <w:rPr>
+          <w:rFonts w:ascii="Times New Roman" w:hAnsi="Times New Roman" w:cs="Times New Roman"/>
+        </w:rPr>
+      </w:pPr>
+    </w:p>
+    <w:p>
+      <w:pPr>
+        <w:rPr>
+          <w:rFonts w:ascii="Times New Roman" w:hAnsi="Times New Roman" w:cs="Times New Roman"/>
+        </w:rPr>
+      </w:pPr>
+    </w:p>
+    <w:p>
+      <w:pPr>
+        <w:rPr>
+          <w:rFonts w:ascii="Times New Roman" w:hAnsi="Times New Roman" w:cs="Times New Roman"/>
+        </w:rPr>
+      </w:pPr>
+    </w:p>
+    <w:p>
+      <w:pPr>
+        <w:rPr>
+          <w:rFonts w:ascii="Times New Roman" w:hAnsi="Times New Roman" w:cs="Times New Roman"/>
+        </w:rPr>
+      </w:pPr>
+    </w:p>
+    <w:p>
+      <w:pPr>
+        <w:rPr>
+          <w:rFonts w:ascii="Times New Roman" w:hAnsi="Times New Roman" w:cs="Times New Roman"/>
+        </w:rPr>
+      </w:pPr>
+    </w:p>
+    <w:p>
+      <w:pPr>
+        <w:rPr>
+          <w:rFonts w:ascii="Times New Roman" w:hAnsi="Times New Roman" w:cs="Times New Roman"/>
+        </w:rPr>
+      </w:pPr>
+    </w:p>
+    <w:p>
+      <w:pPr>
+        <w:rPr>
+          <w:rFonts w:ascii="Times New Roman" w:hAnsi="Times New Roman" w:cs="Times New Roman"/>
+          <w:highlight w:val="yellow"/>
+        </w:rPr>
+      </w:pPr>
+      <w:r>
+        <w:rPr>
+          <w:rFonts w:ascii="Times New Roman" w:hAnsi="Times New Roman" w:cs="Times New Roman"/>
+          <w:highlight w:val="yellow"/>
+        </w:rPr>
+        <w:lastRenderedPageBreak/>
         <w:t xml:space="preserve">PRI: Methane (CH4) emissions from Transport (Energy) (Mt CO2e) </w:t>
       </w:r>
     </w:p>
@@ -3695,7 +3908,6 @@
           <w:rFonts w:ascii="Times New Roman" w:hAnsi="Times New Roman" w:cs="Times New Roman"/>
           <w:noProof/>
         </w:rPr>
-        <w:lastRenderedPageBreak/>
         <w:drawing>
           <wp:inline distT="0" distB="0" distL="0" distR="0" wp14:anchorId="00E46D86" wp14:editId="00C23416">
             <wp:extent cx="5943600" cy="7140575"/>
@@ -3750,47 +3962,6 @@
       <w:pPr>
         <w:rPr>
           <w:rFonts w:ascii="Times New Roman" w:hAnsi="Times New Roman" w:cs="Times New Roman"/>
-        </w:rPr>
-      </w:pPr>
-    </w:p>
-    <w:p>
-      <w:pPr>
-        <w:rPr>
-          <w:rFonts w:ascii="Times New Roman" w:hAnsi="Times New Roman" w:cs="Times New Roman"/>
-        </w:rPr>
-      </w:pPr>
-    </w:p>
-    <w:p>
-      <w:pPr>
-        <w:rPr>
-          <w:rFonts w:ascii="Times New Roman" w:hAnsi="Times New Roman" w:cs="Times New Roman"/>
-        </w:rPr>
-      </w:pPr>
-    </w:p>
-    <w:p>
-      <w:pPr>
-        <w:rPr>
-          <w:rFonts w:ascii="Times New Roman" w:hAnsi="Times New Roman" w:cs="Times New Roman"/>
-          <w:b/>
-          <w:bCs/>
-          <w:u w:val="single"/>
-        </w:rPr>
-      </w:pPr>
-    </w:p>
-    <w:p>
-      <w:pPr>
-        <w:rPr>
-          <w:rFonts w:ascii="Times New Roman" w:hAnsi="Times New Roman" w:cs="Times New Roman"/>
-          <w:b/>
-          <w:bCs/>
-          <w:u w:val="single"/>
-        </w:rPr>
-      </w:pPr>
-    </w:p>
-    <w:p>
-      <w:pPr>
-        <w:rPr>
-          <w:rFonts w:ascii="Times New Roman" w:hAnsi="Times New Roman" w:cs="Times New Roman"/>
           <w:b/>
           <w:bCs/>
           <w:u w:val="single"/>
@@ -4035,14 +4206,7 @@
           <w:rFonts w:ascii="Times New Roman" w:hAnsi="Times New Roman" w:cs="Times New Roman"/>
           <w:highlight w:val="yellow"/>
         </w:rPr>
-        <w:t>PRI: Carbon dioxide (CO2) emissions (total) excluding LULUCF (Mt CO2e)</w:t>
-      </w:r>
-      <w:r>
-        <w:rPr>
-          <w:rFonts w:ascii="Times New Roman" w:hAnsi="Times New Roman" w:cs="Times New Roman"/>
-          <w:highlight w:val="yellow"/>
-        </w:rPr>
-        <w:t xml:space="preserve">. </w:t>
+        <w:t xml:space="preserve">PRI: Carbon dioxide (CO2) emissions (total) excluding LULUCF (Mt CO2e). </w:t>
       </w:r>
       <w:r>
         <w:rPr>
@@ -4440,13 +4604,7 @@
         <w:rPr>
           <w:rFonts w:ascii="Times New Roman" w:hAnsi="Times New Roman" w:cs="Times New Roman"/>
         </w:rPr>
-        <w:t xml:space="preserve">. </w:t>
-      </w:r>
-      <w:r>
-        <w:rPr>
-          <w:rFonts w:ascii="Times New Roman" w:hAnsi="Times New Roman" w:cs="Times New Roman"/>
-        </w:rPr>
-        <w:t xml:space="preserve">The metric “Carbon intensity of GDP (kg </w:t>
+        <w:t xml:space="preserve">. The metric “Carbon intensity of GDP (kg </w:t>
       </w:r>
       <w:proofErr w:type="spellStart"/>
       <w:r>
@@ -4961,14 +5119,7 @@
           <w:rFonts w:ascii="Times New Roman" w:hAnsi="Times New Roman" w:cs="Times New Roman"/>
           <w:highlight w:val="yellow"/>
         </w:rPr>
-        <w:t>PRI: Carbon dioxide (CO2) emissions from Transport (Energy) (Mt CO2e)</w:t>
-      </w:r>
-      <w:r>
-        <w:rPr>
-          <w:rFonts w:ascii="Times New Roman" w:hAnsi="Times New Roman" w:cs="Times New Roman"/>
-          <w:highlight w:val="yellow"/>
-        </w:rPr>
-        <w:t>. Aligns with the trend in Methane.</w:t>
+        <w:t>PRI: Carbon dioxide (CO2) emissions from Transport (Energy) (Mt CO2e). Aligns with the trend in Methane.</w:t>
       </w:r>
       <w:r>
         <w:rPr>
@@ -5080,8 +5231,15 @@
       <w:r>
         <w:rPr>
           <w:rFonts w:ascii="Times New Roman" w:hAnsi="Times New Roman" w:cs="Times New Roman"/>
-        </w:rPr>
-        <w:t xml:space="preserve">LEFT OFF HERE… MAKE LIST OF THE ONES YOU SAW FOR C02 AND METHANE AND THEN LOOK THEM UP. </w:t>
+          <w:highlight w:val="yellow"/>
+        </w:rPr>
+        <w:t>PRI: Nitrous oxide (N2O) emissions from Agriculture (Mt CO2e)</w:t>
+      </w:r>
+      <w:r>
+        <w:rPr>
+          <w:rFonts w:ascii="Times New Roman" w:hAnsi="Times New Roman" w:cs="Times New Roman"/>
+        </w:rPr>
+        <w:t xml:space="preserve">. N20 from Agriculture went up after Maria and has never recovered. Fertilizers and crop residue (rotting plants) could be it. It’s not livestock since that index is down. Poorly drained fields and disturbed land also to blame. </w:t>
       </w:r>
     </w:p>
     <w:p>
@@ -5102,12 +5260,11 @@
           <w:rFonts w:ascii="Times New Roman" w:hAnsi="Times New Roman" w:cs="Times New Roman"/>
           <w:noProof/>
         </w:rPr>
-        <w:lastRenderedPageBreak/>
         <w:drawing>
-          <wp:inline distT="0" distB="0" distL="0" distR="0" wp14:anchorId="73F6D750" wp14:editId="51900AE9">
-            <wp:extent cx="5943600" cy="7191375"/>
+          <wp:inline distT="0" distB="0" distL="0" distR="0" wp14:anchorId="3354E5A5" wp14:editId="4BCC1ED8">
+            <wp:extent cx="5943600" cy="3597275"/>
             <wp:effectExtent l="0" t="0" r="0" b="0"/>
-            <wp:docPr id="325666212" name="Picture 17" descr="A graph of a graph with blue lines&#10;&#10;Description automatically generated with medium confidence"/>
+            <wp:docPr id="319439416" name="Picture 1" descr="A graph with a line going up&#10;&#10;Description automatically generated"/>
             <wp:cNvGraphicFramePr>
               <a:graphicFrameLocks xmlns:a="http://schemas.openxmlformats.org/drawingml/2006/main" noChangeAspect="1"/>
             </wp:cNvGraphicFramePr>
@@ -5115,7 +5272,7 @@
               <a:graphicData uri="http://schemas.openxmlformats.org/drawingml/2006/picture">
                 <pic:pic xmlns:pic="http://schemas.openxmlformats.org/drawingml/2006/picture">
                   <pic:nvPicPr>
-                    <pic:cNvPr id="325666212" name="Picture 17" descr="A graph of a graph with blue lines&#10;&#10;Description automatically generated with medium confidence"/>
+                    <pic:cNvPr id="319439416" name="Picture 1" descr="A graph with a line going up&#10;&#10;Description automatically generated"/>
                     <pic:cNvPicPr/>
                   </pic:nvPicPr>
                   <pic:blipFill>
@@ -5133,7 +5290,7 @@
                   <pic:spPr>
                     <a:xfrm>
                       <a:off x="0" y="0"/>
-                      <a:ext cx="5943600" cy="7191375"/>
+                      <a:ext cx="5943600" cy="3597275"/>
                     </a:xfrm>
                     <a:prstGeom prst="rect">
                       <a:avLst/>
@@ -5150,35 +5307,205 @@
       <w:pPr>
         <w:rPr>
           <w:rFonts w:ascii="Times New Roman" w:hAnsi="Times New Roman" w:cs="Times New Roman"/>
-        </w:rPr>
-      </w:pPr>
-    </w:p>
-    <w:p>
-      <w:pPr>
-        <w:rPr>
-          <w:rFonts w:ascii="Times New Roman" w:hAnsi="Times New Roman" w:cs="Times New Roman"/>
-        </w:rPr>
-      </w:pPr>
-      <w:r>
-        <w:rPr>
-          <w:rFonts w:ascii="Times New Roman" w:hAnsi="Times New Roman" w:cs="Times New Roman"/>
-        </w:rPr>
-        <w:t xml:space="preserve">ALEXANDER: N20 seems to be different. It crashed after Maria, at least for Building and Industrial Combustion. </w:t>
-      </w:r>
-    </w:p>
-    <w:p>
-      <w:pPr>
-        <w:rPr>
-          <w:rFonts w:ascii="Times New Roman" w:hAnsi="Times New Roman" w:cs="Times New Roman"/>
-        </w:rPr>
-      </w:pPr>
-    </w:p>
-    <w:p>
-      <w:pPr>
-        <w:rPr>
-          <w:rFonts w:ascii="Times New Roman" w:hAnsi="Times New Roman" w:cs="Times New Roman"/>
-        </w:rPr>
-      </w:pPr>
+          <w:highlight w:val="yellow"/>
+        </w:rPr>
+      </w:pPr>
+    </w:p>
+    <w:p>
+      <w:pPr>
+        <w:rPr>
+          <w:rFonts w:ascii="Times New Roman" w:hAnsi="Times New Roman" w:cs="Times New Roman"/>
+          <w:highlight w:val="yellow"/>
+        </w:rPr>
+      </w:pPr>
+    </w:p>
+    <w:p>
+      <w:pPr>
+        <w:rPr>
+          <w:rFonts w:ascii="Times New Roman" w:hAnsi="Times New Roman" w:cs="Times New Roman"/>
+          <w:highlight w:val="yellow"/>
+        </w:rPr>
+      </w:pPr>
+    </w:p>
+    <w:p>
+      <w:pPr>
+        <w:rPr>
+          <w:rFonts w:ascii="Times New Roman" w:hAnsi="Times New Roman" w:cs="Times New Roman"/>
+          <w:highlight w:val="yellow"/>
+        </w:rPr>
+      </w:pPr>
+    </w:p>
+    <w:p>
+      <w:pPr>
+        <w:rPr>
+          <w:rFonts w:ascii="Times New Roman" w:hAnsi="Times New Roman" w:cs="Times New Roman"/>
+          <w:highlight w:val="yellow"/>
+        </w:rPr>
+      </w:pPr>
+    </w:p>
+    <w:p>
+      <w:pPr>
+        <w:rPr>
+          <w:rFonts w:ascii="Times New Roman" w:hAnsi="Times New Roman" w:cs="Times New Roman"/>
+          <w:highlight w:val="yellow"/>
+        </w:rPr>
+      </w:pPr>
+    </w:p>
+    <w:p>
+      <w:pPr>
+        <w:rPr>
+          <w:rFonts w:ascii="Times New Roman" w:hAnsi="Times New Roman" w:cs="Times New Roman"/>
+          <w:highlight w:val="yellow"/>
+        </w:rPr>
+      </w:pPr>
+    </w:p>
+    <w:p>
+      <w:pPr>
+        <w:rPr>
+          <w:rFonts w:ascii="Times New Roman" w:hAnsi="Times New Roman" w:cs="Times New Roman"/>
+          <w:highlight w:val="yellow"/>
+        </w:rPr>
+      </w:pPr>
+    </w:p>
+    <w:p>
+      <w:pPr>
+        <w:rPr>
+          <w:rFonts w:ascii="Times New Roman" w:hAnsi="Times New Roman" w:cs="Times New Roman"/>
+          <w:highlight w:val="yellow"/>
+        </w:rPr>
+      </w:pPr>
+    </w:p>
+    <w:p>
+      <w:pPr>
+        <w:rPr>
+          <w:rFonts w:ascii="Times New Roman" w:hAnsi="Times New Roman" w:cs="Times New Roman"/>
+          <w:highlight w:val="yellow"/>
+        </w:rPr>
+      </w:pPr>
+    </w:p>
+    <w:p>
+      <w:pPr>
+        <w:rPr>
+          <w:rFonts w:ascii="Times New Roman" w:hAnsi="Times New Roman" w:cs="Times New Roman"/>
+          <w:highlight w:val="yellow"/>
+        </w:rPr>
+      </w:pPr>
+    </w:p>
+    <w:p>
+      <w:pPr>
+        <w:rPr>
+          <w:rFonts w:ascii="Times New Roman" w:hAnsi="Times New Roman" w:cs="Times New Roman"/>
+          <w:highlight w:val="yellow"/>
+        </w:rPr>
+      </w:pPr>
+    </w:p>
+    <w:p>
+      <w:pPr>
+        <w:rPr>
+          <w:rFonts w:ascii="Times New Roman" w:hAnsi="Times New Roman" w:cs="Times New Roman"/>
+          <w:highlight w:val="yellow"/>
+        </w:rPr>
+      </w:pPr>
+    </w:p>
+    <w:p>
+      <w:pPr>
+        <w:rPr>
+          <w:rFonts w:ascii="Times New Roman" w:hAnsi="Times New Roman" w:cs="Times New Roman"/>
+          <w:highlight w:val="yellow"/>
+        </w:rPr>
+      </w:pPr>
+    </w:p>
+    <w:p>
+      <w:pPr>
+        <w:rPr>
+          <w:rFonts w:ascii="Times New Roman" w:hAnsi="Times New Roman" w:cs="Times New Roman"/>
+          <w:highlight w:val="yellow"/>
+        </w:rPr>
+      </w:pPr>
+    </w:p>
+    <w:p>
+      <w:pPr>
+        <w:rPr>
+          <w:rFonts w:ascii="Times New Roman" w:hAnsi="Times New Roman" w:cs="Times New Roman"/>
+          <w:highlight w:val="yellow"/>
+        </w:rPr>
+      </w:pPr>
+    </w:p>
+    <w:p>
+      <w:pPr>
+        <w:rPr>
+          <w:rFonts w:ascii="Times New Roman" w:hAnsi="Times New Roman" w:cs="Times New Roman"/>
+          <w:highlight w:val="yellow"/>
+        </w:rPr>
+      </w:pPr>
+    </w:p>
+    <w:p>
+      <w:pPr>
+        <w:rPr>
+          <w:rFonts w:ascii="Times New Roman" w:hAnsi="Times New Roman" w:cs="Times New Roman"/>
+          <w:highlight w:val="yellow"/>
+        </w:rPr>
+      </w:pPr>
+    </w:p>
+    <w:p>
+      <w:pPr>
+        <w:rPr>
+          <w:rFonts w:ascii="Times New Roman" w:hAnsi="Times New Roman" w:cs="Times New Roman"/>
+          <w:highlight w:val="yellow"/>
+        </w:rPr>
+      </w:pPr>
+    </w:p>
+    <w:p>
+      <w:r>
+        <w:rPr>
+          <w:rFonts w:ascii="Times New Roman" w:hAnsi="Times New Roman" w:cs="Times New Roman"/>
+          <w:highlight w:val="yellow"/>
+        </w:rPr>
+        <w:lastRenderedPageBreak/>
+        <w:t>P</w:t>
+      </w:r>
+      <w:r>
+        <w:rPr>
+          <w:rFonts w:ascii="Times New Roman" w:hAnsi="Times New Roman" w:cs="Times New Roman"/>
+          <w:highlight w:val="yellow"/>
+        </w:rPr>
+        <w:t>RI</w:t>
+      </w:r>
+      <w:r>
+        <w:rPr>
+          <w:rFonts w:ascii="Times New Roman" w:hAnsi="Times New Roman" w:cs="Times New Roman"/>
+          <w:highlight w:val="yellow"/>
+        </w:rPr>
+        <w:t>: Nitrous oxide (N2O) emissions from Industrial Combustion (Energy) (Mt CO2e)</w:t>
+      </w:r>
+      <w:r>
+        <w:rPr>
+          <w:rFonts w:ascii="Times New Roman" w:hAnsi="Times New Roman" w:cs="Times New Roman"/>
+          <w:highlight w:val="yellow"/>
+        </w:rPr>
+        <w:t xml:space="preserve">. </w:t>
+      </w:r>
+      <w:r>
+        <w:rPr>
+          <w:highlight w:val="yellow"/>
+        </w:rPr>
+        <w:t>PRI: Nitrous oxide (N2O) emissions from Industrial Processes (Mt CO2e)</w:t>
+      </w:r>
+      <w:r>
+        <w:t xml:space="preserve"> </w:t>
+      </w:r>
+      <w:r>
+        <w:rPr>
+          <w:rFonts w:ascii="Times New Roman" w:hAnsi="Times New Roman" w:cs="Times New Roman"/>
+        </w:rPr>
+        <w:t>Further support to the idea that industry in PRI was affected after Maria</w:t>
+      </w:r>
+      <w:r>
+        <w:rPr>
+          <w:rFonts w:ascii="Times New Roman" w:hAnsi="Times New Roman" w:cs="Times New Roman"/>
+        </w:rPr>
+        <w:t xml:space="preserve">. Combustion needs changed, but industry emissions went up. Rebuilding? </w:t>
+      </w:r>
     </w:p>
     <w:p>
       <w:pPr>
@@ -5191,12 +5518,11 @@
           <w:rFonts w:ascii="Times New Roman" w:hAnsi="Times New Roman" w:cs="Times New Roman"/>
           <w:noProof/>
         </w:rPr>
-        <w:lastRenderedPageBreak/>
         <w:drawing>
-          <wp:inline distT="0" distB="0" distL="0" distR="0" wp14:anchorId="246F8B4E" wp14:editId="40D05254">
-            <wp:extent cx="5943600" cy="7138670"/>
-            <wp:effectExtent l="0" t="0" r="0" b="0"/>
-            <wp:docPr id="1881138814" name="Picture 18" descr="A graph with blue lines and numbers&#10;&#10;Description automatically generated"/>
+          <wp:inline distT="0" distB="0" distL="0" distR="0" wp14:anchorId="7D42F29A" wp14:editId="178621B1">
+            <wp:extent cx="5943600" cy="3606165"/>
+            <wp:effectExtent l="0" t="0" r="0" b="635"/>
+            <wp:docPr id="1336143268" name="Picture 2" descr="A graph with a line going up&#10;&#10;Description automatically generated"/>
             <wp:cNvGraphicFramePr>
               <a:graphicFrameLocks xmlns:a="http://schemas.openxmlformats.org/drawingml/2006/main" noChangeAspect="1"/>
             </wp:cNvGraphicFramePr>
@@ -5204,7 +5530,7 @@
               <a:graphicData uri="http://schemas.openxmlformats.org/drawingml/2006/picture">
                 <pic:pic xmlns:pic="http://schemas.openxmlformats.org/drawingml/2006/picture">
                   <pic:nvPicPr>
-                    <pic:cNvPr id="1881138814" name="Picture 18" descr="A graph with blue lines and numbers&#10;&#10;Description automatically generated"/>
+                    <pic:cNvPr id="1336143268" name="Picture 2" descr="A graph with a line going up&#10;&#10;Description automatically generated"/>
                     <pic:cNvPicPr/>
                   </pic:nvPicPr>
                   <pic:blipFill>
@@ -5222,7 +5548,7 @@
                   <pic:spPr>
                     <a:xfrm>
                       <a:off x="0" y="0"/>
-                      <a:ext cx="5943600" cy="7138670"/>
+                      <a:ext cx="5943600" cy="3606165"/>
                     </a:xfrm>
                     <a:prstGeom prst="rect">
                       <a:avLst/>
@@ -5234,84 +5560,16 @@
           </wp:inline>
         </w:drawing>
       </w:r>
-    </w:p>
-    <w:p>
-      <w:pPr>
-        <w:rPr>
-          <w:rFonts w:ascii="Times New Roman" w:hAnsi="Times New Roman" w:cs="Times New Roman"/>
-        </w:rPr>
-      </w:pPr>
-    </w:p>
-    <w:p>
-      <w:pPr>
-        <w:rPr>
-          <w:rFonts w:ascii="Times New Roman" w:hAnsi="Times New Roman" w:cs="Times New Roman"/>
-        </w:rPr>
-      </w:pPr>
-      <w:r>
-        <w:rPr>
-          <w:rFonts w:ascii="Times New Roman" w:hAnsi="Times New Roman" w:cs="Times New Roman"/>
-        </w:rPr>
-        <w:t>ALEXANDER: N20 up in general. Up for Industrial Processes. Reconstruction?</w:t>
-      </w:r>
-    </w:p>
-    <w:p>
-      <w:pPr>
-        <w:rPr>
-          <w:rFonts w:ascii="Times New Roman" w:hAnsi="Times New Roman" w:cs="Times New Roman"/>
-        </w:rPr>
-      </w:pPr>
-    </w:p>
-    <w:p>
-      <w:pPr>
-        <w:rPr>
-          <w:rFonts w:ascii="Times New Roman" w:hAnsi="Times New Roman" w:cs="Times New Roman"/>
-        </w:rPr>
-      </w:pPr>
-    </w:p>
-    <w:p>
-      <w:pPr>
-        <w:rPr>
-          <w:rFonts w:ascii="Times New Roman" w:hAnsi="Times New Roman" w:cs="Times New Roman"/>
-        </w:rPr>
-      </w:pPr>
-    </w:p>
-    <w:p>
-      <w:pPr>
-        <w:rPr>
-          <w:rFonts w:ascii="Times New Roman" w:hAnsi="Times New Roman" w:cs="Times New Roman"/>
-        </w:rPr>
-      </w:pPr>
-    </w:p>
-    <w:p>
-      <w:pPr>
-        <w:rPr>
-          <w:rFonts w:ascii="Times New Roman" w:hAnsi="Times New Roman" w:cs="Times New Roman"/>
-        </w:rPr>
-      </w:pPr>
-    </w:p>
-    <w:p>
-      <w:pPr>
-        <w:rPr>
-          <w:rFonts w:ascii="Times New Roman" w:hAnsi="Times New Roman" w:cs="Times New Roman"/>
-        </w:rPr>
-      </w:pPr>
-      <w:r>
-        <w:rPr>
-          <w:rFonts w:ascii="Times New Roman" w:hAnsi="Times New Roman" w:cs="Times New Roman"/>
-        </w:rPr>
-        <w:t xml:space="preserve"> </w:t>
-      </w:r>
       <w:r>
         <w:rPr>
           <w:rFonts w:ascii="Times New Roman" w:hAnsi="Times New Roman" w:cs="Times New Roman"/>
           <w:noProof/>
         </w:rPr>
         <w:drawing>
-          <wp:inline distT="0" distB="0" distL="0" distR="0" wp14:anchorId="05298D11" wp14:editId="2BF38F7E">
-            <wp:extent cx="5943600" cy="3609340"/>
-            <wp:effectExtent l="0" t="0" r="0" b="0"/>
-            <wp:docPr id="443426621" name="Picture 20" descr="A graph with a line going up&#10;&#10;Description automatically generated"/>
+          <wp:inline distT="0" distB="0" distL="0" distR="0" wp14:anchorId="70C08E75" wp14:editId="36D8CCF4">
+            <wp:extent cx="5943600" cy="3592195"/>
+            <wp:effectExtent l="0" t="0" r="0" b="1905"/>
+            <wp:docPr id="1003875449" name="Picture 3" descr="A graph with a line and a blue line&#10;&#10;Description automatically generated"/>
             <wp:cNvGraphicFramePr>
               <a:graphicFrameLocks xmlns:a="http://schemas.openxmlformats.org/drawingml/2006/main" noChangeAspect="1"/>
             </wp:cNvGraphicFramePr>
@@ -5319,11 +5577,11 @@
               <a:graphicData uri="http://schemas.openxmlformats.org/drawingml/2006/picture">
                 <pic:pic xmlns:pic="http://schemas.openxmlformats.org/drawingml/2006/picture">
                   <pic:nvPicPr>
-                    <pic:cNvPr id="443426621" name="Picture 20" descr="A graph with a line going up&#10;&#10;Description automatically generated"/>
+                    <pic:cNvPr id="1003875449" name="Picture 3" descr="A graph with a line and a blue line&#10;&#10;Description automatically generated"/>
                     <pic:cNvPicPr/>
                   </pic:nvPicPr>
                   <pic:blipFill>
-                    <a:blip r:embed="rId27" cstate="print">
+                    <a:blip r:embed="rId27">
                       <a:extLst>
                         <a:ext uri="{28A0092B-C50C-407E-A947-70E740481C1C}">
                           <a14:useLocalDpi xmlns:a14="http://schemas.microsoft.com/office/drawing/2010/main" val="0"/>
@@ -5337,7 +5595,7 @@
                   <pic:spPr>
                     <a:xfrm>
                       <a:off x="0" y="0"/>
-                      <a:ext cx="5943600" cy="3609340"/>
+                      <a:ext cx="5943600" cy="3592195"/>
                     </a:xfrm>
                     <a:prstGeom prst="rect">
                       <a:avLst/>
@@ -5363,10 +5621,37 @@
           <w:rFonts w:ascii="Times New Roman" w:hAnsi="Times New Roman" w:cs="Times New Roman"/>
         </w:rPr>
       </w:pPr>
-    </w:p>
-    <w:p>
-      <w:pPr>
-        <w:jc w:val="center"/>
+      <w:r>
+        <w:rPr>
+          <w:rFonts w:ascii="Times New Roman" w:hAnsi="Times New Roman" w:cs="Times New Roman"/>
+          <w:highlight w:val="yellow"/>
+        </w:rPr>
+        <w:lastRenderedPageBreak/>
+        <w:t>PRI: Nitrous oxide (N2O) emissions (total) excluding LULUCF (Mt CO2e)</w:t>
+      </w:r>
+      <w:r>
+        <w:rPr>
+          <w:rFonts w:ascii="Times New Roman" w:hAnsi="Times New Roman" w:cs="Times New Roman"/>
+        </w:rPr>
+        <w:t xml:space="preserve">. Total N20 emissions are down. Same as Methane. C20 is up in the same metric. Did the grid get worse? Is C20 worse? Maybe it’s a combination of that and Ag/Livestock/Industry being affected. </w:t>
+      </w:r>
+    </w:p>
+    <w:p>
+      <w:pPr>
+        <w:rPr>
+          <w:rFonts w:ascii="Times New Roman" w:hAnsi="Times New Roman" w:cs="Times New Roman"/>
+        </w:rPr>
+      </w:pPr>
+    </w:p>
+    <w:p>
+      <w:pPr>
+        <w:rPr>
+          <w:rFonts w:ascii="Times New Roman" w:hAnsi="Times New Roman" w:cs="Times New Roman"/>
+        </w:rPr>
+      </w:pPr>
+    </w:p>
+    <w:p>
+      <w:pPr>
         <w:rPr>
           <w:rFonts w:ascii="Times New Roman" w:hAnsi="Times New Roman" w:cs="Times New Roman"/>
         </w:rPr>
@@ -5377,10 +5662,10 @@
           <w:noProof/>
         </w:rPr>
         <w:drawing>
-          <wp:inline distT="0" distB="0" distL="0" distR="0" wp14:anchorId="3261E901" wp14:editId="1E9087DE">
-            <wp:extent cx="5275385" cy="3173685"/>
-            <wp:effectExtent l="0" t="0" r="0" b="1905"/>
-            <wp:docPr id="2032271807" name="Picture 21" descr="A graph with a line going up&#10;&#10;Description automatically generated"/>
+          <wp:inline distT="0" distB="0" distL="0" distR="0" wp14:anchorId="2455F4E9" wp14:editId="6DF27226">
+            <wp:extent cx="5943600" cy="3582035"/>
+            <wp:effectExtent l="0" t="0" r="0" b="0"/>
+            <wp:docPr id="1010093002" name="Picture 4" descr="A graph with a line and a blue line&#10;&#10;Description automatically generated"/>
             <wp:cNvGraphicFramePr>
               <a:graphicFrameLocks xmlns:a="http://schemas.openxmlformats.org/drawingml/2006/main" noChangeAspect="1"/>
             </wp:cNvGraphicFramePr>
@@ -5388,7 +5673,7 @@
               <a:graphicData uri="http://schemas.openxmlformats.org/drawingml/2006/picture">
                 <pic:pic xmlns:pic="http://schemas.openxmlformats.org/drawingml/2006/picture">
                   <pic:nvPicPr>
-                    <pic:cNvPr id="2032271807" name="Picture 21" descr="A graph with a line going up&#10;&#10;Description automatically generated"/>
+                    <pic:cNvPr id="1010093002" name="Picture 4" descr="A graph with a line and a blue line&#10;&#10;Description automatically generated"/>
                     <pic:cNvPicPr/>
                   </pic:nvPicPr>
                   <pic:blipFill>
@@ -5406,7 +5691,7 @@
                   <pic:spPr>
                     <a:xfrm>
                       <a:off x="0" y="0"/>
-                      <a:ext cx="5337429" cy="3211011"/>
+                      <a:ext cx="5943600" cy="3582035"/>
                     </a:xfrm>
                     <a:prstGeom prst="rect">
                       <a:avLst/>
@@ -5439,12 +5724,1248 @@
           <w:rFonts w:ascii="Times New Roman" w:hAnsi="Times New Roman" w:cs="Times New Roman"/>
         </w:rPr>
       </w:pPr>
-      <w:r>
-        <w:rPr>
-          <w:rFonts w:ascii="Times New Roman" w:hAnsi="Times New Roman" w:cs="Times New Roman"/>
-        </w:rPr>
-        <w:t xml:space="preserve">ALEXANDER: Same as corruption, people see government as less effective following H.M. Perception has never recovered. </w:t>
-      </w:r>
+    </w:p>
+    <w:p>
+      <w:pPr>
+        <w:rPr>
+          <w:rFonts w:ascii="Times New Roman" w:hAnsi="Times New Roman" w:cs="Times New Roman"/>
+        </w:rPr>
+      </w:pPr>
+    </w:p>
+    <w:p>
+      <w:pPr>
+        <w:rPr>
+          <w:rFonts w:ascii="Times New Roman" w:hAnsi="Times New Roman" w:cs="Times New Roman"/>
+        </w:rPr>
+      </w:pPr>
+    </w:p>
+    <w:p>
+      <w:pPr>
+        <w:rPr>
+          <w:rFonts w:ascii="Times New Roman" w:hAnsi="Times New Roman" w:cs="Times New Roman"/>
+        </w:rPr>
+      </w:pPr>
+    </w:p>
+    <w:p>
+      <w:pPr>
+        <w:rPr>
+          <w:rFonts w:ascii="Times New Roman" w:hAnsi="Times New Roman" w:cs="Times New Roman"/>
+        </w:rPr>
+      </w:pPr>
+    </w:p>
+    <w:p>
+      <w:pPr>
+        <w:rPr>
+          <w:rFonts w:ascii="Times New Roman" w:hAnsi="Times New Roman" w:cs="Times New Roman"/>
+        </w:rPr>
+      </w:pPr>
+    </w:p>
+    <w:p>
+      <w:pPr>
+        <w:rPr>
+          <w:rFonts w:ascii="Times New Roman" w:hAnsi="Times New Roman" w:cs="Times New Roman"/>
+        </w:rPr>
+      </w:pPr>
+    </w:p>
+    <w:p>
+      <w:pPr>
+        <w:rPr>
+          <w:rFonts w:ascii="Times New Roman" w:hAnsi="Times New Roman" w:cs="Times New Roman"/>
+        </w:rPr>
+      </w:pPr>
+    </w:p>
+    <w:p>
+      <w:pPr>
+        <w:rPr>
+          <w:rFonts w:ascii="Times New Roman" w:hAnsi="Times New Roman" w:cs="Times New Roman"/>
+        </w:rPr>
+      </w:pPr>
+    </w:p>
+    <w:p>
+      <w:pPr>
+        <w:rPr>
+          <w:rFonts w:ascii="Times New Roman" w:hAnsi="Times New Roman" w:cs="Times New Roman"/>
+        </w:rPr>
+      </w:pPr>
+    </w:p>
+    <w:p>
+      <w:pPr>
+        <w:rPr>
+          <w:rFonts w:ascii="Times New Roman" w:hAnsi="Times New Roman" w:cs="Times New Roman"/>
+        </w:rPr>
+      </w:pPr>
+    </w:p>
+    <w:p>
+      <w:pPr>
+        <w:rPr>
+          <w:rFonts w:ascii="Times New Roman" w:hAnsi="Times New Roman" w:cs="Times New Roman"/>
+        </w:rPr>
+      </w:pPr>
+    </w:p>
+    <w:p>
+      <w:pPr>
+        <w:rPr>
+          <w:rFonts w:ascii="Times New Roman" w:hAnsi="Times New Roman" w:cs="Times New Roman"/>
+        </w:rPr>
+      </w:pPr>
+    </w:p>
+    <w:p>
+      <w:pPr>
+        <w:rPr>
+          <w:rFonts w:ascii="Times New Roman" w:hAnsi="Times New Roman" w:cs="Times New Roman"/>
+        </w:rPr>
+      </w:pPr>
+    </w:p>
+    <w:p>
+      <w:pPr>
+        <w:rPr>
+          <w:rFonts w:ascii="Times New Roman" w:hAnsi="Times New Roman" w:cs="Times New Roman"/>
+        </w:rPr>
+      </w:pPr>
+    </w:p>
+    <w:p>
+      <w:pPr>
+        <w:rPr>
+          <w:rFonts w:ascii="Times New Roman" w:hAnsi="Times New Roman" w:cs="Times New Roman"/>
+        </w:rPr>
+      </w:pPr>
+    </w:p>
+    <w:p>
+      <w:pPr>
+        <w:rPr>
+          <w:rFonts w:ascii="Times New Roman" w:hAnsi="Times New Roman" w:cs="Times New Roman"/>
+        </w:rPr>
+      </w:pPr>
+    </w:p>
+    <w:p>
+      <w:pPr>
+        <w:rPr>
+          <w:rFonts w:ascii="Times New Roman" w:hAnsi="Times New Roman" w:cs="Times New Roman"/>
+        </w:rPr>
+      </w:pPr>
+    </w:p>
+    <w:p>
+      <w:pPr>
+        <w:rPr>
+          <w:rFonts w:ascii="Times New Roman" w:hAnsi="Times New Roman" w:cs="Times New Roman"/>
+        </w:rPr>
+      </w:pPr>
+    </w:p>
+    <w:p>
+      <w:pPr>
+        <w:rPr>
+          <w:rFonts w:ascii="Times New Roman" w:hAnsi="Times New Roman" w:cs="Times New Roman"/>
+        </w:rPr>
+      </w:pPr>
+      <w:r>
+        <w:rPr>
+          <w:rFonts w:ascii="Times New Roman" w:hAnsi="Times New Roman" w:cs="Times New Roman"/>
+          <w:highlight w:val="yellow"/>
+        </w:rPr>
+        <w:lastRenderedPageBreak/>
+        <w:t>PRI: Nitrous oxide (N2O) emissions from Power Industry (Energy) (Mt CO2e)</w:t>
+      </w:r>
+      <w:r>
+        <w:rPr>
+          <w:rFonts w:ascii="Times New Roman" w:hAnsi="Times New Roman" w:cs="Times New Roman"/>
+        </w:rPr>
+        <w:t xml:space="preserve">. </w:t>
+      </w:r>
+      <w:proofErr w:type="gramStart"/>
+      <w:r>
+        <w:rPr>
+          <w:rFonts w:ascii="Times New Roman" w:hAnsi="Times New Roman" w:cs="Times New Roman"/>
+        </w:rPr>
+        <w:t>Well</w:t>
+      </w:r>
+      <w:proofErr w:type="gramEnd"/>
+      <w:r>
+        <w:rPr>
+          <w:rFonts w:ascii="Times New Roman" w:hAnsi="Times New Roman" w:cs="Times New Roman"/>
+        </w:rPr>
+        <w:t xml:space="preserve"> N20 from the grid has been coming down for a while in Puerto Rico, and it was doing the same for C02, but it then spiked over there after Maria and hasn’t come down. Maybe my worse fuels/poor efficiency hypothesis is right? </w:t>
+      </w:r>
+    </w:p>
+    <w:p>
+      <w:pPr>
+        <w:rPr>
+          <w:rFonts w:ascii="Times New Roman" w:hAnsi="Times New Roman" w:cs="Times New Roman"/>
+        </w:rPr>
+      </w:pPr>
+    </w:p>
+    <w:p>
+      <w:pPr>
+        <w:rPr>
+          <w:rFonts w:ascii="Times New Roman" w:hAnsi="Times New Roman" w:cs="Times New Roman"/>
+        </w:rPr>
+      </w:pPr>
+      <w:r>
+        <w:rPr>
+          <w:rFonts w:ascii="Times New Roman" w:hAnsi="Times New Roman" w:cs="Times New Roman"/>
+          <w:noProof/>
+        </w:rPr>
+        <w:drawing>
+          <wp:inline distT="0" distB="0" distL="0" distR="0" wp14:anchorId="6E8118A2" wp14:editId="64C31028">
+            <wp:extent cx="5943600" cy="3625850"/>
+            <wp:effectExtent l="0" t="0" r="0" b="6350"/>
+            <wp:docPr id="1052641746" name="Picture 5" descr="A graph with a line and a blue line&#10;&#10;Description automatically generated"/>
+            <wp:cNvGraphicFramePr>
+              <a:graphicFrameLocks xmlns:a="http://schemas.openxmlformats.org/drawingml/2006/main" noChangeAspect="1"/>
+            </wp:cNvGraphicFramePr>
+            <a:graphic xmlns:a="http://schemas.openxmlformats.org/drawingml/2006/main">
+              <a:graphicData uri="http://schemas.openxmlformats.org/drawingml/2006/picture">
+                <pic:pic xmlns:pic="http://schemas.openxmlformats.org/drawingml/2006/picture">
+                  <pic:nvPicPr>
+                    <pic:cNvPr id="1052641746" name="Picture 5" descr="A graph with a line and a blue line&#10;&#10;Description automatically generated"/>
+                    <pic:cNvPicPr/>
+                  </pic:nvPicPr>
+                  <pic:blipFill>
+                    <a:blip r:embed="rId29">
+                      <a:extLst>
+                        <a:ext uri="{28A0092B-C50C-407E-A947-70E740481C1C}">
+                          <a14:useLocalDpi xmlns:a14="http://schemas.microsoft.com/office/drawing/2010/main" val="0"/>
+                        </a:ext>
+                      </a:extLst>
+                    </a:blip>
+                    <a:stretch>
+                      <a:fillRect/>
+                    </a:stretch>
+                  </pic:blipFill>
+                  <pic:spPr>
+                    <a:xfrm>
+                      <a:off x="0" y="0"/>
+                      <a:ext cx="5943600" cy="3625850"/>
+                    </a:xfrm>
+                    <a:prstGeom prst="rect">
+                      <a:avLst/>
+                    </a:prstGeom>
+                  </pic:spPr>
+                </pic:pic>
+              </a:graphicData>
+            </a:graphic>
+          </wp:inline>
+        </w:drawing>
+      </w:r>
+    </w:p>
+    <w:p>
+      <w:pPr>
+        <w:rPr>
+          <w:rFonts w:ascii="Times New Roman" w:hAnsi="Times New Roman" w:cs="Times New Roman"/>
+        </w:rPr>
+      </w:pPr>
+    </w:p>
+    <w:p>
+      <w:pPr>
+        <w:rPr>
+          <w:rFonts w:ascii="Times New Roman" w:hAnsi="Times New Roman" w:cs="Times New Roman"/>
+        </w:rPr>
+      </w:pPr>
+    </w:p>
+    <w:p>
+      <w:pPr>
+        <w:rPr>
+          <w:rFonts w:ascii="Times New Roman" w:hAnsi="Times New Roman" w:cs="Times New Roman"/>
+        </w:rPr>
+      </w:pPr>
+    </w:p>
+    <w:p>
+      <w:pPr>
+        <w:rPr>
+          <w:rFonts w:ascii="Times New Roman" w:hAnsi="Times New Roman" w:cs="Times New Roman"/>
+        </w:rPr>
+      </w:pPr>
+      <w:r>
+        <w:rPr>
+          <w:rFonts w:ascii="Times New Roman" w:hAnsi="Times New Roman" w:cs="Times New Roman"/>
+        </w:rPr>
+        <w:t xml:space="preserve"> </w:t>
+      </w:r>
+    </w:p>
+    <w:p>
+      <w:pPr>
+        <w:rPr>
+          <w:rFonts w:ascii="Times New Roman" w:hAnsi="Times New Roman" w:cs="Times New Roman"/>
+        </w:rPr>
+      </w:pPr>
+      <w:r>
+        <w:rPr>
+          <w:rFonts w:ascii="Times New Roman" w:hAnsi="Times New Roman" w:cs="Times New Roman"/>
+        </w:rPr>
+        <w:t xml:space="preserve"> </w:t>
+      </w:r>
+    </w:p>
+    <w:p>
+      <w:pPr>
+        <w:rPr>
+          <w:rFonts w:ascii="Times New Roman" w:hAnsi="Times New Roman" w:cs="Times New Roman"/>
+        </w:rPr>
+      </w:pPr>
+    </w:p>
+    <w:p>
+      <w:pPr>
+        <w:rPr>
+          <w:rFonts w:ascii="Times New Roman" w:hAnsi="Times New Roman" w:cs="Times New Roman"/>
+        </w:rPr>
+      </w:pPr>
+    </w:p>
+    <w:p>
+      <w:pPr>
+        <w:rPr>
+          <w:rFonts w:ascii="Times New Roman" w:hAnsi="Times New Roman" w:cs="Times New Roman"/>
+        </w:rPr>
+      </w:pPr>
+    </w:p>
+    <w:p>
+      <w:pPr>
+        <w:rPr>
+          <w:rFonts w:ascii="Times New Roman" w:hAnsi="Times New Roman" w:cs="Times New Roman"/>
+        </w:rPr>
+      </w:pPr>
+    </w:p>
+    <w:p>
+      <w:pPr>
+        <w:rPr>
+          <w:rFonts w:ascii="Times New Roman" w:hAnsi="Times New Roman" w:cs="Times New Roman"/>
+        </w:rPr>
+      </w:pPr>
+    </w:p>
+    <w:p>
+      <w:pPr>
+        <w:rPr>
+          <w:rFonts w:ascii="Times New Roman" w:hAnsi="Times New Roman" w:cs="Times New Roman"/>
+        </w:rPr>
+      </w:pPr>
+    </w:p>
+    <w:p>
+      <w:pPr>
+        <w:rPr>
+          <w:rFonts w:ascii="Times New Roman" w:hAnsi="Times New Roman" w:cs="Times New Roman"/>
+        </w:rPr>
+      </w:pPr>
+    </w:p>
+    <w:p>
+      <w:pPr>
+        <w:rPr>
+          <w:rFonts w:ascii="Times New Roman" w:hAnsi="Times New Roman" w:cs="Times New Roman"/>
+        </w:rPr>
+      </w:pPr>
+    </w:p>
+    <w:p>
+      <w:pPr>
+        <w:rPr>
+          <w:rFonts w:ascii="Times New Roman" w:hAnsi="Times New Roman" w:cs="Times New Roman"/>
+        </w:rPr>
+      </w:pPr>
+    </w:p>
+    <w:p>
+      <w:pPr>
+        <w:rPr>
+          <w:rFonts w:ascii="Times New Roman" w:hAnsi="Times New Roman" w:cs="Times New Roman"/>
+        </w:rPr>
+      </w:pPr>
+    </w:p>
+    <w:p>
+      <w:pPr>
+        <w:rPr>
+          <w:rFonts w:ascii="Times New Roman" w:hAnsi="Times New Roman" w:cs="Times New Roman"/>
+        </w:rPr>
+      </w:pPr>
+    </w:p>
+    <w:p>
+      <w:pPr>
+        <w:rPr>
+          <w:rFonts w:ascii="Times New Roman" w:hAnsi="Times New Roman" w:cs="Times New Roman"/>
+        </w:rPr>
+      </w:pPr>
+    </w:p>
+    <w:p>
+      <w:pPr>
+        <w:rPr>
+          <w:rFonts w:ascii="Times New Roman" w:hAnsi="Times New Roman" w:cs="Times New Roman"/>
+        </w:rPr>
+      </w:pPr>
+    </w:p>
+    <w:p>
+      <w:pPr>
+        <w:rPr>
+          <w:rFonts w:ascii="Times New Roman" w:hAnsi="Times New Roman" w:cs="Times New Roman"/>
+        </w:rPr>
+      </w:pPr>
+    </w:p>
+    <w:p>
+      <w:pPr>
+        <w:rPr>
+          <w:rFonts w:ascii="Times New Roman" w:hAnsi="Times New Roman" w:cs="Times New Roman"/>
+        </w:rPr>
+      </w:pPr>
+    </w:p>
+    <w:p>
+      <w:pPr>
+        <w:rPr>
+          <w:rFonts w:ascii="Times New Roman" w:hAnsi="Times New Roman" w:cs="Times New Roman"/>
+        </w:rPr>
+      </w:pPr>
+    </w:p>
+    <w:p>
+      <w:r>
+        <w:rPr>
+          <w:highlight w:val="yellow"/>
+        </w:rPr>
+        <w:lastRenderedPageBreak/>
+        <w:t>PRI: Nitrous oxide (N2O) emissions from Transport (Energy) (Mt CO2e)</w:t>
+      </w:r>
+      <w:r>
+        <w:t xml:space="preserve">. It definitely seems to be the grid, it hasn’t </w:t>
+      </w:r>
+      <w:proofErr w:type="gramStart"/>
+      <w:r>
+        <w:t>have</w:t>
+      </w:r>
+      <w:proofErr w:type="gramEnd"/>
+      <w:r>
+        <w:t xml:space="preserve"> to do with say, Transport. </w:t>
+      </w:r>
+    </w:p>
+    <w:p>
+      <w:pPr>
+        <w:rPr>
+          <w:rFonts w:ascii="Times New Roman" w:hAnsi="Times New Roman" w:cs="Times New Roman"/>
+        </w:rPr>
+      </w:pPr>
+      <w:r>
+        <w:rPr>
+          <w:rFonts w:ascii="Times New Roman" w:hAnsi="Times New Roman" w:cs="Times New Roman"/>
+          <w:noProof/>
+        </w:rPr>
+        <w:drawing>
+          <wp:inline distT="0" distB="0" distL="0" distR="0" wp14:anchorId="78129CD7" wp14:editId="108BCD0E">
+            <wp:extent cx="5943600" cy="3622040"/>
+            <wp:effectExtent l="0" t="0" r="0" b="0"/>
+            <wp:docPr id="1116943191" name="Picture 6" descr="A graph with a line going up&#10;&#10;Description automatically generated"/>
+            <wp:cNvGraphicFramePr>
+              <a:graphicFrameLocks xmlns:a="http://schemas.openxmlformats.org/drawingml/2006/main" noChangeAspect="1"/>
+            </wp:cNvGraphicFramePr>
+            <a:graphic xmlns:a="http://schemas.openxmlformats.org/drawingml/2006/main">
+              <a:graphicData uri="http://schemas.openxmlformats.org/drawingml/2006/picture">
+                <pic:pic xmlns:pic="http://schemas.openxmlformats.org/drawingml/2006/picture">
+                  <pic:nvPicPr>
+                    <pic:cNvPr id="1116943191" name="Picture 6" descr="A graph with a line going up&#10;&#10;Description automatically generated"/>
+                    <pic:cNvPicPr/>
+                  </pic:nvPicPr>
+                  <pic:blipFill>
+                    <a:blip r:embed="rId30">
+                      <a:extLst>
+                        <a:ext uri="{28A0092B-C50C-407E-A947-70E740481C1C}">
+                          <a14:useLocalDpi xmlns:a14="http://schemas.microsoft.com/office/drawing/2010/main" val="0"/>
+                        </a:ext>
+                      </a:extLst>
+                    </a:blip>
+                    <a:stretch>
+                      <a:fillRect/>
+                    </a:stretch>
+                  </pic:blipFill>
+                  <pic:spPr>
+                    <a:xfrm>
+                      <a:off x="0" y="0"/>
+                      <a:ext cx="5943600" cy="3622040"/>
+                    </a:xfrm>
+                    <a:prstGeom prst="rect">
+                      <a:avLst/>
+                    </a:prstGeom>
+                  </pic:spPr>
+                </pic:pic>
+              </a:graphicData>
+            </a:graphic>
+          </wp:inline>
+        </w:drawing>
+      </w:r>
+    </w:p>
+    <w:p>
+      <w:pPr>
+        <w:rPr>
+          <w:rFonts w:ascii="Times New Roman" w:hAnsi="Times New Roman" w:cs="Times New Roman"/>
+        </w:rPr>
+      </w:pPr>
+    </w:p>
+    <w:p>
+      <w:pPr>
+        <w:rPr>
+          <w:rFonts w:ascii="Times New Roman" w:hAnsi="Times New Roman" w:cs="Times New Roman"/>
+        </w:rPr>
+      </w:pPr>
+    </w:p>
+    <w:p>
+      <w:pPr>
+        <w:rPr>
+          <w:rFonts w:ascii="Times New Roman" w:hAnsi="Times New Roman" w:cs="Times New Roman"/>
+        </w:rPr>
+      </w:pPr>
+    </w:p>
+    <w:p>
+      <w:pPr>
+        <w:rPr>
+          <w:rFonts w:ascii="Times New Roman" w:hAnsi="Times New Roman" w:cs="Times New Roman"/>
+        </w:rPr>
+      </w:pPr>
+    </w:p>
+    <w:p>
+      <w:pPr>
+        <w:rPr>
+          <w:rFonts w:ascii="Times New Roman" w:hAnsi="Times New Roman" w:cs="Times New Roman"/>
+        </w:rPr>
+      </w:pPr>
+    </w:p>
+    <w:p>
+      <w:pPr>
+        <w:rPr>
+          <w:rFonts w:ascii="Times New Roman" w:hAnsi="Times New Roman" w:cs="Times New Roman"/>
+        </w:rPr>
+      </w:pPr>
+    </w:p>
+    <w:p>
+      <w:pPr>
+        <w:rPr>
+          <w:rFonts w:ascii="Times New Roman" w:hAnsi="Times New Roman" w:cs="Times New Roman"/>
+        </w:rPr>
+      </w:pPr>
+    </w:p>
+    <w:p>
+      <w:pPr>
+        <w:rPr>
+          <w:rFonts w:ascii="Times New Roman" w:hAnsi="Times New Roman" w:cs="Times New Roman"/>
+        </w:rPr>
+      </w:pPr>
+    </w:p>
+    <w:p>
+      <w:pPr>
+        <w:rPr>
+          <w:rFonts w:ascii="Times New Roman" w:hAnsi="Times New Roman" w:cs="Times New Roman"/>
+        </w:rPr>
+      </w:pPr>
+    </w:p>
+    <w:p>
+      <w:pPr>
+        <w:rPr>
+          <w:rFonts w:ascii="Times New Roman" w:hAnsi="Times New Roman" w:cs="Times New Roman"/>
+        </w:rPr>
+      </w:pPr>
+    </w:p>
+    <w:p>
+      <w:pPr>
+        <w:rPr>
+          <w:rFonts w:ascii="Times New Roman" w:hAnsi="Times New Roman" w:cs="Times New Roman"/>
+        </w:rPr>
+      </w:pPr>
+    </w:p>
+    <w:p>
+      <w:pPr>
+        <w:rPr>
+          <w:rFonts w:ascii="Times New Roman" w:hAnsi="Times New Roman" w:cs="Times New Roman"/>
+        </w:rPr>
+      </w:pPr>
+    </w:p>
+    <w:p>
+      <w:pPr>
+        <w:rPr>
+          <w:rFonts w:ascii="Times New Roman" w:hAnsi="Times New Roman" w:cs="Times New Roman"/>
+        </w:rPr>
+      </w:pPr>
+    </w:p>
+    <w:p>
+      <w:pPr>
+        <w:rPr>
+          <w:rFonts w:ascii="Times New Roman" w:hAnsi="Times New Roman" w:cs="Times New Roman"/>
+        </w:rPr>
+      </w:pPr>
+    </w:p>
+    <w:p>
+      <w:pPr>
+        <w:rPr>
+          <w:rFonts w:ascii="Times New Roman" w:hAnsi="Times New Roman" w:cs="Times New Roman"/>
+        </w:rPr>
+      </w:pPr>
+    </w:p>
+    <w:p>
+      <w:pPr>
+        <w:rPr>
+          <w:rFonts w:ascii="Times New Roman" w:hAnsi="Times New Roman" w:cs="Times New Roman"/>
+        </w:rPr>
+      </w:pPr>
+    </w:p>
+    <w:p>
+      <w:pPr>
+        <w:rPr>
+          <w:rFonts w:ascii="Times New Roman" w:hAnsi="Times New Roman" w:cs="Times New Roman"/>
+        </w:rPr>
+      </w:pPr>
+    </w:p>
+    <w:p>
+      <w:pPr>
+        <w:rPr>
+          <w:rFonts w:ascii="Times New Roman" w:hAnsi="Times New Roman" w:cs="Times New Roman"/>
+        </w:rPr>
+      </w:pPr>
+    </w:p>
+    <w:p>
+      <w:pPr>
+        <w:rPr>
+          <w:rFonts w:ascii="Times New Roman" w:hAnsi="Times New Roman" w:cs="Times New Roman"/>
+        </w:rPr>
+      </w:pPr>
+    </w:p>
+    <w:p>
+      <w:pPr>
+        <w:rPr>
+          <w:rFonts w:ascii="Times New Roman" w:hAnsi="Times New Roman" w:cs="Times New Roman"/>
+        </w:rPr>
+      </w:pPr>
+    </w:p>
+    <w:p>
+      <w:pPr>
+        <w:rPr>
+          <w:rFonts w:ascii="Times New Roman" w:hAnsi="Times New Roman" w:cs="Times New Roman"/>
+        </w:rPr>
+      </w:pPr>
+    </w:p>
+    <w:p>
+      <w:pPr>
+        <w:rPr>
+          <w:rFonts w:ascii="Times New Roman" w:hAnsi="Times New Roman" w:cs="Times New Roman"/>
+        </w:rPr>
+      </w:pPr>
+    </w:p>
+    <w:p>
+      <w:pPr>
+        <w:rPr>
+          <w:rFonts w:ascii="Times New Roman" w:hAnsi="Times New Roman" w:cs="Times New Roman"/>
+        </w:rPr>
+      </w:pPr>
+    </w:p>
+    <w:p>
+      <w:pPr>
+        <w:rPr>
+          <w:rFonts w:ascii="Times New Roman" w:hAnsi="Times New Roman" w:cs="Times New Roman"/>
+        </w:rPr>
+      </w:pPr>
+      <w:r>
+        <w:rPr>
+          <w:rFonts w:ascii="Times New Roman" w:hAnsi="Times New Roman" w:cs="Times New Roman"/>
+          <w:highlight w:val="yellow"/>
+        </w:rPr>
+        <w:lastRenderedPageBreak/>
+        <w:t>PRI: Nitrous oxide (N2O) emissions from Waste (Mt CO2e)</w:t>
+      </w:r>
+      <w:r>
+        <w:rPr>
+          <w:rFonts w:ascii="Times New Roman" w:hAnsi="Times New Roman" w:cs="Times New Roman"/>
+          <w:highlight w:val="yellow"/>
+        </w:rPr>
+        <w:t>.</w:t>
+      </w:r>
+      <w:r>
+        <w:rPr>
+          <w:rFonts w:ascii="Times New Roman" w:hAnsi="Times New Roman" w:cs="Times New Roman"/>
+        </w:rPr>
+        <w:t xml:space="preserve"> Does plant matter count as waste? Maybe the landfills were disturbed? This one is crazy. I need to look more into it. </w:t>
+      </w:r>
+    </w:p>
+    <w:p>
+      <w:pPr>
+        <w:rPr>
+          <w:rFonts w:ascii="Times New Roman" w:hAnsi="Times New Roman" w:cs="Times New Roman"/>
+        </w:rPr>
+      </w:pPr>
+    </w:p>
+    <w:p>
+      <w:pPr>
+        <w:rPr>
+          <w:rFonts w:ascii="Times New Roman" w:hAnsi="Times New Roman" w:cs="Times New Roman"/>
+        </w:rPr>
+      </w:pPr>
+      <w:r>
+        <w:rPr>
+          <w:rFonts w:ascii="Times New Roman" w:hAnsi="Times New Roman" w:cs="Times New Roman"/>
+          <w:noProof/>
+        </w:rPr>
+        <w:drawing>
+          <wp:inline distT="0" distB="0" distL="0" distR="0" wp14:anchorId="74CF3C58" wp14:editId="04E6C698">
+            <wp:extent cx="5943600" cy="3634105"/>
+            <wp:effectExtent l="0" t="0" r="0" b="0"/>
+            <wp:docPr id="2092306924" name="Picture 7" descr="A graph with a line and a line&#10;&#10;Description automatically generated"/>
+            <wp:cNvGraphicFramePr>
+              <a:graphicFrameLocks xmlns:a="http://schemas.openxmlformats.org/drawingml/2006/main" noChangeAspect="1"/>
+            </wp:cNvGraphicFramePr>
+            <a:graphic xmlns:a="http://schemas.openxmlformats.org/drawingml/2006/main">
+              <a:graphicData uri="http://schemas.openxmlformats.org/drawingml/2006/picture">
+                <pic:pic xmlns:pic="http://schemas.openxmlformats.org/drawingml/2006/picture">
+                  <pic:nvPicPr>
+                    <pic:cNvPr id="2092306924" name="Picture 7" descr="A graph with a line and a line&#10;&#10;Description automatically generated"/>
+                    <pic:cNvPicPr/>
+                  </pic:nvPicPr>
+                  <pic:blipFill>
+                    <a:blip r:embed="rId31">
+                      <a:extLst>
+                        <a:ext uri="{28A0092B-C50C-407E-A947-70E740481C1C}">
+                          <a14:useLocalDpi xmlns:a14="http://schemas.microsoft.com/office/drawing/2010/main" val="0"/>
+                        </a:ext>
+                      </a:extLst>
+                    </a:blip>
+                    <a:stretch>
+                      <a:fillRect/>
+                    </a:stretch>
+                  </pic:blipFill>
+                  <pic:spPr>
+                    <a:xfrm>
+                      <a:off x="0" y="0"/>
+                      <a:ext cx="5943600" cy="3634105"/>
+                    </a:xfrm>
+                    <a:prstGeom prst="rect">
+                      <a:avLst/>
+                    </a:prstGeom>
+                  </pic:spPr>
+                </pic:pic>
+              </a:graphicData>
+            </a:graphic>
+          </wp:inline>
+        </w:drawing>
+      </w:r>
+    </w:p>
+    <w:p>
+      <w:pPr>
+        <w:rPr>
+          <w:rFonts w:ascii="Times New Roman" w:hAnsi="Times New Roman" w:cs="Times New Roman"/>
+        </w:rPr>
+      </w:pPr>
+    </w:p>
+    <w:p>
+      <w:pPr>
+        <w:rPr>
+          <w:rFonts w:ascii="Times New Roman" w:hAnsi="Times New Roman" w:cs="Times New Roman"/>
+        </w:rPr>
+      </w:pPr>
+    </w:p>
+    <w:p>
+      <w:pPr>
+        <w:rPr>
+          <w:rFonts w:ascii="Times New Roman" w:hAnsi="Times New Roman" w:cs="Times New Roman"/>
+        </w:rPr>
+      </w:pPr>
+    </w:p>
+    <w:p>
+      <w:pPr>
+        <w:rPr>
+          <w:rFonts w:ascii="Times New Roman" w:hAnsi="Times New Roman" w:cs="Times New Roman"/>
+        </w:rPr>
+      </w:pPr>
+    </w:p>
+    <w:p>
+      <w:pPr>
+        <w:rPr>
+          <w:rFonts w:ascii="Times New Roman" w:hAnsi="Times New Roman" w:cs="Times New Roman"/>
+        </w:rPr>
+      </w:pPr>
+    </w:p>
+    <w:p>
+      <w:pPr>
+        <w:rPr>
+          <w:rFonts w:ascii="Times New Roman" w:hAnsi="Times New Roman" w:cs="Times New Roman"/>
+        </w:rPr>
+      </w:pPr>
+    </w:p>
+    <w:p>
+      <w:pPr>
+        <w:rPr>
+          <w:rFonts w:ascii="Times New Roman" w:hAnsi="Times New Roman" w:cs="Times New Roman"/>
+          <w:color w:val="FF0000"/>
+          <w:sz w:val="40"/>
+          <w:szCs w:val="40"/>
+        </w:rPr>
+      </w:pPr>
+      <w:r>
+        <w:rPr>
+          <w:rFonts w:ascii="Times New Roman" w:hAnsi="Times New Roman" w:cs="Times New Roman"/>
+          <w:color w:val="FF0000"/>
+          <w:sz w:val="40"/>
+          <w:szCs w:val="40"/>
+        </w:rPr>
+        <w:t xml:space="preserve">                              </w:t>
+      </w:r>
+      <w:r>
+        <w:rPr>
+          <w:rFonts w:ascii="Times New Roman" w:hAnsi="Times New Roman" w:cs="Times New Roman"/>
+          <w:color w:val="FF0000"/>
+          <w:sz w:val="40"/>
+          <w:szCs w:val="40"/>
+        </w:rPr>
+        <w:t>\\\\\\\\\\\\\\\\\\\\\\\\\\\\\\</w:t>
+      </w:r>
+    </w:p>
+    <w:p>
+      <w:pPr>
+        <w:jc w:val="center"/>
+        <w:rPr>
+          <w:rFonts w:ascii="Times New Roman" w:hAnsi="Times New Roman" w:cs="Times New Roman"/>
+          <w:b/>
+          <w:bCs/>
+          <w:color w:val="FF0000"/>
+          <w:sz w:val="40"/>
+          <w:szCs w:val="40"/>
+        </w:rPr>
+      </w:pPr>
+      <w:r>
+        <w:rPr>
+          <w:rFonts w:ascii="Times New Roman" w:hAnsi="Times New Roman" w:cs="Times New Roman"/>
+          <w:b/>
+          <w:bCs/>
+          <w:color w:val="FF0000"/>
+          <w:sz w:val="40"/>
+          <w:szCs w:val="40"/>
+        </w:rPr>
+        <w:t xml:space="preserve">\\\\\ </w:t>
+      </w:r>
+      <w:r>
+        <w:rPr>
+          <w:rFonts w:ascii="Times New Roman" w:hAnsi="Times New Roman" w:cs="Times New Roman"/>
+          <w:b/>
+          <w:bCs/>
+          <w:color w:val="FF0000"/>
+          <w:sz w:val="40"/>
+          <w:szCs w:val="40"/>
+        </w:rPr>
+        <w:t xml:space="preserve">&lt;- </w:t>
+      </w:r>
+      <w:r>
+        <w:rPr>
+          <w:rFonts w:ascii="Times New Roman" w:hAnsi="Times New Roman" w:cs="Times New Roman"/>
+          <w:b/>
+          <w:bCs/>
+          <w:color w:val="FF0000"/>
+          <w:sz w:val="40"/>
+          <w:szCs w:val="40"/>
+        </w:rPr>
+        <w:t>ENERGY \\\\\</w:t>
+      </w:r>
+    </w:p>
+    <w:p>
+      <w:pPr>
+        <w:jc w:val="center"/>
+        <w:rPr>
+          <w:rFonts w:ascii="Times New Roman" w:hAnsi="Times New Roman" w:cs="Times New Roman"/>
+          <w:b/>
+          <w:bCs/>
+          <w:color w:val="FF0000"/>
+          <w:sz w:val="40"/>
+          <w:szCs w:val="40"/>
+        </w:rPr>
+      </w:pPr>
+      <w:r>
+        <w:rPr>
+          <w:rFonts w:ascii="Times New Roman" w:hAnsi="Times New Roman" w:cs="Times New Roman"/>
+          <w:b/>
+          <w:bCs/>
+          <w:color w:val="FF0000"/>
+          <w:sz w:val="40"/>
+          <w:szCs w:val="40"/>
+        </w:rPr>
+        <w:t>\\\\\\\\\\\\\\\\\\\\\\\\\\\\\\\</w:t>
+      </w:r>
+    </w:p>
+    <w:p>
+      <w:pPr>
+        <w:jc w:val="center"/>
+        <w:rPr>
+          <w:rFonts w:ascii="Times New Roman" w:hAnsi="Times New Roman" w:cs="Times New Roman"/>
+          <w:b/>
+          <w:bCs/>
+          <w:color w:val="FF0000"/>
+          <w:sz w:val="40"/>
+          <w:szCs w:val="40"/>
+        </w:rPr>
+      </w:pPr>
+    </w:p>
+    <w:p>
+      <w:pPr>
+        <w:jc w:val="center"/>
+        <w:rPr>
+          <w:rFonts w:ascii="Times New Roman" w:hAnsi="Times New Roman" w:cs="Times New Roman"/>
+          <w:b/>
+          <w:bCs/>
+          <w:color w:val="FF0000"/>
+          <w:sz w:val="40"/>
+          <w:szCs w:val="40"/>
+        </w:rPr>
+      </w:pPr>
+    </w:p>
+    <w:p>
+      <w:pPr>
+        <w:jc w:val="center"/>
+        <w:rPr>
+          <w:rFonts w:ascii="Times New Roman" w:hAnsi="Times New Roman" w:cs="Times New Roman"/>
+          <w:b/>
+          <w:bCs/>
+          <w:color w:val="FF0000"/>
+          <w:sz w:val="40"/>
+          <w:szCs w:val="40"/>
+        </w:rPr>
+      </w:pPr>
+    </w:p>
+    <w:p>
+      <w:pPr>
+        <w:jc w:val="center"/>
+        <w:rPr>
+          <w:rFonts w:ascii="Times New Roman" w:hAnsi="Times New Roman" w:cs="Times New Roman"/>
+          <w:b/>
+          <w:bCs/>
+          <w:color w:val="FF0000"/>
+          <w:sz w:val="40"/>
+          <w:szCs w:val="40"/>
+        </w:rPr>
+      </w:pPr>
+    </w:p>
+    <w:p>
+      <w:pPr>
+        <w:jc w:val="center"/>
+        <w:rPr>
+          <w:rFonts w:ascii="Times New Roman" w:hAnsi="Times New Roman" w:cs="Times New Roman"/>
+          <w:b/>
+          <w:bCs/>
+          <w:color w:val="FF0000"/>
+          <w:sz w:val="40"/>
+          <w:szCs w:val="40"/>
+        </w:rPr>
+      </w:pPr>
+    </w:p>
+    <w:p>
+      <w:pPr>
+        <w:jc w:val="center"/>
+        <w:rPr>
+          <w:rFonts w:ascii="Times New Roman" w:hAnsi="Times New Roman" w:cs="Times New Roman"/>
+          <w:b/>
+          <w:bCs/>
+          <w:color w:val="FF0000"/>
+          <w:sz w:val="40"/>
+          <w:szCs w:val="40"/>
+        </w:rPr>
+      </w:pPr>
+    </w:p>
+    <w:p>
+      <w:pPr>
+        <w:jc w:val="center"/>
+        <w:rPr>
+          <w:rFonts w:ascii="Times New Roman" w:hAnsi="Times New Roman" w:cs="Times New Roman"/>
+          <w:b/>
+          <w:bCs/>
+          <w:color w:val="FF0000"/>
+          <w:sz w:val="40"/>
+          <w:szCs w:val="40"/>
+        </w:rPr>
+      </w:pPr>
+    </w:p>
+    <w:p>
+      <w:pPr>
+        <w:rPr>
+          <w:rFonts w:ascii="Times New Roman" w:hAnsi="Times New Roman" w:cs="Times New Roman"/>
+          <w:highlight w:val="yellow"/>
+        </w:rPr>
+      </w:pPr>
+      <w:r>
+        <w:rPr>
+          <w:rFonts w:ascii="Times New Roman" w:hAnsi="Times New Roman" w:cs="Times New Roman"/>
+          <w:highlight w:val="yellow"/>
+        </w:rPr>
+        <w:lastRenderedPageBreak/>
+        <w:t xml:space="preserve">PRI: Total fisheries production (metric tons) </w:t>
+      </w:r>
+      <w:r>
+        <w:rPr>
+          <w:rFonts w:ascii="Times New Roman" w:hAnsi="Times New Roman" w:cs="Times New Roman"/>
+        </w:rPr>
+        <w:t xml:space="preserve">. </w:t>
+      </w:r>
+      <w:r>
+        <w:rPr>
+          <w:rFonts w:ascii="Times New Roman" w:hAnsi="Times New Roman" w:cs="Times New Roman"/>
+        </w:rPr>
+        <w:t xml:space="preserve">More food production issues, now with fish. </w:t>
+      </w:r>
+    </w:p>
+    <w:p>
+      <w:pPr>
+        <w:rPr>
+          <w:rFonts w:ascii="Times New Roman" w:hAnsi="Times New Roman" w:cs="Times New Roman"/>
+          <w:b/>
+          <w:bCs/>
+          <w:color w:val="FF0000"/>
+          <w:sz w:val="40"/>
+          <w:szCs w:val="40"/>
+        </w:rPr>
+      </w:pPr>
+      <w:r>
+        <w:rPr>
+          <w:rFonts w:ascii="Times New Roman" w:hAnsi="Times New Roman" w:cs="Times New Roman"/>
+          <w:b/>
+          <w:bCs/>
+          <w:noProof/>
+          <w:color w:val="FF0000"/>
+          <w:sz w:val="40"/>
+          <w:szCs w:val="40"/>
+        </w:rPr>
+        <w:drawing>
+          <wp:inline distT="0" distB="0" distL="0" distR="0" wp14:anchorId="08ECE56A" wp14:editId="6CB16EDC">
+            <wp:extent cx="5943600" cy="3618230"/>
+            <wp:effectExtent l="0" t="0" r="0" b="1270"/>
+            <wp:docPr id="1336353841" name="Picture 8" descr="A graph with a line and a line&#10;&#10;Description automatically generated"/>
+            <wp:cNvGraphicFramePr>
+              <a:graphicFrameLocks xmlns:a="http://schemas.openxmlformats.org/drawingml/2006/main" noChangeAspect="1"/>
+            </wp:cNvGraphicFramePr>
+            <a:graphic xmlns:a="http://schemas.openxmlformats.org/drawingml/2006/main">
+              <a:graphicData uri="http://schemas.openxmlformats.org/drawingml/2006/picture">
+                <pic:pic xmlns:pic="http://schemas.openxmlformats.org/drawingml/2006/picture">
+                  <pic:nvPicPr>
+                    <pic:cNvPr id="1336353841" name="Picture 8" descr="A graph with a line and a line&#10;&#10;Description automatically generated"/>
+                    <pic:cNvPicPr/>
+                  </pic:nvPicPr>
+                  <pic:blipFill>
+                    <a:blip r:embed="rId32">
+                      <a:extLst>
+                        <a:ext uri="{28A0092B-C50C-407E-A947-70E740481C1C}">
+                          <a14:useLocalDpi xmlns:a14="http://schemas.microsoft.com/office/drawing/2010/main" val="0"/>
+                        </a:ext>
+                      </a:extLst>
+                    </a:blip>
+                    <a:stretch>
+                      <a:fillRect/>
+                    </a:stretch>
+                  </pic:blipFill>
+                  <pic:spPr>
+                    <a:xfrm>
+                      <a:off x="0" y="0"/>
+                      <a:ext cx="5943600" cy="3618230"/>
+                    </a:xfrm>
+                    <a:prstGeom prst="rect">
+                      <a:avLst/>
+                    </a:prstGeom>
+                  </pic:spPr>
+                </pic:pic>
+              </a:graphicData>
+            </a:graphic>
+          </wp:inline>
+        </w:drawing>
+      </w:r>
+    </w:p>
+    <w:p>
+      <w:pPr>
+        <w:rPr>
+          <w:rFonts w:ascii="Times New Roman" w:hAnsi="Times New Roman" w:cs="Times New Roman"/>
+          <w:b/>
+          <w:bCs/>
+          <w:color w:val="FF0000"/>
+          <w:sz w:val="40"/>
+          <w:szCs w:val="40"/>
+        </w:rPr>
+      </w:pPr>
+    </w:p>
+    <w:p>
+      <w:pPr>
+        <w:rPr>
+          <w:rFonts w:ascii="Times New Roman" w:hAnsi="Times New Roman" w:cs="Times New Roman"/>
+        </w:rPr>
+      </w:pPr>
+      <w:r>
+        <w:rPr>
+          <w:rFonts w:ascii="Times New Roman" w:hAnsi="Times New Roman" w:cs="Times New Roman"/>
+          <w:highlight w:val="yellow"/>
+        </w:rPr>
+        <w:t>PRI: Government Effectiveness: Estimate</w:t>
+      </w:r>
+      <w:r>
+        <w:rPr>
+          <w:rFonts w:ascii="Times New Roman" w:hAnsi="Times New Roman" w:cs="Times New Roman"/>
+        </w:rPr>
+        <w:t>. Same as the corruption index. Perception still not up.</w:t>
+      </w:r>
+    </w:p>
+    <w:p>
+      <w:pPr>
+        <w:rPr>
+          <w:rFonts w:ascii="Times New Roman" w:hAnsi="Times New Roman" w:cs="Times New Roman"/>
+          <w:b/>
+          <w:bCs/>
+          <w:color w:val="FF0000"/>
+          <w:sz w:val="40"/>
+          <w:szCs w:val="40"/>
+        </w:rPr>
+      </w:pPr>
+    </w:p>
+    <w:p>
+      <w:pPr>
+        <w:rPr>
+          <w:rFonts w:ascii="Times New Roman" w:hAnsi="Times New Roman" w:cs="Times New Roman"/>
+          <w:b/>
+          <w:bCs/>
+          <w:color w:val="FF0000"/>
+          <w:sz w:val="40"/>
+          <w:szCs w:val="40"/>
+        </w:rPr>
+      </w:pPr>
+      <w:r>
+        <w:rPr>
+          <w:rFonts w:ascii="Times New Roman" w:hAnsi="Times New Roman" w:cs="Times New Roman"/>
+          <w:b/>
+          <w:bCs/>
+          <w:noProof/>
+          <w:color w:val="FF0000"/>
+          <w:sz w:val="40"/>
+          <w:szCs w:val="40"/>
+        </w:rPr>
+        <w:drawing>
+          <wp:inline distT="0" distB="0" distL="0" distR="0" wp14:anchorId="030896A8" wp14:editId="4B76F1EB">
+            <wp:extent cx="5943600" cy="3645535"/>
+            <wp:effectExtent l="0" t="0" r="0" b="0"/>
+            <wp:docPr id="1289382908" name="Picture 9" descr="A graph with a line going up&#10;&#10;Description automatically generated"/>
+            <wp:cNvGraphicFramePr>
+              <a:graphicFrameLocks xmlns:a="http://schemas.openxmlformats.org/drawingml/2006/main" noChangeAspect="1"/>
+            </wp:cNvGraphicFramePr>
+            <a:graphic xmlns:a="http://schemas.openxmlformats.org/drawingml/2006/main">
+              <a:graphicData uri="http://schemas.openxmlformats.org/drawingml/2006/picture">
+                <pic:pic xmlns:pic="http://schemas.openxmlformats.org/drawingml/2006/picture">
+                  <pic:nvPicPr>
+                    <pic:cNvPr id="1289382908" name="Picture 9" descr="A graph with a line going up&#10;&#10;Description automatically generated"/>
+                    <pic:cNvPicPr/>
+                  </pic:nvPicPr>
+                  <pic:blipFill>
+                    <a:blip r:embed="rId33">
+                      <a:extLst>
+                        <a:ext uri="{28A0092B-C50C-407E-A947-70E740481C1C}">
+                          <a14:useLocalDpi xmlns:a14="http://schemas.microsoft.com/office/drawing/2010/main" val="0"/>
+                        </a:ext>
+                      </a:extLst>
+                    </a:blip>
+                    <a:stretch>
+                      <a:fillRect/>
+                    </a:stretch>
+                  </pic:blipFill>
+                  <pic:spPr>
+                    <a:xfrm>
+                      <a:off x="0" y="0"/>
+                      <a:ext cx="5943600" cy="3645535"/>
+                    </a:xfrm>
+                    <a:prstGeom prst="rect">
+                      <a:avLst/>
+                    </a:prstGeom>
+                  </pic:spPr>
+                </pic:pic>
+              </a:graphicData>
+            </a:graphic>
+          </wp:inline>
+        </w:drawing>
+      </w:r>
+    </w:p>
+    <w:p>
+      <w:pPr>
+        <w:rPr>
+          <w:rFonts w:ascii="Times New Roman" w:hAnsi="Times New Roman" w:cs="Times New Roman"/>
+        </w:rPr>
+      </w:pPr>
+    </w:p>
+    <w:p>
+      <w:pPr>
+        <w:rPr>
+          <w:rFonts w:ascii="Times New Roman" w:hAnsi="Times New Roman" w:cs="Times New Roman"/>
+        </w:rPr>
+      </w:pPr>
+    </w:p>
+    <w:p>
+      <w:pPr>
+        <w:rPr>
+          <w:rFonts w:ascii="Times New Roman" w:hAnsi="Times New Roman" w:cs="Times New Roman"/>
+        </w:rPr>
+      </w:pPr>
+    </w:p>
+    <w:p>
+      <w:pPr>
+        <w:rPr>
+          <w:rFonts w:ascii="Times New Roman" w:hAnsi="Times New Roman" w:cs="Times New Roman"/>
+        </w:rPr>
+      </w:pPr>
+    </w:p>
+    <w:p>
+      <w:pPr>
+        <w:rPr>
+          <w:rFonts w:ascii="Times New Roman" w:hAnsi="Times New Roman" w:cs="Times New Roman"/>
+        </w:rPr>
+      </w:pPr>
+    </w:p>
+    <w:p>
+      <w:pPr>
+        <w:rPr>
+          <w:rFonts w:ascii="Times New Roman" w:hAnsi="Times New Roman" w:cs="Times New Roman"/>
+        </w:rPr>
+      </w:pPr>
+    </w:p>
+    <w:p>
+      <w:pPr>
+        <w:rPr>
+          <w:rFonts w:ascii="Times New Roman" w:hAnsi="Times New Roman" w:cs="Times New Roman"/>
+        </w:rPr>
+      </w:pPr>
+    </w:p>
+    <w:p>
+      <w:pPr>
+        <w:rPr>
+          <w:rFonts w:ascii="Times New Roman" w:hAnsi="Times New Roman" w:cs="Times New Roman"/>
+        </w:rPr>
+      </w:pPr>
+    </w:p>
+    <w:p>
+      <w:pPr>
+        <w:rPr>
+          <w:rFonts w:ascii="Times New Roman" w:hAnsi="Times New Roman" w:cs="Times New Roman"/>
+        </w:rPr>
+      </w:pPr>
+    </w:p>
+    <w:p>
+      <w:pPr>
+        <w:rPr>
+          <w:rFonts w:ascii="Times New Roman" w:hAnsi="Times New Roman" w:cs="Times New Roman"/>
+        </w:rPr>
+      </w:pPr>
+    </w:p>
+    <w:p>
+      <w:pPr>
+        <w:rPr>
+          <w:rFonts w:ascii="Times New Roman" w:hAnsi="Times New Roman" w:cs="Times New Roman"/>
+        </w:rPr>
+      </w:pPr>
+    </w:p>
+    <w:p>
+      <w:pPr>
+        <w:rPr>
+          <w:rFonts w:ascii="Times New Roman" w:hAnsi="Times New Roman" w:cs="Times New Roman"/>
+        </w:rPr>
+      </w:pPr>
+    </w:p>
+    <w:p>
+      <w:pPr>
+        <w:rPr>
+          <w:rFonts w:ascii="Times New Roman" w:hAnsi="Times New Roman" w:cs="Times New Roman"/>
+        </w:rPr>
+      </w:pPr>
+    </w:p>
+    <w:p>
+      <w:pPr>
+        <w:rPr>
+          <w:rFonts w:ascii="Times New Roman" w:hAnsi="Times New Roman" w:cs="Times New Roman"/>
+        </w:rPr>
+      </w:pPr>
+    </w:p>
+    <w:p>
+      <w:pPr>
+        <w:jc w:val="center"/>
+        <w:rPr>
+          <w:rFonts w:ascii="Times New Roman" w:hAnsi="Times New Roman" w:cs="Times New Roman"/>
+        </w:rPr>
+      </w:pPr>
     </w:p>
     <w:sectPr>
       <w:pgSz w:w="12240" w:h="15840"/>

--- a/research_insights/PRI.docx
+++ b/research_insights/PRI.docx
@@ -486,6 +486,26 @@
         </w:rPr>
         <w:t xml:space="preserve">** If you see very long horizontal lines, the data may be trash. Our transform step caused that. Check the ‘extracted’ CSV to confirm. Some long lines are the product of forward-filling NULL values. </w:t>
       </w:r>
+      <w:r>
+        <w:rPr>
+          <w:rFonts w:ascii="Times New Roman" w:hAnsi="Times New Roman" w:cs="Times New Roman"/>
+        </w:rPr>
+        <w:t xml:space="preserve">For PRI, it seems like post-2020 data </w:t>
+      </w:r>
+      <w:proofErr w:type="spellStart"/>
+      <w:r>
+        <w:rPr>
+          <w:rFonts w:ascii="Times New Roman" w:hAnsi="Times New Roman" w:cs="Times New Roman"/>
+        </w:rPr>
+        <w:t>is</w:t>
+      </w:r>
+      <w:proofErr w:type="spellEnd"/>
+      <w:r>
+        <w:rPr>
+          <w:rFonts w:ascii="Times New Roman" w:hAnsi="Times New Roman" w:cs="Times New Roman"/>
+        </w:rPr>
+        <w:t xml:space="preserve"> spotty. I’d trash any plot with more than like, 3 missing years post-2020. We can talk about the challenges of collecting data. </w:t>
+      </w:r>
     </w:p>
     <w:p>
       <w:pPr>
@@ -512,125 +532,6 @@
     </w:p>
     <w:p>
       <w:pPr>
-        <w:rPr>
-          <w:rFonts w:ascii="Times New Roman" w:hAnsi="Times New Roman" w:cs="Times New Roman"/>
-        </w:rPr>
-      </w:pPr>
-    </w:p>
-    <w:p>
-      <w:pPr>
-        <w:rPr>
-          <w:rFonts w:ascii="Times New Roman" w:hAnsi="Times New Roman" w:cs="Times New Roman"/>
-        </w:rPr>
-      </w:pPr>
-    </w:p>
-    <w:p>
-      <w:pPr>
-        <w:rPr>
-          <w:rFonts w:ascii="Times New Roman" w:hAnsi="Times New Roman" w:cs="Times New Roman"/>
-        </w:rPr>
-      </w:pPr>
-    </w:p>
-    <w:p>
-      <w:pPr>
-        <w:rPr>
-          <w:rFonts w:ascii="Times New Roman" w:hAnsi="Times New Roman" w:cs="Times New Roman"/>
-        </w:rPr>
-      </w:pPr>
-    </w:p>
-    <w:p>
-      <w:pPr>
-        <w:rPr>
-          <w:rFonts w:ascii="Times New Roman" w:hAnsi="Times New Roman" w:cs="Times New Roman"/>
-        </w:rPr>
-      </w:pPr>
-    </w:p>
-    <w:p>
-      <w:pPr>
-        <w:rPr>
-          <w:rFonts w:ascii="Times New Roman" w:hAnsi="Times New Roman" w:cs="Times New Roman"/>
-        </w:rPr>
-      </w:pPr>
-    </w:p>
-    <w:p>
-      <w:pPr>
-        <w:rPr>
-          <w:rFonts w:ascii="Times New Roman" w:hAnsi="Times New Roman" w:cs="Times New Roman"/>
-        </w:rPr>
-      </w:pPr>
-    </w:p>
-    <w:p>
-      <w:pPr>
-        <w:rPr>
-          <w:rFonts w:ascii="Times New Roman" w:hAnsi="Times New Roman" w:cs="Times New Roman"/>
-        </w:rPr>
-      </w:pPr>
-    </w:p>
-    <w:p>
-      <w:pPr>
-        <w:rPr>
-          <w:rFonts w:ascii="Times New Roman" w:hAnsi="Times New Roman" w:cs="Times New Roman"/>
-        </w:rPr>
-      </w:pPr>
-    </w:p>
-    <w:p>
-      <w:pPr>
-        <w:rPr>
-          <w:rFonts w:ascii="Times New Roman" w:hAnsi="Times New Roman" w:cs="Times New Roman"/>
-        </w:rPr>
-      </w:pPr>
-    </w:p>
-    <w:p>
-      <w:pPr>
-        <w:rPr>
-          <w:rFonts w:ascii="Times New Roman" w:hAnsi="Times New Roman" w:cs="Times New Roman"/>
-        </w:rPr>
-      </w:pPr>
-    </w:p>
-    <w:p>
-      <w:pPr>
-        <w:rPr>
-          <w:rFonts w:ascii="Times New Roman" w:hAnsi="Times New Roman" w:cs="Times New Roman"/>
-        </w:rPr>
-      </w:pPr>
-    </w:p>
-    <w:p>
-      <w:pPr>
-        <w:rPr>
-          <w:rFonts w:ascii="Times New Roman" w:hAnsi="Times New Roman" w:cs="Times New Roman"/>
-        </w:rPr>
-      </w:pPr>
-    </w:p>
-    <w:p>
-      <w:pPr>
-        <w:rPr>
-          <w:rFonts w:ascii="Times New Roman" w:hAnsi="Times New Roman" w:cs="Times New Roman"/>
-        </w:rPr>
-      </w:pPr>
-    </w:p>
-    <w:p>
-      <w:pPr>
-        <w:rPr>
-          <w:rFonts w:ascii="Times New Roman" w:hAnsi="Times New Roman" w:cs="Times New Roman"/>
-        </w:rPr>
-      </w:pPr>
-    </w:p>
-    <w:p>
-      <w:pPr>
-        <w:rPr>
-          <w:rFonts w:ascii="Times New Roman" w:hAnsi="Times New Roman" w:cs="Times New Roman"/>
-        </w:rPr>
-      </w:pPr>
-    </w:p>
-    <w:p>
-      <w:pPr>
-        <w:rPr>
-          <w:rFonts w:ascii="Times New Roman" w:hAnsi="Times New Roman" w:cs="Times New Roman"/>
-        </w:rPr>
-      </w:pPr>
-    </w:p>
-    <w:p>
-      <w:pPr>
         <w:jc w:val="both"/>
         <w:rPr>
           <w:rFonts w:ascii="Times New Roman" w:hAnsi="Times New Roman" w:cs="Times New Roman"/>
@@ -641,6 +542,7 @@
           <w:rFonts w:ascii="Times New Roman" w:hAnsi="Times New Roman" w:cs="Times New Roman"/>
           <w:highlight w:val="yellow"/>
         </w:rPr>
+        <w:lastRenderedPageBreak/>
         <w:t>PRI: Arable land (hectares per person) and PRI: Arable land (hectares)</w:t>
       </w:r>
       <w:r>
@@ -695,7 +597,6 @@
           <w:rFonts w:ascii="Times New Roman" w:hAnsi="Times New Roman" w:cs="Times New Roman"/>
           <w:noProof/>
         </w:rPr>
-        <w:lastRenderedPageBreak/>
         <w:drawing>
           <wp:inline distT="0" distB="0" distL="0" distR="0" wp14:anchorId="6A009C7F" wp14:editId="7B60A5ED">
             <wp:extent cx="5570376" cy="6798715"/>
@@ -766,6 +667,7 @@
           <w:rFonts w:ascii="Times New Roman" w:hAnsi="Times New Roman" w:cs="Times New Roman"/>
           <w:highlight w:val="yellow"/>
         </w:rPr>
+        <w:lastRenderedPageBreak/>
         <w:t>PRI: Food production index (2014-2016 = 100)  and  PRI: Livestock production index (2014-2016 = 100).</w:t>
       </w:r>
       <w:r>
@@ -793,7 +695,6 @@
           <w:rFonts w:ascii="Times New Roman" w:hAnsi="Times New Roman" w:cs="Times New Roman"/>
           <w:noProof/>
         </w:rPr>
-        <w:lastRenderedPageBreak/>
         <w:drawing>
           <wp:inline distT="0" distB="0" distL="0" distR="0" wp14:anchorId="47107C4F" wp14:editId="04A1C919">
             <wp:extent cx="5943600" cy="7249160"/>
@@ -883,7 +784,6 @@
           <w:rFonts w:ascii="Times New Roman" w:hAnsi="Times New Roman" w:cs="Times New Roman"/>
           <w:highlight w:val="yellow"/>
         </w:rPr>
-        <w:lastRenderedPageBreak/>
         <w:t>PRI: Control of Corruption: Estimate</w:t>
       </w:r>
       <w:r>
@@ -1058,41 +958,6 @@
       <w:pPr>
         <w:rPr>
           <w:rFonts w:ascii="Times New Roman" w:hAnsi="Times New Roman" w:cs="Times New Roman"/>
-        </w:rPr>
-      </w:pPr>
-    </w:p>
-    <w:p>
-      <w:pPr>
-        <w:rPr>
-          <w:rFonts w:ascii="Times New Roman" w:hAnsi="Times New Roman" w:cs="Times New Roman"/>
-        </w:rPr>
-      </w:pPr>
-    </w:p>
-    <w:p>
-      <w:pPr>
-        <w:rPr>
-          <w:rFonts w:ascii="Times New Roman" w:hAnsi="Times New Roman" w:cs="Times New Roman"/>
-        </w:rPr>
-      </w:pPr>
-    </w:p>
-    <w:p>
-      <w:pPr>
-        <w:rPr>
-          <w:rFonts w:ascii="Times New Roman" w:hAnsi="Times New Roman" w:cs="Times New Roman"/>
-        </w:rPr>
-      </w:pPr>
-    </w:p>
-    <w:p>
-      <w:pPr>
-        <w:rPr>
-          <w:rFonts w:ascii="Times New Roman" w:hAnsi="Times New Roman" w:cs="Times New Roman"/>
-        </w:rPr>
-      </w:pPr>
-    </w:p>
-    <w:p>
-      <w:pPr>
-        <w:rPr>
-          <w:rFonts w:ascii="Times New Roman" w:hAnsi="Times New Roman" w:cs="Times New Roman"/>
           <w:sz w:val="20"/>
           <w:szCs w:val="20"/>
         </w:rPr>
@@ -1401,235 +1266,6 @@
     </w:p>
     <w:p>
       <w:pPr>
-        <w:pStyle w:val="p2"/>
-      </w:pPr>
-    </w:p>
-    <w:p>
-      <w:pPr>
-        <w:rPr>
-          <w:rFonts w:ascii="Times New Roman" w:hAnsi="Times New Roman" w:cs="Times New Roman"/>
-        </w:rPr>
-      </w:pPr>
-      <w:r>
-        <w:rPr>
-          <w:rFonts w:ascii="Times New Roman" w:hAnsi="Times New Roman" w:cs="Times New Roman"/>
-          <w:highlight w:val="yellow"/>
-        </w:rPr>
-        <w:lastRenderedPageBreak/>
-        <w:t>PRI: PM2.5 air pollution, mean annual exposure (micrograms per cubic meter)</w:t>
-      </w:r>
-      <w:r>
-        <w:rPr>
-          <w:rFonts w:ascii="Times New Roman" w:hAnsi="Times New Roman" w:cs="Times New Roman"/>
-        </w:rPr>
-        <w:t xml:space="preserve">. Could suggest that the electric grid, at the household and commonwealth level, did rely on fossil fuels for a second. </w:t>
-      </w:r>
-    </w:p>
-    <w:p>
-      <w:pPr>
-        <w:rPr>
-          <w:rFonts w:ascii="Times New Roman" w:hAnsi="Times New Roman" w:cs="Times New Roman"/>
-        </w:rPr>
-      </w:pPr>
-    </w:p>
-    <w:p>
-      <w:pPr>
-        <w:rPr>
-          <w:rFonts w:ascii="Times New Roman" w:hAnsi="Times New Roman" w:cs="Times New Roman"/>
-        </w:rPr>
-      </w:pPr>
-      <w:r>
-        <w:rPr>
-          <w:rFonts w:ascii="Times New Roman" w:hAnsi="Times New Roman" w:cs="Times New Roman"/>
-        </w:rPr>
-        <w:t xml:space="preserve">It could also be related to reconstruction emissions. But it did normalize after a while, which complicates our ability to make easy conclusions based on the previous metric. </w:t>
-      </w:r>
-    </w:p>
-    <w:p>
-      <w:pPr>
-        <w:pStyle w:val="ListParagraph"/>
-        <w:rPr>
-          <w:rFonts w:ascii="Times New Roman" w:hAnsi="Times New Roman" w:cs="Times New Roman"/>
-        </w:rPr>
-      </w:pPr>
-    </w:p>
-    <w:p>
-      <w:pPr>
-        <w:rPr>
-          <w:rFonts w:ascii="Times New Roman" w:hAnsi="Times New Roman" w:cs="Times New Roman"/>
-        </w:rPr>
-      </w:pPr>
-    </w:p>
-    <w:p>
-      <w:pPr>
-        <w:rPr>
-          <w:rFonts w:ascii="Times New Roman" w:hAnsi="Times New Roman" w:cs="Times New Roman"/>
-        </w:rPr>
-      </w:pPr>
-    </w:p>
-    <w:p>
-      <w:pPr>
-        <w:rPr>
-          <w:rFonts w:ascii="Times New Roman" w:hAnsi="Times New Roman" w:cs="Times New Roman"/>
-        </w:rPr>
-      </w:pPr>
-      <w:r>
-        <w:rPr>
-          <w:rFonts w:ascii="Times New Roman" w:hAnsi="Times New Roman" w:cs="Times New Roman"/>
-          <w:noProof/>
-        </w:rPr>
-        <w:drawing>
-          <wp:inline distT="0" distB="0" distL="0" distR="0" wp14:anchorId="5A326EC9" wp14:editId="30A60927">
-            <wp:extent cx="5943600" cy="3577590"/>
-            <wp:effectExtent l="0" t="0" r="0" b="3810"/>
-            <wp:docPr id="1990210211" name="Picture 26" descr="A graph with blue lines and numbers&#10;&#10;Description automatically generated"/>
-            <wp:cNvGraphicFramePr>
-              <a:graphicFrameLocks xmlns:a="http://schemas.openxmlformats.org/drawingml/2006/main" noChangeAspect="1"/>
-            </wp:cNvGraphicFramePr>
-            <a:graphic xmlns:a="http://schemas.openxmlformats.org/drawingml/2006/main">
-              <a:graphicData uri="http://schemas.openxmlformats.org/drawingml/2006/picture">
-                <pic:pic xmlns:pic="http://schemas.openxmlformats.org/drawingml/2006/picture">
-                  <pic:nvPicPr>
-                    <pic:cNvPr id="1990210211" name="Picture 26" descr="A graph with blue lines and numbers&#10;&#10;Description automatically generated"/>
-                    <pic:cNvPicPr/>
-                  </pic:nvPicPr>
-                  <pic:blipFill>
-                    <a:blip r:embed="rId9">
-                      <a:extLst>
-                        <a:ext uri="{28A0092B-C50C-407E-A947-70E740481C1C}">
-                          <a14:useLocalDpi xmlns:a14="http://schemas.microsoft.com/office/drawing/2010/main" val="0"/>
-                        </a:ext>
-                      </a:extLst>
-                    </a:blip>
-                    <a:stretch>
-                      <a:fillRect/>
-                    </a:stretch>
-                  </pic:blipFill>
-                  <pic:spPr>
-                    <a:xfrm>
-                      <a:off x="0" y="0"/>
-                      <a:ext cx="5943600" cy="3577590"/>
-                    </a:xfrm>
-                    <a:prstGeom prst="rect">
-                      <a:avLst/>
-                    </a:prstGeom>
-                  </pic:spPr>
-                </pic:pic>
-              </a:graphicData>
-            </a:graphic>
-          </wp:inline>
-        </w:drawing>
-      </w:r>
-    </w:p>
-    <w:p>
-      <w:pPr>
-        <w:rPr>
-          <w:rFonts w:ascii="Times New Roman" w:hAnsi="Times New Roman" w:cs="Times New Roman"/>
-        </w:rPr>
-      </w:pPr>
-    </w:p>
-    <w:p>
-      <w:pPr>
-        <w:rPr>
-          <w:rFonts w:ascii="Times New Roman" w:hAnsi="Times New Roman" w:cs="Times New Roman"/>
-        </w:rPr>
-      </w:pPr>
-    </w:p>
-    <w:p>
-      <w:pPr>
-        <w:rPr>
-          <w:rFonts w:ascii="Times New Roman" w:hAnsi="Times New Roman" w:cs="Times New Roman"/>
-        </w:rPr>
-      </w:pPr>
-    </w:p>
-    <w:p>
-      <w:pPr>
-        <w:rPr>
-          <w:rFonts w:ascii="Times New Roman" w:hAnsi="Times New Roman" w:cs="Times New Roman"/>
-        </w:rPr>
-      </w:pPr>
-    </w:p>
-    <w:p>
-      <w:pPr>
-        <w:rPr>
-          <w:rFonts w:ascii="Times New Roman" w:hAnsi="Times New Roman" w:cs="Times New Roman"/>
-        </w:rPr>
-      </w:pPr>
-    </w:p>
-    <w:p>
-      <w:pPr>
-        <w:rPr>
-          <w:rFonts w:ascii="Times New Roman" w:hAnsi="Times New Roman" w:cs="Times New Roman"/>
-        </w:rPr>
-      </w:pPr>
-    </w:p>
-    <w:p>
-      <w:pPr>
-        <w:rPr>
-          <w:rFonts w:ascii="Times New Roman" w:hAnsi="Times New Roman" w:cs="Times New Roman"/>
-          <w:i/>
-          <w:iCs/>
-        </w:rPr>
-      </w:pPr>
-    </w:p>
-    <w:p>
-      <w:pPr>
-        <w:rPr>
-          <w:rFonts w:ascii="Times New Roman" w:hAnsi="Times New Roman" w:cs="Times New Roman"/>
-          <w:color w:val="000000" w:themeColor="text1"/>
-        </w:rPr>
-      </w:pPr>
-    </w:p>
-    <w:p>
-      <w:pPr>
-        <w:rPr>
-          <w:rFonts w:ascii="Times New Roman" w:hAnsi="Times New Roman" w:cs="Times New Roman"/>
-          <w:color w:val="000000" w:themeColor="text1"/>
-        </w:rPr>
-      </w:pPr>
-    </w:p>
-    <w:p>
-      <w:pPr>
-        <w:rPr>
-          <w:rFonts w:ascii="Times New Roman" w:hAnsi="Times New Roman" w:cs="Times New Roman"/>
-          <w:color w:val="000000" w:themeColor="text1"/>
-        </w:rPr>
-      </w:pPr>
-    </w:p>
-    <w:p>
-      <w:pPr>
-        <w:rPr>
-          <w:rFonts w:ascii="Times New Roman" w:hAnsi="Times New Roman" w:cs="Times New Roman"/>
-          <w:color w:val="000000" w:themeColor="text1"/>
-        </w:rPr>
-      </w:pPr>
-    </w:p>
-    <w:p>
-      <w:pPr>
-        <w:rPr>
-          <w:rFonts w:ascii="Times New Roman" w:hAnsi="Times New Roman" w:cs="Times New Roman"/>
-          <w:color w:val="000000" w:themeColor="text1"/>
-        </w:rPr>
-      </w:pPr>
-    </w:p>
-    <w:p>
-      <w:pPr>
-        <w:rPr>
-          <w:rFonts w:ascii="Times New Roman" w:hAnsi="Times New Roman" w:cs="Times New Roman"/>
-          <w:color w:val="000000" w:themeColor="text1"/>
-        </w:rPr>
-      </w:pPr>
-    </w:p>
-    <w:p>
-      <w:pPr>
-        <w:rPr>
-          <w:rFonts w:ascii="Times New Roman" w:hAnsi="Times New Roman" w:cs="Times New Roman"/>
-          <w:color w:val="000000" w:themeColor="text1"/>
-        </w:rPr>
-      </w:pPr>
-    </w:p>
-    <w:p>
-      <w:pPr>
         <w:rPr>
           <w:rFonts w:ascii="Times New Roman" w:hAnsi="Times New Roman" w:cs="Times New Roman"/>
           <w:color w:val="000000" w:themeColor="text1"/>
@@ -1714,7 +1350,7 @@
                     <pic:cNvPicPr/>
                   </pic:nvPicPr>
                   <pic:blipFill>
-                    <a:blip r:embed="rId10">
+                    <a:blip r:embed="rId9">
                       <a:extLst>
                         <a:ext uri="{28A0092B-C50C-407E-A947-70E740481C1C}">
                           <a14:useLocalDpi xmlns:a14="http://schemas.microsoft.com/office/drawing/2010/main" val="0"/>
@@ -2043,7 +1679,7 @@
                     <pic:cNvPicPr/>
                   </pic:nvPicPr>
                   <pic:blipFill>
-                    <a:blip r:embed="rId11">
+                    <a:blip r:embed="rId10">
                       <a:extLst>
                         <a:ext uri="{28A0092B-C50C-407E-A947-70E740481C1C}">
                           <a14:useLocalDpi xmlns:a14="http://schemas.microsoft.com/office/drawing/2010/main" val="0"/>
@@ -2350,7 +1986,7 @@
                     <pic:cNvPicPr/>
                   </pic:nvPicPr>
                   <pic:blipFill>
-                    <a:blip r:embed="rId12">
+                    <a:blip r:embed="rId11">
                       <a:extLst>
                         <a:ext uri="{28A0092B-C50C-407E-A947-70E740481C1C}">
                           <a14:useLocalDpi xmlns:a14="http://schemas.microsoft.com/office/drawing/2010/main" val="0"/>
@@ -2896,7 +2532,7 @@
                     <pic:cNvPicPr/>
                   </pic:nvPicPr>
                   <pic:blipFill>
-                    <a:blip r:embed="rId13">
+                    <a:blip r:embed="rId12">
                       <a:extLst>
                         <a:ext uri="{28A0092B-C50C-407E-A947-70E740481C1C}">
                           <a14:useLocalDpi xmlns:a14="http://schemas.microsoft.com/office/drawing/2010/main" val="0"/>
@@ -3204,7 +2840,7 @@
                     <pic:cNvPicPr/>
                   </pic:nvPicPr>
                   <pic:blipFill>
-                    <a:blip r:embed="rId14">
+                    <a:blip r:embed="rId13">
                       <a:extLst>
                         <a:ext uri="{28A0092B-C50C-407E-A947-70E740481C1C}">
                           <a14:useLocalDpi xmlns:a14="http://schemas.microsoft.com/office/drawing/2010/main" val="0"/>
@@ -3416,6 +3052,244 @@
                 <pic:pic xmlns:pic="http://schemas.openxmlformats.org/drawingml/2006/picture">
                   <pic:nvPicPr>
                     <pic:cNvPr id="1646931499" name="Picture 34" descr="A graph with a line going up&#10;&#10;Description automatically generated"/>
+                    <pic:cNvPicPr/>
+                  </pic:nvPicPr>
+                  <pic:blipFill>
+                    <a:blip r:embed="rId14">
+                      <a:extLst>
+                        <a:ext uri="{28A0092B-C50C-407E-A947-70E740481C1C}">
+                          <a14:useLocalDpi xmlns:a14="http://schemas.microsoft.com/office/drawing/2010/main" val="0"/>
+                        </a:ext>
+                      </a:extLst>
+                    </a:blip>
+                    <a:stretch>
+                      <a:fillRect/>
+                    </a:stretch>
+                  </pic:blipFill>
+                  <pic:spPr>
+                    <a:xfrm>
+                      <a:off x="0" y="0"/>
+                      <a:ext cx="5943600" cy="3573780"/>
+                    </a:xfrm>
+                    <a:prstGeom prst="rect">
+                      <a:avLst/>
+                    </a:prstGeom>
+                  </pic:spPr>
+                </pic:pic>
+              </a:graphicData>
+            </a:graphic>
+          </wp:inline>
+        </w:drawing>
+      </w:r>
+    </w:p>
+    <w:p>
+      <w:pPr>
+        <w:rPr>
+          <w:rFonts w:ascii="Times New Roman" w:hAnsi="Times New Roman" w:cs="Times New Roman"/>
+        </w:rPr>
+      </w:pPr>
+    </w:p>
+    <w:p>
+      <w:pPr>
+        <w:rPr>
+          <w:rFonts w:ascii="Times New Roman" w:hAnsi="Times New Roman" w:cs="Times New Roman"/>
+        </w:rPr>
+      </w:pPr>
+    </w:p>
+    <w:p>
+      <w:pPr>
+        <w:rPr>
+          <w:rFonts w:ascii="Times New Roman" w:hAnsi="Times New Roman" w:cs="Times New Roman"/>
+        </w:rPr>
+      </w:pPr>
+    </w:p>
+    <w:p>
+      <w:pPr>
+        <w:rPr>
+          <w:rFonts w:ascii="Times New Roman" w:hAnsi="Times New Roman" w:cs="Times New Roman"/>
+        </w:rPr>
+      </w:pPr>
+    </w:p>
+    <w:p>
+      <w:pPr>
+        <w:rPr>
+          <w:rFonts w:ascii="Times New Roman" w:hAnsi="Times New Roman" w:cs="Times New Roman"/>
+        </w:rPr>
+      </w:pPr>
+    </w:p>
+    <w:p>
+      <w:pPr>
+        <w:rPr>
+          <w:rFonts w:ascii="Times New Roman" w:hAnsi="Times New Roman" w:cs="Times New Roman"/>
+        </w:rPr>
+      </w:pPr>
+    </w:p>
+    <w:p>
+      <w:pPr>
+        <w:rPr>
+          <w:rFonts w:ascii="Times New Roman" w:hAnsi="Times New Roman" w:cs="Times New Roman"/>
+        </w:rPr>
+      </w:pPr>
+    </w:p>
+    <w:p>
+      <w:pPr>
+        <w:rPr>
+          <w:rFonts w:ascii="Times New Roman" w:hAnsi="Times New Roman" w:cs="Times New Roman"/>
+        </w:rPr>
+      </w:pPr>
+    </w:p>
+    <w:p>
+      <w:pPr>
+        <w:rPr>
+          <w:rFonts w:ascii="Times New Roman" w:hAnsi="Times New Roman" w:cs="Times New Roman"/>
+        </w:rPr>
+      </w:pPr>
+    </w:p>
+    <w:p>
+      <w:pPr>
+        <w:rPr>
+          <w:rFonts w:ascii="Times New Roman" w:hAnsi="Times New Roman" w:cs="Times New Roman"/>
+        </w:rPr>
+      </w:pPr>
+    </w:p>
+    <w:p>
+      <w:pPr>
+        <w:rPr>
+          <w:rFonts w:ascii="Times New Roman" w:hAnsi="Times New Roman" w:cs="Times New Roman"/>
+        </w:rPr>
+      </w:pPr>
+    </w:p>
+    <w:p>
+      <w:pPr>
+        <w:rPr>
+          <w:rFonts w:ascii="Times New Roman" w:hAnsi="Times New Roman" w:cs="Times New Roman"/>
+        </w:rPr>
+      </w:pPr>
+    </w:p>
+    <w:p>
+      <w:pPr>
+        <w:rPr>
+          <w:rFonts w:ascii="Times New Roman" w:hAnsi="Times New Roman" w:cs="Times New Roman"/>
+        </w:rPr>
+      </w:pPr>
+    </w:p>
+    <w:p>
+      <w:pPr>
+        <w:rPr>
+          <w:rFonts w:ascii="Times New Roman" w:hAnsi="Times New Roman" w:cs="Times New Roman"/>
+        </w:rPr>
+      </w:pPr>
+    </w:p>
+    <w:p>
+      <w:pPr>
+        <w:rPr>
+          <w:rFonts w:ascii="Times New Roman" w:hAnsi="Times New Roman" w:cs="Times New Roman"/>
+        </w:rPr>
+      </w:pPr>
+    </w:p>
+    <w:p>
+      <w:pPr>
+        <w:rPr>
+          <w:rFonts w:ascii="Times New Roman" w:hAnsi="Times New Roman" w:cs="Times New Roman"/>
+        </w:rPr>
+      </w:pPr>
+    </w:p>
+    <w:p>
+      <w:pPr>
+        <w:rPr>
+          <w:rFonts w:ascii="Times New Roman" w:hAnsi="Times New Roman" w:cs="Times New Roman"/>
+        </w:rPr>
+      </w:pPr>
+    </w:p>
+    <w:p>
+      <w:pPr>
+        <w:rPr>
+          <w:rFonts w:ascii="Times New Roman" w:hAnsi="Times New Roman" w:cs="Times New Roman"/>
+        </w:rPr>
+      </w:pPr>
+    </w:p>
+    <w:p>
+      <w:pPr>
+        <w:rPr>
+          <w:rFonts w:ascii="Times New Roman" w:hAnsi="Times New Roman" w:cs="Times New Roman"/>
+        </w:rPr>
+      </w:pPr>
+    </w:p>
+    <w:p>
+      <w:pPr>
+        <w:rPr>
+          <w:rFonts w:ascii="Times New Roman" w:hAnsi="Times New Roman" w:cs="Times New Roman"/>
+        </w:rPr>
+      </w:pPr>
+    </w:p>
+    <w:p>
+      <w:pPr>
+        <w:rPr>
+          <w:rFonts w:ascii="Times New Roman" w:hAnsi="Times New Roman" w:cs="Times New Roman"/>
+        </w:rPr>
+      </w:pPr>
+      <w:r>
+        <w:rPr>
+          <w:rFonts w:ascii="Times New Roman" w:hAnsi="Times New Roman" w:cs="Times New Roman"/>
+          <w:highlight w:val="yellow"/>
+        </w:rPr>
+        <w:lastRenderedPageBreak/>
+        <w:t>PRI: Methane (CH4) emissions from Power Industry (Energy) (Mt CO2e)</w:t>
+      </w:r>
+      <w:r>
+        <w:rPr>
+          <w:rFonts w:ascii="Times New Roman" w:hAnsi="Times New Roman" w:cs="Times New Roman"/>
+        </w:rPr>
+        <w:t xml:space="preserve">. Yeah. </w:t>
+      </w:r>
+      <w:r>
+        <w:rPr>
+          <w:rFonts w:ascii="Times New Roman" w:hAnsi="Times New Roman" w:cs="Times New Roman"/>
+          <w:b/>
+          <w:bCs/>
+        </w:rPr>
+        <w:t xml:space="preserve">It really does seem like the grid is to blame. </w:t>
+      </w:r>
+      <w:r>
+        <w:rPr>
+          <w:rFonts w:ascii="Times New Roman" w:hAnsi="Times New Roman" w:cs="Times New Roman"/>
+        </w:rPr>
+        <w:t xml:space="preserve">It’s less efficient and less green in aggregate now. </w:t>
+      </w:r>
+    </w:p>
+    <w:p>
+      <w:pPr>
+        <w:rPr>
+          <w:rFonts w:ascii="Times New Roman" w:hAnsi="Times New Roman" w:cs="Times New Roman"/>
+        </w:rPr>
+      </w:pPr>
+    </w:p>
+    <w:p>
+      <w:pPr>
+        <w:rPr>
+          <w:rFonts w:ascii="Times New Roman" w:hAnsi="Times New Roman" w:cs="Times New Roman"/>
+          <w:color w:val="FF0000"/>
+        </w:rPr>
+      </w:pPr>
+      <w:r>
+        <w:rPr>
+          <w:rFonts w:ascii="Times New Roman" w:hAnsi="Times New Roman" w:cs="Times New Roman"/>
+          <w:noProof/>
+          <w:color w:val="FF0000"/>
+        </w:rPr>
+        <w:drawing>
+          <wp:inline distT="0" distB="0" distL="0" distR="0" wp14:anchorId="1D37731C" wp14:editId="0EF0FFDC">
+            <wp:extent cx="5943600" cy="3573780"/>
+            <wp:effectExtent l="0" t="0" r="0" b="0"/>
+            <wp:docPr id="434949382" name="Picture 35" descr="A graph with a line going up&#10;&#10;Description automatically generated"/>
+            <wp:cNvGraphicFramePr>
+              <a:graphicFrameLocks xmlns:a="http://schemas.openxmlformats.org/drawingml/2006/main" noChangeAspect="1"/>
+            </wp:cNvGraphicFramePr>
+            <a:graphic xmlns:a="http://schemas.openxmlformats.org/drawingml/2006/main">
+              <a:graphicData uri="http://schemas.openxmlformats.org/drawingml/2006/picture">
+                <pic:pic xmlns:pic="http://schemas.openxmlformats.org/drawingml/2006/picture">
+                  <pic:nvPicPr>
+                    <pic:cNvPr id="434949382" name="Picture 35" descr="A graph with a line going up&#10;&#10;Description automatically generated"/>
                     <pic:cNvPicPr/>
                   </pic:nvPicPr>
                   <pic:blipFill>
@@ -3450,244 +3324,6 @@
       <w:pPr>
         <w:rPr>
           <w:rFonts w:ascii="Times New Roman" w:hAnsi="Times New Roman" w:cs="Times New Roman"/>
-        </w:rPr>
-      </w:pPr>
-    </w:p>
-    <w:p>
-      <w:pPr>
-        <w:rPr>
-          <w:rFonts w:ascii="Times New Roman" w:hAnsi="Times New Roman" w:cs="Times New Roman"/>
-        </w:rPr>
-      </w:pPr>
-    </w:p>
-    <w:p>
-      <w:pPr>
-        <w:rPr>
-          <w:rFonts w:ascii="Times New Roman" w:hAnsi="Times New Roman" w:cs="Times New Roman"/>
-        </w:rPr>
-      </w:pPr>
-    </w:p>
-    <w:p>
-      <w:pPr>
-        <w:rPr>
-          <w:rFonts w:ascii="Times New Roman" w:hAnsi="Times New Roman" w:cs="Times New Roman"/>
-        </w:rPr>
-      </w:pPr>
-    </w:p>
-    <w:p>
-      <w:pPr>
-        <w:rPr>
-          <w:rFonts w:ascii="Times New Roman" w:hAnsi="Times New Roman" w:cs="Times New Roman"/>
-        </w:rPr>
-      </w:pPr>
-    </w:p>
-    <w:p>
-      <w:pPr>
-        <w:rPr>
-          <w:rFonts w:ascii="Times New Roman" w:hAnsi="Times New Roman" w:cs="Times New Roman"/>
-        </w:rPr>
-      </w:pPr>
-    </w:p>
-    <w:p>
-      <w:pPr>
-        <w:rPr>
-          <w:rFonts w:ascii="Times New Roman" w:hAnsi="Times New Roman" w:cs="Times New Roman"/>
-        </w:rPr>
-      </w:pPr>
-    </w:p>
-    <w:p>
-      <w:pPr>
-        <w:rPr>
-          <w:rFonts w:ascii="Times New Roman" w:hAnsi="Times New Roman" w:cs="Times New Roman"/>
-        </w:rPr>
-      </w:pPr>
-    </w:p>
-    <w:p>
-      <w:pPr>
-        <w:rPr>
-          <w:rFonts w:ascii="Times New Roman" w:hAnsi="Times New Roman" w:cs="Times New Roman"/>
-        </w:rPr>
-      </w:pPr>
-    </w:p>
-    <w:p>
-      <w:pPr>
-        <w:rPr>
-          <w:rFonts w:ascii="Times New Roman" w:hAnsi="Times New Roman" w:cs="Times New Roman"/>
-        </w:rPr>
-      </w:pPr>
-    </w:p>
-    <w:p>
-      <w:pPr>
-        <w:rPr>
-          <w:rFonts w:ascii="Times New Roman" w:hAnsi="Times New Roman" w:cs="Times New Roman"/>
-        </w:rPr>
-      </w:pPr>
-    </w:p>
-    <w:p>
-      <w:pPr>
-        <w:rPr>
-          <w:rFonts w:ascii="Times New Roman" w:hAnsi="Times New Roman" w:cs="Times New Roman"/>
-        </w:rPr>
-      </w:pPr>
-    </w:p>
-    <w:p>
-      <w:pPr>
-        <w:rPr>
-          <w:rFonts w:ascii="Times New Roman" w:hAnsi="Times New Roman" w:cs="Times New Roman"/>
-        </w:rPr>
-      </w:pPr>
-    </w:p>
-    <w:p>
-      <w:pPr>
-        <w:rPr>
-          <w:rFonts w:ascii="Times New Roman" w:hAnsi="Times New Roman" w:cs="Times New Roman"/>
-        </w:rPr>
-      </w:pPr>
-    </w:p>
-    <w:p>
-      <w:pPr>
-        <w:rPr>
-          <w:rFonts w:ascii="Times New Roman" w:hAnsi="Times New Roman" w:cs="Times New Roman"/>
-        </w:rPr>
-      </w:pPr>
-    </w:p>
-    <w:p>
-      <w:pPr>
-        <w:rPr>
-          <w:rFonts w:ascii="Times New Roman" w:hAnsi="Times New Roman" w:cs="Times New Roman"/>
-        </w:rPr>
-      </w:pPr>
-    </w:p>
-    <w:p>
-      <w:pPr>
-        <w:rPr>
-          <w:rFonts w:ascii="Times New Roman" w:hAnsi="Times New Roman" w:cs="Times New Roman"/>
-        </w:rPr>
-      </w:pPr>
-    </w:p>
-    <w:p>
-      <w:pPr>
-        <w:rPr>
-          <w:rFonts w:ascii="Times New Roman" w:hAnsi="Times New Roman" w:cs="Times New Roman"/>
-        </w:rPr>
-      </w:pPr>
-    </w:p>
-    <w:p>
-      <w:pPr>
-        <w:rPr>
-          <w:rFonts w:ascii="Times New Roman" w:hAnsi="Times New Roman" w:cs="Times New Roman"/>
-        </w:rPr>
-      </w:pPr>
-    </w:p>
-    <w:p>
-      <w:pPr>
-        <w:rPr>
-          <w:rFonts w:ascii="Times New Roman" w:hAnsi="Times New Roman" w:cs="Times New Roman"/>
-        </w:rPr>
-      </w:pPr>
-    </w:p>
-    <w:p>
-      <w:pPr>
-        <w:rPr>
-          <w:rFonts w:ascii="Times New Roman" w:hAnsi="Times New Roman" w:cs="Times New Roman"/>
-        </w:rPr>
-      </w:pPr>
-      <w:r>
-        <w:rPr>
-          <w:rFonts w:ascii="Times New Roman" w:hAnsi="Times New Roman" w:cs="Times New Roman"/>
-          <w:highlight w:val="yellow"/>
-        </w:rPr>
-        <w:lastRenderedPageBreak/>
-        <w:t>PRI: Methane (CH4) emissions from Power Industry (Energy) (Mt CO2e)</w:t>
-      </w:r>
-      <w:r>
-        <w:rPr>
-          <w:rFonts w:ascii="Times New Roman" w:hAnsi="Times New Roman" w:cs="Times New Roman"/>
-        </w:rPr>
-        <w:t xml:space="preserve">. Yeah. </w:t>
-      </w:r>
-      <w:r>
-        <w:rPr>
-          <w:rFonts w:ascii="Times New Roman" w:hAnsi="Times New Roman" w:cs="Times New Roman"/>
-          <w:b/>
-          <w:bCs/>
-        </w:rPr>
-        <w:t xml:space="preserve">It really does seem like the grid is to blame. </w:t>
-      </w:r>
-      <w:r>
-        <w:rPr>
-          <w:rFonts w:ascii="Times New Roman" w:hAnsi="Times New Roman" w:cs="Times New Roman"/>
-        </w:rPr>
-        <w:t xml:space="preserve">It’s less efficient and less green in aggregate now. </w:t>
-      </w:r>
-    </w:p>
-    <w:p>
-      <w:pPr>
-        <w:rPr>
-          <w:rFonts w:ascii="Times New Roman" w:hAnsi="Times New Roman" w:cs="Times New Roman"/>
-        </w:rPr>
-      </w:pPr>
-    </w:p>
-    <w:p>
-      <w:pPr>
-        <w:rPr>
-          <w:rFonts w:ascii="Times New Roman" w:hAnsi="Times New Roman" w:cs="Times New Roman"/>
-          <w:color w:val="FF0000"/>
-        </w:rPr>
-      </w:pPr>
-      <w:r>
-        <w:rPr>
-          <w:rFonts w:ascii="Times New Roman" w:hAnsi="Times New Roman" w:cs="Times New Roman"/>
-          <w:noProof/>
-          <w:color w:val="FF0000"/>
-        </w:rPr>
-        <w:drawing>
-          <wp:inline distT="0" distB="0" distL="0" distR="0" wp14:anchorId="1D37731C" wp14:editId="0EF0FFDC">
-            <wp:extent cx="5943600" cy="3573780"/>
-            <wp:effectExtent l="0" t="0" r="0" b="0"/>
-            <wp:docPr id="434949382" name="Picture 35" descr="A graph with a line going up&#10;&#10;Description automatically generated"/>
-            <wp:cNvGraphicFramePr>
-              <a:graphicFrameLocks xmlns:a="http://schemas.openxmlformats.org/drawingml/2006/main" noChangeAspect="1"/>
-            </wp:cNvGraphicFramePr>
-            <a:graphic xmlns:a="http://schemas.openxmlformats.org/drawingml/2006/main">
-              <a:graphicData uri="http://schemas.openxmlformats.org/drawingml/2006/picture">
-                <pic:pic xmlns:pic="http://schemas.openxmlformats.org/drawingml/2006/picture">
-                  <pic:nvPicPr>
-                    <pic:cNvPr id="434949382" name="Picture 35" descr="A graph with a line going up&#10;&#10;Description automatically generated"/>
-                    <pic:cNvPicPr/>
-                  </pic:nvPicPr>
-                  <pic:blipFill>
-                    <a:blip r:embed="rId16">
-                      <a:extLst>
-                        <a:ext uri="{28A0092B-C50C-407E-A947-70E740481C1C}">
-                          <a14:useLocalDpi xmlns:a14="http://schemas.microsoft.com/office/drawing/2010/main" val="0"/>
-                        </a:ext>
-                      </a:extLst>
-                    </a:blip>
-                    <a:stretch>
-                      <a:fillRect/>
-                    </a:stretch>
-                  </pic:blipFill>
-                  <pic:spPr>
-                    <a:xfrm>
-                      <a:off x="0" y="0"/>
-                      <a:ext cx="5943600" cy="3573780"/>
-                    </a:xfrm>
-                    <a:prstGeom prst="rect">
-                      <a:avLst/>
-                    </a:prstGeom>
-                  </pic:spPr>
-                </pic:pic>
-              </a:graphicData>
-            </a:graphic>
-          </wp:inline>
-        </w:drawing>
-      </w:r>
-    </w:p>
-    <w:p>
-      <w:pPr>
-        <w:rPr>
-          <w:rFonts w:ascii="Times New Roman" w:hAnsi="Times New Roman" w:cs="Times New Roman"/>
           <w:color w:val="FF0000"/>
         </w:rPr>
       </w:pPr>
@@ -3924,7 +3560,7 @@
                     <pic:cNvPicPr/>
                   </pic:nvPicPr>
                   <pic:blipFill>
-                    <a:blip r:embed="rId17">
+                    <a:blip r:embed="rId16">
                       <a:extLst>
                         <a:ext uri="{28A0092B-C50C-407E-A947-70E740481C1C}">
                           <a14:useLocalDpi xmlns:a14="http://schemas.microsoft.com/office/drawing/2010/main" val="0"/>
@@ -4060,7 +3696,7 @@
                     <pic:cNvPicPr/>
                   </pic:nvPicPr>
                   <pic:blipFill>
-                    <a:blip r:embed="rId18">
+                    <a:blip r:embed="rId17">
                       <a:extLst>
                         <a:ext uri="{28A0092B-C50C-407E-A947-70E740481C1C}">
                           <a14:useLocalDpi xmlns:a14="http://schemas.microsoft.com/office/drawing/2010/main" val="0"/>
@@ -4147,7 +3783,7 @@
                     <pic:cNvPicPr/>
                   </pic:nvPicPr>
                   <pic:blipFill>
-                    <a:blip r:embed="rId19">
+                    <a:blip r:embed="rId18">
                       <a:extLst>
                         <a:ext uri="{28A0092B-C50C-407E-A947-70E740481C1C}">
                           <a14:useLocalDpi xmlns:a14="http://schemas.microsoft.com/office/drawing/2010/main" val="0"/>
@@ -4255,7 +3891,7 @@
                     <pic:cNvPicPr/>
                   </pic:nvPicPr>
                   <pic:blipFill>
-                    <a:blip r:embed="rId20">
+                    <a:blip r:embed="rId19">
                       <a:extLst>
                         <a:ext uri="{28A0092B-C50C-407E-A947-70E740481C1C}">
                           <a14:useLocalDpi xmlns:a14="http://schemas.microsoft.com/office/drawing/2010/main" val="0"/>
@@ -4316,7 +3952,7 @@
                     <pic:cNvPicPr/>
                   </pic:nvPicPr>
                   <pic:blipFill>
-                    <a:blip r:embed="rId21">
+                    <a:blip r:embed="rId20">
                       <a:extLst>
                         <a:ext uri="{28A0092B-C50C-407E-A947-70E740481C1C}">
                           <a14:useLocalDpi xmlns:a14="http://schemas.microsoft.com/office/drawing/2010/main" val="0"/>
@@ -4412,7 +4048,7 @@
                     <pic:cNvPicPr/>
                   </pic:nvPicPr>
                   <pic:blipFill>
-                    <a:blip r:embed="rId22">
+                    <a:blip r:embed="rId21">
                       <a:extLst>
                         <a:ext uri="{28A0092B-C50C-407E-A947-70E740481C1C}">
                           <a14:useLocalDpi xmlns:a14="http://schemas.microsoft.com/office/drawing/2010/main" val="0"/>
@@ -5067,7 +4703,7 @@
                     <pic:cNvPicPr/>
                   </pic:nvPicPr>
                   <pic:blipFill>
-                    <a:blip r:embed="rId23">
+                    <a:blip r:embed="rId22">
                       <a:extLst>
                         <a:ext uri="{28A0092B-C50C-407E-A947-70E740481C1C}">
                           <a14:useLocalDpi xmlns:a14="http://schemas.microsoft.com/office/drawing/2010/main" val="0"/>
@@ -5162,7 +4798,7 @@
                     <pic:cNvPicPr/>
                   </pic:nvPicPr>
                   <pic:blipFill>
-                    <a:blip r:embed="rId24">
+                    <a:blip r:embed="rId23">
                       <a:extLst>
                         <a:ext uri="{28A0092B-C50C-407E-A947-70E740481C1C}">
                           <a14:useLocalDpi xmlns:a14="http://schemas.microsoft.com/office/drawing/2010/main" val="0"/>
@@ -5276,7 +4912,7 @@
                     <pic:cNvPicPr/>
                   </pic:nvPicPr>
                   <pic:blipFill>
-                    <a:blip r:embed="rId25">
+                    <a:blip r:embed="rId24">
                       <a:extLst>
                         <a:ext uri="{28A0092B-C50C-407E-A947-70E740481C1C}">
                           <a14:useLocalDpi xmlns:a14="http://schemas.microsoft.com/office/drawing/2010/main" val="0"/>
@@ -5534,7 +5170,7 @@
                     <pic:cNvPicPr/>
                   </pic:nvPicPr>
                   <pic:blipFill>
-                    <a:blip r:embed="rId26">
+                    <a:blip r:embed="rId25">
                       <a:extLst>
                         <a:ext uri="{28A0092B-C50C-407E-A947-70E740481C1C}">
                           <a14:useLocalDpi xmlns:a14="http://schemas.microsoft.com/office/drawing/2010/main" val="0"/>
@@ -5581,7 +5217,7 @@
                     <pic:cNvPicPr/>
                   </pic:nvPicPr>
                   <pic:blipFill>
-                    <a:blip r:embed="rId27">
+                    <a:blip r:embed="rId26">
                       <a:extLst>
                         <a:ext uri="{28A0092B-C50C-407E-A947-70E740481C1C}">
                           <a14:useLocalDpi xmlns:a14="http://schemas.microsoft.com/office/drawing/2010/main" val="0"/>
@@ -5677,7 +5313,7 @@
                     <pic:cNvPicPr/>
                   </pic:nvPicPr>
                   <pic:blipFill>
-                    <a:blip r:embed="rId28">
+                    <a:blip r:embed="rId27">
                       <a:extLst>
                         <a:ext uri="{28A0092B-C50C-407E-A947-70E740481C1C}">
                           <a14:useLocalDpi xmlns:a14="http://schemas.microsoft.com/office/drawing/2010/main" val="0"/>
@@ -5920,7 +5556,7 @@
                     <pic:cNvPicPr/>
                   </pic:nvPicPr>
                   <pic:blipFill>
-                    <a:blip r:embed="rId29">
+                    <a:blip r:embed="rId28">
                       <a:extLst>
                         <a:ext uri="{28A0092B-C50C-407E-A947-70E740481C1C}">
                           <a14:useLocalDpi xmlns:a14="http://schemas.microsoft.com/office/drawing/2010/main" val="0"/>
@@ -6153,7 +5789,7 @@
                     <pic:cNvPicPr/>
                   </pic:nvPicPr>
                   <pic:blipFill>
-                    <a:blip r:embed="rId30">
+                    <a:blip r:embed="rId29">
                       <a:extLst>
                         <a:ext uri="{28A0092B-C50C-407E-A947-70E740481C1C}">
                           <a14:useLocalDpi xmlns:a14="http://schemas.microsoft.com/office/drawing/2010/main" val="0"/>
@@ -6403,7 +6039,7 @@
                     <pic:cNvPicPr/>
                   </pic:nvPicPr>
                   <pic:blipFill>
-                    <a:blip r:embed="rId31">
+                    <a:blip r:embed="rId30">
                       <a:extLst>
                         <a:ext uri="{28A0092B-C50C-407E-A947-70E740481C1C}">
                           <a14:useLocalDpi xmlns:a14="http://schemas.microsoft.com/office/drawing/2010/main" val="0"/>
@@ -6726,7 +6362,7 @@
                     <pic:cNvPicPr/>
                   </pic:nvPicPr>
                   <pic:blipFill>
-                    <a:blip r:embed="rId32">
+                    <a:blip r:embed="rId31">
                       <a:extLst>
                         <a:ext uri="{28A0092B-C50C-407E-A947-70E740481C1C}">
                           <a14:useLocalDpi xmlns:a14="http://schemas.microsoft.com/office/drawing/2010/main" val="0"/>
@@ -6834,7 +6470,7 @@
                     <pic:cNvPicPr/>
                   </pic:nvPicPr>
                   <pic:blipFill>
-                    <a:blip r:embed="rId33">
+                    <a:blip r:embed="rId32">
                       <a:extLst>
                         <a:ext uri="{28A0092B-C50C-407E-A947-70E740481C1C}">
                           <a14:useLocalDpi xmlns:a14="http://schemas.microsoft.com/office/drawing/2010/main" val="0"/>

--- a/research_insights/PRI.docx
+++ b/research_insights/PRI.docx
@@ -490,21 +490,7 @@
         <w:rPr>
           <w:rFonts w:ascii="Times New Roman" w:hAnsi="Times New Roman" w:cs="Times New Roman"/>
         </w:rPr>
-        <w:t xml:space="preserve">For PRI, it seems like post-2020 data </w:t>
-      </w:r>
-      <w:proofErr w:type="spellStart"/>
-      <w:r>
-        <w:rPr>
-          <w:rFonts w:ascii="Times New Roman" w:hAnsi="Times New Roman" w:cs="Times New Roman"/>
-        </w:rPr>
-        <w:t>is</w:t>
-      </w:r>
-      <w:proofErr w:type="spellEnd"/>
-      <w:r>
-        <w:rPr>
-          <w:rFonts w:ascii="Times New Roman" w:hAnsi="Times New Roman" w:cs="Times New Roman"/>
-        </w:rPr>
-        <w:t xml:space="preserve"> spotty. I’d trash any plot with more than like, 3 missing years post-2020. We can talk about the challenges of collecting data. </w:t>
+        <w:t xml:space="preserve">For PRI, it seems like post-2020 data is spotty. </w:t>
       </w:r>
     </w:p>
     <w:p>
@@ -4240,35 +4226,7 @@
         <w:rPr>
           <w:rFonts w:ascii="Times New Roman" w:hAnsi="Times New Roman" w:cs="Times New Roman"/>
         </w:rPr>
-        <w:t xml:space="preserve">. The metric “Carbon intensity of GDP (kg </w:t>
-      </w:r>
-      <w:proofErr w:type="spellStart"/>
-      <w:r>
-        <w:rPr>
-          <w:rFonts w:ascii="Times New Roman" w:hAnsi="Times New Roman" w:cs="Times New Roman"/>
-        </w:rPr>
-        <w:t>CO₂e</w:t>
-      </w:r>
-      <w:proofErr w:type="spellEnd"/>
-      <w:r>
-        <w:rPr>
-          <w:rFonts w:ascii="Times New Roman" w:hAnsi="Times New Roman" w:cs="Times New Roman"/>
-        </w:rPr>
-        <w:t xml:space="preserve"> per constant 2015 US$ of GDP)” measures the amount of carbon dioxide equivalent (</w:t>
-      </w:r>
-      <w:proofErr w:type="spellStart"/>
-      <w:r>
-        <w:rPr>
-          <w:rFonts w:ascii="Times New Roman" w:hAnsi="Times New Roman" w:cs="Times New Roman"/>
-        </w:rPr>
-        <w:t>CO₂e</w:t>
-      </w:r>
-      <w:proofErr w:type="spellEnd"/>
-      <w:r>
-        <w:rPr>
-          <w:rFonts w:ascii="Times New Roman" w:hAnsi="Times New Roman" w:cs="Times New Roman"/>
-        </w:rPr>
-        <w:t>) emissions generated for each unit of economic output, expressed in constant 2015 US dollars. It reflects the relationship between a country’s economic productivity and its greenhouse gas emissions.</w:t>
+        <w:t>. The metric “Carbon intensity of GDP (kg CO₂e per constant 2015 US$ of GDP)” measures the amount of carbon dioxide equivalent (CO₂e) emissions generated for each unit of economic output, expressed in constant 2015 US dollars. It reflects the relationship between a country’s economic productivity and its greenhouse gas emissions.</w:t>
       </w:r>
     </w:p>
     <w:p>
@@ -5505,21 +5463,7 @@
         <w:rPr>
           <w:rFonts w:ascii="Times New Roman" w:hAnsi="Times New Roman" w:cs="Times New Roman"/>
         </w:rPr>
-        <w:t xml:space="preserve">. </w:t>
-      </w:r>
-      <w:proofErr w:type="gramStart"/>
-      <w:r>
-        <w:rPr>
-          <w:rFonts w:ascii="Times New Roman" w:hAnsi="Times New Roman" w:cs="Times New Roman"/>
-        </w:rPr>
-        <w:t>Well</w:t>
-      </w:r>
-      <w:proofErr w:type="gramEnd"/>
-      <w:r>
-        <w:rPr>
-          <w:rFonts w:ascii="Times New Roman" w:hAnsi="Times New Roman" w:cs="Times New Roman"/>
-        </w:rPr>
-        <w:t xml:space="preserve"> N20 from the grid has been coming down for a while in Puerto Rico, and it was doing the same for C02, but it then spiked over there after Maria and hasn’t come down. Maybe my worse fuels/poor efficiency hypothesis is right? </w:t>
+        <w:t xml:space="preserve">. Well N20 from the grid has been coming down for a while in Puerto Rico, and it was doing the same for C02, but it then spiked over there after Maria and hasn’t come down. Maybe my worse fuels/poor efficiency hypothesis is right? </w:t>
       </w:r>
     </w:p>
     <w:p>
@@ -5751,15 +5695,7 @@
         <w:t>PRI: Nitrous oxide (N2O) emissions from Transport (Energy) (Mt CO2e)</w:t>
       </w:r>
       <w:r>
-        <w:t xml:space="preserve">. It definitely seems to be the grid, it hasn’t </w:t>
-      </w:r>
-      <w:proofErr w:type="gramStart"/>
-      <w:r>
-        <w:t>have</w:t>
-      </w:r>
-      <w:proofErr w:type="gramEnd"/>
-      <w:r>
-        <w:t xml:space="preserve"> to do with say, Transport. </w:t>
+        <w:t xml:space="preserve">. It definitely seems to be the grid, it hasn’t have to do with say, Transport. </w:t>
       </w:r>
     </w:p>
     <w:p>
